--- a/docs/implementation-report/第三部分软件实现报告.docx
+++ b/docs/implementation-report/第三部分软件实现报告.docx
@@ -27,7 +27,7 @@
           <w:rFonts w:ascii="宋体" w:hAnsi="宋体" w:eastAsia="宋体" w:cs="宋体"/>
           <w:color w:val="000000"/>
         </w:rPr>
-        <w:t>第三部分  成员A实现与协作交接</w:t>
+        <w:t>第三部分  成员A实现与成员C增量</w:t>
       </w:r>
     </w:p>
     <w:p>
@@ -41,7 +41,7 @@
           <w:sz w:val="21"/>
           <w:color w:val="000000"/>
         </w:rPr>
-        <w:t>编写日期  2026年10月28日    代码基线  c16e38e</w:t>
+        <w:t>更新日期  2026年10月29日    A基线 c16e38e    C基线 6112353</w:t>
       </w:r>
     </w:p>
     <w:p>
@@ -62,7 +62,7 @@
           <w:rFonts w:ascii="宋体" w:hAnsi="宋体" w:eastAsia="宋体" w:cs="宋体"/>
           <w:color w:val="000000"/>
         </w:rPr>
-        <w:t>本报告承接需求分析和软件设计，说明成员A如何将用户认证、商品发布检索、基础审核与隐私保护转化为可运行系统，并给出页面和测试证据。当前已完成独立演示闭环：登录、实名提交、管理员审核、商品发布、审核上架、检索详情、编辑重审及下架。</w:t>
+        <w:t>第一至八节及附录一保留A阶段实现与验收记录，第九至十四节及附录二补充C增量。A阶段完成用户认证、商品发布检索、基础审核与隐私保护，独立演示闭环包括登录、实名提交、管理员审核、商品发布、审核上架、检索详情、编辑重审及下架。</w:t>
       </w:r>
     </w:p>
     <w:p>
@@ -4043,11 +4043,1906 @@
         <w:pageBreakBefore/>
       </w:pPr>
       <w:r>
+        <w:t>九 C模块交付范围与数据实现</w:t>
+      </w:r>
+    </w:p>
+    <w:p>
+      <w:pPr/>
+      <w:r>
+        <w:t>成员C在A完整交付08471a9基础上，于feature/chat-reports分支完成咨询、收藏、举报及统一监管工作台，代码提交为6112353。本次增量新增3个页面，工程共11个页面；新增22个接口操作，与A原有20个操作共同形成42个已记录的接口。交易、支付、评价和正式信誉账本仍由B负责。</w:t>
+      </w:r>
+    </w:p>
+    <w:p>
+      <w:pPr>
+        <w:pStyle w:val="af7"/>
+        <w:keepNext/>
+      </w:pPr>
+      <w:r>
+        <w:t>表3-7 C模块数据结构与业务约束</w:t>
+      </w:r>
+    </w:p>
+    <w:tbl>
+      <w:tblPr>
+        <w:tblW w:type="auto" w:w="0"/>
+        <w:jc w:val="center"/>
+        <w:tblLayout w:type="fixed"/>
+        <w:tblLook w:firstColumn="1" w:firstRow="1" w:lastColumn="0" w:lastRow="0" w:noHBand="0" w:noVBand="1" w:val="04A0"/>
+        <w:tblBorders>
+          <w:top w:val="single" w:sz="4" w:color="D9D9D9"/>
+          <w:left w:val="single" w:sz="4" w:color="D9D9D9"/>
+          <w:bottom w:val="single" w:sz="4" w:color="D9D9D9"/>
+          <w:right w:val="single" w:sz="4" w:color="D9D9D9"/>
+          <w:insideH w:val="single" w:sz="4" w:color="D9D9D9"/>
+          <w:insideV w:val="single" w:sz="4" w:color="D9D9D9"/>
+        </w:tblBorders>
+        <w:tblCellMar>
+          <w:top w:w="90" w:type="dxa"/>
+          <w:bottom w:w="90" w:type="dxa"/>
+          <w:left w:w="90" w:type="dxa"/>
+          <w:right w:w="90" w:type="dxa"/>
+        </w:tblCellMar>
+      </w:tblPr>
+      <w:tblGrid>
+        <w:gridCol w:w="1984"/>
+        <w:gridCol w:w="3175"/>
+        <w:gridCol w:w="3912"/>
+      </w:tblGrid>
+      <w:tr>
+        <w:trPr>
+          <w:cantSplit/>
+          <w:tblHeader/>
+        </w:trPr>
+        <w:tc>
+          <w:tcPr>
+            <w:tcW w:type="dxa" w:w="1984"/>
+            <w:vAlign w:val="center"/>
+            <w:shd w:fill="F2F2F2"/>
+          </w:tcPr>
+          <w:p>
+            <w:pPr>
+              <w:spacing w:line="288" w:lineRule="auto" w:after="40" w:before="40"/>
+              <w:ind w:firstLine="0"/>
+              <w:jc w:val="center"/>
+            </w:pPr>
+            <w:r>
+              <w:rPr>
+                <w:rFonts w:ascii="宋体" w:hAnsi="宋体" w:eastAsia="宋体"/>
+                <w:b/>
+                <w:color w:val="000000"/>
+                <w:sz w:val="21"/>
+              </w:rPr>
+              <w:t>数据对象</w:t>
+            </w:r>
+          </w:p>
+        </w:tc>
+        <w:tc>
+          <w:tcPr>
+            <w:tcW w:type="dxa" w:w="3175"/>
+            <w:vAlign w:val="center"/>
+            <w:shd w:fill="F2F2F2"/>
+          </w:tcPr>
+          <w:p>
+            <w:pPr>
+              <w:spacing w:line="288" w:lineRule="auto" w:after="40" w:before="40"/>
+              <w:ind w:firstLine="0"/>
+              <w:jc w:val="center"/>
+            </w:pPr>
+            <w:r>
+              <w:rPr>
+                <w:rFonts w:ascii="宋体" w:hAnsi="宋体" w:eastAsia="宋体"/>
+                <w:b/>
+                <w:color w:val="000000"/>
+                <w:sz w:val="21"/>
+              </w:rPr>
+              <w:t>关键字段或约束</w:t>
+            </w:r>
+          </w:p>
+        </w:tc>
+        <w:tc>
+          <w:tcPr>
+            <w:tcW w:type="dxa" w:w="3912"/>
+            <w:vAlign w:val="center"/>
+            <w:shd w:fill="F2F2F2"/>
+          </w:tcPr>
+          <w:p>
+            <w:pPr>
+              <w:spacing w:line="288" w:lineRule="auto" w:after="40" w:before="40"/>
+              <w:ind w:firstLine="0"/>
+              <w:jc w:val="center"/>
+            </w:pPr>
+            <w:r>
+              <w:rPr>
+                <w:rFonts w:ascii="宋体" w:hAnsi="宋体" w:eastAsia="宋体"/>
+                <w:b/>
+                <w:color w:val="000000"/>
+                <w:sz w:val="21"/>
+              </w:rPr>
+              <w:t>实际用途</w:t>
+            </w:r>
+          </w:p>
+        </w:tc>
+      </w:tr>
+      <w:tr>
+        <w:trPr>
+          <w:cantSplit/>
+        </w:trPr>
+        <w:tc>
+          <w:tcPr>
+            <w:tcW w:type="dxa" w:w="1984"/>
+            <w:vAlign w:val="center"/>
+          </w:tcPr>
+          <w:p>
+            <w:pPr>
+              <w:spacing w:line="288" w:lineRule="auto" w:after="40" w:before="40"/>
+              <w:ind w:firstLine="0"/>
+              <w:jc w:val="center"/>
+            </w:pPr>
+            <w:r>
+              <w:rPr>
+                <w:rFonts w:ascii="宋体" w:hAnsi="宋体" w:eastAsia="宋体"/>
+                <w:b w:val="0"/>
+                <w:color w:val="000000"/>
+                <w:sz w:val="21"/>
+              </w:rPr>
+              <w:t>conversation</w:t>
+            </w:r>
+          </w:p>
+        </w:tc>
+        <w:tc>
+          <w:tcPr>
+            <w:tcW w:type="dxa" w:w="3175"/>
+            <w:vAlign w:val="center"/>
+          </w:tcPr>
+          <w:p>
+            <w:pPr>
+              <w:spacing w:line="288" w:lineRule="auto" w:after="40" w:before="40"/>
+              <w:ind w:firstLine="0"/>
+              <w:jc w:val="left"/>
+            </w:pPr>
+            <w:r>
+              <w:rPr>
+                <w:rFonts w:ascii="宋体" w:hAnsi="宋体" w:eastAsia="宋体"/>
+                <w:b w:val="0"/>
+                <w:color w:val="000000"/>
+                <w:sz w:val="21"/>
+              </w:rPr>
+              <w:t>商品、买家、卖家组合唯一</w:t>
+            </w:r>
+          </w:p>
+        </w:tc>
+        <w:tc>
+          <w:tcPr>
+            <w:tcW w:type="dxa" w:w="3912"/>
+            <w:vAlign w:val="center"/>
+          </w:tcPr>
+          <w:p>
+            <w:pPr>
+              <w:spacing w:line="288" w:lineRule="auto" w:after="40" w:before="40"/>
+              <w:ind w:firstLine="0"/>
+              <w:jc w:val="left"/>
+            </w:pPr>
+            <w:r>
+              <w:rPr>
+                <w:rFonts w:ascii="宋体" w:hAnsi="宋体" w:eastAsia="宋体"/>
+                <w:b w:val="0"/>
+                <w:color w:val="000000"/>
+                <w:sz w:val="21"/>
+              </w:rPr>
+              <w:t>同一咨询重复创建时复用会话</w:t>
+            </w:r>
+          </w:p>
+        </w:tc>
+      </w:tr>
+      <w:tr>
+        <w:trPr>
+          <w:cantSplit/>
+        </w:trPr>
+        <w:tc>
+          <w:tcPr>
+            <w:tcW w:type="dxa" w:w="1984"/>
+            <w:vAlign w:val="center"/>
+          </w:tcPr>
+          <w:p>
+            <w:pPr>
+              <w:spacing w:line="288" w:lineRule="auto" w:after="40" w:before="40"/>
+              <w:ind w:firstLine="0"/>
+              <w:jc w:val="center"/>
+            </w:pPr>
+            <w:r>
+              <w:rPr>
+                <w:rFonts w:ascii="宋体" w:hAnsi="宋体" w:eastAsia="宋体"/>
+                <w:b w:val="0"/>
+                <w:color w:val="000000"/>
+                <w:sz w:val="21"/>
+              </w:rPr>
+              <w:t>chat_message</w:t>
+            </w:r>
+          </w:p>
+        </w:tc>
+        <w:tc>
+          <w:tcPr>
+            <w:tcW w:type="dxa" w:w="3175"/>
+            <w:vAlign w:val="center"/>
+          </w:tcPr>
+          <w:p>
+            <w:pPr>
+              <w:spacing w:line="288" w:lineRule="auto" w:after="40" w:before="40"/>
+              <w:ind w:firstLine="0"/>
+              <w:jc w:val="left"/>
+            </w:pPr>
+            <w:r>
+              <w:rPr>
+                <w:rFonts w:ascii="宋体" w:hAnsi="宋体" w:eastAsia="宋体"/>
+                <w:b w:val="0"/>
+                <w:color w:val="000000"/>
+                <w:sz w:val="21"/>
+              </w:rPr>
+              <w:t>会话、发送者、客户端消息标识组合唯一</w:t>
+            </w:r>
+          </w:p>
+        </w:tc>
+        <w:tc>
+          <w:tcPr>
+            <w:tcW w:type="dxa" w:w="3912"/>
+            <w:vAlign w:val="center"/>
+          </w:tcPr>
+          <w:p>
+            <w:pPr>
+              <w:spacing w:line="288" w:lineRule="auto" w:after="40" w:before="40"/>
+              <w:ind w:firstLine="0"/>
+              <w:jc w:val="left"/>
+            </w:pPr>
+            <w:r>
+              <w:rPr>
+                <w:rFonts w:ascii="宋体" w:hAnsi="宋体" w:eastAsia="宋体"/>
+                <w:b w:val="0"/>
+                <w:color w:val="000000"/>
+                <w:sz w:val="21"/>
+              </w:rPr>
+              <w:t>重试不重复写入；按消息ID增量读取</w:t>
+            </w:r>
+          </w:p>
+        </w:tc>
+      </w:tr>
+      <w:tr>
+        <w:trPr>
+          <w:cantSplit/>
+        </w:trPr>
+        <w:tc>
+          <w:tcPr>
+            <w:tcW w:type="dxa" w:w="1984"/>
+            <w:vAlign w:val="center"/>
+          </w:tcPr>
+          <w:p>
+            <w:pPr>
+              <w:spacing w:line="288" w:lineRule="auto" w:after="40" w:before="40"/>
+              <w:ind w:firstLine="0"/>
+              <w:jc w:val="center"/>
+            </w:pPr>
+            <w:r>
+              <w:rPr>
+                <w:rFonts w:ascii="宋体" w:hAnsi="宋体" w:eastAsia="宋体"/>
+                <w:b w:val="0"/>
+                <w:color w:val="000000"/>
+                <w:sz w:val="21"/>
+              </w:rPr>
+              <w:t>favorite</w:t>
+            </w:r>
+          </w:p>
+        </w:tc>
+        <w:tc>
+          <w:tcPr>
+            <w:tcW w:type="dxa" w:w="3175"/>
+            <w:vAlign w:val="center"/>
+          </w:tcPr>
+          <w:p>
+            <w:pPr>
+              <w:spacing w:line="288" w:lineRule="auto" w:after="40" w:before="40"/>
+              <w:ind w:firstLine="0"/>
+              <w:jc w:val="left"/>
+            </w:pPr>
+            <w:r>
+              <w:rPr>
+                <w:rFonts w:ascii="宋体" w:hAnsi="宋体" w:eastAsia="宋体"/>
+                <w:b w:val="0"/>
+                <w:color w:val="000000"/>
+                <w:sz w:val="21"/>
+              </w:rPr>
+              <w:t>用户、商品组合主键</w:t>
+            </w:r>
+          </w:p>
+        </w:tc>
+        <w:tc>
+          <w:tcPr>
+            <w:tcW w:type="dxa" w:w="3912"/>
+            <w:vAlign w:val="center"/>
+          </w:tcPr>
+          <w:p>
+            <w:pPr>
+              <w:spacing w:line="288" w:lineRule="auto" w:after="40" w:before="40"/>
+              <w:ind w:firstLine="0"/>
+              <w:jc w:val="left"/>
+            </w:pPr>
+            <w:r>
+              <w:rPr>
+                <w:rFonts w:ascii="宋体" w:hAnsi="宋体" w:eastAsia="宋体"/>
+                <w:b w:val="0"/>
+                <w:color w:val="000000"/>
+                <w:sz w:val="21"/>
+              </w:rPr>
+              <w:t>收藏与取消幂等，按当前用户隔离</w:t>
+            </w:r>
+          </w:p>
+        </w:tc>
+      </w:tr>
+      <w:tr>
+        <w:trPr>
+          <w:cantSplit/>
+        </w:trPr>
+        <w:tc>
+          <w:tcPr>
+            <w:tcW w:type="dxa" w:w="1984"/>
+            <w:vAlign w:val="center"/>
+          </w:tcPr>
+          <w:p>
+            <w:pPr>
+              <w:spacing w:line="288" w:lineRule="auto" w:after="40" w:before="40"/>
+              <w:ind w:firstLine="0"/>
+              <w:jc w:val="center"/>
+            </w:pPr>
+            <w:r>
+              <w:rPr>
+                <w:rFonts w:ascii="宋体" w:hAnsi="宋体" w:eastAsia="宋体"/>
+                <w:b w:val="0"/>
+                <w:color w:val="000000"/>
+                <w:sz w:val="21"/>
+              </w:rPr>
+              <w:t>report</w:t>
+            </w:r>
+          </w:p>
+        </w:tc>
+        <w:tc>
+          <w:tcPr>
+            <w:tcW w:type="dxa" w:w="3175"/>
+            <w:vAlign w:val="center"/>
+          </w:tcPr>
+          <w:p>
+            <w:pPr>
+              <w:spacing w:line="288" w:lineRule="auto" w:after="40" w:before="40"/>
+              <w:ind w:firstLine="0"/>
+              <w:jc w:val="left"/>
+            </w:pPr>
+            <w:r>
+              <w:rPr>
+                <w:rFonts w:ascii="宋体" w:hAnsi="宋体" w:eastAsia="宋体"/>
+                <w:b w:val="0"/>
+                <w:color w:val="000000"/>
+                <w:sz w:val="21"/>
+              </w:rPr>
+              <w:t>举报人、对象、状态、处置及版本</w:t>
+            </w:r>
+          </w:p>
+        </w:tc>
+        <w:tc>
+          <w:tcPr>
+            <w:tcW w:type="dxa" w:w="3912"/>
+            <w:vAlign w:val="center"/>
+          </w:tcPr>
+          <w:p>
+            <w:pPr>
+              <w:spacing w:line="288" w:lineRule="auto" w:after="40" w:before="40"/>
+              <w:ind w:firstLine="0"/>
+              <w:jc w:val="left"/>
+            </w:pPr>
+            <w:r>
+              <w:rPr>
+                <w:rFonts w:ascii="宋体" w:hAnsi="宋体" w:eastAsia="宋体"/>
+                <w:b w:val="0"/>
+                <w:color w:val="000000"/>
+                <w:sz w:val="21"/>
+              </w:rPr>
+              <w:t>保存举报和结果，终态禁止重复处理</w:t>
+            </w:r>
+          </w:p>
+        </w:tc>
+      </w:tr>
+      <w:tr>
+        <w:trPr>
+          <w:cantSplit/>
+        </w:trPr>
+        <w:tc>
+          <w:tcPr>
+            <w:tcW w:type="dxa" w:w="1984"/>
+            <w:vAlign w:val="center"/>
+          </w:tcPr>
+          <w:p>
+            <w:pPr>
+              <w:spacing w:line="288" w:lineRule="auto" w:after="40" w:before="40"/>
+              <w:ind w:firstLine="0"/>
+              <w:jc w:val="center"/>
+            </w:pPr>
+            <w:r>
+              <w:rPr>
+                <w:rFonts w:ascii="宋体" w:hAnsi="宋体" w:eastAsia="宋体"/>
+                <w:b w:val="0"/>
+                <w:color w:val="000000"/>
+                <w:sz w:val="21"/>
+              </w:rPr>
+              <w:t>platform_rule</w:t>
+            </w:r>
+          </w:p>
+        </w:tc>
+        <w:tc>
+          <w:tcPr>
+            <w:tcW w:type="dxa" w:w="3175"/>
+            <w:vAlign w:val="center"/>
+          </w:tcPr>
+          <w:p>
+            <w:pPr>
+              <w:spacing w:line="288" w:lineRule="auto" w:after="40" w:before="40"/>
+              <w:ind w:firstLine="0"/>
+              <w:jc w:val="left"/>
+            </w:pPr>
+            <w:r>
+              <w:rPr>
+                <w:rFonts w:ascii="宋体" w:hAnsi="宋体" w:eastAsia="宋体"/>
+                <w:b w:val="0"/>
+                <w:color w:val="000000"/>
+                <w:sz w:val="21"/>
+              </w:rPr>
+              <w:t>规则名称主键、JSON值及版本</w:t>
+            </w:r>
+          </w:p>
+        </w:tc>
+        <w:tc>
+          <w:tcPr>
+            <w:tcW w:type="dxa" w:w="3912"/>
+            <w:vAlign w:val="center"/>
+          </w:tcPr>
+          <w:p>
+            <w:pPr>
+              <w:spacing w:line="288" w:lineRule="auto" w:after="40" w:before="40"/>
+              <w:ind w:firstLine="0"/>
+              <w:jc w:val="left"/>
+            </w:pPr>
+            <w:r>
+              <w:rPr>
+                <w:rFonts w:ascii="宋体" w:hAnsi="宋体" w:eastAsia="宋体"/>
+                <w:b w:val="0"/>
+                <w:color w:val="000000"/>
+                <w:sz w:val="21"/>
+              </w:rPr>
+              <w:t>管理关键词、频率和发布信誉门槛</w:t>
+            </w:r>
+          </w:p>
+        </w:tc>
+      </w:tr>
+      <w:tr>
+        <w:trPr>
+          <w:cantSplit/>
+        </w:trPr>
+        <w:tc>
+          <w:tcPr>
+            <w:tcW w:type="dxa" w:w="1984"/>
+            <w:vAlign w:val="center"/>
+          </w:tcPr>
+          <w:p>
+            <w:pPr>
+              <w:spacing w:line="288" w:lineRule="auto" w:after="40" w:before="40"/>
+              <w:ind w:firstLine="0"/>
+              <w:jc w:val="center"/>
+            </w:pPr>
+            <w:r>
+              <w:rPr>
+                <w:rFonts w:ascii="宋体" w:hAnsi="宋体" w:eastAsia="宋体"/>
+                <w:b w:val="0"/>
+                <w:color w:val="000000"/>
+                <w:sz w:val="21"/>
+              </w:rPr>
+              <w:t>product扩展</w:t>
+            </w:r>
+          </w:p>
+        </w:tc>
+        <w:tc>
+          <w:tcPr>
+            <w:tcW w:type="dxa" w:w="3175"/>
+            <w:vAlign w:val="center"/>
+          </w:tcPr>
+          <w:p>
+            <w:pPr>
+              <w:spacing w:line="288" w:lineRule="auto" w:after="40" w:before="40"/>
+              <w:ind w:firstLine="0"/>
+              <w:jc w:val="left"/>
+            </w:pPr>
+            <w:r>
+              <w:rPr>
+                <w:rFonts w:ascii="宋体" w:hAnsi="宋体" w:eastAsia="宋体"/>
+                <w:b w:val="0"/>
+                <w:color w:val="000000"/>
+                <w:sz w:val="21"/>
+              </w:rPr>
+              <w:t>moderation_frozen独立标志</w:t>
+            </w:r>
+          </w:p>
+        </w:tc>
+        <w:tc>
+          <w:tcPr>
+            <w:tcW w:type="dxa" w:w="3912"/>
+            <w:vAlign w:val="center"/>
+          </w:tcPr>
+          <w:p>
+            <w:pPr>
+              <w:spacing w:line="288" w:lineRule="auto" w:after="40" w:before="40"/>
+              <w:ind w:firstLine="0"/>
+              <w:jc w:val="left"/>
+            </w:pPr>
+            <w:r>
+              <w:rPr>
+                <w:rFonts w:ascii="宋体" w:hAnsi="宋体" w:eastAsia="宋体"/>
+                <w:b w:val="0"/>
+                <w:color w:val="000000"/>
+                <w:sz w:val="21"/>
+              </w:rPr>
+              <w:t>监管冻结与交易LOCKED状态并存</w:t>
+            </w:r>
+          </w:p>
+        </w:tc>
+      </w:tr>
+    </w:tbl>
+    <w:p>
+      <w:pPr/>
+      <w:r>
+        <w:t>新增迁移为004_c_community.sql，未修改已应用的001与002迁移；003编号预留给B。004不引用B的数据表，可独立应用。所有业务编号按字符串传输，金额沿用整数分，规则与业务数据保存在真实MySQL数据库中。</w:t>
+      </w:r>
+    </w:p>
+    <w:p>
+      <w:pPr/>
+      <w:r>
+        <w:t>页面入口分别为我的互动community、站内咨询chat和举报提交report；原admin页面整合为监管工作台。商品详情增加咨询、收藏、举报商品及举报卖家入口，“我的”增加咨询、收藏和举报结果入口。公共鉴权、统一响应和请求封装继续复用A的实现。</w:t>
+      </w:r>
+    </w:p>
+    <w:p>
+      <w:pPr>
+        <w:pStyle w:val="1"/>
+        <w:pageBreakBefore/>
+      </w:pPr>
+      <w:r>
+        <w:t>十 咨询消息与参与者隔离</w:t>
+      </w:r>
+    </w:p>
+    <w:p>
+      <w:pPr/>
+      <w:r>
+        <w:t>已登录用户可以就上架商品咨询卖家，未实名认证用户也可咨询；后端拒绝自聊、不可用商品和禁用账号。会话列表与每次消息读写均检查参与者身份，普通陌生人和非参与管理员不能通过会话接口读取消息。卖家和买家的其他会话相互隔离。</w:t>
+      </w:r>
+    </w:p>
+    <w:p>
+      <w:pPr/>
+      <w:r>
+        <w:t>消息正文限制为1至1000个Unicode字符，校验全角归一化后的联系方式、外链、引流话术及平台关键词。发送时按用户行锁统计跨会话频率，再锁定会话并写入消息；同一clientMessageId与同一正文的重试返回原消息，正文改变则返回409，避免消息被静默替换。</w:t>
+      </w:r>
+    </w:p>
+    <w:p>
+      <w:pPr>
+        <w:keepNext/>
+        <w:jc w:val="center"/>
+      </w:pPr>
+      <w:r>
+        <w:drawing>
+          <wp:inline xmlns:a="http://schemas.openxmlformats.org/drawingml/2006/main" xmlns:pic="http://schemas.openxmlformats.org/drawingml/2006/picture">
+            <wp:extent cx="5760000" cy="2496000"/>
+            <wp:docPr id="7" name="Picture 7" descr="图3-5 C咨询消息与增量轮询流程，依据代码绘制，非运行截图"/>
+            <wp:cNvGraphicFramePr>
+              <a:graphicFrameLocks noChangeAspect="1"/>
+            </wp:cNvGraphicFramePr>
+            <a:graphic>
+              <a:graphicData uri="http://schemas.openxmlformats.org/drawingml/2006/picture">
+                <pic:pic>
+                  <pic:nvPicPr>
+                    <pic:cNvPr id="0" name="07-c-chat-flow.png"/>
+                    <pic:cNvPicPr/>
+                  </pic:nvPicPr>
+                  <pic:blipFill>
+                    <a:blip r:embed="rId17"/>
+                    <a:stretch>
+                      <a:fillRect/>
+                    </a:stretch>
+                  </pic:blipFill>
+                  <pic:spPr>
+                    <a:xfrm>
+                      <a:off x="0" y="0"/>
+                      <a:ext cx="5760000" cy="2496000"/>
+                    </a:xfrm>
+                    <a:prstGeom prst="rect"/>
+                  </pic:spPr>
+                </pic:pic>
+              </a:graphicData>
+            </a:graphic>
+          </wp:inline>
+        </w:drawing>
+      </w:r>
+    </w:p>
+    <w:p>
+      <w:pPr>
+        <w:pStyle w:val="af7"/>
+        <w:jc w:val="center"/>
+      </w:pPr>
+      <w:r>
+        <w:t>图3-5 C咨询消息与增量轮询流程</w:t>
+      </w:r>
+    </w:p>
+    <w:p>
+      <w:pPr/>
+      <w:r>
+        <w:t>客户端每次最多读取50条消息，以字符串nextAfterId继续读取，避免bigint转换为数值后的精度丢失。服务端多取1条判断hasMore，有积压时立即续读，否则前台每3秒再次请求。页面隐藏或卸载时停止定时器，在途响应不再更新页面。</w:t>
+      </w:r>
+    </w:p>
+    <w:p>
+      <w:pPr/>
+      <w:r>
+        <w:t>网络失败后的发送重试保留原消息标识。发送成功响应不直接推进读取游标，下一轮仍按已读取位置取消息，避免跳过同时到达的对方回复。切换账号时清空旧消息与草稿。上述逻辑已通过页面行为及MySQL测试，图3-5为根据代码绘制的说明图，不是原生运行截图。</w:t>
+      </w:r>
+    </w:p>
+    <w:p>
+      <w:pPr>
+        <w:pStyle w:val="1"/>
+        <w:pageBreakBefore/>
+      </w:pPr>
+      <w:r>
+        <w:t>十一 收藏举报与凭证授权</w:t>
+      </w:r>
+    </w:p>
+    <w:p>
+      <w:pPr/>
+      <w:r>
+        <w:t>收藏接口以当前登录用户和商品的唯一键保存记录，重复收藏或取消只产生一次业务效果。列表保留已下架、冻结或卖家禁用的商品，并明确标记不可用；客户端不再跳转到其公开详情，用户仍可取消收藏。</w:t>
+      </w:r>
+    </w:p>
+    <w:p>
+      <w:pPr/>
+      <w:r>
+        <w:t>举报对象限商品或用户，后端使用当前登录身份作为举报人，禁止自举报及重复待处理工单。本人查询只返回自己的记录和处理结果，不能通过提交他人reporterId扩大范围。管理员可以开始调查、成立或驳回并关闭工单；调查和关闭需提交expectedVersion，陈旧列表返回409。</w:t>
+      </w:r>
+    </w:p>
+    <w:p>
+      <w:pPr>
+        <w:keepNext/>
+        <w:jc w:val="center"/>
+      </w:pPr>
+      <w:r>
+        <w:drawing>
+          <wp:inline xmlns:a="http://schemas.openxmlformats.org/drawingml/2006/main" xmlns:pic="http://schemas.openxmlformats.org/drawingml/2006/picture">
+            <wp:extent cx="5760000" cy="2880000"/>
+            <wp:docPr id="8" name="Picture 8" descr="图3-6 C举报处置与信誉事务流程，依据代码绘制，非运行截图"/>
+            <wp:cNvGraphicFramePr>
+              <a:graphicFrameLocks noChangeAspect="1"/>
+            </wp:cNvGraphicFramePr>
+            <a:graphic>
+              <a:graphicData uri="http://schemas.openxmlformats.org/drawingml/2006/picture">
+                <pic:pic>
+                  <pic:nvPicPr>
+                    <pic:cNvPr id="0" name="08-c-report-flow.png"/>
+                    <pic:cNvPicPr/>
+                  </pic:nvPicPr>
+                  <pic:blipFill>
+                    <a:blip r:embed="rId18"/>
+                    <a:stretch>
+                      <a:fillRect/>
+                    </a:stretch>
+                  </pic:blipFill>
+                  <pic:spPr>
+                    <a:xfrm>
+                      <a:off x="0" y="0"/>
+                      <a:ext cx="5760000" cy="2880000"/>
+                    </a:xfrm>
+                    <a:prstGeom prst="rect"/>
+                  </pic:spPr>
+                </pic:pic>
+              </a:graphicData>
+            </a:graphic>
+          </wp:inline>
+        </w:drawing>
+      </w:r>
+    </w:p>
+    <w:p>
+      <w:pPr>
+        <w:pStyle w:val="af7"/>
+        <w:jc w:val="center"/>
+      </w:pPr>
+      <w:r>
+        <w:t>图3-6 C举报处置与信誉事务流程</w:t>
+      </w:r>
+    </w:p>
+    <w:p>
+      <w:pPr/>
+      <w:r>
+        <w:t>管理员仅能在指定举报范围内查阅相关会话：会话双方必须为举报人与被举报人，商品举报还须匹配该商品。每次读取消息记录审计，不提供全体聊天公开查询。管理员不能处理或查阅与自己有关的工单。交易纠纷的凭证授权仍须等待B提供订单依据。</w:t>
+      </w:r>
+    </w:p>
+    <w:p>
+      <w:pPr/>
+      <w:r>
+        <w:t>成立举报时，在同一数据库连接内完成工单校验、信誉事件调用、商品或账号处置、工单结果及日志写入。重复处理返回409；任一步失败全部回滚。图3-6中的B信誉服务为待接入依赖，当前缺失时返回503，举报保持原状态，商品和分数均不改变。</w:t>
+      </w:r>
+    </w:p>
+    <w:p>
+      <w:pPr>
+        <w:pStyle w:val="1"/>
+        <w:pageBreakBefore/>
+      </w:pPr>
+      <w:r>
+        <w:t>十二 统一监管工作台与冻结保护</w:t>
+      </w:r>
+    </w:p>
+    <w:p>
+      <w:pPr/>
+      <w:r>
+        <w:t>监管工作台继续调用A的学生认证与商品审核接口，提交审核列表中看到的expectedVersion。冲突后刷新列表并保留失败提示，由管理员核对最新数据后重新操作，不能自动换用新版本批准。新增举报、账号、冻结、分类、规则与脱敏日志入口。</w:t>
+      </w:r>
+    </w:p>
+    <w:p>
+      <w:pPr>
+        <w:pStyle w:val="af7"/>
+        <w:keepNext/>
+      </w:pPr>
+      <w:r>
+        <w:t>表3-8 监管功能与服务端约束</w:t>
+      </w:r>
+    </w:p>
+    <w:tbl>
+      <w:tblPr>
+        <w:tblW w:type="auto" w:w="0"/>
+        <w:jc w:val="center"/>
+        <w:tblLayout w:type="fixed"/>
+        <w:tblLook w:firstColumn="1" w:firstRow="1" w:lastColumn="0" w:lastRow="0" w:noHBand="0" w:noVBand="1" w:val="04A0"/>
+        <w:tblBorders>
+          <w:top w:val="single" w:sz="4" w:color="D9D9D9"/>
+          <w:left w:val="single" w:sz="4" w:color="D9D9D9"/>
+          <w:bottom w:val="single" w:sz="4" w:color="D9D9D9"/>
+          <w:right w:val="single" w:sz="4" w:color="D9D9D9"/>
+          <w:insideH w:val="single" w:sz="4" w:color="D9D9D9"/>
+          <w:insideV w:val="single" w:sz="4" w:color="D9D9D9"/>
+        </w:tblBorders>
+        <w:tblCellMar>
+          <w:top w:w="90" w:type="dxa"/>
+          <w:bottom w:w="90" w:type="dxa"/>
+          <w:left w:w="90" w:type="dxa"/>
+          <w:right w:w="90" w:type="dxa"/>
+        </w:tblCellMar>
+      </w:tblPr>
+      <w:tblGrid>
+        <w:gridCol w:w="1984"/>
+        <w:gridCol w:w="3175"/>
+        <w:gridCol w:w="3912"/>
+      </w:tblGrid>
+      <w:tr>
+        <w:trPr>
+          <w:cantSplit/>
+          <w:tblHeader/>
+        </w:trPr>
+        <w:tc>
+          <w:tcPr>
+            <w:tcW w:type="dxa" w:w="1984"/>
+            <w:vAlign w:val="center"/>
+            <w:shd w:fill="F2F2F2"/>
+          </w:tcPr>
+          <w:p>
+            <w:pPr>
+              <w:spacing w:line="288" w:lineRule="auto" w:after="40" w:before="40"/>
+              <w:ind w:firstLine="0"/>
+              <w:jc w:val="center"/>
+            </w:pPr>
+            <w:r>
+              <w:rPr>
+                <w:rFonts w:ascii="宋体" w:hAnsi="宋体" w:eastAsia="宋体"/>
+                <w:b/>
+                <w:color w:val="000000"/>
+                <w:sz w:val="21"/>
+              </w:rPr>
+              <w:t>功能</w:t>
+            </w:r>
+          </w:p>
+        </w:tc>
+        <w:tc>
+          <w:tcPr>
+            <w:tcW w:type="dxa" w:w="3175"/>
+            <w:vAlign w:val="center"/>
+            <w:shd w:fill="F2F2F2"/>
+          </w:tcPr>
+          <w:p>
+            <w:pPr>
+              <w:spacing w:line="288" w:lineRule="auto" w:after="40" w:before="40"/>
+              <w:ind w:firstLine="0"/>
+              <w:jc w:val="center"/>
+            </w:pPr>
+            <w:r>
+              <w:rPr>
+                <w:rFonts w:ascii="宋体" w:hAnsi="宋体" w:eastAsia="宋体"/>
+                <w:b/>
+                <w:color w:val="000000"/>
+                <w:sz w:val="21"/>
+              </w:rPr>
+              <w:t>已实现行为</w:t>
+            </w:r>
+          </w:p>
+        </w:tc>
+        <w:tc>
+          <w:tcPr>
+            <w:tcW w:type="dxa" w:w="3912"/>
+            <w:vAlign w:val="center"/>
+            <w:shd w:fill="F2F2F2"/>
+          </w:tcPr>
+          <w:p>
+            <w:pPr>
+              <w:spacing w:line="288" w:lineRule="auto" w:after="40" w:before="40"/>
+              <w:ind w:firstLine="0"/>
+              <w:jc w:val="center"/>
+            </w:pPr>
+            <w:r>
+              <w:rPr>
+                <w:rFonts w:ascii="宋体" w:hAnsi="宋体" w:eastAsia="宋体"/>
+                <w:b/>
+                <w:color w:val="000000"/>
+                <w:sz w:val="21"/>
+              </w:rPr>
+              <w:t>权限或状态约束</w:t>
+            </w:r>
+          </w:p>
+        </w:tc>
+      </w:tr>
+      <w:tr>
+        <w:trPr>
+          <w:cantSplit/>
+        </w:trPr>
+        <w:tc>
+          <w:tcPr>
+            <w:tcW w:type="dxa" w:w="1984"/>
+            <w:vAlign w:val="center"/>
+          </w:tcPr>
+          <w:p>
+            <w:pPr>
+              <w:spacing w:line="288" w:lineRule="auto" w:after="40" w:before="40"/>
+              <w:ind w:firstLine="0"/>
+              <w:jc w:val="center"/>
+            </w:pPr>
+            <w:r>
+              <w:rPr>
+                <w:rFonts w:ascii="宋体" w:hAnsi="宋体" w:eastAsia="宋体"/>
+                <w:b w:val="0"/>
+                <w:color w:val="000000"/>
+                <w:sz w:val="21"/>
+              </w:rPr>
+              <w:t>账号管理</w:t>
+            </w:r>
+          </w:p>
+        </w:tc>
+        <w:tc>
+          <w:tcPr>
+            <w:tcW w:type="dxa" w:w="3175"/>
+            <w:vAlign w:val="center"/>
+          </w:tcPr>
+          <w:p>
+            <w:pPr>
+              <w:spacing w:line="288" w:lineRule="auto" w:after="40" w:before="40"/>
+              <w:ind w:firstLine="0"/>
+              <w:jc w:val="left"/>
+            </w:pPr>
+            <w:r>
+              <w:rPr>
+                <w:rFonts w:ascii="宋体" w:hAnsi="宋体" w:eastAsia="宋体"/>
+                <w:b w:val="0"/>
+                <w:color w:val="000000"/>
+                <w:sz w:val="21"/>
+              </w:rPr>
+              <w:t>禁用或恢复学生账号</w:t>
+            </w:r>
+          </w:p>
+        </w:tc>
+        <w:tc>
+          <w:tcPr>
+            <w:tcW w:type="dxa" w:w="3912"/>
+            <w:vAlign w:val="center"/>
+          </w:tcPr>
+          <w:p>
+            <w:pPr>
+              <w:spacing w:line="288" w:lineRule="auto" w:after="40" w:before="40"/>
+              <w:ind w:firstLine="0"/>
+              <w:jc w:val="left"/>
+            </w:pPr>
+            <w:r>
+              <w:rPr>
+                <w:rFonts w:ascii="宋体" w:hAnsi="宋体" w:eastAsia="宋体"/>
+                <w:b w:val="0"/>
+                <w:color w:val="000000"/>
+                <w:sz w:val="21"/>
+              </w:rPr>
+              <w:t>禁用删除登录会话；恢复须重新登录；禁止改role和信誉</w:t>
+            </w:r>
+          </w:p>
+        </w:tc>
+      </w:tr>
+      <w:tr>
+        <w:trPr>
+          <w:cantSplit/>
+        </w:trPr>
+        <w:tc>
+          <w:tcPr>
+            <w:tcW w:type="dxa" w:w="1984"/>
+            <w:vAlign w:val="center"/>
+          </w:tcPr>
+          <w:p>
+            <w:pPr>
+              <w:spacing w:line="288" w:lineRule="auto" w:after="40" w:before="40"/>
+              <w:ind w:firstLine="0"/>
+              <w:jc w:val="center"/>
+            </w:pPr>
+            <w:r>
+              <w:rPr>
+                <w:rFonts w:ascii="宋体" w:hAnsi="宋体" w:eastAsia="宋体"/>
+                <w:b w:val="0"/>
+                <w:color w:val="000000"/>
+                <w:sz w:val="21"/>
+              </w:rPr>
+              <w:t>冻结与解冻</w:t>
+            </w:r>
+          </w:p>
+        </w:tc>
+        <w:tc>
+          <w:tcPr>
+            <w:tcW w:type="dxa" w:w="3175"/>
+            <w:vAlign w:val="center"/>
+          </w:tcPr>
+          <w:p>
+            <w:pPr>
+              <w:spacing w:line="288" w:lineRule="auto" w:after="40" w:before="40"/>
+              <w:ind w:firstLine="0"/>
+              <w:jc w:val="left"/>
+            </w:pPr>
+            <w:r>
+              <w:rPr>
+                <w:rFonts w:ascii="宋体" w:hAnsi="宋体" w:eastAsia="宋体"/>
+                <w:b w:val="0"/>
+                <w:color w:val="000000"/>
+                <w:sz w:val="21"/>
+              </w:rPr>
+              <w:t>冻结商品或为LOCKED商品增加标志</w:t>
+            </w:r>
+          </w:p>
+        </w:tc>
+        <w:tc>
+          <w:tcPr>
+            <w:tcW w:type="dxa" w:w="3912"/>
+            <w:vAlign w:val="center"/>
+          </w:tcPr>
+          <w:p>
+            <w:pPr>
+              <w:spacing w:line="288" w:lineRule="auto" w:after="40" w:before="40"/>
+              <w:ind w:firstLine="0"/>
+              <w:jc w:val="left"/>
+            </w:pPr>
+            <w:r>
+              <w:rPr>
+                <w:rFonts w:ascii="宋体" w:hAnsi="宋体" w:eastAsia="宋体"/>
+                <w:b w:val="0"/>
+                <w:color w:val="000000"/>
+                <w:sz w:val="21"/>
+              </w:rPr>
+              <w:t>卖家编辑、重提和审核不能绕过；解冻不直接上架</w:t>
+            </w:r>
+          </w:p>
+        </w:tc>
+      </w:tr>
+      <w:tr>
+        <w:trPr>
+          <w:cantSplit/>
+        </w:trPr>
+        <w:tc>
+          <w:tcPr>
+            <w:tcW w:type="dxa" w:w="1984"/>
+            <w:vAlign w:val="center"/>
+          </w:tcPr>
+          <w:p>
+            <w:pPr>
+              <w:spacing w:line="288" w:lineRule="auto" w:after="40" w:before="40"/>
+              <w:ind w:firstLine="0"/>
+              <w:jc w:val="center"/>
+            </w:pPr>
+            <w:r>
+              <w:rPr>
+                <w:rFonts w:ascii="宋体" w:hAnsi="宋体" w:eastAsia="宋体"/>
+                <w:b w:val="0"/>
+                <w:color w:val="000000"/>
+                <w:sz w:val="21"/>
+              </w:rPr>
+              <w:t>分类维护</w:t>
+            </w:r>
+          </w:p>
+        </w:tc>
+        <w:tc>
+          <w:tcPr>
+            <w:tcW w:type="dxa" w:w="3175"/>
+            <w:vAlign w:val="center"/>
+          </w:tcPr>
+          <w:p>
+            <w:pPr>
+              <w:spacing w:line="288" w:lineRule="auto" w:after="40" w:before="40"/>
+              <w:ind w:firstLine="0"/>
+              <w:jc w:val="left"/>
+            </w:pPr>
+            <w:r>
+              <w:rPr>
+                <w:rFonts w:ascii="宋体" w:hAnsi="宋体" w:eastAsia="宋体"/>
+                <w:b w:val="0"/>
+                <w:color w:val="000000"/>
+                <w:sz w:val="21"/>
+              </w:rPr>
+              <w:t>新增、改名、启用及停用</w:t>
+            </w:r>
+          </w:p>
+        </w:tc>
+        <w:tc>
+          <w:tcPr>
+            <w:tcW w:type="dxa" w:w="3912"/>
+            <w:vAlign w:val="center"/>
+          </w:tcPr>
+          <w:p>
+            <w:pPr>
+              <w:spacing w:line="288" w:lineRule="auto" w:after="40" w:before="40"/>
+              <w:ind w:firstLine="0"/>
+              <w:jc w:val="left"/>
+            </w:pPr>
+            <w:r>
+              <w:rPr>
+                <w:rFonts w:ascii="宋体" w:hAnsi="宋体" w:eastAsia="宋体"/>
+                <w:b w:val="0"/>
+                <w:color w:val="000000"/>
+                <w:sz w:val="21"/>
+              </w:rPr>
+              <w:t>保留已引用分类和商品，不物理删除分类</w:t>
+            </w:r>
+          </w:p>
+        </w:tc>
+      </w:tr>
+      <w:tr>
+        <w:trPr>
+          <w:cantSplit/>
+        </w:trPr>
+        <w:tc>
+          <w:tcPr>
+            <w:tcW w:type="dxa" w:w="1984"/>
+            <w:vAlign w:val="center"/>
+          </w:tcPr>
+          <w:p>
+            <w:pPr>
+              <w:spacing w:line="288" w:lineRule="auto" w:after="40" w:before="40"/>
+              <w:ind w:firstLine="0"/>
+              <w:jc w:val="center"/>
+            </w:pPr>
+            <w:r>
+              <w:rPr>
+                <w:rFonts w:ascii="宋体" w:hAnsi="宋体" w:eastAsia="宋体"/>
+                <w:b w:val="0"/>
+                <w:color w:val="000000"/>
+                <w:sz w:val="21"/>
+              </w:rPr>
+              <w:t>平台规则</w:t>
+            </w:r>
+          </w:p>
+        </w:tc>
+        <w:tc>
+          <w:tcPr>
+            <w:tcW w:type="dxa" w:w="3175"/>
+            <w:vAlign w:val="center"/>
+          </w:tcPr>
+          <w:p>
+            <w:pPr>
+              <w:spacing w:line="288" w:lineRule="auto" w:after="40" w:before="40"/>
+              <w:ind w:firstLine="0"/>
+              <w:jc w:val="left"/>
+            </w:pPr>
+            <w:r>
+              <w:rPr>
+                <w:rFonts w:ascii="宋体" w:hAnsi="宋体" w:eastAsia="宋体"/>
+                <w:b w:val="0"/>
+                <w:color w:val="000000"/>
+                <w:sz w:val="21"/>
+              </w:rPr>
+              <w:t>关键词、三类频率及发布信誉门槛</w:t>
+            </w:r>
+          </w:p>
+        </w:tc>
+        <w:tc>
+          <w:tcPr>
+            <w:tcW w:type="dxa" w:w="3912"/>
+            <w:vAlign w:val="center"/>
+          </w:tcPr>
+          <w:p>
+            <w:pPr>
+              <w:spacing w:line="288" w:lineRule="auto" w:after="40" w:before="40"/>
+              <w:ind w:firstLine="0"/>
+              <w:jc w:val="left"/>
+            </w:pPr>
+            <w:r>
+              <w:rPr>
+                <w:rFonts w:ascii="宋体" w:hAnsi="宋体" w:eastAsia="宋体"/>
+                <w:b w:val="0"/>
+                <w:color w:val="000000"/>
+                <w:sz w:val="21"/>
+              </w:rPr>
+              <w:t>仅白名单键，校验数值范围与版本</w:t>
+            </w:r>
+          </w:p>
+        </w:tc>
+      </w:tr>
+      <w:tr>
+        <w:trPr>
+          <w:cantSplit/>
+        </w:trPr>
+        <w:tc>
+          <w:tcPr>
+            <w:tcW w:type="dxa" w:w="1984"/>
+            <w:vAlign w:val="center"/>
+          </w:tcPr>
+          <w:p>
+            <w:pPr>
+              <w:spacing w:line="288" w:lineRule="auto" w:after="40" w:before="40"/>
+              <w:ind w:firstLine="0"/>
+              <w:jc w:val="center"/>
+            </w:pPr>
+            <w:r>
+              <w:rPr>
+                <w:rFonts w:ascii="宋体" w:hAnsi="宋体" w:eastAsia="宋体"/>
+                <w:b w:val="0"/>
+                <w:color w:val="000000"/>
+                <w:sz w:val="21"/>
+              </w:rPr>
+              <w:t>操作日志</w:t>
+            </w:r>
+          </w:p>
+        </w:tc>
+        <w:tc>
+          <w:tcPr>
+            <w:tcW w:type="dxa" w:w="3175"/>
+            <w:vAlign w:val="center"/>
+          </w:tcPr>
+          <w:p>
+            <w:pPr>
+              <w:spacing w:line="288" w:lineRule="auto" w:after="40" w:before="40"/>
+              <w:ind w:firstLine="0"/>
+              <w:jc w:val="left"/>
+            </w:pPr>
+            <w:r>
+              <w:rPr>
+                <w:rFonts w:ascii="宋体" w:hAnsi="宋体" w:eastAsia="宋体"/>
+                <w:b w:val="0"/>
+                <w:color w:val="000000"/>
+                <w:sz w:val="21"/>
+              </w:rPr>
+              <w:t>管理员分页查询固定字段</w:t>
+            </w:r>
+          </w:p>
+        </w:tc>
+        <w:tc>
+          <w:tcPr>
+            <w:tcW w:type="dxa" w:w="3912"/>
+            <w:vAlign w:val="center"/>
+          </w:tcPr>
+          <w:p>
+            <w:pPr>
+              <w:spacing w:line="288" w:lineRule="auto" w:after="40" w:before="40"/>
+              <w:ind w:firstLine="0"/>
+              <w:jc w:val="left"/>
+            </w:pPr>
+            <w:r>
+              <w:rPr>
+                <w:rFonts w:ascii="宋体" w:hAnsi="宋体" w:eastAsia="宋体"/>
+                <w:b w:val="0"/>
+                <w:color w:val="000000"/>
+                <w:sz w:val="21"/>
+              </w:rPr>
+              <w:t>不返回可能含身份原文的details</w:t>
+            </w:r>
+          </w:p>
+        </w:tc>
+      </w:tr>
+    </w:tbl>
+    <w:p>
+      <w:pPr/>
+      <w:r>
+        <w:t>监管冻结使用独立的moderation_frozen字段。对非交易锁定商品，冻结后状态为FROZEN；对LOCKED商品，保留订单锁定状态并设置冻结标志。管理员解冻只清除监管标志，FROZEN转为OFF_SHELF，LOCKED仍保持LOCKED。该设计使监管决定不会释放交易锁。</w:t>
+      </w:r>
+    </w:p>
+    <w:p>
+      <w:pPr/>
+      <w:r>
+        <w:t>平台默认每分钟消息30条、举报5次、发布5件，发布最低信誉60；管理端变更后按数据库规则生效。A商品保存和发布资格检查已接入这些规则。独立账号管理不替代成立举报的扣分事务，B未接入时不能借账号接口将待处理举报伪记为处理完成。</w:t>
+      </w:r>
+    </w:p>
+    <w:p>
+      <w:pPr>
+        <w:pStyle w:val="1"/>
+        <w:pageBreakBefore/>
+      </w:pPr>
+      <w:r>
+        <w:t>十三 C模块验证结果与验收边界</w:t>
+      </w:r>
+    </w:p>
+    <w:p>
+      <w:pPr/>
+      <w:r>
+        <w:t>本次验证环境为Windows PowerShell 5、Node 24.19.0和MySQL 8.4.13。集成测试严格使用DB_NAME加_test命名的独立数据库，与演示库隔离。以下是2026年10月29日C提交的本地验证结果，不沿用A原生截图和CI记录作为C新增功能的验收证据。</w:t>
+      </w:r>
+    </w:p>
+    <w:p>
+      <w:pPr>
+        <w:pStyle w:val="af7"/>
+        <w:keepNext/>
+      </w:pPr>
+      <w:r>
+        <w:t>表3-9 C增量与A回归验证结果</w:t>
+      </w:r>
+    </w:p>
+    <w:tbl>
+      <w:tblPr>
+        <w:tblW w:type="auto" w:w="0"/>
+        <w:jc w:val="center"/>
+        <w:tblLayout w:type="fixed"/>
+        <w:tblLook w:firstColumn="1" w:firstRow="1" w:lastColumn="0" w:lastRow="0" w:noHBand="0" w:noVBand="1" w:val="04A0"/>
+        <w:tblBorders>
+          <w:top w:val="single" w:sz="4" w:color="D9D9D9"/>
+          <w:left w:val="single" w:sz="4" w:color="D9D9D9"/>
+          <w:bottom w:val="single" w:sz="4" w:color="D9D9D9"/>
+          <w:right w:val="single" w:sz="4" w:color="D9D9D9"/>
+          <w:insideH w:val="single" w:sz="4" w:color="D9D9D9"/>
+          <w:insideV w:val="single" w:sz="4" w:color="D9D9D9"/>
+        </w:tblBorders>
+        <w:tblCellMar>
+          <w:top w:w="90" w:type="dxa"/>
+          <w:bottom w:w="90" w:type="dxa"/>
+          <w:left w:w="90" w:type="dxa"/>
+          <w:right w:w="90" w:type="dxa"/>
+        </w:tblCellMar>
+      </w:tblPr>
+      <w:tblGrid>
+        <w:gridCol w:w="1984"/>
+        <w:gridCol w:w="3175"/>
+        <w:gridCol w:w="3912"/>
+      </w:tblGrid>
+      <w:tr>
+        <w:trPr>
+          <w:cantSplit/>
+          <w:tblHeader/>
+        </w:trPr>
+        <w:tc>
+          <w:tcPr>
+            <w:tcW w:type="dxa" w:w="1984"/>
+            <w:vAlign w:val="center"/>
+            <w:shd w:fill="F2F2F2"/>
+          </w:tcPr>
+          <w:p>
+            <w:pPr>
+              <w:spacing w:line="288" w:lineRule="auto" w:after="40" w:before="40"/>
+              <w:ind w:firstLine="0"/>
+              <w:jc w:val="center"/>
+            </w:pPr>
+            <w:r>
+              <w:rPr>
+                <w:rFonts w:ascii="宋体" w:hAnsi="宋体" w:eastAsia="宋体"/>
+                <w:b/>
+                <w:color w:val="000000"/>
+                <w:sz w:val="21"/>
+              </w:rPr>
+              <w:t>检查项目</w:t>
+            </w:r>
+          </w:p>
+        </w:tc>
+        <w:tc>
+          <w:tcPr>
+            <w:tcW w:type="dxa" w:w="3175"/>
+            <w:vAlign w:val="center"/>
+            <w:shd w:fill="F2F2F2"/>
+          </w:tcPr>
+          <w:p>
+            <w:pPr>
+              <w:spacing w:line="288" w:lineRule="auto" w:after="40" w:before="40"/>
+              <w:ind w:firstLine="0"/>
+              <w:jc w:val="center"/>
+            </w:pPr>
+            <w:r>
+              <w:rPr>
+                <w:rFonts w:ascii="宋体" w:hAnsi="宋体" w:eastAsia="宋体"/>
+                <w:b/>
+                <w:color w:val="000000"/>
+                <w:sz w:val="21"/>
+              </w:rPr>
+              <w:t>本次结果</w:t>
+            </w:r>
+          </w:p>
+        </w:tc>
+        <w:tc>
+          <w:tcPr>
+            <w:tcW w:type="dxa" w:w="3912"/>
+            <w:vAlign w:val="center"/>
+            <w:shd w:fill="F2F2F2"/>
+          </w:tcPr>
+          <w:p>
+            <w:pPr>
+              <w:spacing w:line="288" w:lineRule="auto" w:after="40" w:before="40"/>
+              <w:ind w:firstLine="0"/>
+              <w:jc w:val="center"/>
+            </w:pPr>
+            <w:r>
+              <w:rPr>
+                <w:rFonts w:ascii="宋体" w:hAnsi="宋体" w:eastAsia="宋体"/>
+                <w:b/>
+                <w:color w:val="000000"/>
+                <w:sz w:val="21"/>
+              </w:rPr>
+              <w:t>证据与范围</w:t>
+            </w:r>
+          </w:p>
+        </w:tc>
+      </w:tr>
+      <w:tr>
+        <w:trPr>
+          <w:cantSplit/>
+        </w:trPr>
+        <w:tc>
+          <w:tcPr>
+            <w:tcW w:type="dxa" w:w="1984"/>
+            <w:vAlign w:val="center"/>
+          </w:tcPr>
+          <w:p>
+            <w:pPr>
+              <w:spacing w:line="288" w:lineRule="auto" w:after="40" w:before="40"/>
+              <w:ind w:firstLine="0"/>
+              <w:jc w:val="center"/>
+            </w:pPr>
+            <w:r>
+              <w:rPr>
+                <w:rFonts w:ascii="宋体" w:hAnsi="宋体" w:eastAsia="宋体"/>
+                <w:b w:val="0"/>
+                <w:color w:val="000000"/>
+                <w:sz w:val="21"/>
+              </w:rPr>
+              <w:t>类型 构建 契约 静态页面</w:t>
+            </w:r>
+          </w:p>
+        </w:tc>
+        <w:tc>
+          <w:tcPr>
+            <w:tcW w:type="dxa" w:w="3175"/>
+            <w:vAlign w:val="center"/>
+          </w:tcPr>
+          <w:p>
+            <w:pPr>
+              <w:spacing w:line="288" w:lineRule="auto" w:after="40" w:before="40"/>
+              <w:ind w:firstLine="0"/>
+              <w:jc w:val="left"/>
+            </w:pPr>
+            <w:r>
+              <w:rPr>
+                <w:rFonts w:ascii="宋体" w:hAnsi="宋体" w:eastAsia="宋体"/>
+                <w:b w:val="0"/>
+                <w:color w:val="000000"/>
+                <w:sz w:val="21"/>
+              </w:rPr>
+              <w:t>通过</w:t>
+            </w:r>
+          </w:p>
+        </w:tc>
+        <w:tc>
+          <w:tcPr>
+            <w:tcW w:type="dxa" w:w="3912"/>
+            <w:vAlign w:val="center"/>
+          </w:tcPr>
+          <w:p>
+            <w:pPr>
+              <w:spacing w:line="288" w:lineRule="auto" w:after="40" w:before="40"/>
+              <w:ind w:firstLine="0"/>
+              <w:jc w:val="left"/>
+            </w:pPr>
+            <w:r>
+              <w:rPr>
+                <w:rFonts w:ascii="宋体" w:hAnsi="宋体" w:eastAsia="宋体"/>
+                <w:b w:val="0"/>
+                <w:color w:val="000000"/>
+                <w:sz w:val="21"/>
+              </w:rPr>
+              <w:t>11个页面、42个操作；不等于原生编译</w:t>
+            </w:r>
+          </w:p>
+        </w:tc>
+      </w:tr>
+      <w:tr>
+        <w:trPr>
+          <w:cantSplit/>
+        </w:trPr>
+        <w:tc>
+          <w:tcPr>
+            <w:tcW w:type="dxa" w:w="1984"/>
+            <w:vAlign w:val="center"/>
+          </w:tcPr>
+          <w:p>
+            <w:pPr>
+              <w:spacing w:line="288" w:lineRule="auto" w:after="40" w:before="40"/>
+              <w:ind w:firstLine="0"/>
+              <w:jc w:val="center"/>
+            </w:pPr>
+            <w:r>
+              <w:rPr>
+                <w:rFonts w:ascii="宋体" w:hAnsi="宋体" w:eastAsia="宋体"/>
+                <w:b w:val="0"/>
+                <w:color w:val="000000"/>
+                <w:sz w:val="21"/>
+              </w:rPr>
+              <w:t>单元及页面行为</w:t>
+            </w:r>
+          </w:p>
+        </w:tc>
+        <w:tc>
+          <w:tcPr>
+            <w:tcW w:type="dxa" w:w="3175"/>
+            <w:vAlign w:val="center"/>
+          </w:tcPr>
+          <w:p>
+            <w:pPr>
+              <w:spacing w:line="288" w:lineRule="auto" w:after="40" w:before="40"/>
+              <w:ind w:firstLine="0"/>
+              <w:jc w:val="left"/>
+            </w:pPr>
+            <w:r>
+              <w:rPr>
+                <w:rFonts w:ascii="宋体" w:hAnsi="宋体" w:eastAsia="宋体"/>
+                <w:b w:val="0"/>
+                <w:color w:val="000000"/>
+                <w:sz w:val="21"/>
+              </w:rPr>
+              <w:t>20项通过</w:t>
+            </w:r>
+          </w:p>
+        </w:tc>
+        <w:tc>
+          <w:tcPr>
+            <w:tcW w:type="dxa" w:w="3912"/>
+            <w:vAlign w:val="center"/>
+          </w:tcPr>
+          <w:p>
+            <w:pPr>
+              <w:spacing w:line="288" w:lineRule="auto" w:after="40" w:before="40"/>
+              <w:ind w:firstLine="0"/>
+              <w:jc w:val="left"/>
+            </w:pPr>
+            <w:r>
+              <w:rPr>
+                <w:rFonts w:ascii="宋体" w:hAnsi="宋体" w:eastAsia="宋体"/>
+                <w:b w:val="0"/>
+                <w:color w:val="000000"/>
+                <w:sz w:val="21"/>
+              </w:rPr>
+              <w:t>A原有13项加C新增7项</w:t>
+            </w:r>
+          </w:p>
+        </w:tc>
+      </w:tr>
+      <w:tr>
+        <w:trPr>
+          <w:cantSplit/>
+        </w:trPr>
+        <w:tc>
+          <w:tcPr>
+            <w:tcW w:type="dxa" w:w="1984"/>
+            <w:vAlign w:val="center"/>
+          </w:tcPr>
+          <w:p>
+            <w:pPr>
+              <w:spacing w:line="288" w:lineRule="auto" w:after="40" w:before="40"/>
+              <w:ind w:firstLine="0"/>
+              <w:jc w:val="center"/>
+            </w:pPr>
+            <w:r>
+              <w:rPr>
+                <w:rFonts w:ascii="宋体" w:hAnsi="宋体" w:eastAsia="宋体"/>
+                <w:b w:val="0"/>
+                <w:color w:val="000000"/>
+                <w:sz w:val="21"/>
+              </w:rPr>
+              <w:t>真实MySQL集成</w:t>
+            </w:r>
+          </w:p>
+        </w:tc>
+        <w:tc>
+          <w:tcPr>
+            <w:tcW w:type="dxa" w:w="3175"/>
+            <w:vAlign w:val="center"/>
+          </w:tcPr>
+          <w:p>
+            <w:pPr>
+              <w:spacing w:line="288" w:lineRule="auto" w:after="40" w:before="40"/>
+              <w:ind w:firstLine="0"/>
+              <w:jc w:val="left"/>
+            </w:pPr>
+            <w:r>
+              <w:rPr>
+                <w:rFonts w:ascii="宋体" w:hAnsi="宋体" w:eastAsia="宋体"/>
+                <w:b w:val="0"/>
+                <w:color w:val="000000"/>
+                <w:sz w:val="21"/>
+              </w:rPr>
+              <w:t>20组通过</w:t>
+            </w:r>
+          </w:p>
+        </w:tc>
+        <w:tc>
+          <w:tcPr>
+            <w:tcW w:type="dxa" w:w="3912"/>
+            <w:vAlign w:val="center"/>
+          </w:tcPr>
+          <w:p>
+            <w:pPr>
+              <w:spacing w:line="288" w:lineRule="auto" w:after="40" w:before="40"/>
+              <w:ind w:firstLine="0"/>
+              <w:jc w:val="left"/>
+            </w:pPr>
+            <w:r>
+              <w:rPr>
+                <w:rFonts w:ascii="宋体" w:hAnsi="宋体" w:eastAsia="宋体"/>
+                <w:b w:val="0"/>
+                <w:color w:val="000000"/>
+                <w:sz w:val="21"/>
+              </w:rPr>
+              <w:t>A回归9组加C专项11组</w:t>
+            </w:r>
+          </w:p>
+        </w:tc>
+      </w:tr>
+      <w:tr>
+        <w:trPr>
+          <w:cantSplit/>
+        </w:trPr>
+        <w:tc>
+          <w:tcPr>
+            <w:tcW w:type="dxa" w:w="1984"/>
+            <w:vAlign w:val="center"/>
+          </w:tcPr>
+          <w:p>
+            <w:pPr>
+              <w:spacing w:line="288" w:lineRule="auto" w:after="40" w:before="40"/>
+              <w:ind w:firstLine="0"/>
+              <w:jc w:val="center"/>
+            </w:pPr>
+            <w:r>
+              <w:rPr>
+                <w:rFonts w:ascii="宋体" w:hAnsi="宋体" w:eastAsia="宋体"/>
+                <w:b w:val="0"/>
+                <w:color w:val="000000"/>
+                <w:sz w:val="21"/>
+              </w:rPr>
+              <w:t>100并发商品检索</w:t>
+            </w:r>
+          </w:p>
+        </w:tc>
+        <w:tc>
+          <w:tcPr>
+            <w:tcW w:type="dxa" w:w="3175"/>
+            <w:vAlign w:val="center"/>
+          </w:tcPr>
+          <w:p>
+            <w:pPr>
+              <w:spacing w:line="288" w:lineRule="auto" w:after="40" w:before="40"/>
+              <w:ind w:firstLine="0"/>
+              <w:jc w:val="left"/>
+            </w:pPr>
+            <w:r>
+              <w:rPr>
+                <w:rFonts w:ascii="宋体" w:hAnsi="宋体" w:eastAsia="宋体"/>
+                <w:b w:val="0"/>
+                <w:color w:val="000000"/>
+                <w:sz w:val="21"/>
+              </w:rPr>
+              <w:t>100次成功</w:t>
+            </w:r>
+          </w:p>
+        </w:tc>
+        <w:tc>
+          <w:tcPr>
+            <w:tcW w:type="dxa" w:w="3912"/>
+            <w:vAlign w:val="center"/>
+          </w:tcPr>
+          <w:p>
+            <w:pPr>
+              <w:spacing w:line="288" w:lineRule="auto" w:after="40" w:before="40"/>
+              <w:ind w:firstLine="0"/>
+              <w:jc w:val="left"/>
+            </w:pPr>
+            <w:r>
+              <w:rPr>
+                <w:rFonts w:ascii="宋体" w:hAnsi="宋体" w:eastAsia="宋体"/>
+                <w:b w:val="0"/>
+                <w:color w:val="000000"/>
+                <w:sz w:val="21"/>
+              </w:rPr>
+              <w:t>212件商品，p95为194.70ms，目标不超过2000ms</w:t>
+            </w:r>
+          </w:p>
+        </w:tc>
+      </w:tr>
+      <w:tr>
+        <w:trPr>
+          <w:cantSplit/>
+        </w:trPr>
+        <w:tc>
+          <w:tcPr>
+            <w:tcW w:type="dxa" w:w="1984"/>
+            <w:vAlign w:val="center"/>
+          </w:tcPr>
+          <w:p>
+            <w:pPr>
+              <w:spacing w:line="288" w:lineRule="auto" w:after="40" w:before="40"/>
+              <w:ind w:firstLine="0"/>
+              <w:jc w:val="center"/>
+            </w:pPr>
+            <w:r>
+              <w:rPr>
+                <w:rFonts w:ascii="宋体" w:hAnsi="宋体" w:eastAsia="宋体"/>
+                <w:b w:val="0"/>
+                <w:color w:val="000000"/>
+                <w:sz w:val="21"/>
+              </w:rPr>
+              <w:t>B正式信誉和订单联调</w:t>
+            </w:r>
+          </w:p>
+        </w:tc>
+        <w:tc>
+          <w:tcPr>
+            <w:tcW w:type="dxa" w:w="3175"/>
+            <w:vAlign w:val="center"/>
+          </w:tcPr>
+          <w:p>
+            <w:pPr>
+              <w:spacing w:line="288" w:lineRule="auto" w:after="40" w:before="40"/>
+              <w:ind w:firstLine="0"/>
+              <w:jc w:val="left"/>
+            </w:pPr>
+            <w:r>
+              <w:rPr>
+                <w:rFonts w:ascii="宋体" w:hAnsi="宋体" w:eastAsia="宋体"/>
+                <w:b w:val="0"/>
+                <w:color w:val="000000"/>
+                <w:sz w:val="21"/>
+              </w:rPr>
+              <w:t>待完成</w:t>
+            </w:r>
+          </w:p>
+        </w:tc>
+        <w:tc>
+          <w:tcPr>
+            <w:tcW w:type="dxa" w:w="3912"/>
+            <w:vAlign w:val="center"/>
+          </w:tcPr>
+          <w:p>
+            <w:pPr>
+              <w:spacing w:line="288" w:lineRule="auto" w:after="40" w:before="40"/>
+              <w:ind w:firstLine="0"/>
+              <w:jc w:val="left"/>
+            </w:pPr>
+            <w:r>
+              <w:rPr>
+                <w:rFonts w:ascii="宋体" w:hAnsi="宋体" w:eastAsia="宋体"/>
+                <w:b w:val="0"/>
+                <w:color w:val="000000"/>
+                <w:sz w:val="21"/>
+              </w:rPr>
+              <w:t>当前通过测试适配器验证C事务，不代表B正式实现</w:t>
+            </w:r>
+          </w:p>
+        </w:tc>
+      </w:tr>
+      <w:tr>
+        <w:trPr>
+          <w:cantSplit/>
+        </w:trPr>
+        <w:tc>
+          <w:tcPr>
+            <w:tcW w:type="dxa" w:w="1984"/>
+            <w:vAlign w:val="center"/>
+          </w:tcPr>
+          <w:p>
+            <w:pPr>
+              <w:spacing w:line="288" w:lineRule="auto" w:after="40" w:before="40"/>
+              <w:ind w:firstLine="0"/>
+              <w:jc w:val="center"/>
+            </w:pPr>
+            <w:r>
+              <w:rPr>
+                <w:rFonts w:ascii="宋体" w:hAnsi="宋体" w:eastAsia="宋体"/>
+                <w:b w:val="0"/>
+                <w:color w:val="000000"/>
+                <w:sz w:val="21"/>
+              </w:rPr>
+              <w:t>C原生页面与真机</w:t>
+            </w:r>
+          </w:p>
+        </w:tc>
+        <w:tc>
+          <w:tcPr>
+            <w:tcW w:type="dxa" w:w="3175"/>
+            <w:vAlign w:val="center"/>
+          </w:tcPr>
+          <w:p>
+            <w:pPr>
+              <w:spacing w:line="288" w:lineRule="auto" w:after="40" w:before="40"/>
+              <w:ind w:firstLine="0"/>
+              <w:jc w:val="left"/>
+            </w:pPr>
+            <w:r>
+              <w:rPr>
+                <w:rFonts w:ascii="宋体" w:hAnsi="宋体" w:eastAsia="宋体"/>
+                <w:b w:val="0"/>
+                <w:color w:val="000000"/>
+                <w:sz w:val="21"/>
+              </w:rPr>
+              <w:t>待完成</w:t>
+            </w:r>
+          </w:p>
+        </w:tc>
+        <w:tc>
+          <w:tcPr>
+            <w:tcW w:type="dxa" w:w="3912"/>
+            <w:vAlign w:val="center"/>
+          </w:tcPr>
+          <w:p>
+            <w:pPr>
+              <w:spacing w:line="288" w:lineRule="auto" w:after="40" w:before="40"/>
+              <w:ind w:firstLine="0"/>
+              <w:jc w:val="left"/>
+            </w:pPr>
+            <w:r>
+              <w:rPr>
+                <w:rFonts w:ascii="宋体" w:hAnsi="宋体" w:eastAsia="宋体"/>
+                <w:b w:val="0"/>
+                <w:color w:val="000000"/>
+                <w:sz w:val="21"/>
+              </w:rPr>
+              <w:t>未将静态检查或代码说明图当作截图验收</w:t>
+            </w:r>
+          </w:p>
+        </w:tc>
+      </w:tr>
+      <w:tr>
+        <w:trPr>
+          <w:cantSplit/>
+        </w:trPr>
+        <w:tc>
+          <w:tcPr>
+            <w:tcW w:type="dxa" w:w="1984"/>
+            <w:vAlign w:val="center"/>
+          </w:tcPr>
+          <w:p>
+            <w:pPr>
+              <w:spacing w:line="288" w:lineRule="auto" w:after="40" w:before="40"/>
+              <w:ind w:firstLine="0"/>
+              <w:jc w:val="center"/>
+            </w:pPr>
+            <w:r>
+              <w:rPr>
+                <w:rFonts w:ascii="宋体" w:hAnsi="宋体" w:eastAsia="宋体"/>
+                <w:b w:val="0"/>
+                <w:color w:val="000000"/>
+                <w:sz w:val="21"/>
+              </w:rPr>
+              <w:t>远端CI及同伴复核</w:t>
+            </w:r>
+          </w:p>
+        </w:tc>
+        <w:tc>
+          <w:tcPr>
+            <w:tcW w:type="dxa" w:w="3175"/>
+            <w:vAlign w:val="center"/>
+          </w:tcPr>
+          <w:p>
+            <w:pPr>
+              <w:spacing w:line="288" w:lineRule="auto" w:after="40" w:before="40"/>
+              <w:ind w:firstLine="0"/>
+              <w:jc w:val="left"/>
+            </w:pPr>
+            <w:r>
+              <w:rPr>
+                <w:rFonts w:ascii="宋体" w:hAnsi="宋体" w:eastAsia="宋体"/>
+                <w:b w:val="0"/>
+                <w:color w:val="000000"/>
+                <w:sz w:val="21"/>
+              </w:rPr>
+              <w:t>待完成</w:t>
+            </w:r>
+          </w:p>
+        </w:tc>
+        <w:tc>
+          <w:tcPr>
+            <w:tcW w:type="dxa" w:w="3912"/>
+            <w:vAlign w:val="center"/>
+          </w:tcPr>
+          <w:p>
+            <w:pPr>
+              <w:spacing w:line="288" w:lineRule="auto" w:after="40" w:before="40"/>
+              <w:ind w:firstLine="0"/>
+              <w:jc w:val="left"/>
+            </w:pPr>
+            <w:r>
+              <w:rPr>
+                <w:rFonts w:ascii="宋体" w:hAnsi="宋体" w:eastAsia="宋体"/>
+                <w:b w:val="0"/>
+                <w:color w:val="000000"/>
+                <w:sz w:val="21"/>
+              </w:rPr>
+              <w:t>C本地分支尚未推送或创建PR</w:t>
+            </w:r>
+          </w:p>
+        </w:tc>
+      </w:tr>
+    </w:tbl>
+    <w:p>
+      <w:pPr/>
+      <w:r>
+        <w:t>安全和并发测试覆盖陌生人读取消息、管理员越权进入参与者接口、重复消息、同键不同正文、50条分页、bigint游标、举报人隔离、相关凭证授权、冻结绕过及账号恢复。事务专项验证并发成立只成功一次、信誉服务报错回滚，以及扣分后商品状态校验失败时账本和分数一并回滚。</w:t>
+      </w:r>
+    </w:p>
+    <w:p>
+      <w:pPr/>
+      <w:r>
+        <w:t>标准命令为npm run check、npm run build、npm test、npm run test:integration及npm run test:performance，通过仓库scripts/npm.ps1执行。测试信誉账本仅在测试库创建并在结束后删除，不进入生产迁移。详细记录见docs/member-c-test-report.md；性能数据只代表本机接口及当前样本规模。</w:t>
+      </w:r>
+    </w:p>
+    <w:p>
+      <w:pPr>
+        <w:pStyle w:val="1"/>
+        <w:pageBreakBefore/>
+      </w:pPr>
+      <w:r>
+        <w:t>十四 B模块接入与后续验收</w:t>
+      </w:r>
+    </w:p>
+    <w:p>
+      <w:pPr/>
+      <w:r>
+        <w:t>C通过server/moderation/credit.ts适配B服务，沿用CreditService.applyEvent方法，参数为当前事务连接及用户、事件、来源和分值。C侧约定导出路径为server/credit/service.ts，事件为REPORT_UPHELD，sourceId为举报ID字符串，delta取CREDIT_RULES.report，当前为负5。新增路径和事件名称待B核对，C不直接修改信誉分。</w:t>
+      </w:r>
+    </w:p>
+    <w:p>
+      <w:pPr/>
+      <w:r>
+        <w:t>B的信誉表须以事件类型、来源ID和用户ID建立唯一约束，重复事件不重复计分，并将分数限制在0至100。服务必须复用调用方连接，不另行提交或释放连接。当前未找到B服务时返回CREDIT_SERVICE_UNAVAILABLE，使成立举报整笔回滚；这项失败保护已经验证，正式信誉接入仍待B实现。</w:t>
+      </w:r>
+    </w:p>
+    <w:p>
+      <w:pPr/>
+      <w:r>
+        <w:t>订单创建须同时检查商品上架、监管冻结标志和双方资格。取消或退款后恢复商品前，B必须重新读取moderation_frozen及卖家状态；冻结时保持不可售，卖家禁用时不能恢复可售，退款未成功前不能释放交易锁。不能仅凭status不为FROZEN判断商品未被冻结。</w:t>
+      </w:r>
+    </w:p>
+    <w:p>
+      <w:pPr/>
+      <w:r>
+        <w:t>双方继续在同一仓库的feature/orders-credit和feature/chat-reports开发。A的PR先经组员复核合入main；一方功能合入后，另一方合并最新main再联调。提前联调可建integration/b-c整合双方分支。公共路由、页面入口、OpenAPI和迁移的合并点已列于docs/handoff/c-to-b.md。</w:t>
+      </w:r>
+    </w:p>
+    <w:p>
+      <w:pPr/>
+      <w:r>
+        <w:t>后续验收需使用B正式信誉服务验证成立举报只扣一次分、异常完整回滚，以及待付款、已付款和退款中的冻结保护；再补C新页面原生截图、真机测试和咨询到交易评价再到举报的全组排练。验收通过后才能将任务C-05与C-07勾选完成，原始需求和设计说明书保持不改。</w:t>
+      </w:r>
+    </w:p>
+    <w:p>
+      <w:pPr>
+        <w:pStyle w:val="1"/>
+        <w:pageBreakBefore/>
+      </w:pPr>
+      <w:r>
         <w:rPr>
           <w:rFonts w:ascii="宋体" w:hAnsi="宋体" w:eastAsia="宋体" w:cs="宋体"/>
           <w:color w:val="000000"/>
         </w:rPr>
-        <w:t>附录 课堂展示与PPT素材索引</w:t>
+        <w:t>附录一 A阶段课堂展示与PPT素材索引</w:t>
       </w:r>
     </w:p>
     <w:p>
@@ -4755,6 +6650,428 @@
           <w:color w:val="000000"/>
         </w:rPr>
         <w:t>依据：原需求分析、设计说明书，以及仓库实现、接口、测试和截图。代码基线c16e38e，本次补充报告和素材。原始交接DOCX保持原样。</w:t>
+      </w:r>
+    </w:p>
+    <w:p>
+      <w:pPr>
+        <w:pStyle w:val="1"/>
+        <w:pageBreakBefore/>
+      </w:pPr>
+      <w:r>
+        <w:t>附录二 C模块课堂展示与素材索引</w:t>
+      </w:r>
+    </w:p>
+    <w:p>
+      <w:pPr/>
+      <w:r>
+        <w:t>C部分建议讲解4至5分钟，先展示咨询、收藏和举报的真实接口与页面入口，再说明监管事务和B接入边界。图3-5与图3-6按代码绘制，可直接用于PPT；新增页面原生截图待人工验收后补入，不以说明图代替页面截图。</w:t>
+      </w:r>
+    </w:p>
+    <w:p>
+      <w:pPr>
+        <w:pStyle w:val="af7"/>
+        <w:keepNext/>
+      </w:pPr>
+      <w:r>
+        <w:t>表3-10 C模块展示安排</w:t>
+      </w:r>
+    </w:p>
+    <w:tbl>
+      <w:tblPr>
+        <w:tblW w:type="auto" w:w="0"/>
+        <w:jc w:val="center"/>
+        <w:tblLayout w:type="fixed"/>
+        <w:tblLook w:firstColumn="1" w:firstRow="1" w:lastColumn="0" w:lastRow="0" w:noHBand="0" w:noVBand="1" w:val="04A0"/>
+        <w:tblBorders>
+          <w:top w:val="single" w:sz="4" w:color="D9D9D9"/>
+          <w:left w:val="single" w:sz="4" w:color="D9D9D9"/>
+          <w:bottom w:val="single" w:sz="4" w:color="D9D9D9"/>
+          <w:right w:val="single" w:sz="4" w:color="D9D9D9"/>
+          <w:insideH w:val="single" w:sz="4" w:color="D9D9D9"/>
+          <w:insideV w:val="single" w:sz="4" w:color="D9D9D9"/>
+        </w:tblBorders>
+        <w:tblCellMar>
+          <w:top w:w="90" w:type="dxa"/>
+          <w:bottom w:w="90" w:type="dxa"/>
+          <w:left w:w="90" w:type="dxa"/>
+          <w:right w:w="90" w:type="dxa"/>
+        </w:tblCellMar>
+      </w:tblPr>
+      <w:tblGrid>
+        <w:gridCol w:w="1984"/>
+        <w:gridCol w:w="3175"/>
+        <w:gridCol w:w="3912"/>
+      </w:tblGrid>
+      <w:tr>
+        <w:trPr>
+          <w:cantSplit/>
+          <w:tblHeader/>
+        </w:trPr>
+        <w:tc>
+          <w:tcPr>
+            <w:tcW w:type="dxa" w:w="1984"/>
+            <w:vAlign w:val="center"/>
+            <w:shd w:fill="F2F2F2"/>
+          </w:tcPr>
+          <w:p>
+            <w:pPr>
+              <w:spacing w:line="288" w:lineRule="auto" w:after="40" w:before="40"/>
+              <w:ind w:firstLine="0"/>
+              <w:jc w:val="center"/>
+            </w:pPr>
+            <w:r>
+              <w:rPr>
+                <w:rFonts w:ascii="宋体" w:hAnsi="宋体" w:eastAsia="宋体"/>
+                <w:b/>
+                <w:color w:val="000000"/>
+                <w:sz w:val="21"/>
+              </w:rPr>
+              <w:t>展示主题</w:t>
+            </w:r>
+          </w:p>
+        </w:tc>
+        <w:tc>
+          <w:tcPr>
+            <w:tcW w:type="dxa" w:w="3175"/>
+            <w:vAlign w:val="center"/>
+            <w:shd w:fill="F2F2F2"/>
+          </w:tcPr>
+          <w:p>
+            <w:pPr>
+              <w:spacing w:line="288" w:lineRule="auto" w:after="40" w:before="40"/>
+              <w:ind w:firstLine="0"/>
+              <w:jc w:val="center"/>
+            </w:pPr>
+            <w:r>
+              <w:rPr>
+                <w:rFonts w:ascii="宋体" w:hAnsi="宋体" w:eastAsia="宋体"/>
+                <w:b/>
+                <w:color w:val="000000"/>
+                <w:sz w:val="21"/>
+              </w:rPr>
+              <w:t>素材或操作入口</w:t>
+            </w:r>
+          </w:p>
+        </w:tc>
+        <w:tc>
+          <w:tcPr>
+            <w:tcW w:type="dxa" w:w="3912"/>
+            <w:vAlign w:val="center"/>
+            <w:shd w:fill="F2F2F2"/>
+          </w:tcPr>
+          <w:p>
+            <w:pPr>
+              <w:spacing w:line="288" w:lineRule="auto" w:after="40" w:before="40"/>
+              <w:ind w:firstLine="0"/>
+              <w:jc w:val="center"/>
+            </w:pPr>
+            <w:r>
+              <w:rPr>
+                <w:rFonts w:ascii="宋体" w:hAnsi="宋体" w:eastAsia="宋体"/>
+                <w:b/>
+                <w:color w:val="000000"/>
+                <w:sz w:val="21"/>
+              </w:rPr>
+              <w:t>建议讲解内容</w:t>
+            </w:r>
+          </w:p>
+        </w:tc>
+      </w:tr>
+      <w:tr>
+        <w:trPr>
+          <w:cantSplit/>
+        </w:trPr>
+        <w:tc>
+          <w:tcPr>
+            <w:tcW w:type="dxa" w:w="1984"/>
+            <w:vAlign w:val="center"/>
+          </w:tcPr>
+          <w:p>
+            <w:pPr>
+              <w:spacing w:line="288" w:lineRule="auto" w:after="40" w:before="40"/>
+              <w:ind w:firstLine="0"/>
+              <w:jc w:val="center"/>
+            </w:pPr>
+            <w:r>
+              <w:rPr>
+                <w:rFonts w:ascii="宋体" w:hAnsi="宋体" w:eastAsia="宋体"/>
+                <w:b w:val="0"/>
+                <w:color w:val="000000"/>
+                <w:sz w:val="21"/>
+              </w:rPr>
+              <w:t>咨询与消息留存</w:t>
+            </w:r>
+          </w:p>
+        </w:tc>
+        <w:tc>
+          <w:tcPr>
+            <w:tcW w:type="dxa" w:w="3175"/>
+            <w:vAlign w:val="center"/>
+          </w:tcPr>
+          <w:p>
+            <w:pPr>
+              <w:spacing w:line="288" w:lineRule="auto" w:after="40" w:before="40"/>
+              <w:ind w:firstLine="0"/>
+              <w:jc w:val="left"/>
+            </w:pPr>
+            <w:r>
+              <w:rPr>
+                <w:rFonts w:ascii="宋体" w:hAnsi="宋体" w:eastAsia="宋体"/>
+                <w:b w:val="0"/>
+                <w:color w:val="000000"/>
+                <w:sz w:val="21"/>
+              </w:rPr>
+              <w:t>07-c-chat-flow.png 以及我的咨询</w:t>
+            </w:r>
+          </w:p>
+        </w:tc>
+        <w:tc>
+          <w:tcPr>
+            <w:tcW w:type="dxa" w:w="3912"/>
+            <w:vAlign w:val="center"/>
+          </w:tcPr>
+          <w:p>
+            <w:pPr>
+              <w:spacing w:line="288" w:lineRule="auto" w:after="40" w:before="40"/>
+              <w:ind w:firstLine="0"/>
+              <w:jc w:val="left"/>
+            </w:pPr>
+            <w:r>
+              <w:rPr>
+                <w:rFonts w:ascii="宋体" w:hAnsi="宋体" w:eastAsia="宋体"/>
+                <w:b w:val="0"/>
+                <w:color w:val="000000"/>
+                <w:sz w:val="21"/>
+              </w:rPr>
+              <w:t>参与者隔离、消息幂等、3秒轮询和退出停止</w:t>
+            </w:r>
+          </w:p>
+        </w:tc>
+      </w:tr>
+      <w:tr>
+        <w:trPr>
+          <w:cantSplit/>
+        </w:trPr>
+        <w:tc>
+          <w:tcPr>
+            <w:tcW w:type="dxa" w:w="1984"/>
+            <w:vAlign w:val="center"/>
+          </w:tcPr>
+          <w:p>
+            <w:pPr>
+              <w:spacing w:line="288" w:lineRule="auto" w:after="40" w:before="40"/>
+              <w:ind w:firstLine="0"/>
+              <w:jc w:val="center"/>
+            </w:pPr>
+            <w:r>
+              <w:rPr>
+                <w:rFonts w:ascii="宋体" w:hAnsi="宋体" w:eastAsia="宋体"/>
+                <w:b w:val="0"/>
+                <w:color w:val="000000"/>
+                <w:sz w:val="21"/>
+              </w:rPr>
+              <w:t>收藏与举报</w:t>
+            </w:r>
+          </w:p>
+        </w:tc>
+        <w:tc>
+          <w:tcPr>
+            <w:tcW w:type="dxa" w:w="3175"/>
+            <w:vAlign w:val="center"/>
+          </w:tcPr>
+          <w:p>
+            <w:pPr>
+              <w:spacing w:line="288" w:lineRule="auto" w:after="40" w:before="40"/>
+              <w:ind w:firstLine="0"/>
+              <w:jc w:val="left"/>
+            </w:pPr>
+            <w:r>
+              <w:rPr>
+                <w:rFonts w:ascii="宋体" w:hAnsi="宋体" w:eastAsia="宋体"/>
+                <w:b w:val="0"/>
+                <w:color w:val="000000"/>
+                <w:sz w:val="21"/>
+              </w:rPr>
+              <w:t>商品详情与我的互动</w:t>
+            </w:r>
+          </w:p>
+        </w:tc>
+        <w:tc>
+          <w:tcPr>
+            <w:tcW w:type="dxa" w:w="3912"/>
+            <w:vAlign w:val="center"/>
+          </w:tcPr>
+          <w:p>
+            <w:pPr>
+              <w:spacing w:line="288" w:lineRule="auto" w:after="40" w:before="40"/>
+              <w:ind w:firstLine="0"/>
+              <w:jc w:val="left"/>
+            </w:pPr>
+            <w:r>
+              <w:rPr>
+                <w:rFonts w:ascii="宋体" w:hAnsi="宋体" w:eastAsia="宋体"/>
+                <w:b w:val="0"/>
+                <w:color w:val="000000"/>
+                <w:sz w:val="21"/>
+              </w:rPr>
+              <w:t>收藏失效标记、本人举报和处理结果</w:t>
+            </w:r>
+          </w:p>
+        </w:tc>
+      </w:tr>
+      <w:tr>
+        <w:trPr>
+          <w:cantSplit/>
+        </w:trPr>
+        <w:tc>
+          <w:tcPr>
+            <w:tcW w:type="dxa" w:w="1984"/>
+            <w:vAlign w:val="center"/>
+          </w:tcPr>
+          <w:p>
+            <w:pPr>
+              <w:spacing w:line="288" w:lineRule="auto" w:after="40" w:before="40"/>
+              <w:ind w:firstLine="0"/>
+              <w:jc w:val="center"/>
+            </w:pPr>
+            <w:r>
+              <w:rPr>
+                <w:rFonts w:ascii="宋体" w:hAnsi="宋体" w:eastAsia="宋体"/>
+                <w:b w:val="0"/>
+                <w:color w:val="000000"/>
+                <w:sz w:val="21"/>
+              </w:rPr>
+              <w:t>举报与监管事务</w:t>
+            </w:r>
+          </w:p>
+        </w:tc>
+        <w:tc>
+          <w:tcPr>
+            <w:tcW w:type="dxa" w:w="3175"/>
+            <w:vAlign w:val="center"/>
+          </w:tcPr>
+          <w:p>
+            <w:pPr>
+              <w:spacing w:line="288" w:lineRule="auto" w:after="40" w:before="40"/>
+              <w:ind w:firstLine="0"/>
+              <w:jc w:val="left"/>
+            </w:pPr>
+            <w:r>
+              <w:rPr>
+                <w:rFonts w:ascii="宋体" w:hAnsi="宋体" w:eastAsia="宋体"/>
+                <w:b w:val="0"/>
+                <w:color w:val="000000"/>
+                <w:sz w:val="21"/>
+              </w:rPr>
+              <w:t>08-c-report-flow.png 以及监管工作台</w:t>
+            </w:r>
+          </w:p>
+        </w:tc>
+        <w:tc>
+          <w:tcPr>
+            <w:tcW w:type="dxa" w:w="3912"/>
+            <w:vAlign w:val="center"/>
+          </w:tcPr>
+          <w:p>
+            <w:pPr>
+              <w:spacing w:line="288" w:lineRule="auto" w:after="40" w:before="40"/>
+              <w:ind w:firstLine="0"/>
+              <w:jc w:val="left"/>
+            </w:pPr>
+            <w:r>
+              <w:rPr>
+                <w:rFonts w:ascii="宋体" w:hAnsi="宋体" w:eastAsia="宋体"/>
+                <w:b w:val="0"/>
+                <w:color w:val="000000"/>
+                <w:sz w:val="21"/>
+              </w:rPr>
+              <w:t>相关凭证授权、冻结保护、重复处理和失败回滚</w:t>
+            </w:r>
+          </w:p>
+        </w:tc>
+      </w:tr>
+      <w:tr>
+        <w:trPr>
+          <w:cantSplit/>
+        </w:trPr>
+        <w:tc>
+          <w:tcPr>
+            <w:tcW w:type="dxa" w:w="1984"/>
+            <w:vAlign w:val="center"/>
+          </w:tcPr>
+          <w:p>
+            <w:pPr>
+              <w:spacing w:line="288" w:lineRule="auto" w:after="40" w:before="40"/>
+              <w:ind w:firstLine="0"/>
+              <w:jc w:val="center"/>
+            </w:pPr>
+            <w:r>
+              <w:rPr>
+                <w:rFonts w:ascii="宋体" w:hAnsi="宋体" w:eastAsia="宋体"/>
+                <w:b w:val="0"/>
+                <w:color w:val="000000"/>
+                <w:sz w:val="21"/>
+              </w:rPr>
+              <w:t>验证与B交接</w:t>
+            </w:r>
+          </w:p>
+        </w:tc>
+        <w:tc>
+          <w:tcPr>
+            <w:tcW w:type="dxa" w:w="3175"/>
+            <w:vAlign w:val="center"/>
+          </w:tcPr>
+          <w:p>
+            <w:pPr>
+              <w:spacing w:line="288" w:lineRule="auto" w:after="40" w:before="40"/>
+              <w:ind w:firstLine="0"/>
+              <w:jc w:val="left"/>
+            </w:pPr>
+            <w:r>
+              <w:rPr>
+                <w:rFonts w:ascii="宋体" w:hAnsi="宋体" w:eastAsia="宋体"/>
+                <w:b w:val="0"/>
+                <w:color w:val="000000"/>
+                <w:sz w:val="21"/>
+              </w:rPr>
+              <w:t>表3-9 与c-to-b.md</w:t>
+            </w:r>
+          </w:p>
+        </w:tc>
+        <w:tc>
+          <w:tcPr>
+            <w:tcW w:type="dxa" w:w="3912"/>
+            <w:vAlign w:val="center"/>
+          </w:tcPr>
+          <w:p>
+            <w:pPr>
+              <w:spacing w:line="288" w:lineRule="auto" w:after="40" w:before="40"/>
+              <w:ind w:firstLine="0"/>
+              <w:jc w:val="left"/>
+            </w:pPr>
+            <w:r>
+              <w:rPr>
+                <w:rFonts w:ascii="宋体" w:hAnsi="宋体" w:eastAsia="宋体"/>
+                <w:b w:val="0"/>
+                <w:color w:val="000000"/>
+                <w:sz w:val="21"/>
+              </w:rPr>
+              <w:t>20项、20组；正式信誉与订单冻结保护待联调</w:t>
+            </w:r>
+          </w:p>
+        </w:tc>
+      </w:tr>
+    </w:tbl>
+    <w:p>
+      <w:pPr/>
+      <w:r>
+        <w:t>演示口径示例：我们在A的工程上补齐站内咨询、收藏和举报监管。会话按参与者隔离，重试消息依靠唯一键保留一次。成立举报、违规处置和信誉事件共用事务，异常全部回滚；冻结标志独立于订单锁。当前C自动化验证已通过，B正式信誉接入和新页面原生验收仍待完成。</w:t>
+      </w:r>
+    </w:p>
+    <w:p>
+      <w:pPr/>
+      <w:r>
+        <w:t>素材来源：07与08依据C代码提交6112353生成，验证日期为2026年10月29日；不包含用户真实身份、令牌或密码。01至06仍为A阶段的原截图和说明图，其来源、哈希及验收日期保留。新增素材登记于ppt-assets/provenance.json，便于后续全组报告合并。</w:t>
       </w:r>
     </w:p>
     <w:sectPr>

--- a/docs/implementation-report/第三部分软件实现报告.docx
+++ b/docs/implementation-report/第三部分软件实现报告.docx
@@ -4,44 +4,99 @@
   <w:body>
     <w:p>
       <w:pPr>
-        <w:pStyle w:val="aa"/>
+        <w:spacing w:before="1920"/>
+        <w:ind w:firstLine="0"/>
         <w:jc w:val="center"/>
       </w:pPr>
       <w:r>
         <w:rPr>
-          <w:rFonts w:ascii="宋体" w:hAnsi="宋体" w:eastAsia="宋体" w:cs="宋体"/>
+          <w:rFonts w:ascii="宋体" w:hAnsi="宋体"/>
+          <w:b/>
           <w:color w:val="000000"/>
+          <w:sz w:val="44"/>
         </w:rPr>
         <w:t>高校二手物品可信交易小程序</w:t>
-        <w:br/>
+      </w:r>
+    </w:p>
+    <w:p>
+      <w:pPr>
+        <w:spacing w:before="200"/>
+        <w:ind w:firstLine="0"/>
+        <w:jc w:val="center"/>
+      </w:pPr>
+      <w:r>
+        <w:rPr>
+          <w:rFonts w:ascii="宋体" w:hAnsi="宋体"/>
+          <w:b/>
+          <w:color w:val="000000"/>
+          <w:sz w:val="44"/>
+        </w:rPr>
         <w:t>软件实现报告</w:t>
       </w:r>
     </w:p>
     <w:p>
       <w:pPr>
+        <w:spacing w:before="260" w:line="312" w:lineRule="auto"/>
         <w:ind w:firstLine="0"/>
         <w:jc w:val="center"/>
       </w:pPr>
       <w:r>
         <w:rPr>
-          <w:rFonts w:ascii="宋体" w:hAnsi="宋体" w:eastAsia="宋体" w:cs="宋体"/>
+          <w:rFonts w:ascii="宋体" w:hAnsi="宋体"/>
           <w:color w:val="000000"/>
+          <w:sz w:val="28"/>
         </w:rPr>
-        <w:t>第三部分  成员A实现与成员C增量</w:t>
+        <w:t>《软件工程基础》课程设计</w:t>
       </w:r>
     </w:p>
     <w:p>
       <w:pPr>
+        <w:spacing w:before="260" w:line="312" w:lineRule="auto"/>
         <w:ind w:firstLine="0"/>
         <w:jc w:val="center"/>
       </w:pPr>
       <w:r>
         <w:rPr>
-          <w:rFonts w:ascii="宋体" w:hAnsi="宋体" w:eastAsia="宋体" w:cs="宋体"/>
-          <w:sz w:val="21"/>
+          <w:rFonts w:ascii="宋体" w:hAnsi="宋体"/>
           <w:color w:val="000000"/>
+          <w:sz w:val="28"/>
         </w:rPr>
-        <w:t>更新日期  2026年10月29日    A基线 c16e38e    C基线 6112353</w:t>
+        <w:t>第三部分：统一项目实现、测试与展示素材</w:t>
+      </w:r>
+    </w:p>
+    <w:p>
+      <w:pPr>
+        <w:spacing w:before="260" w:line="312" w:lineRule="auto"/>
+        <w:ind w:firstLine="0"/>
+        <w:jc w:val="center"/>
+      </w:pPr>
+      <w:r>
+        <w:rPr>
+          <w:rFonts w:ascii="宋体" w:hAnsi="宋体"/>
+          <w:color w:val="000000"/>
+          <w:sz w:val="28"/>
+        </w:rPr>
+        <w:t>实施组</w:t>
+      </w:r>
+    </w:p>
+    <w:p>
+      <w:pPr>
+        <w:spacing w:before="260" w:line="312" w:lineRule="auto"/>
+        <w:ind w:firstLine="0"/>
+        <w:jc w:val="center"/>
+      </w:pPr>
+      <w:r>
+        <w:rPr>
+          <w:rFonts w:ascii="宋体" w:hAnsi="宋体"/>
+          <w:color w:val="000000"/>
+          <w:sz w:val="24"/>
+        </w:rPr>
+        <w:t>2026年10月31日</w:t>
+      </w:r>
+    </w:p>
+    <w:p>
+      <w:r>
+        <w:br w:type="page"/>
       </w:r>
     </w:p>
     <w:p>
@@ -49,44 +104,25 @@
         <w:pStyle w:val="1"/>
       </w:pPr>
       <w:r>
-        <w:rPr>
-          <w:rFonts w:ascii="宋体" w:hAnsi="宋体" w:eastAsia="宋体" w:cs="宋体"/>
-          <w:color w:val="000000"/>
-        </w:rPr>
-        <w:t>一 实现目标与交付范围</w:t>
+        <w:t>一、实现范围与工程结构</w:t>
       </w:r>
     </w:p>
     <w:p>
+      <w:pPr>
+        <w:keepLines/>
+      </w:pPr>
       <w:r>
-        <w:rPr>
-          <w:rFonts w:ascii="宋体" w:hAnsi="宋体" w:eastAsia="宋体" w:cs="宋体"/>
-          <w:color w:val="000000"/>
-        </w:rPr>
-        <w:t>第一至八节及附录一保留A阶段实现与验收记录，第九至十四节及附录二补充C增量。A阶段完成用户认证、商品发布检索、基础审核与隐私保护，独立演示闭环包括登录、实名提交、管理员审核、商品发布、审核上架、检索详情、编辑重审及下架。</w:t>
-      </w:r>
-    </w:p>
-    <w:p>
-      <w:r>
-        <w:rPr>
-          <w:rFonts w:ascii="宋体" w:hAnsi="宋体" w:eastAsia="宋体" w:cs="宋体"/>
-          <w:color w:val="000000"/>
-        </w:rPr>
-        <w:t>本阶段采用增量交付。A完成公共工程及用户和商品模块；B负责订单、模拟支付、评价与信誉；C负责咨询、收藏、举报及监管整合。以下“已实现”仅指本阶段实际交付，不表示选题中所有业务均已完成。</w:t>
+        <w:t>本报告对应仓库默认分支 main 上的统一项目。小程序采用微信原生技术；服务端按 Controller、Service、Repository 分层，业务按用户认证、商品、订单、评价信誉、咨询收藏、举报监管等职责组织。页面负责展示和提交动作，后端负责权限、状态、事务和持久化。</w:t>
       </w:r>
     </w:p>
     <w:p>
       <w:pPr>
         <w:pStyle w:val="af7"/>
         <w:keepNext/>
-        <w:spacing w:after="80"/>
         <w:jc w:val="center"/>
       </w:pPr>
       <w:r>
-        <w:rPr>
-          <w:rFonts w:ascii="宋体" w:hAnsi="宋体" w:eastAsia="宋体" w:cs="宋体"/>
-          <w:color w:val="000000"/>
-        </w:rPr>
-        <w:t>表3-1 成员A交付与后续模块边界</w:t>
+        <w:t>表3-1 运行组件与职责</w:t>
       </w:r>
     </w:p>
     <w:tbl>
@@ -96,18 +132,18 @@
         <w:tblLayout w:type="fixed"/>
         <w:tblLook w:firstColumn="1" w:firstRow="1" w:lastColumn="0" w:lastRow="0" w:noHBand="0" w:noVBand="1" w:val="04A0"/>
         <w:tblBorders>
-          <w:top w:val="single" w:sz="4" w:color="D9D9D9"/>
-          <w:left w:val="single" w:sz="4" w:color="D9D9D9"/>
-          <w:bottom w:val="single" w:sz="4" w:color="D9D9D9"/>
-          <w:right w:val="single" w:sz="4" w:color="D9D9D9"/>
-          <w:insideH w:val="single" w:sz="4" w:color="D9D9D9"/>
-          <w:insideV w:val="single" w:sz="4" w:color="D9D9D9"/>
+          <w:top w:val="single" w:sz="5" w:color="D9D9D9"/>
+          <w:left w:val="single" w:sz="5" w:color="D9D9D9"/>
+          <w:bottom w:val="single" w:sz="5" w:color="D9D9D9"/>
+          <w:right w:val="single" w:sz="5" w:color="D9D9D9"/>
+          <w:insideH w:val="single" w:sz="5" w:color="D9D9D9"/>
+          <w:insideV w:val="single" w:sz="5" w:color="D9D9D9"/>
         </w:tblBorders>
       </w:tblPr>
       <w:tblGrid>
-        <w:gridCol w:w="1757"/>
+        <w:gridCol w:w="1361"/>
+        <w:gridCol w:w="3402"/>
         <w:gridCol w:w="4309"/>
-        <w:gridCol w:w="3005"/>
       </w:tblGrid>
       <w:tr>
         <w:trPr>
@@ -116,29 +152,57 @@
         </w:trPr>
         <w:tc>
           <w:tcPr>
-            <w:tcW w:type="dxa" w:w="1757"/>
+            <w:tcW w:type="dxa" w:w="1361"/>
             <w:vAlign w:val="center"/>
             <w:tcMar>
-              <w:top w:w="80" w:type="dxa"/>
-              <w:bottom w:w="80" w:type="dxa"/>
-              <w:left w:w="105" w:type="dxa"/>
-              <w:right w:w="105" w:type="dxa"/>
+              <w:top w:w="105" w:type="dxa"/>
+              <w:bottom w:w="105" w:type="dxa"/>
+              <w:start w:w="115" w:type="dxa"/>
+              <w:end w:w="115" w:type="dxa"/>
             </w:tcMar>
+            <w:shd w:fill="E7E7E7"/>
           </w:tcPr>
           <w:p>
             <w:pPr>
-              <w:spacing w:line="300" w:lineRule="auto" w:after="20" w:before="20"/>
+              <w:spacing w:line="288" w:lineRule="auto" w:before="20" w:after="20"/>
               <w:ind w:firstLine="0"/>
-              <w:jc w:val="center"/>
             </w:pPr>
             <w:r>
               <w:rPr>
-                <w:rFonts w:ascii="宋体" w:hAnsi="宋体" w:eastAsia="宋体" w:cs="宋体"/>
+                <w:rFonts w:ascii="宋体" w:hAnsi="宋体"/>
                 <w:b/>
                 <w:color w:val="000000"/>
                 <w:sz w:val="21"/>
               </w:rPr>
-              <w:t>模块</w:t>
+              <w:t>层次</w:t>
+            </w:r>
+          </w:p>
+        </w:tc>
+        <w:tc>
+          <w:tcPr>
+            <w:tcW w:type="dxa" w:w="3402"/>
+            <w:vAlign w:val="center"/>
+            <w:tcMar>
+              <w:top w:w="105" w:type="dxa"/>
+              <w:bottom w:w="105" w:type="dxa"/>
+              <w:start w:w="115" w:type="dxa"/>
+              <w:end w:w="115" w:type="dxa"/>
+            </w:tcMar>
+            <w:shd w:fill="E7E7E7"/>
+          </w:tcPr>
+          <w:p>
+            <w:pPr>
+              <w:spacing w:line="288" w:lineRule="auto" w:before="20" w:after="20"/>
+              <w:ind w:firstLine="0"/>
+            </w:pPr>
+            <w:r>
+              <w:rPr>
+                <w:rFonts w:ascii="宋体" w:hAnsi="宋体"/>
+                <w:b/>
+                <w:color w:val="000000"/>
+                <w:sz w:val="21"/>
+              </w:rPr>
+              <w:t>技术与实现</w:t>
             </w:r>
           </w:p>
         </w:tc>
@@ -147,52 +211,26 @@
             <w:tcW w:type="dxa" w:w="4309"/>
             <w:vAlign w:val="center"/>
             <w:tcMar>
-              <w:top w:w="80" w:type="dxa"/>
-              <w:bottom w:w="80" w:type="dxa"/>
-              <w:left w:w="105" w:type="dxa"/>
-              <w:right w:w="105" w:type="dxa"/>
+              <w:top w:w="105" w:type="dxa"/>
+              <w:bottom w:w="105" w:type="dxa"/>
+              <w:start w:w="115" w:type="dxa"/>
+              <w:end w:w="115" w:type="dxa"/>
             </w:tcMar>
+            <w:shd w:fill="E7E7E7"/>
           </w:tcPr>
           <w:p>
             <w:pPr>
-              <w:spacing w:line="300" w:lineRule="auto" w:after="20" w:before="20"/>
+              <w:spacing w:line="288" w:lineRule="auto" w:before="20" w:after="20"/>
               <w:ind w:firstLine="0"/>
             </w:pPr>
             <w:r>
               <w:rPr>
-                <w:rFonts w:ascii="宋体" w:hAnsi="宋体" w:eastAsia="宋体" w:cs="宋体"/>
+                <w:rFonts w:ascii="宋体" w:hAnsi="宋体"/>
                 <w:b/>
                 <w:color w:val="000000"/>
                 <w:sz w:val="21"/>
               </w:rPr>
-              <w:t>本阶段结果</w:t>
-            </w:r>
-          </w:p>
-        </w:tc>
-        <w:tc>
-          <w:tcPr>
-            <w:tcW w:type="dxa" w:w="3005"/>
-            <w:vAlign w:val="center"/>
-            <w:tcMar>
-              <w:top w:w="80" w:type="dxa"/>
-              <w:bottom w:w="80" w:type="dxa"/>
-              <w:left w:w="105" w:type="dxa"/>
-              <w:right w:w="105" w:type="dxa"/>
-            </w:tcMar>
-          </w:tcPr>
-          <w:p>
-            <w:pPr>
-              <w:spacing w:line="300" w:lineRule="auto" w:after="20" w:before="20"/>
-              <w:ind w:firstLine="0"/>
-            </w:pPr>
-            <w:r>
-              <w:rPr>
-                <w:rFonts w:ascii="宋体" w:hAnsi="宋体" w:eastAsia="宋体" w:cs="宋体"/>
-                <w:b/>
-                <w:color w:val="000000"/>
-                <w:sz w:val="21"/>
-              </w:rPr>
-              <w:t>后续边界</w:t>
+              <w:t>职责</w:t>
             </w:r>
           </w:p>
         </w:tc>
@@ -203,29 +241,55 @@
         </w:trPr>
         <w:tc>
           <w:tcPr>
-            <w:tcW w:type="dxa" w:w="1757"/>
+            <w:tcW w:type="dxa" w:w="1361"/>
             <w:vAlign w:val="center"/>
             <w:tcMar>
-              <w:top w:w="80" w:type="dxa"/>
-              <w:bottom w:w="80" w:type="dxa"/>
-              <w:left w:w="105" w:type="dxa"/>
-              <w:right w:w="105" w:type="dxa"/>
+              <w:top w:w="105" w:type="dxa"/>
+              <w:bottom w:w="105" w:type="dxa"/>
+              <w:start w:w="115" w:type="dxa"/>
+              <w:end w:w="115" w:type="dxa"/>
             </w:tcMar>
           </w:tcPr>
           <w:p>
             <w:pPr>
-              <w:spacing w:line="300" w:lineRule="auto" w:after="20" w:before="20"/>
+              <w:spacing w:line="288" w:lineRule="auto" w:before="20" w:after="20"/>
               <w:ind w:firstLine="0"/>
-              <w:jc w:val="center"/>
             </w:pPr>
             <w:r>
               <w:rPr>
-                <w:rFonts w:ascii="宋体" w:hAnsi="宋体" w:eastAsia="宋体" w:cs="宋体"/>
+                <w:rFonts w:ascii="宋体" w:hAnsi="宋体"/>
                 <w:b w:val="0"/>
                 <w:color w:val="000000"/>
                 <w:sz w:val="21"/>
               </w:rPr>
-              <w:t>公共工程</w:t>
+              <w:t>客户端</w:t>
+            </w:r>
+          </w:p>
+        </w:tc>
+        <w:tc>
+          <w:tcPr>
+            <w:tcW w:type="dxa" w:w="3402"/>
+            <w:vAlign w:val="center"/>
+            <w:tcMar>
+              <w:top w:w="105" w:type="dxa"/>
+              <w:bottom w:w="105" w:type="dxa"/>
+              <w:start w:w="115" w:type="dxa"/>
+              <w:end w:w="115" w:type="dxa"/>
+            </w:tcMar>
+          </w:tcPr>
+          <w:p>
+            <w:pPr>
+              <w:spacing w:line="288" w:lineRule="auto" w:before="20" w:after="20"/>
+              <w:ind w:firstLine="0"/>
+            </w:pPr>
+            <w:r>
+              <w:rPr>
+                <w:rFonts w:ascii="宋体" w:hAnsi="宋体"/>
+                <w:b w:val="0"/>
+                <w:color w:val="000000"/>
+                <w:sz w:val="21"/>
+              </w:rPr>
+              <w:t>微信原生小程序：WXML、WXSS、JavaScript</w:t>
             </w:r>
           </w:p>
         </w:tc>
@@ -234,52 +298,25 @@
             <w:tcW w:type="dxa" w:w="4309"/>
             <w:vAlign w:val="center"/>
             <w:tcMar>
-              <w:top w:w="80" w:type="dxa"/>
-              <w:bottom w:w="80" w:type="dxa"/>
-              <w:left w:w="105" w:type="dxa"/>
-              <w:right w:w="105" w:type="dxa"/>
+              <w:top w:w="105" w:type="dxa"/>
+              <w:bottom w:w="105" w:type="dxa"/>
+              <w:start w:w="115" w:type="dxa"/>
+              <w:end w:w="115" w:type="dxa"/>
             </w:tcMar>
           </w:tcPr>
           <w:p>
             <w:pPr>
-              <w:spacing w:line="300" w:lineRule="auto" w:after="20" w:before="20"/>
+              <w:spacing w:line="288" w:lineRule="auto" w:before="20" w:after="20"/>
               <w:ind w:firstLine="0"/>
             </w:pPr>
             <w:r>
               <w:rPr>
-                <w:rFonts w:ascii="宋体" w:hAnsi="宋体" w:eastAsia="宋体" w:cs="宋体"/>
+                <w:rFonts w:ascii="宋体" w:hAnsi="宋体"/>
                 <w:b w:val="0"/>
                 <w:color w:val="000000"/>
                 <w:sz w:val="21"/>
               </w:rPr>
-              <w:t>工程、便携环境、配置、迁移、接口和CI已提供</w:t>
-            </w:r>
-          </w:p>
-        </w:tc>
-        <w:tc>
-          <w:tcPr>
-            <w:tcW w:type="dxa" w:w="3005"/>
-            <w:vAlign w:val="center"/>
-            <w:tcMar>
-              <w:top w:w="80" w:type="dxa"/>
-              <w:bottom w:w="80" w:type="dxa"/>
-              <w:left w:w="105" w:type="dxa"/>
-              <w:right w:w="105" w:type="dxa"/>
-            </w:tcMar>
-          </w:tcPr>
-          <w:p>
-            <w:pPr>
-              <w:spacing w:line="300" w:lineRule="auto" w:after="20" w:before="20"/>
-              <w:ind w:firstLine="0"/>
-            </w:pPr>
-            <w:r>
-              <w:rPr>
-                <w:rFonts w:ascii="宋体" w:hAnsi="宋体" w:eastAsia="宋体" w:cs="宋体"/>
-                <w:b w:val="0"/>
-                <w:color w:val="000000"/>
-                <w:sz w:val="21"/>
-              </w:rPr>
-              <w:t>A维护公共鉴权与错误处理</w:t>
+              <w:t>页面、表单、导航、请求和图片展示</w:t>
             </w:r>
           </w:p>
         </w:tc>
@@ -290,29 +327,55 @@
         </w:trPr>
         <w:tc>
           <w:tcPr>
-            <w:tcW w:type="dxa" w:w="1757"/>
+            <w:tcW w:type="dxa" w:w="1361"/>
             <w:vAlign w:val="center"/>
             <w:tcMar>
-              <w:top w:w="80" w:type="dxa"/>
-              <w:bottom w:w="80" w:type="dxa"/>
-              <w:left w:w="105" w:type="dxa"/>
-              <w:right w:w="105" w:type="dxa"/>
+              <w:top w:w="105" w:type="dxa"/>
+              <w:bottom w:w="105" w:type="dxa"/>
+              <w:start w:w="115" w:type="dxa"/>
+              <w:end w:w="115" w:type="dxa"/>
             </w:tcMar>
           </w:tcPr>
           <w:p>
             <w:pPr>
-              <w:spacing w:line="300" w:lineRule="auto" w:after="20" w:before="20"/>
+              <w:spacing w:line="288" w:lineRule="auto" w:before="20" w:after="20"/>
               <w:ind w:firstLine="0"/>
-              <w:jc w:val="center"/>
             </w:pPr>
             <w:r>
               <w:rPr>
-                <w:rFonts w:ascii="宋体" w:hAnsi="宋体" w:eastAsia="宋体" w:cs="宋体"/>
+                <w:rFonts w:ascii="宋体" w:hAnsi="宋体"/>
                 <w:b w:val="0"/>
                 <w:color w:val="000000"/>
                 <w:sz w:val="21"/>
               </w:rPr>
-              <w:t>用户与认证</w:t>
+              <w:t>服务端</w:t>
+            </w:r>
+          </w:p>
+        </w:tc>
+        <w:tc>
+          <w:tcPr>
+            <w:tcW w:type="dxa" w:w="3402"/>
+            <w:vAlign w:val="center"/>
+            <w:tcMar>
+              <w:top w:w="105" w:type="dxa"/>
+              <w:bottom w:w="105" w:type="dxa"/>
+              <w:start w:w="115" w:type="dxa"/>
+              <w:end w:w="115" w:type="dxa"/>
+            </w:tcMar>
+          </w:tcPr>
+          <w:p>
+            <w:pPr>
+              <w:spacing w:line="288" w:lineRule="auto" w:before="20" w:after="20"/>
+              <w:ind w:firstLine="0"/>
+            </w:pPr>
+            <w:r>
+              <w:rPr>
+                <w:rFonts w:ascii="宋体" w:hAnsi="宋体"/>
+                <w:b w:val="0"/>
+                <w:color w:val="000000"/>
+                <w:sz w:val="21"/>
+              </w:rPr>
+              <w:t>Node.js 24、TypeScript、Express 5</w:t>
             </w:r>
           </w:p>
         </w:tc>
@@ -321,52 +384,25 @@
             <w:tcW w:type="dxa" w:w="4309"/>
             <w:vAlign w:val="center"/>
             <w:tcMar>
-              <w:top w:w="80" w:type="dxa"/>
-              <w:bottom w:w="80" w:type="dxa"/>
-              <w:left w:w="105" w:type="dxa"/>
-              <w:right w:w="105" w:type="dxa"/>
+              <w:top w:w="105" w:type="dxa"/>
+              <w:bottom w:w="105" w:type="dxa"/>
+              <w:start w:w="115" w:type="dxa"/>
+              <w:end w:w="115" w:type="dxa"/>
             </w:tcMar>
           </w:tcPr>
           <w:p>
             <w:pPr>
-              <w:spacing w:line="300" w:lineRule="auto" w:after="20" w:before="20"/>
+              <w:spacing w:line="288" w:lineRule="auto" w:before="20" w:after="20"/>
               <w:ind w:firstLine="0"/>
             </w:pPr>
             <w:r>
               <w:rPr>
-                <w:rFonts w:ascii="宋体" w:hAnsi="宋体" w:eastAsia="宋体" w:cs="宋体"/>
+                <w:rFonts w:ascii="宋体" w:hAnsi="宋体"/>
                 <w:b w:val="0"/>
                 <w:color w:val="000000"/>
                 <w:sz w:val="21"/>
               </w:rPr>
-              <w:t>演示登录、微信登录代码路径、实名审核及脱敏</w:t>
-            </w:r>
-          </w:p>
-        </w:tc>
-        <w:tc>
-          <w:tcPr>
-            <w:tcW w:type="dxa" w:w="3005"/>
-            <w:vAlign w:val="center"/>
-            <w:tcMar>
-              <w:top w:w="80" w:type="dxa"/>
-              <w:bottom w:w="80" w:type="dxa"/>
-              <w:left w:w="105" w:type="dxa"/>
-              <w:right w:w="105" w:type="dxa"/>
-            </w:tcMar>
-          </w:tcPr>
-          <w:p>
-            <w:pPr>
-              <w:spacing w:line="300" w:lineRule="auto" w:after="20" w:before="20"/>
-              <w:ind w:firstLine="0"/>
-            </w:pPr>
-            <w:r>
-              <w:rPr>
-                <w:rFonts w:ascii="宋体" w:hAnsi="宋体" w:eastAsia="宋体" w:cs="宋体"/>
-                <w:b w:val="0"/>
-                <w:color w:val="000000"/>
-                <w:sz w:val="21"/>
-              </w:rPr>
-              <w:t>真实微信平台登录待AppSecret联调</w:t>
+              <w:t>会话、参数校验、业务规则、统一错误响应</w:t>
             </w:r>
           </w:p>
         </w:tc>
@@ -377,29 +413,55 @@
         </w:trPr>
         <w:tc>
           <w:tcPr>
-            <w:tcW w:type="dxa" w:w="1757"/>
+            <w:tcW w:type="dxa" w:w="1361"/>
             <w:vAlign w:val="center"/>
             <w:tcMar>
-              <w:top w:w="80" w:type="dxa"/>
-              <w:bottom w:w="80" w:type="dxa"/>
-              <w:left w:w="105" w:type="dxa"/>
-              <w:right w:w="105" w:type="dxa"/>
+              <w:top w:w="105" w:type="dxa"/>
+              <w:bottom w:w="105" w:type="dxa"/>
+              <w:start w:w="115" w:type="dxa"/>
+              <w:end w:w="115" w:type="dxa"/>
             </w:tcMar>
           </w:tcPr>
           <w:p>
             <w:pPr>
-              <w:spacing w:line="300" w:lineRule="auto" w:after="20" w:before="20"/>
+              <w:spacing w:line="288" w:lineRule="auto" w:before="20" w:after="20"/>
               <w:ind w:firstLine="0"/>
-              <w:jc w:val="center"/>
             </w:pPr>
             <w:r>
               <w:rPr>
-                <w:rFonts w:ascii="宋体" w:hAnsi="宋体" w:eastAsia="宋体" w:cs="宋体"/>
+                <w:rFonts w:ascii="宋体" w:hAnsi="宋体"/>
                 <w:b w:val="0"/>
                 <w:color w:val="000000"/>
                 <w:sz w:val="21"/>
               </w:rPr>
-              <w:t>商品与基础审核</w:t>
+              <w:t>业务与数据</w:t>
+            </w:r>
+          </w:p>
+        </w:tc>
+        <w:tc>
+          <w:tcPr>
+            <w:tcW w:type="dxa" w:w="3402"/>
+            <w:vAlign w:val="center"/>
+            <w:tcMar>
+              <w:top w:w="105" w:type="dxa"/>
+              <w:bottom w:w="105" w:type="dxa"/>
+              <w:start w:w="115" w:type="dxa"/>
+              <w:end w:w="115" w:type="dxa"/>
+            </w:tcMar>
+          </w:tcPr>
+          <w:p>
+            <w:pPr>
+              <w:spacing w:line="288" w:lineRule="auto" w:before="20" w:after="20"/>
+              <w:ind w:firstLine="0"/>
+            </w:pPr>
+            <w:r>
+              <w:rPr>
+                <w:rFonts w:ascii="宋体" w:hAnsi="宋体"/>
+                <w:b w:val="0"/>
+                <w:color w:val="000000"/>
+                <w:sz w:val="21"/>
+              </w:rPr>
+              <w:t>模块化 Service/Repository、MySQL 8.4 / 8.0兼容</w:t>
             </w:r>
           </w:p>
         </w:tc>
@@ -408,52 +470,25 @@
             <w:tcW w:type="dxa" w:w="4309"/>
             <w:vAlign w:val="center"/>
             <w:tcMar>
-              <w:top w:w="80" w:type="dxa"/>
-              <w:bottom w:w="80" w:type="dxa"/>
-              <w:left w:w="105" w:type="dxa"/>
-              <w:right w:w="105" w:type="dxa"/>
+              <w:top w:w="105" w:type="dxa"/>
+              <w:bottom w:w="105" w:type="dxa"/>
+              <w:start w:w="115" w:type="dxa"/>
+              <w:end w:w="115" w:type="dxa"/>
             </w:tcMar>
           </w:tcPr>
           <w:p>
             <w:pPr>
-              <w:spacing w:line="300" w:lineRule="auto" w:after="20" w:before="20"/>
+              <w:spacing w:line="288" w:lineRule="auto" w:before="20" w:after="20"/>
               <w:ind w:firstLine="0"/>
             </w:pPr>
             <w:r>
               <w:rPr>
-                <w:rFonts w:ascii="宋体" w:hAnsi="宋体" w:eastAsia="宋体" w:cs="宋体"/>
+                <w:rFonts w:ascii="宋体" w:hAnsi="宋体"/>
                 <w:b w:val="0"/>
                 <w:color w:val="000000"/>
                 <w:sz w:val="21"/>
               </w:rPr>
-              <w:t>上传、发布、审核、检索、编辑重审和上下架</w:t>
-            </w:r>
-          </w:p>
-        </w:tc>
-        <w:tc>
-          <w:tcPr>
-            <w:tcW w:type="dxa" w:w="3005"/>
-            <w:vAlign w:val="center"/>
-            <w:tcMar>
-              <w:top w:w="80" w:type="dxa"/>
-              <w:bottom w:w="80" w:type="dxa"/>
-              <w:left w:w="105" w:type="dxa"/>
-              <w:right w:w="105" w:type="dxa"/>
-            </w:tcMar>
-          </w:tcPr>
-          <w:p>
-            <w:pPr>
-              <w:spacing w:line="300" w:lineRule="auto" w:after="20" w:before="20"/>
-              <w:ind w:firstLine="0"/>
-            </w:pPr>
-            <w:r>
-              <w:rPr>
-                <w:rFonts w:ascii="宋体" w:hAnsi="宋体" w:eastAsia="宋体" w:cs="宋体"/>
-                <w:b w:val="0"/>
-                <w:color w:val="000000"/>
-                <w:sz w:val="21"/>
-              </w:rPr>
-              <w:t>交易锁定由B接入；统一监管由C整合</w:t>
+              <w:t>事务、行锁、索引、迁移与状态一致性</w:t>
             </w:r>
           </w:p>
         </w:tc>
@@ -464,29 +499,55 @@
         </w:trPr>
         <w:tc>
           <w:tcPr>
-            <w:tcW w:type="dxa" w:w="1757"/>
+            <w:tcW w:type="dxa" w:w="1361"/>
             <w:vAlign w:val="center"/>
             <w:tcMar>
-              <w:top w:w="80" w:type="dxa"/>
-              <w:bottom w:w="80" w:type="dxa"/>
-              <w:left w:w="105" w:type="dxa"/>
-              <w:right w:w="105" w:type="dxa"/>
+              <w:top w:w="105" w:type="dxa"/>
+              <w:bottom w:w="105" w:type="dxa"/>
+              <w:start w:w="115" w:type="dxa"/>
+              <w:end w:w="115" w:type="dxa"/>
             </w:tcMar>
           </w:tcPr>
           <w:p>
             <w:pPr>
-              <w:spacing w:line="300" w:lineRule="auto" w:after="20" w:before="20"/>
+              <w:spacing w:line="288" w:lineRule="auto" w:before="20" w:after="20"/>
               <w:ind w:firstLine="0"/>
-              <w:jc w:val="center"/>
             </w:pPr>
             <w:r>
               <w:rPr>
-                <w:rFonts w:ascii="宋体" w:hAnsi="宋体" w:eastAsia="宋体" w:cs="宋体"/>
+                <w:rFonts w:ascii="宋体" w:hAnsi="宋体"/>
                 <w:b w:val="0"/>
                 <w:color w:val="000000"/>
                 <w:sz w:val="21"/>
               </w:rPr>
-              <w:t>交易与评价</w:t>
+              <w:t>统一契约</w:t>
+            </w:r>
+          </w:p>
+        </w:tc>
+        <w:tc>
+          <w:tcPr>
+            <w:tcW w:type="dxa" w:w="3402"/>
+            <w:vAlign w:val="center"/>
+            <w:tcMar>
+              <w:top w:w="105" w:type="dxa"/>
+              <w:bottom w:w="105" w:type="dxa"/>
+              <w:start w:w="115" w:type="dxa"/>
+              <w:end w:w="115" w:type="dxa"/>
+            </w:tcMar>
+          </w:tcPr>
+          <w:p>
+            <w:pPr>
+              <w:spacing w:line="288" w:lineRule="auto" w:before="20" w:after="20"/>
+              <w:ind w:firstLine="0"/>
+            </w:pPr>
+            <w:r>
+              <w:rPr>
+                <w:rFonts w:ascii="宋体" w:hAnsi="宋体"/>
+                <w:b w:val="0"/>
+                <w:color w:val="000000"/>
+                <w:sz w:val="21"/>
+              </w:rPr>
+              <w:t>/api、OpenAPI、requestId、整数分金额</w:t>
             </w:r>
           </w:p>
         </w:tc>
@@ -495,139 +556,25 @@
             <w:tcW w:type="dxa" w:w="4309"/>
             <w:vAlign w:val="center"/>
             <w:tcMar>
-              <w:top w:w="80" w:type="dxa"/>
-              <w:bottom w:w="80" w:type="dxa"/>
-              <w:left w:w="105" w:type="dxa"/>
-              <w:right w:w="105" w:type="dxa"/>
+              <w:top w:w="105" w:type="dxa"/>
+              <w:bottom w:w="105" w:type="dxa"/>
+              <w:start w:w="115" w:type="dxa"/>
+              <w:end w:w="115" w:type="dxa"/>
             </w:tcMar>
           </w:tcPr>
           <w:p>
             <w:pPr>
-              <w:spacing w:line="300" w:lineRule="auto" w:after="20" w:before="20"/>
+              <w:spacing w:line="288" w:lineRule="auto" w:before="20" w:after="20"/>
               <w:ind w:firstLine="0"/>
             </w:pPr>
             <w:r>
               <w:rPr>
-                <w:rFonts w:ascii="宋体" w:hAnsi="宋体" w:eastAsia="宋体" w:cs="宋体"/>
+                <w:rFonts w:ascii="宋体" w:hAnsi="宋体"/>
                 <w:b w:val="0"/>
                 <w:color w:val="000000"/>
                 <w:sz w:val="21"/>
               </w:rPr>
-              <w:t>状态和信誉常量、事务及接口契约已冻结</w:t>
-            </w:r>
-          </w:p>
-        </w:tc>
-        <w:tc>
-          <w:tcPr>
-            <w:tcW w:type="dxa" w:w="3005"/>
-            <w:vAlign w:val="center"/>
-            <w:tcMar>
-              <w:top w:w="80" w:type="dxa"/>
-              <w:bottom w:w="80" w:type="dxa"/>
-              <w:left w:w="105" w:type="dxa"/>
-              <w:right w:w="105" w:type="dxa"/>
-            </w:tcMar>
-          </w:tcPr>
-          <w:p>
-            <w:pPr>
-              <w:spacing w:line="300" w:lineRule="auto" w:after="20" w:before="20"/>
-              <w:ind w:firstLine="0"/>
-            </w:pPr>
-            <w:r>
-              <w:rPr>
-                <w:rFonts w:ascii="宋体" w:hAnsi="宋体" w:eastAsia="宋体" w:cs="宋体"/>
-                <w:b w:val="0"/>
-                <w:color w:val="000000"/>
-                <w:sz w:val="21"/>
-              </w:rPr>
-              <w:t>B实现业务与页面</w:t>
-            </w:r>
-          </w:p>
-        </w:tc>
-      </w:tr>
-      <w:tr>
-        <w:trPr>
-          <w:cantSplit/>
-        </w:trPr>
-        <w:tc>
-          <w:tcPr>
-            <w:tcW w:type="dxa" w:w="1757"/>
-            <w:vAlign w:val="center"/>
-            <w:tcMar>
-              <w:top w:w="80" w:type="dxa"/>
-              <w:bottom w:w="80" w:type="dxa"/>
-              <w:left w:w="105" w:type="dxa"/>
-              <w:right w:w="105" w:type="dxa"/>
-            </w:tcMar>
-          </w:tcPr>
-          <w:p>
-            <w:pPr>
-              <w:spacing w:line="300" w:lineRule="auto" w:after="20" w:before="20"/>
-              <w:ind w:firstLine="0"/>
-              <w:jc w:val="center"/>
-            </w:pPr>
-            <w:r>
-              <w:rPr>
-                <w:rFonts w:ascii="宋体" w:hAnsi="宋体" w:eastAsia="宋体" w:cs="宋体"/>
-                <w:b w:val="0"/>
-                <w:color w:val="000000"/>
-                <w:sz w:val="21"/>
-              </w:rPr>
-              <w:t>咨询与监管</w:t>
-            </w:r>
-          </w:p>
-        </w:tc>
-        <w:tc>
-          <w:tcPr>
-            <w:tcW w:type="dxa" w:w="4309"/>
-            <w:vAlign w:val="center"/>
-            <w:tcMar>
-              <w:top w:w="80" w:type="dxa"/>
-              <w:bottom w:w="80" w:type="dxa"/>
-              <w:left w:w="105" w:type="dxa"/>
-              <w:right w:w="105" w:type="dxa"/>
-            </w:tcMar>
-          </w:tcPr>
-          <w:p>
-            <w:pPr>
-              <w:spacing w:line="300" w:lineRule="auto" w:after="20" w:before="20"/>
-              <w:ind w:firstLine="0"/>
-            </w:pPr>
-            <w:r>
-              <w:rPr>
-                <w:rFonts w:ascii="宋体" w:hAnsi="宋体" w:eastAsia="宋体" w:cs="宋体"/>
-                <w:b w:val="0"/>
-                <w:color w:val="000000"/>
-                <w:sz w:val="21"/>
-              </w:rPr>
-              <w:t>接口及模块边界已说明</w:t>
-            </w:r>
-          </w:p>
-        </w:tc>
-        <w:tc>
-          <w:tcPr>
-            <w:tcW w:type="dxa" w:w="3005"/>
-            <w:vAlign w:val="center"/>
-            <w:tcMar>
-              <w:top w:w="80" w:type="dxa"/>
-              <w:bottom w:w="80" w:type="dxa"/>
-              <w:left w:w="105" w:type="dxa"/>
-              <w:right w:w="105" w:type="dxa"/>
-            </w:tcMar>
-          </w:tcPr>
-          <w:p>
-            <w:pPr>
-              <w:spacing w:line="300" w:lineRule="auto" w:after="20" w:before="20"/>
-              <w:ind w:firstLine="0"/>
-            </w:pPr>
-            <w:r>
-              <w:rPr>
-                <w:rFonts w:ascii="宋体" w:hAnsi="宋体" w:eastAsia="宋体" w:cs="宋体"/>
-                <w:b w:val="0"/>
-                <w:color w:val="000000"/>
-                <w:sz w:val="21"/>
-              </w:rPr>
-              <w:t>C实现业务、页面及专项测试</w:t>
+              <w:t>统一请求响应、权限边界与协作接入</w:t>
             </w:r>
           </w:p>
         </w:tc>
@@ -635,635 +582,26 @@
     </w:tbl>
     <w:p>
       <w:pPr>
-        <w:spacing w:after="20" w:line="240" w:lineRule="auto" w:before="0"/>
+        <w:spacing w:line="240" w:lineRule="auto" w:after="60"/>
         <w:ind w:firstLine="0"/>
       </w:pPr>
       <w:r>
         <w:rPr>
-          <w:rFonts w:ascii="宋体" w:hAnsi="宋体" w:eastAsia="宋体" w:cs="宋体"/>
           <w:sz w:val="4"/>
-          <w:color w:val="000000"/>
-        </w:rPr>
-      </w:r>
-    </w:p>
-    <w:p>
-      <w:r>
-        <w:rPr>
-          <w:rFonts w:ascii="宋体" w:hAnsi="宋体" w:eastAsia="宋体" w:cs="宋体"/>
-          <w:color w:val="000000"/>
-        </w:rPr>
-        <w:t>原需求分析和设计说明书保持原样。确认收货条件、模拟支付范围、隐私索引和三人分工等澄清另记在docs/changes.md；正文中的截图使用虚构数据与真实开发者工具结果。</w:t>
-      </w:r>
-    </w:p>
-    <w:p>
-      <w:pPr>
-        <w:pStyle w:val="1"/>
-        <w:pageBreakBefore/>
-      </w:pPr>
-      <w:r>
-        <w:rPr>
-          <w:rFonts w:ascii="宋体" w:hAnsi="宋体" w:eastAsia="宋体" w:cs="宋体"/>
-          <w:color w:val="000000"/>
-        </w:rPr>
-        <w:t>二 运行环境与工程实现</w:t>
-      </w:r>
-    </w:p>
-    <w:p>
-      <w:r>
-        <w:rPr>
-          <w:rFonts w:ascii="宋体" w:hAnsi="宋体" w:eastAsia="宋体" w:cs="宋体"/>
-          <w:color w:val="000000"/>
-        </w:rPr>
-        <w:t>小程序使用微信原生页面和事件机制，后端按Controller、Service、Repository分层。页面负责采集输入和展示状态；后端决定权限、所有权、状态流转及数据库写入，防止客户端直接修改业务结果。</w:t>
-      </w:r>
-    </w:p>
-    <w:p>
-      <w:pPr>
-        <w:pStyle w:val="af7"/>
-        <w:keepNext/>
-        <w:spacing w:after="80"/>
-        <w:jc w:val="center"/>
-      </w:pPr>
-      <w:r>
-        <w:rPr>
-          <w:rFonts w:ascii="宋体" w:hAnsi="宋体" w:eastAsia="宋体" w:cs="宋体"/>
-          <w:color w:val="000000"/>
-        </w:rPr>
-        <w:t>表3-2 运行环境与组件</w:t>
-      </w:r>
-    </w:p>
-    <w:tbl>
-      <w:tblPr>
-        <w:tblW w:type="auto" w:w="0"/>
-        <w:jc w:val="center"/>
-        <w:tblLayout w:type="fixed"/>
-        <w:tblLook w:firstColumn="1" w:firstRow="1" w:lastColumn="0" w:lastRow="0" w:noHBand="0" w:noVBand="1" w:val="04A0"/>
-        <w:tblBorders>
-          <w:top w:val="single" w:sz="4" w:color="D9D9D9"/>
-          <w:left w:val="single" w:sz="4" w:color="D9D9D9"/>
-          <w:bottom w:val="single" w:sz="4" w:color="D9D9D9"/>
-          <w:right w:val="single" w:sz="4" w:color="D9D9D9"/>
-          <w:insideH w:val="single" w:sz="4" w:color="D9D9D9"/>
-          <w:insideV w:val="single" w:sz="4" w:color="D9D9D9"/>
-        </w:tblBorders>
-      </w:tblPr>
-      <w:tblGrid>
-        <w:gridCol w:w="1757"/>
-        <w:gridCol w:w="3458"/>
-        <w:gridCol w:w="3855"/>
-      </w:tblGrid>
-      <w:tr>
-        <w:trPr>
-          <w:cantSplit/>
-          <w:tblHeader/>
-        </w:trPr>
-        <w:tc>
-          <w:tcPr>
-            <w:tcW w:type="dxa" w:w="1757"/>
-            <w:vAlign w:val="center"/>
-            <w:tcMar>
-              <w:top w:w="80" w:type="dxa"/>
-              <w:bottom w:w="80" w:type="dxa"/>
-              <w:left w:w="105" w:type="dxa"/>
-              <w:right w:w="105" w:type="dxa"/>
-            </w:tcMar>
-          </w:tcPr>
-          <w:p>
-            <w:pPr>
-              <w:spacing w:line="300" w:lineRule="auto" w:after="20" w:before="20"/>
-              <w:ind w:firstLine="0"/>
-              <w:jc w:val="center"/>
-            </w:pPr>
-            <w:r>
-              <w:rPr>
-                <w:rFonts w:ascii="宋体" w:hAnsi="宋体" w:eastAsia="宋体" w:cs="宋体"/>
-                <w:b/>
-                <w:color w:val="000000"/>
-                <w:sz w:val="21"/>
-              </w:rPr>
-              <w:t>层次或组件</w:t>
-            </w:r>
-          </w:p>
-        </w:tc>
-        <w:tc>
-          <w:tcPr>
-            <w:tcW w:type="dxa" w:w="3458"/>
-            <w:vAlign w:val="center"/>
-            <w:tcMar>
-              <w:top w:w="80" w:type="dxa"/>
-              <w:bottom w:w="80" w:type="dxa"/>
-              <w:left w:w="105" w:type="dxa"/>
-              <w:right w:w="105" w:type="dxa"/>
-            </w:tcMar>
-          </w:tcPr>
-          <w:p>
-            <w:pPr>
-              <w:spacing w:line="300" w:lineRule="auto" w:after="20" w:before="20"/>
-              <w:ind w:firstLine="0"/>
-            </w:pPr>
-            <w:r>
-              <w:rPr>
-                <w:rFonts w:ascii="宋体" w:hAnsi="宋体" w:eastAsia="宋体" w:cs="宋体"/>
-                <w:b/>
-                <w:color w:val="000000"/>
-                <w:sz w:val="21"/>
-              </w:rPr>
-              <w:t>实际技术</w:t>
-            </w:r>
-          </w:p>
-        </w:tc>
-        <w:tc>
-          <w:tcPr>
-            <w:tcW w:type="dxa" w:w="3855"/>
-            <w:vAlign w:val="center"/>
-            <w:tcMar>
-              <w:top w:w="80" w:type="dxa"/>
-              <w:bottom w:w="80" w:type="dxa"/>
-              <w:left w:w="105" w:type="dxa"/>
-              <w:right w:w="105" w:type="dxa"/>
-            </w:tcMar>
-          </w:tcPr>
-          <w:p>
-            <w:pPr>
-              <w:spacing w:line="300" w:lineRule="auto" w:after="20" w:before="20"/>
-              <w:ind w:firstLine="0"/>
-            </w:pPr>
-            <w:r>
-              <w:rPr>
-                <w:rFonts w:ascii="宋体" w:hAnsi="宋体" w:eastAsia="宋体" w:cs="宋体"/>
-                <w:b/>
-                <w:color w:val="000000"/>
-                <w:sz w:val="21"/>
-              </w:rPr>
-              <w:t>主要作用</w:t>
-            </w:r>
-          </w:p>
-        </w:tc>
-      </w:tr>
-      <w:tr>
-        <w:trPr>
-          <w:cantSplit/>
-        </w:trPr>
-        <w:tc>
-          <w:tcPr>
-            <w:tcW w:type="dxa" w:w="1757"/>
-            <w:vAlign w:val="center"/>
-            <w:tcMar>
-              <w:top w:w="80" w:type="dxa"/>
-              <w:bottom w:w="80" w:type="dxa"/>
-              <w:left w:w="105" w:type="dxa"/>
-              <w:right w:w="105" w:type="dxa"/>
-            </w:tcMar>
-          </w:tcPr>
-          <w:p>
-            <w:pPr>
-              <w:spacing w:line="300" w:lineRule="auto" w:after="20" w:before="20"/>
-              <w:ind w:firstLine="0"/>
-              <w:jc w:val="center"/>
-            </w:pPr>
-            <w:r>
-              <w:rPr>
-                <w:rFonts w:ascii="宋体" w:hAnsi="宋体" w:eastAsia="宋体" w:cs="宋体"/>
-                <w:b w:val="0"/>
-                <w:color w:val="000000"/>
-                <w:sz w:val="21"/>
-              </w:rPr>
-              <w:t>小程序</w:t>
-            </w:r>
-          </w:p>
-        </w:tc>
-        <w:tc>
-          <w:tcPr>
-            <w:tcW w:type="dxa" w:w="3458"/>
-            <w:vAlign w:val="center"/>
-            <w:tcMar>
-              <w:top w:w="80" w:type="dxa"/>
-              <w:bottom w:w="80" w:type="dxa"/>
-              <w:left w:w="105" w:type="dxa"/>
-              <w:right w:w="105" w:type="dxa"/>
-            </w:tcMar>
-          </w:tcPr>
-          <w:p>
-            <w:pPr>
-              <w:spacing w:line="300" w:lineRule="auto" w:after="20" w:before="20"/>
-              <w:ind w:firstLine="0"/>
-            </w:pPr>
-            <w:r>
-              <w:rPr>
-                <w:rFonts w:ascii="宋体" w:hAnsi="宋体" w:eastAsia="宋体" w:cs="宋体"/>
-                <w:b w:val="0"/>
-                <w:color w:val="000000"/>
-                <w:sz w:val="21"/>
-              </w:rPr>
-              <w:t>JavaScript、WXML、WXSS</w:t>
-            </w:r>
-          </w:p>
-        </w:tc>
-        <w:tc>
-          <w:tcPr>
-            <w:tcW w:type="dxa" w:w="3855"/>
-            <w:vAlign w:val="center"/>
-            <w:tcMar>
-              <w:top w:w="80" w:type="dxa"/>
-              <w:bottom w:w="80" w:type="dxa"/>
-              <w:left w:w="105" w:type="dxa"/>
-              <w:right w:w="105" w:type="dxa"/>
-            </w:tcMar>
-          </w:tcPr>
-          <w:p>
-            <w:pPr>
-              <w:spacing w:line="300" w:lineRule="auto" w:after="20" w:before="20"/>
-              <w:ind w:firstLine="0"/>
-            </w:pPr>
-            <w:r>
-              <w:rPr>
-                <w:rFonts w:ascii="宋体" w:hAnsi="宋体" w:eastAsia="宋体" w:cs="宋体"/>
-                <w:b w:val="0"/>
-                <w:color w:val="000000"/>
-                <w:sz w:val="21"/>
-              </w:rPr>
-              <w:t>8个页面及统一请求、媒体封装</w:t>
-            </w:r>
-          </w:p>
-        </w:tc>
-      </w:tr>
-      <w:tr>
-        <w:trPr>
-          <w:cantSplit/>
-        </w:trPr>
-        <w:tc>
-          <w:tcPr>
-            <w:tcW w:type="dxa" w:w="1757"/>
-            <w:vAlign w:val="center"/>
-            <w:tcMar>
-              <w:top w:w="80" w:type="dxa"/>
-              <w:bottom w:w="80" w:type="dxa"/>
-              <w:left w:w="105" w:type="dxa"/>
-              <w:right w:w="105" w:type="dxa"/>
-            </w:tcMar>
-          </w:tcPr>
-          <w:p>
-            <w:pPr>
-              <w:spacing w:line="300" w:lineRule="auto" w:after="20" w:before="20"/>
-              <w:ind w:firstLine="0"/>
-              <w:jc w:val="center"/>
-            </w:pPr>
-            <w:r>
-              <w:rPr>
-                <w:rFonts w:ascii="宋体" w:hAnsi="宋体" w:eastAsia="宋体" w:cs="宋体"/>
-                <w:b w:val="0"/>
-                <w:color w:val="000000"/>
-                <w:sz w:val="21"/>
-              </w:rPr>
-              <w:t>服务端</w:t>
-            </w:r>
-          </w:p>
-        </w:tc>
-        <w:tc>
-          <w:tcPr>
-            <w:tcW w:type="dxa" w:w="3458"/>
-            <w:vAlign w:val="center"/>
-            <w:tcMar>
-              <w:top w:w="80" w:type="dxa"/>
-              <w:bottom w:w="80" w:type="dxa"/>
-              <w:left w:w="105" w:type="dxa"/>
-              <w:right w:w="105" w:type="dxa"/>
-            </w:tcMar>
-          </w:tcPr>
-          <w:p>
-            <w:pPr>
-              <w:spacing w:line="300" w:lineRule="auto" w:after="20" w:before="20"/>
-              <w:ind w:firstLine="0"/>
-            </w:pPr>
-            <w:r>
-              <w:rPr>
-                <w:rFonts w:ascii="宋体" w:hAnsi="宋体" w:eastAsia="宋体" w:cs="宋体"/>
-                <w:b w:val="0"/>
-                <w:color w:val="000000"/>
-                <w:sz w:val="21"/>
-              </w:rPr>
-              <w:t>Node.js 24.19.0、TypeScript、Express 5</w:t>
-            </w:r>
-          </w:p>
-        </w:tc>
-        <w:tc>
-          <w:tcPr>
-            <w:tcW w:type="dxa" w:w="3855"/>
-            <w:vAlign w:val="center"/>
-            <w:tcMar>
-              <w:top w:w="80" w:type="dxa"/>
-              <w:bottom w:w="80" w:type="dxa"/>
-              <w:left w:w="105" w:type="dxa"/>
-              <w:right w:w="105" w:type="dxa"/>
-            </w:tcMar>
-          </w:tcPr>
-          <w:p>
-            <w:pPr>
-              <w:spacing w:line="300" w:lineRule="auto" w:after="20" w:before="20"/>
-              <w:ind w:firstLine="0"/>
-            </w:pPr>
-            <w:r>
-              <w:rPr>
-                <w:rFonts w:ascii="宋体" w:hAnsi="宋体" w:eastAsia="宋体" w:cs="宋体"/>
-                <w:b w:val="0"/>
-                <w:color w:val="000000"/>
-                <w:sz w:val="21"/>
-              </w:rPr>
-              <w:t>HTTP接口、会话、业务规则及异常响应</w:t>
-            </w:r>
-          </w:p>
-        </w:tc>
-      </w:tr>
-      <w:tr>
-        <w:trPr>
-          <w:cantSplit/>
-        </w:trPr>
-        <w:tc>
-          <w:tcPr>
-            <w:tcW w:type="dxa" w:w="1757"/>
-            <w:vAlign w:val="center"/>
-            <w:tcMar>
-              <w:top w:w="80" w:type="dxa"/>
-              <w:bottom w:w="80" w:type="dxa"/>
-              <w:left w:w="105" w:type="dxa"/>
-              <w:right w:w="105" w:type="dxa"/>
-            </w:tcMar>
-          </w:tcPr>
-          <w:p>
-            <w:pPr>
-              <w:spacing w:line="300" w:lineRule="auto" w:after="20" w:before="20"/>
-              <w:ind w:firstLine="0"/>
-              <w:jc w:val="center"/>
-            </w:pPr>
-            <w:r>
-              <w:rPr>
-                <w:rFonts w:ascii="宋体" w:hAnsi="宋体" w:eastAsia="宋体" w:cs="宋体"/>
-                <w:b w:val="0"/>
-                <w:color w:val="000000"/>
-                <w:sz w:val="21"/>
-              </w:rPr>
-              <w:t>数据库</w:t>
-            </w:r>
-          </w:p>
-        </w:tc>
-        <w:tc>
-          <w:tcPr>
-            <w:tcW w:type="dxa" w:w="3458"/>
-            <w:vAlign w:val="center"/>
-            <w:tcMar>
-              <w:top w:w="80" w:type="dxa"/>
-              <w:bottom w:w="80" w:type="dxa"/>
-              <w:left w:w="105" w:type="dxa"/>
-              <w:right w:w="105" w:type="dxa"/>
-            </w:tcMar>
-          </w:tcPr>
-          <w:p>
-            <w:pPr>
-              <w:spacing w:line="300" w:lineRule="auto" w:after="20" w:before="20"/>
-              <w:ind w:firstLine="0"/>
-            </w:pPr>
-            <w:r>
-              <w:rPr>
-                <w:rFonts w:ascii="宋体" w:hAnsi="宋体" w:eastAsia="宋体" w:cs="宋体"/>
-                <w:b w:val="0"/>
-                <w:color w:val="000000"/>
-                <w:sz w:val="21"/>
-              </w:rPr>
-              <w:t>MySQL 8.4.13、InnoDB、mysql2</w:t>
-            </w:r>
-          </w:p>
-        </w:tc>
-        <w:tc>
-          <w:tcPr>
-            <w:tcW w:type="dxa" w:w="3855"/>
-            <w:vAlign w:val="center"/>
-            <w:tcMar>
-              <w:top w:w="80" w:type="dxa"/>
-              <w:bottom w:w="80" w:type="dxa"/>
-              <w:left w:w="105" w:type="dxa"/>
-              <w:right w:w="105" w:type="dxa"/>
-            </w:tcMar>
-          </w:tcPr>
-          <w:p>
-            <w:pPr>
-              <w:spacing w:line="300" w:lineRule="auto" w:after="20" w:before="20"/>
-              <w:ind w:firstLine="0"/>
-            </w:pPr>
-            <w:r>
-              <w:rPr>
-                <w:rFonts w:ascii="宋体" w:hAnsi="宋体" w:eastAsia="宋体" w:cs="宋体"/>
-                <w:b w:val="0"/>
-                <w:color w:val="000000"/>
-                <w:sz w:val="21"/>
-              </w:rPr>
-              <w:t>持久化、事务、行锁及索引；保持8.0兼容</w:t>
-            </w:r>
-          </w:p>
-        </w:tc>
-      </w:tr>
-      <w:tr>
-        <w:trPr>
-          <w:cantSplit/>
-        </w:trPr>
-        <w:tc>
-          <w:tcPr>
-            <w:tcW w:type="dxa" w:w="1757"/>
-            <w:vAlign w:val="center"/>
-            <w:tcMar>
-              <w:top w:w="80" w:type="dxa"/>
-              <w:bottom w:w="80" w:type="dxa"/>
-              <w:left w:w="105" w:type="dxa"/>
-              <w:right w:w="105" w:type="dxa"/>
-            </w:tcMar>
-          </w:tcPr>
-          <w:p>
-            <w:pPr>
-              <w:spacing w:line="300" w:lineRule="auto" w:after="20" w:before="20"/>
-              <w:ind w:firstLine="0"/>
-              <w:jc w:val="center"/>
-            </w:pPr>
-            <w:r>
-              <w:rPr>
-                <w:rFonts w:ascii="宋体" w:hAnsi="宋体" w:eastAsia="宋体" w:cs="宋体"/>
-                <w:b w:val="0"/>
-                <w:color w:val="000000"/>
-                <w:sz w:val="21"/>
-              </w:rPr>
-              <w:t>开发工具</w:t>
-            </w:r>
-          </w:p>
-        </w:tc>
-        <w:tc>
-          <w:tcPr>
-            <w:tcW w:type="dxa" w:w="3458"/>
-            <w:vAlign w:val="center"/>
-            <w:tcMar>
-              <w:top w:w="80" w:type="dxa"/>
-              <w:bottom w:w="80" w:type="dxa"/>
-              <w:left w:w="105" w:type="dxa"/>
-              <w:right w:w="105" w:type="dxa"/>
-            </w:tcMar>
-          </w:tcPr>
-          <w:p>
-            <w:pPr>
-              <w:spacing w:line="300" w:lineRule="auto" w:after="20" w:before="20"/>
-              <w:ind w:firstLine="0"/>
-            </w:pPr>
-            <w:r>
-              <w:rPr>
-                <w:rFonts w:ascii="宋体" w:hAnsi="宋体" w:eastAsia="宋体" w:cs="宋体"/>
-                <w:b w:val="0"/>
-                <w:color w:val="000000"/>
-                <w:sz w:val="21"/>
-              </w:rPr>
-              <w:t>微信开发者工具2.02.2608080</w:t>
-            </w:r>
-          </w:p>
-        </w:tc>
-        <w:tc>
-          <w:tcPr>
-            <w:tcW w:type="dxa" w:w="3855"/>
-            <w:vAlign w:val="center"/>
-            <w:tcMar>
-              <w:top w:w="80" w:type="dxa"/>
-              <w:bottom w:w="80" w:type="dxa"/>
-              <w:left w:w="105" w:type="dxa"/>
-              <w:right w:w="105" w:type="dxa"/>
-            </w:tcMar>
-          </w:tcPr>
-          <w:p>
-            <w:pPr>
-              <w:spacing w:line="300" w:lineRule="auto" w:after="20" w:before="20"/>
-              <w:ind w:firstLine="0"/>
-            </w:pPr>
-            <w:r>
-              <w:rPr>
-                <w:rFonts w:ascii="宋体" w:hAnsi="宋体" w:eastAsia="宋体" w:cs="宋体"/>
-                <w:b w:val="0"/>
-                <w:color w:val="000000"/>
-                <w:sz w:val="21"/>
-              </w:rPr>
-              <w:t>基础库3.17.4；原生编译与模拟器验收</w:t>
-            </w:r>
-          </w:p>
-        </w:tc>
-      </w:tr>
-      <w:tr>
-        <w:trPr>
-          <w:cantSplit/>
-        </w:trPr>
-        <w:tc>
-          <w:tcPr>
-            <w:tcW w:type="dxa" w:w="1757"/>
-            <w:vAlign w:val="center"/>
-            <w:tcMar>
-              <w:top w:w="80" w:type="dxa"/>
-              <w:bottom w:w="80" w:type="dxa"/>
-              <w:left w:w="105" w:type="dxa"/>
-              <w:right w:w="105" w:type="dxa"/>
-            </w:tcMar>
-          </w:tcPr>
-          <w:p>
-            <w:pPr>
-              <w:spacing w:line="300" w:lineRule="auto" w:after="20" w:before="20"/>
-              <w:ind w:firstLine="0"/>
-              <w:jc w:val="center"/>
-            </w:pPr>
-            <w:r>
-              <w:rPr>
-                <w:rFonts w:ascii="宋体" w:hAnsi="宋体" w:eastAsia="宋体" w:cs="宋体"/>
-                <w:b w:val="0"/>
-                <w:color w:val="000000"/>
-                <w:sz w:val="21"/>
-              </w:rPr>
-              <w:t>运行准备</w:t>
-            </w:r>
-          </w:p>
-        </w:tc>
-        <w:tc>
-          <w:tcPr>
-            <w:tcW w:type="dxa" w:w="3458"/>
-            <w:vAlign w:val="center"/>
-            <w:tcMar>
-              <w:top w:w="80" w:type="dxa"/>
-              <w:bottom w:w="80" w:type="dxa"/>
-              <w:left w:w="105" w:type="dxa"/>
-              <w:right w:w="105" w:type="dxa"/>
-            </w:tcMar>
-          </w:tcPr>
-          <w:p>
-            <w:pPr>
-              <w:spacing w:line="300" w:lineRule="auto" w:after="20" w:before="20"/>
-              <w:ind w:firstLine="0"/>
-            </w:pPr>
-            <w:r>
-              <w:rPr>
-                <w:rFonts w:ascii="宋体" w:hAnsi="宋体" w:eastAsia="宋体" w:cs="宋体"/>
-                <w:b w:val="0"/>
-                <w:color w:val="000000"/>
-                <w:sz w:val="21"/>
-              </w:rPr>
-              <w:t>Windows PowerShell脚本</w:t>
-            </w:r>
-          </w:p>
-        </w:tc>
-        <w:tc>
-          <w:tcPr>
-            <w:tcW w:type="dxa" w:w="3855"/>
-            <w:vAlign w:val="center"/>
-            <w:tcMar>
-              <w:top w:w="80" w:type="dxa"/>
-              <w:bottom w:w="80" w:type="dxa"/>
-              <w:left w:w="105" w:type="dxa"/>
-              <w:right w:w="105" w:type="dxa"/>
-            </w:tcMar>
-          </w:tcPr>
-          <w:p>
-            <w:pPr>
-              <w:spacing w:line="300" w:lineRule="auto" w:after="20" w:before="20"/>
-              <w:ind w:firstLine="0"/>
-            </w:pPr>
-            <w:r>
-              <w:rPr>
-                <w:rFonts w:ascii="宋体" w:hAnsi="宋体" w:eastAsia="宋体" w:cs="宋体"/>
-                <w:b w:val="0"/>
-                <w:color w:val="000000"/>
-                <w:sz w:val="21"/>
-              </w:rPr>
-              <w:t>项目内Node/npm/MySQL、随机配置、健康检查</w:t>
-            </w:r>
-          </w:p>
-        </w:tc>
-      </w:tr>
-    </w:tbl>
-    <w:p>
-      <w:pPr>
-        <w:spacing w:after="20" w:line="240" w:lineRule="auto" w:before="0"/>
-        <w:ind w:firstLine="0"/>
-      </w:pPr>
-      <w:r>
-        <w:rPr>
-          <w:rFonts w:ascii="宋体" w:hAnsi="宋体" w:eastAsia="宋体" w:cs="宋体"/>
-          <w:sz w:val="4"/>
-          <w:color w:val="000000"/>
         </w:rPr>
       </w:r>
     </w:p>
     <w:p>
       <w:pPr>
         <w:keepNext/>
-        <w:spacing w:after="80" w:line="240" w:lineRule="auto"/>
+        <w:spacing w:before="60" w:after="40"/>
         <w:ind w:firstLine="0"/>
         <w:jc w:val="center"/>
       </w:pPr>
       <w:r>
-        <w:rPr>
-          <w:rFonts w:ascii="宋体" w:hAnsi="宋体" w:eastAsia="宋体" w:cs="宋体"/>
-          <w:color w:val="000000"/>
-        </w:rPr>
         <w:drawing>
           <wp:inline xmlns:a="http://schemas.openxmlformats.org/drawingml/2006/main" xmlns:pic="http://schemas.openxmlformats.org/drawingml/2006/picture">
-            <wp:extent cx="5652000" cy="1570000"/>
+            <wp:extent cx="5652000" cy="1946800"/>
             <wp:docPr id="1" name="Picture 1"/>
             <wp:cNvGraphicFramePr>
               <a:graphicFrameLocks noChangeAspect="1"/>
@@ -1284,7 +622,7 @@
                   <pic:spPr>
                     <a:xfrm>
                       <a:off x="0" y="0"/>
-                      <a:ext cx="5652000" cy="1570000"/>
+                      <a:ext cx="5652000" cy="1946800"/>
                     </a:xfrm>
                     <a:prstGeom prst="rect"/>
                   </pic:spPr>
@@ -1302,110 +640,49 @@
         <w:jc w:val="center"/>
       </w:pPr>
       <w:r>
-        <w:rPr>
-          <w:rFonts w:ascii="宋体" w:hAnsi="宋体" w:eastAsia="宋体" w:cs="宋体"/>
-          <w:color w:val="000000"/>
-        </w:rPr>
-        <w:t>图3-1 前后端分层与持久化结构</w:t>
+        <w:t>图3-1 统一系统分层与业务模块</w:t>
+      </w:r>
+    </w:p>
+    <w:p>
+      <w:pPr>
+        <w:keepLines/>
+      </w:pPr>
+      <w:r>
+        <w:t>数据库迁移按编号追加，不修改已经应用的迁移。接口统一返回 {code, message, data, requestId}；客户端传递业务动作，服务端只接受状态机允许的动作。公开数据采用字段白名单，编号按字符串传输，金额按整数分保存。</w:t>
       </w:r>
     </w:p>
     <w:p>
       <w:r>
-        <w:rPr>
-          <w:rFonts w:ascii="宋体" w:hAnsi="宋体" w:eastAsia="宋体" w:cs="宋体"/>
-          <w:color w:val="000000"/>
-        </w:rPr>
-        <w:t>server/app.ts负责路由与鉴权；server/users和server/products分别提供Service与Repository。server/db集中连接池、迁移和事务工具，database/migrations保留已应用的不可变SQL。前端通过miniprogram/utils/api.js发送请求并下载有权限访问的图片。</w:t>
-      </w:r>
-    </w:p>
-    <w:p>
-      <w:r>
-        <w:rPr>
-          <w:rFonts w:ascii="宋体" w:hAnsi="宋体" w:eastAsia="宋体" w:cs="宋体"/>
-          <w:color w:val="000000"/>
-        </w:rPr>
-        <w:t>统一响应为{code, message, data, requestId}，成功code为0；错误使用HTTP状态码及可理解提示。编号按字符串传输，金额以整数分存储和传输，列表默认每页20条。</w:t>
+        <w:br w:type="page"/>
       </w:r>
     </w:p>
     <w:p>
       <w:pPr>
         <w:pStyle w:val="1"/>
-        <w:pageBreakBefore/>
       </w:pPr>
       <w:r>
-        <w:rPr>
-          <w:rFonts w:ascii="宋体" w:hAnsi="宋体" w:eastAsia="宋体" w:cs="宋体"/>
-          <w:color w:val="000000"/>
-        </w:rPr>
-        <w:t>三 登录与学生实名认证</w:t>
+        <w:t>二、登录、实名认证与隐私保护</w:t>
       </w:r>
     </w:p>
     <w:p>
       <w:pPr>
-        <w:pStyle w:val="21"/>
+        <w:keepLines/>
       </w:pPr>
       <w:r>
-        <w:rPr>
-          <w:rFonts w:ascii="宋体" w:hAnsi="宋体" w:eastAsia="宋体" w:cs="宋体"/>
-          <w:color w:val="000000"/>
-        </w:rPr>
-        <w:t>3.1 会话与登录方式</w:t>
-      </w:r>
-    </w:p>
-    <w:p>
-      <w:r>
-        <w:rPr>
-          <w:rFonts w:ascii="宋体" w:hAnsi="宋体" w:eastAsia="宋体" w:cs="宋体"/>
-          <w:color w:val="000000"/>
-        </w:rPr>
-        <w:t>课堂演示登录验证本机配置的共同密码，返回随机会话令牌；数据库仅保存令牌摘要，默认7天有效，退出时删除会话。请求封装通过Authorization头携带令牌，401时清理本地登录状态。过期令牌不阻断用户重新登录。</w:t>
-      </w:r>
-    </w:p>
-    <w:p>
-      <w:r>
-        <w:rPr>
-          <w:rFonts w:ascii="宋体" w:hAnsi="宋体" w:eastAsia="宋体" w:cs="宋体"/>
-          <w:color w:val="000000"/>
-        </w:rPr>
-        <w:t>代码同时提供wx.login到服务端code2Session的可配置路径。健康接口返回demoLoginEnabled与wechatLoginEnabled，登录页据此显示可用方式；配置开关只表示有无平台参数，不表示外部联调已成功。当前AppID已设置，AppSecret未配置，课堂演示流程已验收。</w:t>
-      </w:r>
-    </w:p>
-    <w:p>
-      <w:pPr>
-        <w:pStyle w:val="21"/>
-      </w:pPr>
-      <w:r>
-        <w:rPr>
-          <w:rFonts w:ascii="宋体" w:hAnsi="宋体" w:eastAsia="宋体" w:cs="宋体"/>
-          <w:color w:val="000000"/>
-        </w:rPr>
-        <w:t>3.2 学籍校验与审核</w:t>
-      </w:r>
-    </w:p>
-    <w:p>
-      <w:r>
-        <w:rPr>
-          <w:rFonts w:ascii="宋体" w:hAnsi="宋体" w:eastAsia="宋体" w:cs="宋体"/>
-          <w:color w:val="000000"/>
-        </w:rPr>
-        <w:t>用户填写姓名、学号、手机号后，服务端先与虚构演示学籍匹配，检查学号是否已被占用，再加密保存并进入PENDING。管理员可通过或驳回，并记录理由；驳回后允许重新提交。未认证或被禁用用户无法发布商品。</w:t>
+        <w:t>课堂演示使用本地演示身份和虚构学籍名单；实名资料提交后进入审核队列，管理员通过或驳回并记录理由。只有认证有效且账号正常的学生可以发布商品和创建订单。会话令牌只保存摘要，用户退出后服务端撤销会话。</w:t>
       </w:r>
     </w:p>
     <w:p>
       <w:pPr>
         <w:keepNext/>
-        <w:spacing w:after="80" w:line="240" w:lineRule="auto"/>
+        <w:spacing w:before="60" w:after="40"/>
         <w:ind w:firstLine="0"/>
         <w:jc w:val="center"/>
       </w:pPr>
       <w:r>
-        <w:rPr>
-          <w:rFonts w:ascii="宋体" w:hAnsi="宋体" w:eastAsia="宋体" w:cs="宋体"/>
-          <w:color w:val="000000"/>
-        </w:rPr>
         <w:drawing>
           <wp:inline xmlns:a="http://schemas.openxmlformats.org/drawingml/2006/main" xmlns:pic="http://schemas.openxmlformats.org/drawingml/2006/picture">
-            <wp:extent cx="5652000" cy="1570000"/>
+            <wp:extent cx="2160000" cy="4667865"/>
             <wp:docPr id="2" name="Picture 2"/>
             <wp:cNvGraphicFramePr>
               <a:graphicFrameLocks noChangeAspect="1"/>
@@ -1414,111 +691,11 @@
               <a:graphicData uri="http://schemas.openxmlformats.org/drawingml/2006/picture">
                 <pic:pic>
                   <pic:nvPicPr>
-                    <pic:cNvPr id="0" name="06-certification-flow.png"/>
+                    <pic:cNvPr id="0" name="10-login.png"/>
                     <pic:cNvPicPr/>
                   </pic:nvPicPr>
                   <pic:blipFill>
                     <a:blip r:embed="rId10"/>
-                    <a:stretch>
-                      <a:fillRect/>
-                    </a:stretch>
-                  </pic:blipFill>
-                  <pic:spPr>
-                    <a:xfrm>
-                      <a:off x="0" y="0"/>
-                      <a:ext cx="5652000" cy="1570000"/>
-                    </a:xfrm>
-                    <a:prstGeom prst="rect"/>
-                  </pic:spPr>
-                </pic:pic>
-              </a:graphicData>
-            </a:graphic>
-          </wp:inline>
-        </w:drawing>
-      </w:r>
-    </w:p>
-    <w:p>
-      <w:pPr>
-        <w:pStyle w:val="af7"/>
-        <w:keepNext w:val="0"/>
-        <w:jc w:val="center"/>
-      </w:pPr>
-      <w:r>
-        <w:rPr>
-          <w:rFonts w:ascii="宋体" w:hAnsi="宋体" w:eastAsia="宋体" w:cs="宋体"/>
-          <w:color w:val="000000"/>
-        </w:rPr>
-        <w:t>图3-2 本阶段登录认证与发布资格流程</w:t>
-      </w:r>
-    </w:p>
-    <w:p>
-      <w:r>
-        <w:rPr>
-          <w:rFonts w:ascii="宋体" w:hAnsi="宋体" w:eastAsia="宋体" w:cs="宋体"/>
-          <w:color w:val="000000"/>
-        </w:rPr>
-        <w:t>审核列表返回version，提交审核时必须携带expectedVersion。服务端在事务和行锁内比较版本，陈旧列表返回409，避免管理员使用旧页面批准已修改资料。本人页面展示脱敏学号、姓名与手机号；公开卖家资料不返回学号。</w:t>
-      </w:r>
-    </w:p>
-    <w:p>
-      <w:r>
-        <w:rPr>
-          <w:rFonts w:ascii="宋体" w:hAnsi="宋体" w:eastAsia="宋体" w:cs="宋体"/>
-          <w:color w:val="000000"/>
-        </w:rPr>
-        <w:t>未认证学生可浏览，发布接口会拒绝操作；已认证学生可管理自己的商品，管理员才可调用审核接口。资格和角色判断均在服务端执行，隐藏按钮只是页面引导。</w:t>
-      </w:r>
-    </w:p>
-    <w:p>
-      <w:pPr>
-        <w:pStyle w:val="1"/>
-        <w:pageBreakBefore/>
-      </w:pPr>
-      <w:r>
-        <w:rPr>
-          <w:rFonts w:ascii="宋体" w:hAnsi="宋体" w:eastAsia="宋体" w:cs="宋体"/>
-          <w:color w:val="000000"/>
-        </w:rPr>
-        <w:t>四 商品发布与基础审核</w:t>
-      </w:r>
-    </w:p>
-    <w:p>
-      <w:r>
-        <w:rPr>
-          <w:rFonts w:ascii="宋体" w:hAnsi="宋体" w:eastAsia="宋体" w:cs="宋体"/>
-          <w:color w:val="000000"/>
-        </w:rPr>
-        <w:t>发布页分组填写图片、标题、分类、价格、成色和描述。服务端要求标题2至50字、描述非空、价格为非负整数分、1至9张图片；单张不超过5MiB，类型与文件签名必须匹配。发布和图片上传都校验当前用户。</w:t>
-      </w:r>
-    </w:p>
-    <w:p>
-      <w:pPr>
-        <w:keepNext/>
-        <w:spacing w:after="80" w:line="240" w:lineRule="auto"/>
-        <w:ind w:firstLine="0"/>
-        <w:jc w:val="center"/>
-      </w:pPr>
-      <w:r>
-        <w:rPr>
-          <w:rFonts w:ascii="宋体" w:hAnsi="宋体" w:eastAsia="宋体" w:cs="宋体"/>
-          <w:color w:val="000000"/>
-        </w:rPr>
-        <w:drawing>
-          <wp:inline xmlns:a="http://schemas.openxmlformats.org/drawingml/2006/main" xmlns:pic="http://schemas.openxmlformats.org/drawingml/2006/picture">
-            <wp:extent cx="2160000" cy="4667865"/>
-            <wp:docPr id="3" name="Picture 3"/>
-            <wp:cNvGraphicFramePr>
-              <a:graphicFrameLocks noChangeAspect="1"/>
-            </wp:cNvGraphicFramePr>
-            <a:graphic>
-              <a:graphicData uri="http://schemas.openxmlformats.org/drawingml/2006/picture">
-                <pic:pic>
-                  <pic:nvPicPr>
-                    <pic:cNvPr id="0" name="03-publish.png"/>
-                    <pic:cNvPicPr/>
-                  </pic:nvPicPr>
-                  <pic:blipFill>
-                    <a:blip r:embed="rId11"/>
                     <a:stretch>
                       <a:fillRect/>
                     </a:stretch>
@@ -1537,21 +714,13 @@
         </w:drawing>
       </w:r>
       <w:r>
-        <w:rPr>
-          <w:rFonts w:ascii="宋体" w:hAnsi="宋体" w:eastAsia="宋体" w:cs="宋体"/>
-          <w:color w:val="000000"/>
-        </w:rPr>
-        <w:t xml:space="preserve">    </w:t>
+        <w:t xml:space="preserve">　</w:t>
       </w:r>
       <w:r>
-        <w:rPr>
-          <w:rFonts w:ascii="宋体" w:hAnsi="宋体" w:eastAsia="宋体" w:cs="宋体"/>
-          <w:color w:val="000000"/>
-        </w:rPr>
         <w:drawing>
           <wp:inline xmlns:a="http://schemas.openxmlformats.org/drawingml/2006/main" xmlns:pic="http://schemas.openxmlformats.org/drawingml/2006/picture">
             <wp:extent cx="2160000" cy="4667865"/>
-            <wp:docPr id="4" name="Picture 4"/>
+            <wp:docPr id="3" name="Picture 3"/>
             <wp:cNvGraphicFramePr>
               <a:graphicFrameLocks noChangeAspect="1"/>
             </wp:cNvGraphicFramePr>
@@ -1559,11 +728,11 @@
               <a:graphicData uri="http://schemas.openxmlformats.org/drawingml/2006/picture">
                 <pic:pic>
                   <pic:nvPicPr>
-                    <pic:cNvPr id="0" name="04-review.png"/>
+                    <pic:cNvPr id="0" name="11-certification.png"/>
                     <pic:cNvPicPr/>
                   </pic:nvPicPr>
                   <pic:blipFill>
-                    <a:blip r:embed="rId12"/>
+                    <a:blip r:embed="rId11"/>
                     <a:stretch>
                       <a:fillRect/>
                     </a:stretch>
@@ -1589,65 +758,98 @@
         <w:jc w:val="center"/>
       </w:pPr>
       <w:r>
-        <w:rPr>
-          <w:rFonts w:ascii="宋体" w:hAnsi="宋体" w:eastAsia="宋体" w:cs="宋体"/>
-          <w:color w:val="000000"/>
-        </w:rPr>
-        <w:t>图3-3 商品发布表单与商品审核队列</w:t>
+        <w:t>图3-2 演示登录入口与认证结果</w:t>
+      </w:r>
+    </w:p>
+    <w:p>
+      <w:pPr>
+        <w:keepNext/>
+        <w:spacing w:before="60" w:after="40"/>
+        <w:ind w:firstLine="0"/>
+        <w:jc w:val="center"/>
+      </w:pPr>
+      <w:r>
+        <w:drawing>
+          <wp:inline xmlns:a="http://schemas.openxmlformats.org/drawingml/2006/main" xmlns:pic="http://schemas.openxmlformats.org/drawingml/2006/picture">
+            <wp:extent cx="5652000" cy="1946800"/>
+            <wp:docPr id="4" name="Picture 4"/>
+            <wp:cNvGraphicFramePr>
+              <a:graphicFrameLocks noChangeAspect="1"/>
+            </wp:cNvGraphicFramePr>
+            <a:graphic>
+              <a:graphicData uri="http://schemas.openxmlformats.org/drawingml/2006/picture">
+                <pic:pic>
+                  <pic:nvPicPr>
+                    <pic:cNvPr id="0" name="06-certification-flow.png"/>
+                    <pic:cNvPicPr/>
+                  </pic:nvPicPr>
+                  <pic:blipFill>
+                    <a:blip r:embed="rId12"/>
+                    <a:stretch>
+                      <a:fillRect/>
+                    </a:stretch>
+                  </pic:blipFill>
+                  <pic:spPr>
+                    <a:xfrm>
+                      <a:off x="0" y="0"/>
+                      <a:ext cx="5652000" cy="1946800"/>
+                    </a:xfrm>
+                    <a:prstGeom prst="rect"/>
+                  </pic:spPr>
+                </pic:pic>
+              </a:graphicData>
+            </a:graphic>
+          </wp:inline>
+        </w:drawing>
+      </w:r>
+    </w:p>
+    <w:p>
+      <w:pPr>
+        <w:pStyle w:val="af7"/>
+        <w:keepNext w:val="0"/>
+        <w:jc w:val="center"/>
+      </w:pPr>
+      <w:r>
+        <w:t>图3-3 认证、人工审核与发布资格流程</w:t>
+      </w:r>
+    </w:p>
+    <w:p>
+      <w:pPr>
+        <w:keepLines/>
+      </w:pPr>
+      <w:r>
+        <w:t>姓名、学号和手机号采用 AES-256-GCM 加密保存；学号使用独立 HMAC 索引检查重复。个人页面展示脱敏字段，公开卖家资料不返回学号。真实微信 wx.login 路径已留出配置接口，但当前没有 AppSecret，因此平台身份联调未验收。</w:t>
       </w:r>
     </w:p>
     <w:p>
       <w:r>
-        <w:rPr>
-          <w:rFonts w:ascii="宋体" w:hAnsi="宋体" w:eastAsia="宋体" w:cs="宋体"/>
-          <w:color w:val="000000"/>
-        </w:rPr>
-        <w:t>图片上传后先关联上传者，待审商品及图片仅本人和管理员可读；商品审核通过后才公开展示。管理员提交通过或驳回动作时也携带expectedVersion，陈旧审核返回409，操作日志仅记录必要的非敏感元数据。</w:t>
-      </w:r>
-    </w:p>
-    <w:p>
-      <w:r>
-        <w:rPr>
-          <w:rFonts w:ascii="宋体" w:hAnsi="宋体" w:eastAsia="宋体" w:cs="宋体"/>
-          <w:color w:val="000000"/>
-        </w:rPr>
-        <w:t>发布、编辑、重新提交均由服务端决定目标状态。已审核商品被编辑后重新进入待审，防止审核后替换内容；LOCKED、SOLD、FROZEN商品禁止卖家直接修改。下架后公开列表及匿名媒体访问随可见性规则收回。</w:t>
+        <w:br w:type="page"/>
       </w:r>
     </w:p>
     <w:p>
       <w:pPr>
         <w:pStyle w:val="1"/>
-        <w:pageBreakBefore/>
       </w:pPr>
       <w:r>
-        <w:rPr>
-          <w:rFonts w:ascii="宋体" w:hAnsi="宋体" w:eastAsia="宋体" w:cs="宋体"/>
-          <w:color w:val="000000"/>
-        </w:rPr>
-        <w:t>五 商品检索与详情展示</w:t>
+        <w:t>三、商品发布、审核与检索</w:t>
       </w:r>
     </w:p>
     <w:p>
+      <w:pPr>
+        <w:keepLines/>
+      </w:pPr>
       <w:r>
-        <w:rPr>
-          <w:rFonts w:ascii="宋体" w:hAnsi="宋体" w:eastAsia="宋体" w:cs="宋体"/>
-          <w:color w:val="000000"/>
-        </w:rPr>
-        <w:t>首页以摄影商品卡片突出图片、价格和成色，分类图标与快捷导购复用真实商品列表接口。“50元以内”设置最高5000分；教材与宿舍专区依据分类接口返回的编号筛选，切换入口时清除旧条件，支持关键词、手动价格及空结果恢复。</w:t>
+        <w:t>发布端支持图片上传、标题、分类、价格、成色和描述。服务端检查标题长度、非空描述、非负整数分价格、图片数量、图片大小和文件签名；商品先进入待审，审核通过后才公开。编辑已审核商品会重新进入审核，锁定或售出的商品不能由卖家直接改写交易信息。</w:t>
       </w:r>
     </w:p>
     <w:p>
       <w:pPr>
         <w:keepNext/>
-        <w:spacing w:after="80" w:line="240" w:lineRule="auto"/>
+        <w:spacing w:before="60" w:after="40"/>
         <w:ind w:firstLine="0"/>
         <w:jc w:val="center"/>
       </w:pPr>
       <w:r>
-        <w:rPr>
-          <w:rFonts w:ascii="宋体" w:hAnsi="宋体" w:eastAsia="宋体" w:cs="宋体"/>
-          <w:color w:val="000000"/>
-        </w:rPr>
         <w:drawing>
           <wp:inline xmlns:a="http://schemas.openxmlformats.org/drawingml/2006/main" xmlns:pic="http://schemas.openxmlformats.org/drawingml/2006/picture">
             <wp:extent cx="2160000" cy="4667865"/>
@@ -1659,7 +861,7 @@
               <a:graphicData uri="http://schemas.openxmlformats.org/drawingml/2006/picture">
                 <pic:pic>
                   <pic:nvPicPr>
-                    <pic:cNvPr id="0" name="01-home.jpg"/>
+                    <pic:cNvPr id="0" name="03-publish.png"/>
                     <pic:cNvPicPr/>
                   </pic:nvPicPr>
                   <pic:blipFill>
@@ -1682,17 +884,9 @@
         </w:drawing>
       </w:r>
       <w:r>
-        <w:rPr>
-          <w:rFonts w:ascii="宋体" w:hAnsi="宋体" w:eastAsia="宋体" w:cs="宋体"/>
-          <w:color w:val="000000"/>
-        </w:rPr>
-        <w:t xml:space="preserve">    </w:t>
+        <w:t xml:space="preserve">　</w:t>
       </w:r>
       <w:r>
-        <w:rPr>
-          <w:rFonts w:ascii="宋体" w:hAnsi="宋体" w:eastAsia="宋体" w:cs="宋体"/>
-          <w:color w:val="000000"/>
-        </w:rPr>
         <w:drawing>
           <wp:inline xmlns:a="http://schemas.openxmlformats.org/drawingml/2006/main" xmlns:pic="http://schemas.openxmlformats.org/drawingml/2006/picture">
             <wp:extent cx="2160000" cy="4667865"/>
@@ -1704,7 +898,7 @@
               <a:graphicData uri="http://schemas.openxmlformats.org/drawingml/2006/picture">
                 <pic:pic>
                   <pic:nvPicPr>
-                    <pic:cNvPr id="0" name="02-detail.png"/>
+                    <pic:cNvPr id="0" name="04-review.png"/>
                     <pic:cNvPicPr/>
                   </pic:nvPicPr>
                   <pic:blipFill>
@@ -1734,78 +928,520 @@
         <w:jc w:val="center"/>
       </w:pPr>
       <w:r>
-        <w:rPr>
-          <w:rFonts w:ascii="宋体" w:hAnsi="宋体" w:eastAsia="宋体" w:cs="宋体"/>
-          <w:color w:val="000000"/>
-        </w:rPr>
-        <w:t>图3-4 首页摄影商品与商品详情</w:t>
+        <w:t>图3-4 商品发布表单与待审商品队列</w:t>
+      </w:r>
+    </w:p>
+    <w:p>
+      <w:pPr>
+        <w:keepLines/>
+      </w:pPr>
+      <w:r>
+        <w:t>首页支持分类、关键词和价格筛选；详情展示商品实图、价格、成色、认证及信誉信息。“我的商品”提供编辑和上下架入口。重复发布按规范化标题、价格和24小时窗口判断，并在卖家行锁事务内执行，避免并发请求同时通过。</w:t>
+      </w:r>
+    </w:p>
+    <w:p>
+      <w:pPr>
+        <w:keepNext/>
+        <w:spacing w:before="60" w:after="40"/>
+        <w:ind w:firstLine="0"/>
+        <w:jc w:val="center"/>
+      </w:pPr>
+      <w:r>
+        <w:drawing>
+          <wp:inline xmlns:a="http://schemas.openxmlformats.org/drawingml/2006/main" xmlns:pic="http://schemas.openxmlformats.org/drawingml/2006/picture">
+            <wp:extent cx="2160000" cy="4667865"/>
+            <wp:docPr id="7" name="Picture 7"/>
+            <wp:cNvGraphicFramePr>
+              <a:graphicFrameLocks noChangeAspect="1"/>
+            </wp:cNvGraphicFramePr>
+            <a:graphic>
+              <a:graphicData uri="http://schemas.openxmlformats.org/drawingml/2006/picture">
+                <pic:pic>
+                  <pic:nvPicPr>
+                    <pic:cNvPr id="0" name="01-home.jpg"/>
+                    <pic:cNvPicPr/>
+                  </pic:nvPicPr>
+                  <pic:blipFill>
+                    <a:blip r:embed="rId17"/>
+                    <a:stretch>
+                      <a:fillRect/>
+                    </a:stretch>
+                  </pic:blipFill>
+                  <pic:spPr>
+                    <a:xfrm>
+                      <a:off x="0" y="0"/>
+                      <a:ext cx="2160000" cy="4667865"/>
+                    </a:xfrm>
+                    <a:prstGeom prst="rect"/>
+                  </pic:spPr>
+                </pic:pic>
+              </a:graphicData>
+            </a:graphic>
+          </wp:inline>
+        </w:drawing>
+      </w:r>
+      <w:r>
+        <w:t xml:space="preserve">　</w:t>
+      </w:r>
+      <w:r>
+        <w:drawing>
+          <wp:inline xmlns:a="http://schemas.openxmlformats.org/drawingml/2006/main" xmlns:pic="http://schemas.openxmlformats.org/drawingml/2006/picture">
+            <wp:extent cx="2160000" cy="4667865"/>
+            <wp:docPr id="8" name="Picture 8"/>
+            <wp:cNvGraphicFramePr>
+              <a:graphicFrameLocks noChangeAspect="1"/>
+            </wp:cNvGraphicFramePr>
+            <a:graphic>
+              <a:graphicData uri="http://schemas.openxmlformats.org/drawingml/2006/picture">
+                <pic:pic>
+                  <pic:nvPicPr>
+                    <pic:cNvPr id="0" name="02-detail.png"/>
+                    <pic:cNvPicPr/>
+                  </pic:nvPicPr>
+                  <pic:blipFill>
+                    <a:blip r:embed="rId18"/>
+                    <a:stretch>
+                      <a:fillRect/>
+                    </a:stretch>
+                  </pic:blipFill>
+                  <pic:spPr>
+                    <a:xfrm>
+                      <a:off x="0" y="0"/>
+                      <a:ext cx="2160000" cy="4667865"/>
+                    </a:xfrm>
+                    <a:prstGeom prst="rect"/>
+                  </pic:spPr>
+                </pic:pic>
+              </a:graphicData>
+            </a:graphic>
+          </wp:inline>
+        </w:drawing>
+      </w:r>
+    </w:p>
+    <w:p>
+      <w:pPr>
+        <w:pStyle w:val="af7"/>
+        <w:keepNext w:val="0"/>
+        <w:jc w:val="center"/>
+      </w:pPr>
+      <w:r>
+        <w:t>图3-5 首页商品卡片与商品详情</w:t>
+      </w:r>
+    </w:p>
+    <w:p>
+      <w:pPr>
+        <w:keepLines/>
+      </w:pPr>
+      <w:r>
+        <w:t>配图中的商品身份和交易均为课堂虚构演示数据；商品摄影样图来自仓库注明的授权素材，不代表本组实际在售物品的实拍。</w:t>
       </w:r>
     </w:p>
     <w:p>
       <w:r>
-        <w:rPr>
-          <w:rFonts w:ascii="宋体" w:hAnsi="宋体" w:eastAsia="宋体" w:cs="宋体"/>
-          <w:color w:val="000000"/>
-        </w:rPr>
-        <w:t>详情页展示图片、价格、成色说明、卖家认证与信誉，姓名和手机号按规则脱敏，学号不公开。当前四件商品采用有来源记录的授权摄影素材，并在描述中标注课堂演示样图；不声称是本组真实待售物品的实拍。</w:t>
-      </w:r>
-    </w:p>
-    <w:p>
-      <w:r>
-        <w:rPr>
-          <w:rFonts w:ascii="宋体" w:hAnsi="宋体" w:eastAsia="宋体" w:cs="宋体"/>
-          <w:color w:val="000000"/>
-        </w:rPr>
-        <w:t>新机器初始化会复制仓库内四张JPEG，不依赖临时外链；再次seed不覆盖已有商品。搜索请求保留序号判断，较早请求的返回结果不能覆盖较新的筛选结果。当前未添加尚未实现的购买、聊天或举报入口。</w:t>
+        <w:br w:type="page"/>
       </w:r>
     </w:p>
     <w:p>
       <w:pPr>
         <w:pStyle w:val="1"/>
-        <w:pageBreakBefore/>
       </w:pPr>
       <w:r>
-        <w:rPr>
-          <w:rFonts w:ascii="宋体" w:hAnsi="宋体" w:eastAsia="宋体" w:cs="宋体"/>
-          <w:color w:val="000000"/>
-        </w:rPr>
-        <w:t>六 隐私保护与异常拦截</w:t>
+        <w:t>四、个人资料与商品管理</w:t>
       </w:r>
     </w:p>
     <w:p>
       <w:pPr>
-        <w:pStyle w:val="21"/>
+        <w:keepLines/>
       </w:pPr>
       <w:r>
-        <w:rPr>
-          <w:rFonts w:ascii="宋体" w:hAnsi="宋体" w:eastAsia="宋体" w:cs="宋体"/>
-          <w:color w:val="000000"/>
-        </w:rPr>
-        <w:t>6.1 敏感数据与访问控制</w:t>
+        <w:t>个人中心集中显示认证状态、信誉分、我的商品、订单、咨询、收藏、举报记录和管理入口。卖家商品列表展示审核、在售、下架、冻结及售出等业务状态；页面按钮只提供交互提示，最终权限和状态仍由后端复核。</w:t>
+      </w:r>
+    </w:p>
+    <w:p>
+      <w:pPr>
+        <w:keepNext/>
+        <w:spacing w:before="60" w:after="40"/>
+        <w:ind w:firstLine="0"/>
+        <w:jc w:val="center"/>
+      </w:pPr>
+      <w:r>
+        <w:drawing>
+          <wp:inline xmlns:a="http://schemas.openxmlformats.org/drawingml/2006/main" xmlns:pic="http://schemas.openxmlformats.org/drawingml/2006/picture">
+            <wp:extent cx="2160000" cy="4667865"/>
+            <wp:docPr id="9" name="Picture 9"/>
+            <wp:cNvGraphicFramePr>
+              <a:graphicFrameLocks noChangeAspect="1"/>
+            </wp:cNvGraphicFramePr>
+            <a:graphic>
+              <a:graphicData uri="http://schemas.openxmlformats.org/drawingml/2006/picture">
+                <pic:pic>
+                  <pic:nvPicPr>
+                    <pic:cNvPr id="0" name="09-profile.png"/>
+                    <pic:cNvPicPr/>
+                  </pic:nvPicPr>
+                  <pic:blipFill>
+                    <a:blip r:embed="rId19"/>
+                    <a:stretch>
+                      <a:fillRect/>
+                    </a:stretch>
+                  </pic:blipFill>
+                  <pic:spPr>
+                    <a:xfrm>
+                      <a:off x="0" y="0"/>
+                      <a:ext cx="2160000" cy="4667865"/>
+                    </a:xfrm>
+                    <a:prstGeom prst="rect"/>
+                  </pic:spPr>
+                </pic:pic>
+              </a:graphicData>
+            </a:graphic>
+          </wp:inline>
+        </w:drawing>
+      </w:r>
+      <w:r>
+        <w:t xml:space="preserve">　</w:t>
+      </w:r>
+      <w:r>
+        <w:drawing>
+          <wp:inline xmlns:a="http://schemas.openxmlformats.org/drawingml/2006/main" xmlns:pic="http://schemas.openxmlformats.org/drawingml/2006/picture">
+            <wp:extent cx="2160000" cy="4667865"/>
+            <wp:docPr id="10" name="Picture 10"/>
+            <wp:cNvGraphicFramePr>
+              <a:graphicFrameLocks noChangeAspect="1"/>
+            </wp:cNvGraphicFramePr>
+            <a:graphic>
+              <a:graphicData uri="http://schemas.openxmlformats.org/drawingml/2006/picture">
+                <pic:pic>
+                  <pic:nvPicPr>
+                    <pic:cNvPr id="0" name="12-mine.png"/>
+                    <pic:cNvPicPr/>
+                  </pic:nvPicPr>
+                  <pic:blipFill>
+                    <a:blip r:embed="rId20"/>
+                    <a:stretch>
+                      <a:fillRect/>
+                    </a:stretch>
+                  </pic:blipFill>
+                  <pic:spPr>
+                    <a:xfrm>
+                      <a:off x="0" y="0"/>
+                      <a:ext cx="2160000" cy="4667865"/>
+                    </a:xfrm>
+                    <a:prstGeom prst="rect"/>
+                  </pic:spPr>
+                </pic:pic>
+              </a:graphicData>
+            </a:graphic>
+          </wp:inline>
+        </w:drawing>
+      </w:r>
+    </w:p>
+    <w:p>
+      <w:pPr>
+        <w:pStyle w:val="af7"/>
+        <w:keepNext w:val="0"/>
+        <w:jc w:val="center"/>
+      </w:pPr>
+      <w:r>
+        <w:t>图3-6 个人中心与本人商品管理</w:t>
+      </w:r>
+    </w:p>
+    <w:p>
+      <w:pPr>
+        <w:keepLines/>
+      </w:pPr>
+      <w:r>
+        <w:t>商品编辑和下架接口进行所有权检查；普通用户无法调用管理员审核接口。审核操作带版本号，过期页面提交时返回冲突，避免使用旧列表覆盖新状态。</w:t>
       </w:r>
     </w:p>
     <w:p>
       <w:r>
-        <w:rPr>
-          <w:rFonts w:ascii="宋体" w:hAnsi="宋体" w:eastAsia="宋体" w:cs="宋体"/>
-          <w:color w:val="000000"/>
-        </w:rPr>
-        <w:t>姓名、学号、手机号使用AES-256-GCM加密，每次使用随机IV及认证标签；学号以独立密钥计算HMAC索引进行唯一性校验。密钥保存在本机配置，代码库只包含模板。公开接口采用白名单输出字段，操作日志不记录敏感原文。</w:t>
+        <w:br w:type="page"/>
+      </w:r>
+    </w:p>
+    <w:p>
+      <w:pPr>
+        <w:pStyle w:val="1"/>
+      </w:pPr>
+      <w:r>
+        <w:t>五、订单状态机与模拟担保</w:t>
+      </w:r>
+    </w:p>
+    <w:p>
+      <w:pPr>
+        <w:keepLines/>
+      </w:pPr>
+      <w:r>
+        <w:t>下单时服务端读取数据库中的商品价格快照，不接受客户端传入的金额；在同一事务中检查买卖双方资格、锁定商品、创建订单并记录状态日志。条件更新、商品锁和有效订单唯一约束共同防止同一商品产生多笔有效订单。重复请求使用请求编号保持幂等。</w:t>
+      </w:r>
+    </w:p>
+    <w:p>
+      <w:pPr>
+        <w:keepNext/>
+        <w:spacing w:before="60" w:after="40"/>
+        <w:ind w:firstLine="0"/>
+        <w:jc w:val="center"/>
+      </w:pPr>
+      <w:r>
+        <w:drawing>
+          <wp:inline xmlns:a="http://schemas.openxmlformats.org/drawingml/2006/main" xmlns:pic="http://schemas.openxmlformats.org/drawingml/2006/picture">
+            <wp:extent cx="5652000" cy="1946800"/>
+            <wp:docPr id="11" name="Picture 11"/>
+            <wp:cNvGraphicFramePr>
+              <a:graphicFrameLocks noChangeAspect="1"/>
+            </wp:cNvGraphicFramePr>
+            <a:graphic>
+              <a:graphicData uri="http://schemas.openxmlformats.org/drawingml/2006/picture">
+                <pic:pic>
+                  <pic:nvPicPr>
+                    <pic:cNvPr id="0" name="07-order-flow.png"/>
+                    <pic:cNvPicPr/>
+                  </pic:nvPicPr>
+                  <pic:blipFill>
+                    <a:blip r:embed="rId21"/>
+                    <a:stretch>
+                      <a:fillRect/>
+                    </a:stretch>
+                  </pic:blipFill>
+                  <pic:spPr>
+                    <a:xfrm>
+                      <a:off x="0" y="0"/>
+                      <a:ext cx="5652000" cy="1946800"/>
+                    </a:xfrm>
+                    <a:prstGeom prst="rect"/>
+                  </pic:spPr>
+                </pic:pic>
+              </a:graphicData>
+            </a:graphic>
+          </wp:inline>
+        </w:drawing>
+      </w:r>
+    </w:p>
+    <w:p>
+      <w:pPr>
+        <w:pStyle w:val="af7"/>
+        <w:keepNext w:val="0"/>
+        <w:jc w:val="center"/>
+      </w:pPr>
+      <w:r>
+        <w:t>图3-7 从下单到交割、确认和评价的状态流程</w:t>
+      </w:r>
+    </w:p>
+    <w:p>
+      <w:pPr>
+        <w:keepNext/>
+        <w:spacing w:before="60" w:after="40"/>
+        <w:ind w:firstLine="0"/>
+        <w:jc w:val="center"/>
+      </w:pPr>
+      <w:r>
+        <w:drawing>
+          <wp:inline xmlns:a="http://schemas.openxmlformats.org/drawingml/2006/main" xmlns:pic="http://schemas.openxmlformats.org/drawingml/2006/picture">
+            <wp:extent cx="2160000" cy="4667865"/>
+            <wp:docPr id="12" name="Picture 12"/>
+            <wp:cNvGraphicFramePr>
+              <a:graphicFrameLocks noChangeAspect="1"/>
+            </wp:cNvGraphicFramePr>
+            <a:graphic>
+              <a:graphicData uri="http://schemas.openxmlformats.org/drawingml/2006/picture">
+                <pic:pic>
+                  <pic:nvPicPr>
+                    <pic:cNvPr id="0" name="13-orders.png"/>
+                    <pic:cNvPicPr/>
+                  </pic:nvPicPr>
+                  <pic:blipFill>
+                    <a:blip r:embed="rId22"/>
+                    <a:stretch>
+                      <a:fillRect/>
+                    </a:stretch>
+                  </pic:blipFill>
+                  <pic:spPr>
+                    <a:xfrm>
+                      <a:off x="0" y="0"/>
+                      <a:ext cx="2160000" cy="4667865"/>
+                    </a:xfrm>
+                    <a:prstGeom prst="rect"/>
+                  </pic:spPr>
+                </pic:pic>
+              </a:graphicData>
+            </a:graphic>
+          </wp:inline>
+        </w:drawing>
+      </w:r>
+      <w:r>
+        <w:t xml:space="preserve">　</w:t>
+      </w:r>
+      <w:r>
+        <w:drawing>
+          <wp:inline xmlns:a="http://schemas.openxmlformats.org/drawingml/2006/main" xmlns:pic="http://schemas.openxmlformats.org/drawingml/2006/picture">
+            <wp:extent cx="2160000" cy="4667865"/>
+            <wp:docPr id="13" name="Picture 13"/>
+            <wp:cNvGraphicFramePr>
+              <a:graphicFrameLocks noChangeAspect="1"/>
+            </wp:cNvGraphicFramePr>
+            <a:graphic>
+              <a:graphicData uri="http://schemas.openxmlformats.org/drawingml/2006/picture">
+                <pic:pic>
+                  <pic:nvPicPr>
+                    <pic:cNvPr id="0" name="14-order-paid.png"/>
+                    <pic:cNvPicPr/>
+                  </pic:nvPicPr>
+                  <pic:blipFill>
+                    <a:blip r:embed="rId23"/>
+                    <a:stretch>
+                      <a:fillRect/>
+                    </a:stretch>
+                  </pic:blipFill>
+                  <pic:spPr>
+                    <a:xfrm>
+                      <a:off x="0" y="0"/>
+                      <a:ext cx="2160000" cy="4667865"/>
+                    </a:xfrm>
+                    <a:prstGeom prst="rect"/>
+                  </pic:spPr>
+                </pic:pic>
+              </a:graphicData>
+            </a:graphic>
+          </wp:inline>
+        </w:drawing>
+      </w:r>
+    </w:p>
+    <w:p>
+      <w:pPr>
+        <w:pStyle w:val="af7"/>
+        <w:keepNext w:val="0"/>
+        <w:jc w:val="center"/>
+      </w:pPr>
+      <w:r>
+        <w:t>图3-8 订单列表与模拟支付后的订单详情</w:t>
+      </w:r>
+    </w:p>
+    <w:p>
+      <w:pPr>
+        <w:keepLines/>
+      </w:pPr>
+      <w:r>
+        <w:t>状态动作依次包括待付款、已付款、待交付、交易中、待确认、已完成；取消、退款和纠纷由独立动作分支处理。待付款订单超过15分钟会释放，已付款超过24小时未接单则进入退款流程；每次超时扫描最多处理50笔候选订单。退款完成前商品保持锁定，冻结商品或禁用卖家不会被退款恢复逻辑覆盖。支付和退款均为课堂模拟，不接入真实资金渠道。</w:t>
+      </w:r>
+    </w:p>
+    <w:p>
+      <w:r>
+        <w:br w:type="page"/>
+      </w:r>
+    </w:p>
+    <w:p>
+      <w:pPr>
+        <w:pStyle w:val="1"/>
+      </w:pPr>
+      <w:r>
+        <w:t>六、交割、评价与信誉</w:t>
+      </w:r>
+    </w:p>
+    <w:p>
+      <w:pPr>
+        <w:keepLines/>
+      </w:pPr>
+      <w:r>
+        <w:t>卖家接单后可开始交割并标记已交付，买家确认后订单完成。完成订单后，双方各自最多提交一次评价。公开评价接口只返回公开评价内容，不返回订单号和内部身份字段。</w:t>
+      </w:r>
+    </w:p>
+    <w:p>
+      <w:pPr>
+        <w:keepNext/>
+        <w:spacing w:before="60" w:after="40"/>
+        <w:ind w:firstLine="0"/>
+        <w:jc w:val="center"/>
+      </w:pPr>
+      <w:r>
+        <w:drawing>
+          <wp:inline xmlns:a="http://schemas.openxmlformats.org/drawingml/2006/main" xmlns:pic="http://schemas.openxmlformats.org/drawingml/2006/picture">
+            <wp:extent cx="2160000" cy="4667865"/>
+            <wp:docPr id="14" name="Picture 14"/>
+            <wp:cNvGraphicFramePr>
+              <a:graphicFrameLocks noChangeAspect="1"/>
+            </wp:cNvGraphicFramePr>
+            <a:graphic>
+              <a:graphicData uri="http://schemas.openxmlformats.org/drawingml/2006/picture">
+                <pic:pic>
+                  <pic:nvPicPr>
+                    <pic:cNvPr id="0" name="15-order-completed.png"/>
+                    <pic:cNvPicPr/>
+                  </pic:nvPicPr>
+                  <pic:blipFill>
+                    <a:blip r:embed="rId24"/>
+                    <a:stretch>
+                      <a:fillRect/>
+                    </a:stretch>
+                  </pic:blipFill>
+                  <pic:spPr>
+                    <a:xfrm>
+                      <a:off x="0" y="0"/>
+                      <a:ext cx="2160000" cy="4667865"/>
+                    </a:xfrm>
+                    <a:prstGeom prst="rect"/>
+                  </pic:spPr>
+                </pic:pic>
+              </a:graphicData>
+            </a:graphic>
+          </wp:inline>
+        </w:drawing>
+      </w:r>
+      <w:r>
+        <w:t xml:space="preserve">　</w:t>
+      </w:r>
+      <w:r>
+        <w:drawing>
+          <wp:inline xmlns:a="http://schemas.openxmlformats.org/drawingml/2006/main" xmlns:pic="http://schemas.openxmlformats.org/drawingml/2006/picture">
+            <wp:extent cx="2160000" cy="4667865"/>
+            <wp:docPr id="15" name="Picture 15"/>
+            <wp:cNvGraphicFramePr>
+              <a:graphicFrameLocks noChangeAspect="1"/>
+            </wp:cNvGraphicFramePr>
+            <a:graphic>
+              <a:graphicData uri="http://schemas.openxmlformats.org/drawingml/2006/picture">
+                <pic:pic>
+                  <pic:nvPicPr>
+                    <pic:cNvPr id="0" name="16-evaluations.png"/>
+                    <pic:cNvPicPr/>
+                  </pic:nvPicPr>
+                  <pic:blipFill>
+                    <a:blip r:embed="rId25"/>
+                    <a:stretch>
+                      <a:fillRect/>
+                    </a:stretch>
+                  </pic:blipFill>
+                  <pic:spPr>
+                    <a:xfrm>
+                      <a:off x="0" y="0"/>
+                      <a:ext cx="2160000" cy="4667865"/>
+                    </a:xfrm>
+                    <a:prstGeom prst="rect"/>
+                  </pic:spPr>
+                </pic:pic>
+              </a:graphicData>
+            </a:graphic>
+          </wp:inline>
+        </w:drawing>
+      </w:r>
+    </w:p>
+    <w:p>
+      <w:pPr>
+        <w:pStyle w:val="af7"/>
+        <w:keepNext w:val="0"/>
+        <w:jc w:val="center"/>
+      </w:pPr>
+      <w:r>
+        <w:t>图3-9 完成订单与公开交易评价</w:t>
       </w:r>
     </w:p>
     <w:p>
       <w:pPr>
         <w:pStyle w:val="af7"/>
         <w:keepNext/>
-        <w:spacing w:after="80"/>
         <w:jc w:val="center"/>
       </w:pPr>
       <w:r>
-        <w:rPr>
-          <w:rFonts w:ascii="宋体" w:hAnsi="宋体" w:eastAsia="宋体" w:cs="宋体"/>
-          <w:color w:val="000000"/>
-        </w:rPr>
-        <w:t>表3-3 隐私与异常防护对应</w:t>
+        <w:t>表3-2 信誉事件规则</w:t>
       </w:r>
     </w:p>
     <w:tbl>
@@ -1815,18 +1451,18 @@
         <w:tblLayout w:type="fixed"/>
         <w:tblLook w:firstColumn="1" w:firstRow="1" w:lastColumn="0" w:lastRow="0" w:noHBand="0" w:noVBand="1" w:val="04A0"/>
         <w:tblBorders>
-          <w:top w:val="single" w:sz="4" w:color="D9D9D9"/>
-          <w:left w:val="single" w:sz="4" w:color="D9D9D9"/>
-          <w:bottom w:val="single" w:sz="4" w:color="D9D9D9"/>
-          <w:right w:val="single" w:sz="4" w:color="D9D9D9"/>
-          <w:insideH w:val="single" w:sz="4" w:color="D9D9D9"/>
-          <w:insideV w:val="single" w:sz="4" w:color="D9D9D9"/>
+          <w:top w:val="single" w:sz="5" w:color="D9D9D9"/>
+          <w:left w:val="single" w:sz="5" w:color="D9D9D9"/>
+          <w:bottom w:val="single" w:sz="5" w:color="D9D9D9"/>
+          <w:right w:val="single" w:sz="5" w:color="D9D9D9"/>
+          <w:insideH w:val="single" w:sz="5" w:color="D9D9D9"/>
+          <w:insideV w:val="single" w:sz="5" w:color="D9D9D9"/>
         </w:tblBorders>
       </w:tblPr>
       <w:tblGrid>
-        <w:gridCol w:w="1587"/>
-        <w:gridCol w:w="4252"/>
-        <w:gridCol w:w="3231"/>
+        <w:gridCol w:w="1814"/>
+        <w:gridCol w:w="3402"/>
+        <w:gridCol w:w="3855"/>
       </w:tblGrid>
       <w:tr>
         <w:trPr>
@@ -1835,24 +1471,979 @@
         </w:trPr>
         <w:tc>
           <w:tcPr>
-            <w:tcW w:type="dxa" w:w="1587"/>
+            <w:tcW w:type="dxa" w:w="1814"/>
             <w:vAlign w:val="center"/>
             <w:tcMar>
-              <w:top w:w="80" w:type="dxa"/>
-              <w:bottom w:w="80" w:type="dxa"/>
-              <w:left w:w="105" w:type="dxa"/>
-              <w:right w:w="105" w:type="dxa"/>
+              <w:top w:w="105" w:type="dxa"/>
+              <w:bottom w:w="105" w:type="dxa"/>
+              <w:start w:w="115" w:type="dxa"/>
+              <w:end w:w="115" w:type="dxa"/>
+            </w:tcMar>
+            <w:shd w:fill="E7E7E7"/>
+          </w:tcPr>
+          <w:p>
+            <w:pPr>
+              <w:spacing w:line="288" w:lineRule="auto" w:before="20" w:after="20"/>
+              <w:ind w:firstLine="0"/>
+            </w:pPr>
+            <w:r>
+              <w:rPr>
+                <w:rFonts w:ascii="宋体" w:hAnsi="宋体"/>
+                <w:b/>
+                <w:color w:val="000000"/>
+                <w:sz w:val="21"/>
+              </w:rPr>
+              <w:t>事件</w:t>
+            </w:r>
+          </w:p>
+        </w:tc>
+        <w:tc>
+          <w:tcPr>
+            <w:tcW w:type="dxa" w:w="3402"/>
+            <w:vAlign w:val="center"/>
+            <w:tcMar>
+              <w:top w:w="105" w:type="dxa"/>
+              <w:bottom w:w="105" w:type="dxa"/>
+              <w:start w:w="115" w:type="dxa"/>
+              <w:end w:w="115" w:type="dxa"/>
+            </w:tcMar>
+            <w:shd w:fill="E7E7E7"/>
+          </w:tcPr>
+          <w:p>
+            <w:pPr>
+              <w:spacing w:line="288" w:lineRule="auto" w:before="20" w:after="20"/>
+              <w:ind w:firstLine="0"/>
+            </w:pPr>
+            <w:r>
+              <w:rPr>
+                <w:rFonts w:ascii="宋体" w:hAnsi="宋体"/>
+                <w:b/>
+                <w:color w:val="000000"/>
+                <w:sz w:val="21"/>
+              </w:rPr>
+              <w:t>分值变化</w:t>
+            </w:r>
+          </w:p>
+        </w:tc>
+        <w:tc>
+          <w:tcPr>
+            <w:tcW w:type="dxa" w:w="3855"/>
+            <w:vAlign w:val="center"/>
+            <w:tcMar>
+              <w:top w:w="105" w:type="dxa"/>
+              <w:bottom w:w="105" w:type="dxa"/>
+              <w:start w:w="115" w:type="dxa"/>
+              <w:end w:w="115" w:type="dxa"/>
+            </w:tcMar>
+            <w:shd w:fill="E7E7E7"/>
+          </w:tcPr>
+          <w:p>
+            <w:pPr>
+              <w:spacing w:line="288" w:lineRule="auto" w:before="20" w:after="20"/>
+              <w:ind w:firstLine="0"/>
+            </w:pPr>
+            <w:r>
+              <w:rPr>
+                <w:rFonts w:ascii="宋体" w:hAnsi="宋体"/>
+                <w:b/>
+                <w:color w:val="000000"/>
+                <w:sz w:val="21"/>
+              </w:rPr>
+              <w:t>幂等约束</w:t>
+            </w:r>
+          </w:p>
+        </w:tc>
+      </w:tr>
+      <w:tr>
+        <w:trPr>
+          <w:cantSplit/>
+        </w:trPr>
+        <w:tc>
+          <w:tcPr>
+            <w:tcW w:type="dxa" w:w="1814"/>
+            <w:vAlign w:val="center"/>
+            <w:tcMar>
+              <w:top w:w="105" w:type="dxa"/>
+              <w:bottom w:w="105" w:type="dxa"/>
+              <w:start w:w="115" w:type="dxa"/>
+              <w:end w:w="115" w:type="dxa"/>
             </w:tcMar>
           </w:tcPr>
           <w:p>
             <w:pPr>
-              <w:spacing w:line="300" w:lineRule="auto" w:after="20" w:before="20"/>
+              <w:spacing w:line="288" w:lineRule="auto" w:before="20" w:after="20"/>
               <w:ind w:firstLine="0"/>
-              <w:jc w:val="center"/>
             </w:pPr>
             <w:r>
               <w:rPr>
-                <w:rFonts w:ascii="宋体" w:hAnsi="宋体" w:eastAsia="宋体" w:cs="宋体"/>
+                <w:rFonts w:ascii="宋体" w:hAnsi="宋体"/>
+                <w:b w:val="0"/>
+                <w:color w:val="000000"/>
+                <w:sz w:val="21"/>
+              </w:rPr>
+              <w:t>初始分</w:t>
+            </w:r>
+          </w:p>
+        </w:tc>
+        <w:tc>
+          <w:tcPr>
+            <w:tcW w:type="dxa" w:w="3402"/>
+            <w:vAlign w:val="center"/>
+            <w:tcMar>
+              <w:top w:w="105" w:type="dxa"/>
+              <w:bottom w:w="105" w:type="dxa"/>
+              <w:start w:w="115" w:type="dxa"/>
+              <w:end w:w="115" w:type="dxa"/>
+            </w:tcMar>
+          </w:tcPr>
+          <w:p>
+            <w:pPr>
+              <w:spacing w:line="288" w:lineRule="auto" w:before="20" w:after="20"/>
+              <w:ind w:firstLine="0"/>
+            </w:pPr>
+            <w:r>
+              <w:rPr>
+                <w:rFonts w:ascii="宋体" w:hAnsi="宋体"/>
+                <w:b w:val="0"/>
+                <w:color w:val="000000"/>
+                <w:sz w:val="21"/>
+              </w:rPr>
+              <w:t>80；总分限制在0至100</w:t>
+            </w:r>
+          </w:p>
+        </w:tc>
+        <w:tc>
+          <w:tcPr>
+            <w:tcW w:type="dxa" w:w="3855"/>
+            <w:vAlign w:val="center"/>
+            <w:tcMar>
+              <w:top w:w="105" w:type="dxa"/>
+              <w:bottom w:w="105" w:type="dxa"/>
+              <w:start w:w="115" w:type="dxa"/>
+              <w:end w:w="115" w:type="dxa"/>
+            </w:tcMar>
+          </w:tcPr>
+          <w:p>
+            <w:pPr>
+              <w:spacing w:line="288" w:lineRule="auto" w:before="20" w:after="20"/>
+              <w:ind w:firstLine="0"/>
+            </w:pPr>
+            <w:r>
+              <w:rPr>
+                <w:rFonts w:ascii="宋体" w:hAnsi="宋体"/>
+                <w:b w:val="0"/>
+                <w:color w:val="000000"/>
+                <w:sz w:val="21"/>
+              </w:rPr>
+              <w:t>数据库用户记录</w:t>
+            </w:r>
+          </w:p>
+        </w:tc>
+      </w:tr>
+      <w:tr>
+        <w:trPr>
+          <w:cantSplit/>
+        </w:trPr>
+        <w:tc>
+          <w:tcPr>
+            <w:tcW w:type="dxa" w:w="1814"/>
+            <w:vAlign w:val="center"/>
+            <w:tcMar>
+              <w:top w:w="105" w:type="dxa"/>
+              <w:bottom w:w="105" w:type="dxa"/>
+              <w:start w:w="115" w:type="dxa"/>
+              <w:end w:w="115" w:type="dxa"/>
+            </w:tcMar>
+          </w:tcPr>
+          <w:p>
+            <w:pPr>
+              <w:spacing w:line="288" w:lineRule="auto" w:before="20" w:after="20"/>
+              <w:ind w:firstLine="0"/>
+            </w:pPr>
+            <w:r>
+              <w:rPr>
+                <w:rFonts w:ascii="宋体" w:hAnsi="宋体"/>
+                <w:b w:val="0"/>
+                <w:color w:val="000000"/>
+                <w:sz w:val="21"/>
+              </w:rPr>
+              <w:t>订单完成</w:t>
+            </w:r>
+          </w:p>
+        </w:tc>
+        <w:tc>
+          <w:tcPr>
+            <w:tcW w:type="dxa" w:w="3402"/>
+            <w:vAlign w:val="center"/>
+            <w:tcMar>
+              <w:top w:w="105" w:type="dxa"/>
+              <w:bottom w:w="105" w:type="dxa"/>
+              <w:start w:w="115" w:type="dxa"/>
+              <w:end w:w="115" w:type="dxa"/>
+            </w:tcMar>
+          </w:tcPr>
+          <w:p>
+            <w:pPr>
+              <w:spacing w:line="288" w:lineRule="auto" w:before="20" w:after="20"/>
+              <w:ind w:firstLine="0"/>
+            </w:pPr>
+            <w:r>
+              <w:rPr>
+                <w:rFonts w:ascii="宋体" w:hAnsi="宋体"/>
+                <w:b w:val="0"/>
+                <w:color w:val="000000"/>
+                <w:sz w:val="21"/>
+              </w:rPr>
+              <w:t>买卖双方各 +1</w:t>
+            </w:r>
+          </w:p>
+        </w:tc>
+        <w:tc>
+          <w:tcPr>
+            <w:tcW w:type="dxa" w:w="3855"/>
+            <w:vAlign w:val="center"/>
+            <w:tcMar>
+              <w:top w:w="105" w:type="dxa"/>
+              <w:bottom w:w="105" w:type="dxa"/>
+              <w:start w:w="115" w:type="dxa"/>
+              <w:end w:w="115" w:type="dxa"/>
+            </w:tcMar>
+          </w:tcPr>
+          <w:p>
+            <w:pPr>
+              <w:spacing w:line="288" w:lineRule="auto" w:before="20" w:after="20"/>
+              <w:ind w:firstLine="0"/>
+            </w:pPr>
+            <w:r>
+              <w:rPr>
+                <w:rFonts w:ascii="宋体" w:hAnsi="宋体"/>
+                <w:b w:val="0"/>
+                <w:color w:val="000000"/>
+                <w:sz w:val="21"/>
+              </w:rPr>
+              <w:t>按订单和用户建立唯一事件</w:t>
+            </w:r>
+          </w:p>
+        </w:tc>
+      </w:tr>
+      <w:tr>
+        <w:trPr>
+          <w:cantSplit/>
+        </w:trPr>
+        <w:tc>
+          <w:tcPr>
+            <w:tcW w:type="dxa" w:w="1814"/>
+            <w:vAlign w:val="center"/>
+            <w:tcMar>
+              <w:top w:w="105" w:type="dxa"/>
+              <w:bottom w:w="105" w:type="dxa"/>
+              <w:start w:w="115" w:type="dxa"/>
+              <w:end w:w="115" w:type="dxa"/>
+            </w:tcMar>
+          </w:tcPr>
+          <w:p>
+            <w:pPr>
+              <w:spacing w:line="288" w:lineRule="auto" w:before="20" w:after="20"/>
+              <w:ind w:firstLine="0"/>
+            </w:pPr>
+            <w:r>
+              <w:rPr>
+                <w:rFonts w:ascii="宋体" w:hAnsi="宋体"/>
+                <w:b w:val="0"/>
+                <w:color w:val="000000"/>
+                <w:sz w:val="21"/>
+              </w:rPr>
+              <w:t>评价星级</w:t>
+            </w:r>
+          </w:p>
+        </w:tc>
+        <w:tc>
+          <w:tcPr>
+            <w:tcW w:type="dxa" w:w="3402"/>
+            <w:vAlign w:val="center"/>
+            <w:tcMar>
+              <w:top w:w="105" w:type="dxa"/>
+              <w:bottom w:w="105" w:type="dxa"/>
+              <w:start w:w="115" w:type="dxa"/>
+              <w:end w:w="115" w:type="dxa"/>
+            </w:tcMar>
+          </w:tcPr>
+          <w:p>
+            <w:pPr>
+              <w:spacing w:line="288" w:lineRule="auto" w:before="20" w:after="20"/>
+              <w:ind w:firstLine="0"/>
+            </w:pPr>
+            <w:r>
+              <w:rPr>
+                <w:rFonts w:ascii="宋体" w:hAnsi="宋体"/>
+                <w:b w:val="0"/>
+                <w:color w:val="000000"/>
+                <w:sz w:val="21"/>
+              </w:rPr>
+              <w:t>五星 +2、四星 +1、三星 0、二星 -1、一星 -3</w:t>
+            </w:r>
+          </w:p>
+        </w:tc>
+        <w:tc>
+          <w:tcPr>
+            <w:tcW w:type="dxa" w:w="3855"/>
+            <w:vAlign w:val="center"/>
+            <w:tcMar>
+              <w:top w:w="105" w:type="dxa"/>
+              <w:bottom w:w="105" w:type="dxa"/>
+              <w:start w:w="115" w:type="dxa"/>
+              <w:end w:w="115" w:type="dxa"/>
+            </w:tcMar>
+          </w:tcPr>
+          <w:p>
+            <w:pPr>
+              <w:spacing w:line="288" w:lineRule="auto" w:before="20" w:after="20"/>
+              <w:ind w:firstLine="0"/>
+            </w:pPr>
+            <w:r>
+              <w:rPr>
+                <w:rFonts w:ascii="宋体" w:hAnsi="宋体"/>
+                <w:b w:val="0"/>
+                <w:color w:val="000000"/>
+                <w:sz w:val="21"/>
+              </w:rPr>
+              <w:t>同一订单每人只能评价一次</w:t>
+            </w:r>
+          </w:p>
+        </w:tc>
+      </w:tr>
+      <w:tr>
+        <w:trPr>
+          <w:cantSplit/>
+        </w:trPr>
+        <w:tc>
+          <w:tcPr>
+            <w:tcW w:type="dxa" w:w="1814"/>
+            <w:vAlign w:val="center"/>
+            <w:tcMar>
+              <w:top w:w="105" w:type="dxa"/>
+              <w:bottom w:w="105" w:type="dxa"/>
+              <w:start w:w="115" w:type="dxa"/>
+              <w:end w:w="115" w:type="dxa"/>
+            </w:tcMar>
+          </w:tcPr>
+          <w:p>
+            <w:pPr>
+              <w:spacing w:line="288" w:lineRule="auto" w:before="20" w:after="20"/>
+              <w:ind w:firstLine="0"/>
+            </w:pPr>
+            <w:r>
+              <w:rPr>
+                <w:rFonts w:ascii="宋体" w:hAnsi="宋体"/>
+                <w:b w:val="0"/>
+                <w:color w:val="000000"/>
+                <w:sz w:val="21"/>
+              </w:rPr>
+              <w:t>成立举报 / 刷单</w:t>
+            </w:r>
+          </w:p>
+        </w:tc>
+        <w:tc>
+          <w:tcPr>
+            <w:tcW w:type="dxa" w:w="3402"/>
+            <w:vAlign w:val="center"/>
+            <w:tcMar>
+              <w:top w:w="105" w:type="dxa"/>
+              <w:bottom w:w="105" w:type="dxa"/>
+              <w:start w:w="115" w:type="dxa"/>
+              <w:end w:w="115" w:type="dxa"/>
+            </w:tcMar>
+          </w:tcPr>
+          <w:p>
+            <w:pPr>
+              <w:spacing w:line="288" w:lineRule="auto" w:before="20" w:after="20"/>
+              <w:ind w:firstLine="0"/>
+            </w:pPr>
+            <w:r>
+              <w:rPr>
+                <w:rFonts w:ascii="宋体" w:hAnsi="宋体"/>
+                <w:b w:val="0"/>
+                <w:color w:val="000000"/>
+                <w:sz w:val="21"/>
+              </w:rPr>
+              <w:t>-5 / -10</w:t>
+            </w:r>
+          </w:p>
+        </w:tc>
+        <w:tc>
+          <w:tcPr>
+            <w:tcW w:type="dxa" w:w="3855"/>
+            <w:vAlign w:val="center"/>
+            <w:tcMar>
+              <w:top w:w="105" w:type="dxa"/>
+              <w:bottom w:w="105" w:type="dxa"/>
+              <w:start w:w="115" w:type="dxa"/>
+              <w:end w:w="115" w:type="dxa"/>
+            </w:tcMar>
+          </w:tcPr>
+          <w:p>
+            <w:pPr>
+              <w:spacing w:line="288" w:lineRule="auto" w:before="20" w:after="20"/>
+              <w:ind w:firstLine="0"/>
+            </w:pPr>
+            <w:r>
+              <w:rPr>
+                <w:rFonts w:ascii="宋体" w:hAnsi="宋体"/>
+                <w:b w:val="0"/>
+                <w:color w:val="000000"/>
+                <w:sz w:val="21"/>
+              </w:rPr>
+              <w:t>信誉事件唯一键阻止重复计分</w:t>
+            </w:r>
+          </w:p>
+        </w:tc>
+      </w:tr>
+    </w:tbl>
+    <w:p>
+      <w:pPr>
+        <w:spacing w:line="240" w:lineRule="auto" w:after="60"/>
+        <w:ind w:firstLine="0"/>
+      </w:pPr>
+      <w:r>
+        <w:rPr>
+          <w:sz w:val="4"/>
+        </w:rPr>
+      </w:r>
+    </w:p>
+    <w:p>
+      <w:r>
+        <w:br w:type="page"/>
+      </w:r>
+    </w:p>
+    <w:p>
+      <w:pPr>
+        <w:pStyle w:val="1"/>
+      </w:pPr>
+      <w:r>
+        <w:t>七、站内咨询与收藏</w:t>
+      </w:r>
+    </w:p>
+    <w:p>
+      <w:pPr>
+        <w:keepLines/>
+      </w:pPr>
+      <w:r>
+        <w:t>买家和卖家可围绕具体商品进行站内咨询；会话只允许参与双方读取和发送消息，发送请求携带客户端消息编号以支持重试幂等。收藏与取消收藏采用幂等接口；商品失效后保留收藏记录并显示当前可用状态。</w:t>
+      </w:r>
+    </w:p>
+    <w:p>
+      <w:pPr>
+        <w:keepNext/>
+        <w:spacing w:before="60" w:after="40"/>
+        <w:ind w:firstLine="0"/>
+        <w:jc w:val="center"/>
+      </w:pPr>
+      <w:r>
+        <w:drawing>
+          <wp:inline xmlns:a="http://schemas.openxmlformats.org/drawingml/2006/main" xmlns:pic="http://schemas.openxmlformats.org/drawingml/2006/picture">
+            <wp:extent cx="2160000" cy="4667865"/>
+            <wp:docPr id="16" name="Picture 16"/>
+            <wp:cNvGraphicFramePr>
+              <a:graphicFrameLocks noChangeAspect="1"/>
+            </wp:cNvGraphicFramePr>
+            <a:graphic>
+              <a:graphicData uri="http://schemas.openxmlformats.org/drawingml/2006/picture">
+                <pic:pic>
+                  <pic:nvPicPr>
+                    <pic:cNvPr id="0" name="17-chat.png"/>
+                    <pic:cNvPicPr/>
+                  </pic:nvPicPr>
+                  <pic:blipFill>
+                    <a:blip r:embed="rId26"/>
+                    <a:stretch>
+                      <a:fillRect/>
+                    </a:stretch>
+                  </pic:blipFill>
+                  <pic:spPr>
+                    <a:xfrm>
+                      <a:off x="0" y="0"/>
+                      <a:ext cx="2160000" cy="4667865"/>
+                    </a:xfrm>
+                    <a:prstGeom prst="rect"/>
+                  </pic:spPr>
+                </pic:pic>
+              </a:graphicData>
+            </a:graphic>
+          </wp:inline>
+        </w:drawing>
+      </w:r>
+      <w:r>
+        <w:t xml:space="preserve">　</w:t>
+      </w:r>
+      <w:r>
+        <w:drawing>
+          <wp:inline xmlns:a="http://schemas.openxmlformats.org/drawingml/2006/main" xmlns:pic="http://schemas.openxmlformats.org/drawingml/2006/picture">
+            <wp:extent cx="2160000" cy="4667865"/>
+            <wp:docPr id="17" name="Picture 17"/>
+            <wp:cNvGraphicFramePr>
+              <a:graphicFrameLocks noChangeAspect="1"/>
+            </wp:cNvGraphicFramePr>
+            <a:graphic>
+              <a:graphicData uri="http://schemas.openxmlformats.org/drawingml/2006/picture">
+                <pic:pic>
+                  <pic:nvPicPr>
+                    <pic:cNvPr id="0" name="18-favorites.png"/>
+                    <pic:cNvPicPr/>
+                  </pic:nvPicPr>
+                  <pic:blipFill>
+                    <a:blip r:embed="rId27"/>
+                    <a:stretch>
+                      <a:fillRect/>
+                    </a:stretch>
+                  </pic:blipFill>
+                  <pic:spPr>
+                    <a:xfrm>
+                      <a:off x="0" y="0"/>
+                      <a:ext cx="2160000" cy="4667865"/>
+                    </a:xfrm>
+                    <a:prstGeom prst="rect"/>
+                  </pic:spPr>
+                </pic:pic>
+              </a:graphicData>
+            </a:graphic>
+          </wp:inline>
+        </w:drawing>
+      </w:r>
+    </w:p>
+    <w:p>
+      <w:pPr>
+        <w:pStyle w:val="af7"/>
+        <w:keepNext w:val="0"/>
+        <w:jc w:val="center"/>
+      </w:pPr>
+      <w:r>
+        <w:t>图3-10 真实双向咨询与个人收藏列表</w:t>
+      </w:r>
+    </w:p>
+    <w:p>
+      <w:pPr>
+        <w:keepLines/>
+      </w:pPr>
+      <w:r>
+        <w:t>消息及收藏使用当前登录身份完成鉴权；管理员或无关用户不能读取他人的私密会话。页面离开后停止增量刷新，避免后台继续轮询。</w:t>
+      </w:r>
+    </w:p>
+    <w:p>
+      <w:r>
+        <w:br w:type="page"/>
+      </w:r>
+    </w:p>
+    <w:p>
+      <w:pPr>
+        <w:pStyle w:val="1"/>
+      </w:pPr>
+      <w:r>
+        <w:t>八、举报处理与统一监管</w:t>
+      </w:r>
+    </w:p>
+    <w:p>
+      <w:pPr>
+        <w:keepLines/>
+      </w:pPr>
+      <w:r>
+        <w:t>举报表单要求填写对象、原因和说明；后端检查目标权限并阻止重复的待处理举报。用户只能查看本人举报及处理结果。管理员工作台集中处理学籍、商品审核、举报、商品冻结、账号状态和平台规则。成立举报后，处置与信誉事件在事务中写入，关键操作记录理由。</w:t>
+      </w:r>
+    </w:p>
+    <w:p>
+      <w:pPr>
+        <w:keepNext/>
+        <w:spacing w:before="60" w:after="40"/>
+        <w:ind w:firstLine="0"/>
+        <w:jc w:val="center"/>
+      </w:pPr>
+      <w:r>
+        <w:drawing>
+          <wp:inline xmlns:a="http://schemas.openxmlformats.org/drawingml/2006/main" xmlns:pic="http://schemas.openxmlformats.org/drawingml/2006/picture">
+            <wp:extent cx="2160000" cy="4667865"/>
+            <wp:docPr id="18" name="Picture 18"/>
+            <wp:cNvGraphicFramePr>
+              <a:graphicFrameLocks noChangeAspect="1"/>
+            </wp:cNvGraphicFramePr>
+            <a:graphic>
+              <a:graphicData uri="http://schemas.openxmlformats.org/drawingml/2006/picture">
+                <pic:pic>
+                  <pic:nvPicPr>
+                    <pic:cNvPr id="0" name="19-report.png"/>
+                    <pic:cNvPicPr/>
+                  </pic:nvPicPr>
+                  <pic:blipFill>
+                    <a:blip r:embed="rId28"/>
+                    <a:stretch>
+                      <a:fillRect/>
+                    </a:stretch>
+                  </pic:blipFill>
+                  <pic:spPr>
+                    <a:xfrm>
+                      <a:off x="0" y="0"/>
+                      <a:ext cx="2160000" cy="4667865"/>
+                    </a:xfrm>
+                    <a:prstGeom prst="rect"/>
+                  </pic:spPr>
+                </pic:pic>
+              </a:graphicData>
+            </a:graphic>
+          </wp:inline>
+        </w:drawing>
+      </w:r>
+      <w:r>
+        <w:t xml:space="preserve">　</w:t>
+      </w:r>
+      <w:r>
+        <w:drawing>
+          <wp:inline xmlns:a="http://schemas.openxmlformats.org/drawingml/2006/main" xmlns:pic="http://schemas.openxmlformats.org/drawingml/2006/picture">
+            <wp:extent cx="2160000" cy="4667865"/>
+            <wp:docPr id="19" name="Picture 19"/>
+            <wp:cNvGraphicFramePr>
+              <a:graphicFrameLocks noChangeAspect="1"/>
+            </wp:cNvGraphicFramePr>
+            <a:graphic>
+              <a:graphicData uri="http://schemas.openxmlformats.org/drawingml/2006/picture">
+                <pic:pic>
+                  <pic:nvPicPr>
+                    <pic:cNvPr id="0" name="20-reports.png"/>
+                    <pic:cNvPicPr/>
+                  </pic:nvPicPr>
+                  <pic:blipFill>
+                    <a:blip r:embed="rId29"/>
+                    <a:stretch>
+                      <a:fillRect/>
+                    </a:stretch>
+                  </pic:blipFill>
+                  <pic:spPr>
+                    <a:xfrm>
+                      <a:off x="0" y="0"/>
+                      <a:ext cx="2160000" cy="4667865"/>
+                    </a:xfrm>
+                    <a:prstGeom prst="rect"/>
+                  </pic:spPr>
+                </pic:pic>
+              </a:graphicData>
+            </a:graphic>
+          </wp:inline>
+        </w:drawing>
+      </w:r>
+    </w:p>
+    <w:p>
+      <w:pPr>
+        <w:pStyle w:val="af7"/>
+        <w:keepNext w:val="0"/>
+        <w:jc w:val="center"/>
+      </w:pPr>
+      <w:r>
+        <w:t>图3-11 举报提交表单与本人处理结果</w:t>
+      </w:r>
+    </w:p>
+    <w:p>
+      <w:pPr>
+        <w:keepNext/>
+        <w:spacing w:before="60" w:after="40"/>
+        <w:ind w:firstLine="0"/>
+        <w:jc w:val="center"/>
+      </w:pPr>
+      <w:r>
+        <w:drawing>
+          <wp:inline xmlns:a="http://schemas.openxmlformats.org/drawingml/2006/main" xmlns:pic="http://schemas.openxmlformats.org/drawingml/2006/picture">
+            <wp:extent cx="2160000" cy="4667865"/>
+            <wp:docPr id="20" name="Picture 20"/>
+            <wp:cNvGraphicFramePr>
+              <a:graphicFrameLocks noChangeAspect="1"/>
+            </wp:cNvGraphicFramePr>
+            <a:graphic>
+              <a:graphicData uri="http://schemas.openxmlformats.org/drawingml/2006/picture">
+                <pic:pic>
+                  <pic:nvPicPr>
+                    <pic:cNvPr id="0" name="21-moderation.png"/>
+                    <pic:cNvPicPr/>
+                  </pic:nvPicPr>
+                  <pic:blipFill>
+                    <a:blip r:embed="rId30"/>
+                    <a:stretch>
+                      <a:fillRect/>
+                    </a:stretch>
+                  </pic:blipFill>
+                  <pic:spPr>
+                    <a:xfrm>
+                      <a:off x="0" y="0"/>
+                      <a:ext cx="2160000" cy="4667865"/>
+                    </a:xfrm>
+                    <a:prstGeom prst="rect"/>
+                  </pic:spPr>
+                </pic:pic>
+              </a:graphicData>
+            </a:graphic>
+          </wp:inline>
+        </w:drawing>
+      </w:r>
+      <w:r>
+        <w:t xml:space="preserve">　</w:t>
+      </w:r>
+      <w:r>
+        <w:drawing>
+          <wp:inline xmlns:a="http://schemas.openxmlformats.org/drawingml/2006/main" xmlns:pic="http://schemas.openxmlformats.org/drawingml/2006/picture">
+            <wp:extent cx="2160000" cy="4667865"/>
+            <wp:docPr id="21" name="Picture 21"/>
+            <wp:cNvGraphicFramePr>
+              <a:graphicFrameLocks noChangeAspect="1"/>
+            </wp:cNvGraphicFramePr>
+            <a:graphic>
+              <a:graphicData uri="http://schemas.openxmlformats.org/drawingml/2006/picture">
+                <pic:pic>
+                  <pic:nvPicPr>
+                    <pic:cNvPr id="0" name="22-frozen.png"/>
+                    <pic:cNvPicPr/>
+                  </pic:nvPicPr>
+                  <pic:blipFill>
+                    <a:blip r:embed="rId31"/>
+                    <a:stretch>
+                      <a:fillRect/>
+                    </a:stretch>
+                  </pic:blipFill>
+                  <pic:spPr>
+                    <a:xfrm>
+                      <a:off x="0" y="0"/>
+                      <a:ext cx="2160000" cy="4667865"/>
+                    </a:xfrm>
+                    <a:prstGeom prst="rect"/>
+                  </pic:spPr>
+                </pic:pic>
+              </a:graphicData>
+            </a:graphic>
+          </wp:inline>
+        </w:drawing>
+      </w:r>
+    </w:p>
+    <w:p>
+      <w:pPr>
+        <w:pStyle w:val="af7"/>
+        <w:keepNext w:val="0"/>
+        <w:jc w:val="center"/>
+      </w:pPr>
+      <w:r>
+        <w:t>图3-12 管理员举报工单与商品冻结状态</w:t>
+      </w:r>
+    </w:p>
+    <w:p>
+      <w:pPr>
+        <w:keepNext/>
+        <w:spacing w:before="60" w:after="40"/>
+        <w:ind w:firstLine="0"/>
+        <w:jc w:val="center"/>
+      </w:pPr>
+      <w:r>
+        <w:drawing>
+          <wp:inline xmlns:a="http://schemas.openxmlformats.org/drawingml/2006/main" xmlns:pic="http://schemas.openxmlformats.org/drawingml/2006/picture">
+            <wp:extent cx="2160000" cy="4667865"/>
+            <wp:docPr id="22" name="Picture 22"/>
+            <wp:cNvGraphicFramePr>
+              <a:graphicFrameLocks noChangeAspect="1"/>
+            </wp:cNvGraphicFramePr>
+            <a:graphic>
+              <a:graphicData uri="http://schemas.openxmlformats.org/drawingml/2006/picture">
+                <pic:pic>
+                  <pic:nvPicPr>
+                    <pic:cNvPr id="0" name="23-rules.png"/>
+                    <pic:cNvPicPr/>
+                  </pic:nvPicPr>
+                  <pic:blipFill>
+                    <a:blip r:embed="rId32"/>
+                    <a:stretch>
+                      <a:fillRect/>
+                    </a:stretch>
+                  </pic:blipFill>
+                  <pic:spPr>
+                    <a:xfrm>
+                      <a:off x="0" y="0"/>
+                      <a:ext cx="2160000" cy="4667865"/>
+                    </a:xfrm>
+                    <a:prstGeom prst="rect"/>
+                  </pic:spPr>
+                </pic:pic>
+              </a:graphicData>
+            </a:graphic>
+          </wp:inline>
+        </w:drawing>
+      </w:r>
+      <w:r>
+        <w:t xml:space="preserve">　</w:t>
+      </w:r>
+      <w:r>
+        <w:drawing>
+          <wp:inline xmlns:a="http://schemas.openxmlformats.org/drawingml/2006/main" xmlns:pic="http://schemas.openxmlformats.org/drawingml/2006/picture">
+            <wp:extent cx="2160000" cy="4667865"/>
+            <wp:docPr id="23" name="Picture 23"/>
+            <wp:cNvGraphicFramePr>
+              <a:graphicFrameLocks noChangeAspect="1"/>
+            </wp:cNvGraphicFramePr>
+            <a:graphic>
+              <a:graphicData uri="http://schemas.openxmlformats.org/drawingml/2006/picture">
+                <pic:pic>
+                  <pic:nvPicPr>
+                    <pic:cNvPr id="0" name="24-users.png"/>
+                    <pic:cNvPicPr/>
+                  </pic:nvPicPr>
+                  <pic:blipFill>
+                    <a:blip r:embed="rId33"/>
+                    <a:stretch>
+                      <a:fillRect/>
+                    </a:stretch>
+                  </pic:blipFill>
+                  <pic:spPr>
+                    <a:xfrm>
+                      <a:off x="0" y="0"/>
+                      <a:ext cx="2160000" cy="4667865"/>
+                    </a:xfrm>
+                    <a:prstGeom prst="rect"/>
+                  </pic:spPr>
+                </pic:pic>
+              </a:graphicData>
+            </a:graphic>
+          </wp:inline>
+        </w:drawing>
+      </w:r>
+    </w:p>
+    <w:p>
+      <w:pPr>
+        <w:pStyle w:val="af7"/>
+        <w:keepNext w:val="0"/>
+        <w:jc w:val="center"/>
+      </w:pPr>
+      <w:r>
+        <w:t>图3-13 平台规则管理与账号信誉管理</w:t>
+      </w:r>
+    </w:p>
+    <w:p>
+      <w:pPr>
+        <w:keepLines/>
+      </w:pPr>
+      <w:r>
+        <w:t>监管状态与订单锁定分开记录；解除冻结不会自动将商品重新上架，也不会绕过订单状态机。管理员动作在服务端执行角色和状态校验，普通账号调用监管接口会被拒绝。</w:t>
+      </w:r>
+    </w:p>
+    <w:p>
+      <w:pPr>
+        <w:keepNext/>
+        <w:spacing w:before="60" w:after="40"/>
+        <w:ind w:firstLine="0"/>
+        <w:jc w:val="center"/>
+      </w:pPr>
+      <w:r>
+        <w:drawing>
+          <wp:inline xmlns:a="http://schemas.openxmlformats.org/drawingml/2006/main" xmlns:pic="http://schemas.openxmlformats.org/drawingml/2006/picture">
+            <wp:extent cx="5652000" cy="1946800"/>
+            <wp:docPr id="24" name="Picture 24"/>
+            <wp:cNvGraphicFramePr>
+              <a:graphicFrameLocks noChangeAspect="1"/>
+            </wp:cNvGraphicFramePr>
+            <a:graphic>
+              <a:graphicData uri="http://schemas.openxmlformats.org/drawingml/2006/picture">
+                <pic:pic>
+                  <pic:nvPicPr>
+                    <pic:cNvPr id="0" name="08-chat-report-flow.png"/>
+                    <pic:cNvPicPr/>
+                  </pic:nvPicPr>
+                  <pic:blipFill>
+                    <a:blip r:embed="rId34"/>
+                    <a:stretch>
+                      <a:fillRect/>
+                    </a:stretch>
+                  </pic:blipFill>
+                  <pic:spPr>
+                    <a:xfrm>
+                      <a:off x="0" y="0"/>
+                      <a:ext cx="5652000" cy="1946800"/>
+                    </a:xfrm>
+                    <a:prstGeom prst="rect"/>
+                  </pic:spPr>
+                </pic:pic>
+              </a:graphicData>
+            </a:graphic>
+          </wp:inline>
+        </w:drawing>
+      </w:r>
+    </w:p>
+    <w:p>
+      <w:pPr>
+        <w:pStyle w:val="af7"/>
+        <w:keepNext w:val="0"/>
+        <w:jc w:val="center"/>
+      </w:pPr>
+      <w:r>
+        <w:t>图3-14 举报、监管处置与信誉事件的统一事务</w:t>
+      </w:r>
+    </w:p>
+    <w:p>
+      <w:r>
+        <w:br w:type="page"/>
+      </w:r>
+    </w:p>
+    <w:p>
+      <w:pPr>
+        <w:pStyle w:val="1"/>
+      </w:pPr>
+      <w:r>
+        <w:t>九、隐私、安全与异常拦截</w:t>
+      </w:r>
+    </w:p>
+    <w:p>
+      <w:pPr>
+        <w:pStyle w:val="af7"/>
+        <w:keepNext/>
+        <w:jc w:val="center"/>
+      </w:pPr>
+      <w:r>
+        <w:t>表3-3 安全风险与实现措施</w:t>
+      </w:r>
+    </w:p>
+    <w:tbl>
+      <w:tblPr>
+        <w:tblW w:type="auto" w:w="0"/>
+        <w:jc w:val="center"/>
+        <w:tblLayout w:type="fixed"/>
+        <w:tblLook w:firstColumn="1" w:firstRow="1" w:lastColumn="0" w:lastRow="0" w:noHBand="0" w:noVBand="1" w:val="04A0"/>
+        <w:tblBorders>
+          <w:top w:val="single" w:sz="5" w:color="D9D9D9"/>
+          <w:left w:val="single" w:sz="5" w:color="D9D9D9"/>
+          <w:bottom w:val="single" w:sz="5" w:color="D9D9D9"/>
+          <w:right w:val="single" w:sz="5" w:color="D9D9D9"/>
+          <w:insideH w:val="single" w:sz="5" w:color="D9D9D9"/>
+          <w:insideV w:val="single" w:sz="5" w:color="D9D9D9"/>
+        </w:tblBorders>
+      </w:tblPr>
+      <w:tblGrid>
+        <w:gridCol w:w="1474"/>
+        <w:gridCol w:w="3628"/>
+        <w:gridCol w:w="3969"/>
+      </w:tblGrid>
+      <w:tr>
+        <w:trPr>
+          <w:cantSplit/>
+          <w:tblHeader/>
+        </w:trPr>
+        <w:tc>
+          <w:tcPr>
+            <w:tcW w:type="dxa" w:w="1474"/>
+            <w:vAlign w:val="center"/>
+            <w:tcMar>
+              <w:top w:w="105" w:type="dxa"/>
+              <w:bottom w:w="105" w:type="dxa"/>
+              <w:start w:w="115" w:type="dxa"/>
+              <w:end w:w="115" w:type="dxa"/>
+            </w:tcMar>
+            <w:shd w:fill="E7E7E7"/>
+          </w:tcPr>
+          <w:p>
+            <w:pPr>
+              <w:spacing w:line="288" w:lineRule="auto" w:before="20" w:after="20"/>
+              <w:ind w:firstLine="0"/>
+            </w:pPr>
+            <w:r>
+              <w:rPr>
+                <w:rFonts w:ascii="宋体" w:hAnsi="宋体"/>
                 <w:b/>
                 <w:color w:val="000000"/>
                 <w:sz w:val="21"/>
@@ -1863,55 +2454,57 @@
         </w:tc>
         <w:tc>
           <w:tcPr>
-            <w:tcW w:type="dxa" w:w="4252"/>
+            <w:tcW w:type="dxa" w:w="3628"/>
             <w:vAlign w:val="center"/>
             <w:tcMar>
-              <w:top w:w="80" w:type="dxa"/>
-              <w:bottom w:w="80" w:type="dxa"/>
-              <w:left w:w="105" w:type="dxa"/>
-              <w:right w:w="105" w:type="dxa"/>
+              <w:top w:w="105" w:type="dxa"/>
+              <w:bottom w:w="105" w:type="dxa"/>
+              <w:start w:w="115" w:type="dxa"/>
+              <w:end w:w="115" w:type="dxa"/>
             </w:tcMar>
+            <w:shd w:fill="E7E7E7"/>
           </w:tcPr>
           <w:p>
             <w:pPr>
-              <w:spacing w:line="300" w:lineRule="auto" w:after="20" w:before="20"/>
+              <w:spacing w:line="288" w:lineRule="auto" w:before="20" w:after="20"/>
               <w:ind w:firstLine="0"/>
             </w:pPr>
             <w:r>
               <w:rPr>
-                <w:rFonts w:ascii="宋体" w:hAnsi="宋体" w:eastAsia="宋体" w:cs="宋体"/>
+                <w:rFonts w:ascii="宋体" w:hAnsi="宋体"/>
                 <w:b/>
                 <w:color w:val="000000"/>
                 <w:sz w:val="21"/>
               </w:rPr>
-              <w:t>已实现措施</w:t>
+              <w:t>实现措施</w:t>
             </w:r>
           </w:p>
         </w:tc>
         <w:tc>
           <w:tcPr>
-            <w:tcW w:type="dxa" w:w="3231"/>
+            <w:tcW w:type="dxa" w:w="3969"/>
             <w:vAlign w:val="center"/>
             <w:tcMar>
-              <w:top w:w="80" w:type="dxa"/>
-              <w:bottom w:w="80" w:type="dxa"/>
-              <w:left w:w="105" w:type="dxa"/>
-              <w:right w:w="105" w:type="dxa"/>
+              <w:top w:w="105" w:type="dxa"/>
+              <w:bottom w:w="105" w:type="dxa"/>
+              <w:start w:w="115" w:type="dxa"/>
+              <w:end w:w="115" w:type="dxa"/>
             </w:tcMar>
+            <w:shd w:fill="E7E7E7"/>
           </w:tcPr>
           <w:p>
             <w:pPr>
-              <w:spacing w:line="300" w:lineRule="auto" w:after="20" w:before="20"/>
+              <w:spacing w:line="288" w:lineRule="auto" w:before="20" w:after="20"/>
               <w:ind w:firstLine="0"/>
             </w:pPr>
             <w:r>
               <w:rPr>
-                <w:rFonts w:ascii="宋体" w:hAnsi="宋体" w:eastAsia="宋体" w:cs="宋体"/>
+                <w:rFonts w:ascii="宋体" w:hAnsi="宋体"/>
                 <w:b/>
                 <w:color w:val="000000"/>
                 <w:sz w:val="21"/>
               </w:rPr>
-              <w:t>主要代码</w:t>
+              <w:t>验证重点</w:t>
             </w:r>
           </w:p>
         </w:tc>
@@ -1922,85 +2515,82 @@
         </w:trPr>
         <w:tc>
           <w:tcPr>
-            <w:tcW w:type="dxa" w:w="1587"/>
+            <w:tcW w:type="dxa" w:w="1474"/>
             <w:vAlign w:val="center"/>
             <w:tcMar>
-              <w:top w:w="80" w:type="dxa"/>
-              <w:bottom w:w="80" w:type="dxa"/>
-              <w:left w:w="105" w:type="dxa"/>
-              <w:right w:w="105" w:type="dxa"/>
+              <w:top w:w="105" w:type="dxa"/>
+              <w:bottom w:w="105" w:type="dxa"/>
+              <w:start w:w="115" w:type="dxa"/>
+              <w:end w:w="115" w:type="dxa"/>
             </w:tcMar>
           </w:tcPr>
           <w:p>
             <w:pPr>
-              <w:spacing w:line="300" w:lineRule="auto" w:after="20" w:before="20"/>
+              <w:spacing w:line="288" w:lineRule="auto" w:before="20" w:after="20"/>
               <w:ind w:firstLine="0"/>
-              <w:jc w:val="center"/>
             </w:pPr>
             <w:r>
               <w:rPr>
-                <w:rFonts w:ascii="宋体" w:hAnsi="宋体" w:eastAsia="宋体" w:cs="宋体"/>
+                <w:rFonts w:ascii="宋体" w:hAnsi="宋体"/>
                 <w:b w:val="0"/>
                 <w:color w:val="000000"/>
                 <w:sz w:val="21"/>
               </w:rPr>
-              <w:t>身份泄露</w:t>
+              <w:t>敏感信息泄露</w:t>
             </w:r>
           </w:p>
         </w:tc>
         <w:tc>
           <w:tcPr>
-            <w:tcW w:type="dxa" w:w="4252"/>
+            <w:tcW w:type="dxa" w:w="3628"/>
             <w:vAlign w:val="center"/>
             <w:tcMar>
-              <w:top w:w="80" w:type="dxa"/>
-              <w:bottom w:w="80" w:type="dxa"/>
-              <w:left w:w="105" w:type="dxa"/>
-              <w:right w:w="105" w:type="dxa"/>
+              <w:top w:w="105" w:type="dxa"/>
+              <w:bottom w:w="105" w:type="dxa"/>
+              <w:start w:w="115" w:type="dxa"/>
+              <w:end w:w="115" w:type="dxa"/>
             </w:tcMar>
           </w:tcPr>
           <w:p>
             <w:pPr>
-              <w:spacing w:line="300" w:lineRule="auto" w:after="20" w:before="20"/>
+              <w:spacing w:line="288" w:lineRule="auto" w:before="20" w:after="20"/>
               <w:ind w:firstLine="0"/>
             </w:pPr>
             <w:r>
               <w:rPr>
-                <w:rFonts w:ascii="宋体" w:hAnsi="宋体" w:eastAsia="宋体" w:cs="宋体"/>
+                <w:rFonts w:ascii="宋体" w:hAnsi="宋体"/>
                 <w:b w:val="0"/>
                 <w:color w:val="000000"/>
                 <w:sz w:val="21"/>
               </w:rPr>
-              <w:t>加密存储、姓名和电话脱敏、公开卖家不含学号</w:t>
+              <w:t>AES-GCM加密、学号HMAC索引、姓名电话脱敏、公开字段白名单</w:t>
             </w:r>
           </w:p>
         </w:tc>
         <w:tc>
           <w:tcPr>
-            <w:tcW w:type="dxa" w:w="3231"/>
+            <w:tcW w:type="dxa" w:w="3969"/>
             <w:vAlign w:val="center"/>
             <w:tcMar>
-              <w:top w:w="80" w:type="dxa"/>
-              <w:bottom w:w="80" w:type="dxa"/>
-              <w:left w:w="105" w:type="dxa"/>
-              <w:right w:w="105" w:type="dxa"/>
+              <w:top w:w="105" w:type="dxa"/>
+              <w:bottom w:w="105" w:type="dxa"/>
+              <w:start w:w="115" w:type="dxa"/>
+              <w:end w:w="115" w:type="dxa"/>
             </w:tcMar>
           </w:tcPr>
           <w:p>
             <w:pPr>
-              <w:spacing w:line="300" w:lineRule="auto" w:after="20" w:before="20"/>
+              <w:spacing w:line="288" w:lineRule="auto" w:before="20" w:after="20"/>
               <w:ind w:firstLine="0"/>
             </w:pPr>
             <w:r>
               <w:rPr>
-                <w:rFonts w:ascii="宋体" w:hAnsi="宋体" w:eastAsia="宋体" w:cs="宋体"/>
+                <w:rFonts w:ascii="宋体" w:hAnsi="宋体"/>
                 <w:b w:val="0"/>
                 <w:color w:val="000000"/>
                 <w:sz w:val="21"/>
               </w:rPr>
-              <w:t>server/common/privacy.ts</w:t>
-              <w:br/>
-              <w:t>server/users/service.ts</w:t>
+              <w:t>密文存储、篡改拒绝、公开响应不含学号</w:t>
             </w:r>
           </w:p>
         </w:tc>
@@ -2011,24 +2601,23 @@
         </w:trPr>
         <w:tc>
           <w:tcPr>
-            <w:tcW w:type="dxa" w:w="1587"/>
+            <w:tcW w:type="dxa" w:w="1474"/>
             <w:vAlign w:val="center"/>
             <w:tcMar>
-              <w:top w:w="80" w:type="dxa"/>
-              <w:bottom w:w="80" w:type="dxa"/>
-              <w:left w:w="105" w:type="dxa"/>
-              <w:right w:w="105" w:type="dxa"/>
+              <w:top w:w="105" w:type="dxa"/>
+              <w:bottom w:w="105" w:type="dxa"/>
+              <w:start w:w="115" w:type="dxa"/>
+              <w:end w:w="115" w:type="dxa"/>
             </w:tcMar>
           </w:tcPr>
           <w:p>
             <w:pPr>
-              <w:spacing w:line="300" w:lineRule="auto" w:after="20" w:before="20"/>
+              <w:spacing w:line="288" w:lineRule="auto" w:before="20" w:after="20"/>
               <w:ind w:firstLine="0"/>
-              <w:jc w:val="center"/>
             </w:pPr>
             <w:r>
               <w:rPr>
-                <w:rFonts w:ascii="宋体" w:hAnsi="宋体" w:eastAsia="宋体" w:cs="宋体"/>
+                <w:rFonts w:ascii="宋体" w:hAnsi="宋体"/>
                 <w:b w:val="0"/>
                 <w:color w:val="000000"/>
                 <w:sz w:val="21"/>
@@ -2039,57 +2628,55 @@
         </w:tc>
         <w:tc>
           <w:tcPr>
-            <w:tcW w:type="dxa" w:w="4252"/>
+            <w:tcW w:type="dxa" w:w="3628"/>
             <w:vAlign w:val="center"/>
             <w:tcMar>
-              <w:top w:w="80" w:type="dxa"/>
-              <w:bottom w:w="80" w:type="dxa"/>
-              <w:left w:w="105" w:type="dxa"/>
-              <w:right w:w="105" w:type="dxa"/>
+              <w:top w:w="105" w:type="dxa"/>
+              <w:bottom w:w="105" w:type="dxa"/>
+              <w:start w:w="115" w:type="dxa"/>
+              <w:end w:w="115" w:type="dxa"/>
             </w:tcMar>
           </w:tcPr>
           <w:p>
             <w:pPr>
-              <w:spacing w:line="300" w:lineRule="auto" w:after="20" w:before="20"/>
+              <w:spacing w:line="288" w:lineRule="auto" w:before="20" w:after="20"/>
               <w:ind w:firstLine="0"/>
             </w:pPr>
             <w:r>
               <w:rPr>
-                <w:rFonts w:ascii="宋体" w:hAnsi="宋体" w:eastAsia="宋体" w:cs="宋体"/>
+                <w:rFonts w:ascii="宋体" w:hAnsi="宋体"/>
                 <w:b w:val="0"/>
                 <w:color w:val="000000"/>
                 <w:sz w:val="21"/>
               </w:rPr>
-              <w:t>会话、角色、所有权和状态均在后端检查</w:t>
+              <w:t>服务端角色、所有权、身份和状态校验</w:t>
             </w:r>
           </w:p>
         </w:tc>
         <w:tc>
           <w:tcPr>
-            <w:tcW w:type="dxa" w:w="3231"/>
+            <w:tcW w:type="dxa" w:w="3969"/>
             <w:vAlign w:val="center"/>
             <w:tcMar>
-              <w:top w:w="80" w:type="dxa"/>
-              <w:bottom w:w="80" w:type="dxa"/>
-              <w:left w:w="105" w:type="dxa"/>
-              <w:right w:w="105" w:type="dxa"/>
+              <w:top w:w="105" w:type="dxa"/>
+              <w:bottom w:w="105" w:type="dxa"/>
+              <w:start w:w="115" w:type="dxa"/>
+              <w:end w:w="115" w:type="dxa"/>
             </w:tcMar>
           </w:tcPr>
           <w:p>
             <w:pPr>
-              <w:spacing w:line="300" w:lineRule="auto" w:after="20" w:before="20"/>
+              <w:spacing w:line="288" w:lineRule="auto" w:before="20" w:after="20"/>
               <w:ind w:firstLine="0"/>
             </w:pPr>
             <w:r>
               <w:rPr>
-                <w:rFonts w:ascii="宋体" w:hAnsi="宋体" w:eastAsia="宋体" w:cs="宋体"/>
+                <w:rFonts w:ascii="宋体" w:hAnsi="宋体"/>
                 <w:b w:val="0"/>
                 <w:color w:val="000000"/>
                 <w:sz w:val="21"/>
               </w:rPr>
-              <w:t>server/app.ts</w:t>
-              <w:br/>
-              <w:t>server/products/service.ts</w:t>
+              <w:t>修改他人商品、普通用户审核及他人举报读取</w:t>
             </w:r>
           </w:p>
         </w:tc>
@@ -2100,83 +2687,82 @@
         </w:trPr>
         <w:tc>
           <w:tcPr>
-            <w:tcW w:type="dxa" w:w="1587"/>
+            <w:tcW w:type="dxa" w:w="1474"/>
             <w:vAlign w:val="center"/>
             <w:tcMar>
-              <w:top w:w="80" w:type="dxa"/>
-              <w:bottom w:w="80" w:type="dxa"/>
-              <w:left w:w="105" w:type="dxa"/>
-              <w:right w:w="105" w:type="dxa"/>
+              <w:top w:w="105" w:type="dxa"/>
+              <w:bottom w:w="105" w:type="dxa"/>
+              <w:start w:w="115" w:type="dxa"/>
+              <w:end w:w="115" w:type="dxa"/>
             </w:tcMar>
           </w:tcPr>
           <w:p>
             <w:pPr>
-              <w:spacing w:line="300" w:lineRule="auto" w:after="20" w:before="20"/>
+              <w:spacing w:line="288" w:lineRule="auto" w:before="20" w:after="20"/>
               <w:ind w:firstLine="0"/>
-              <w:jc w:val="center"/>
             </w:pPr>
             <w:r>
               <w:rPr>
-                <w:rFonts w:ascii="宋体" w:hAnsi="宋体" w:eastAsia="宋体" w:cs="宋体"/>
+                <w:rFonts w:ascii="宋体" w:hAnsi="宋体"/>
                 <w:b w:val="0"/>
                 <w:color w:val="000000"/>
                 <w:sz w:val="21"/>
               </w:rPr>
-              <w:t>伪装图片</w:t>
+              <w:t>并发重复</w:t>
             </w:r>
           </w:p>
         </w:tc>
         <w:tc>
           <w:tcPr>
-            <w:tcW w:type="dxa" w:w="4252"/>
+            <w:tcW w:type="dxa" w:w="3628"/>
             <w:vAlign w:val="center"/>
             <w:tcMar>
-              <w:top w:w="80" w:type="dxa"/>
-              <w:bottom w:w="80" w:type="dxa"/>
-              <w:left w:w="105" w:type="dxa"/>
-              <w:right w:w="105" w:type="dxa"/>
+              <w:top w:w="105" w:type="dxa"/>
+              <w:bottom w:w="105" w:type="dxa"/>
+              <w:start w:w="115" w:type="dxa"/>
+              <w:end w:w="115" w:type="dxa"/>
             </w:tcMar>
           </w:tcPr>
           <w:p>
             <w:pPr>
-              <w:spacing w:line="300" w:lineRule="auto" w:after="20" w:before="20"/>
+              <w:spacing w:line="288" w:lineRule="auto" w:before="20" w:after="20"/>
               <w:ind w:firstLine="0"/>
             </w:pPr>
             <w:r>
               <w:rPr>
-                <w:rFonts w:ascii="宋体" w:hAnsi="宋体" w:eastAsia="宋体" w:cs="宋体"/>
+                <w:rFonts w:ascii="宋体" w:hAnsi="宋体"/>
                 <w:b w:val="0"/>
                 <w:color w:val="000000"/>
                 <w:sz w:val="21"/>
               </w:rPr>
-              <w:t>限制PNG/JPEG/WebP，核对签名与体积</w:t>
+              <w:t>卖家行锁、订单条件更新、唯一业务事件</w:t>
             </w:r>
           </w:p>
         </w:tc>
         <w:tc>
           <w:tcPr>
-            <w:tcW w:type="dxa" w:w="3231"/>
+            <w:tcW w:type="dxa" w:w="3969"/>
             <w:vAlign w:val="center"/>
             <w:tcMar>
-              <w:top w:w="80" w:type="dxa"/>
-              <w:bottom w:w="80" w:type="dxa"/>
-              <w:left w:w="105" w:type="dxa"/>
-              <w:right w:w="105" w:type="dxa"/>
+              <w:top w:w="105" w:type="dxa"/>
+              <w:bottom w:w="105" w:type="dxa"/>
+              <w:start w:w="115" w:type="dxa"/>
+              <w:end w:w="115" w:type="dxa"/>
             </w:tcMar>
           </w:tcPr>
           <w:p>
             <w:pPr>
-              <w:spacing w:line="300" w:lineRule="auto" w:after="20" w:before="20"/>
+              <w:spacing w:line="288" w:lineRule="auto" w:before="20" w:after="20"/>
               <w:ind w:firstLine="0"/>
             </w:pPr>
             <w:r>
               <w:rPr>
-                <w:rFonts w:ascii="宋体" w:hAnsi="宋体" w:eastAsia="宋体" w:cs="宋体"/>
+                <w:rFonts w:ascii="宋体" w:hAnsi="宋体"/>
                 <w:b w:val="0"/>
                 <w:color w:val="000000"/>
                 <w:sz w:val="21"/>
               </w:rPr>
-              <w:t>server/products/rules.ts</w:t>
+              <w:t>重复发布、并发下单、重复评价与扣分</w:t>
             </w:r>
           </w:p>
         </w:tc>
@@ -2187,83 +2773,82 @@
         </w:trPr>
         <w:tc>
           <w:tcPr>
-            <w:tcW w:type="dxa" w:w="1587"/>
+            <w:tcW w:type="dxa" w:w="1474"/>
             <w:vAlign w:val="center"/>
             <w:tcMar>
-              <w:top w:w="80" w:type="dxa"/>
-              <w:bottom w:w="80" w:type="dxa"/>
-              <w:left w:w="105" w:type="dxa"/>
-              <w:right w:w="105" w:type="dxa"/>
+              <w:top w:w="105" w:type="dxa"/>
+              <w:bottom w:w="105" w:type="dxa"/>
+              <w:start w:w="115" w:type="dxa"/>
+              <w:end w:w="115" w:type="dxa"/>
             </w:tcMar>
           </w:tcPr>
           <w:p>
             <w:pPr>
-              <w:spacing w:line="300" w:lineRule="auto" w:after="20" w:before="20"/>
+              <w:spacing w:line="288" w:lineRule="auto" w:before="20" w:after="20"/>
               <w:ind w:firstLine="0"/>
-              <w:jc w:val="center"/>
             </w:pPr>
             <w:r>
               <w:rPr>
-                <w:rFonts w:ascii="宋体" w:hAnsi="宋体" w:eastAsia="宋体" w:cs="宋体"/>
+                <w:rFonts w:ascii="宋体" w:hAnsi="宋体"/>
                 <w:b w:val="0"/>
                 <w:color w:val="000000"/>
                 <w:sz w:val="21"/>
               </w:rPr>
-              <w:t>重复发布</w:t>
+              <w:t>恶意输入</w:t>
             </w:r>
           </w:p>
         </w:tc>
         <w:tc>
           <w:tcPr>
-            <w:tcW w:type="dxa" w:w="4252"/>
+            <w:tcW w:type="dxa" w:w="3628"/>
             <w:vAlign w:val="center"/>
             <w:tcMar>
-              <w:top w:w="80" w:type="dxa"/>
-              <w:bottom w:w="80" w:type="dxa"/>
-              <w:left w:w="105" w:type="dxa"/>
-              <w:right w:w="105" w:type="dxa"/>
+              <w:top w:w="105" w:type="dxa"/>
+              <w:bottom w:w="105" w:type="dxa"/>
+              <w:start w:w="115" w:type="dxa"/>
+              <w:end w:w="115" w:type="dxa"/>
             </w:tcMar>
           </w:tcPr>
           <w:p>
             <w:pPr>
-              <w:spacing w:line="300" w:lineRule="auto" w:after="20" w:before="20"/>
+              <w:spacing w:line="288" w:lineRule="auto" w:before="20" w:after="20"/>
               <w:ind w:firstLine="0"/>
             </w:pPr>
             <w:r>
               <w:rPr>
-                <w:rFonts w:ascii="宋体" w:hAnsi="宋体" w:eastAsia="宋体" w:cs="宋体"/>
+                <w:rFonts w:ascii="宋体" w:hAnsi="宋体"/>
                 <w:b w:val="0"/>
                 <w:color w:val="000000"/>
                 <w:sz w:val="21"/>
               </w:rPr>
-              <w:t>规范化标题与价格检查，卖家行锁串行化</w:t>
+              <w:t>参数化SQL、图片签名/大小校验、词表规则和频率限制</w:t>
             </w:r>
           </w:p>
         </w:tc>
         <w:tc>
           <w:tcPr>
-            <w:tcW w:type="dxa" w:w="3231"/>
+            <w:tcW w:type="dxa" w:w="3969"/>
             <w:vAlign w:val="center"/>
             <w:tcMar>
-              <w:top w:w="80" w:type="dxa"/>
-              <w:bottom w:w="80" w:type="dxa"/>
-              <w:left w:w="105" w:type="dxa"/>
-              <w:right w:w="105" w:type="dxa"/>
+              <w:top w:w="105" w:type="dxa"/>
+              <w:bottom w:w="105" w:type="dxa"/>
+              <w:start w:w="115" w:type="dxa"/>
+              <w:end w:w="115" w:type="dxa"/>
             </w:tcMar>
           </w:tcPr>
           <w:p>
             <w:pPr>
-              <w:spacing w:line="300" w:lineRule="auto" w:after="20" w:before="20"/>
+              <w:spacing w:line="288" w:lineRule="auto" w:before="20" w:after="20"/>
               <w:ind w:firstLine="0"/>
             </w:pPr>
             <w:r>
               <w:rPr>
-                <w:rFonts w:ascii="宋体" w:hAnsi="宋体" w:eastAsia="宋体" w:cs="宋体"/>
+                <w:rFonts w:ascii="宋体" w:hAnsi="宋体"/>
                 <w:b w:val="0"/>
                 <w:color w:val="000000"/>
                 <w:sz w:val="21"/>
               </w:rPr>
-              <w:t>server/products/service.ts</w:t>
+              <w:t>SQL注入、非法编号、超限图片与刷频</w:t>
             </w:r>
           </w:p>
         </w:tc>
@@ -2274,111 +2859,23 @@
         </w:trPr>
         <w:tc>
           <w:tcPr>
-            <w:tcW w:type="dxa" w:w="1587"/>
+            <w:tcW w:type="dxa" w:w="1474"/>
             <w:vAlign w:val="center"/>
             <w:tcMar>
-              <w:top w:w="80" w:type="dxa"/>
-              <w:bottom w:w="80" w:type="dxa"/>
-              <w:left w:w="105" w:type="dxa"/>
-              <w:right w:w="105" w:type="dxa"/>
+              <w:top w:w="105" w:type="dxa"/>
+              <w:bottom w:w="105" w:type="dxa"/>
+              <w:start w:w="115" w:type="dxa"/>
+              <w:end w:w="115" w:type="dxa"/>
             </w:tcMar>
           </w:tcPr>
           <w:p>
             <w:pPr>
-              <w:spacing w:line="300" w:lineRule="auto" w:after="20" w:before="20"/>
-              <w:ind w:firstLine="0"/>
-              <w:jc w:val="center"/>
-            </w:pPr>
-            <w:r>
-              <w:rPr>
-                <w:rFonts w:ascii="宋体" w:hAnsi="宋体" w:eastAsia="宋体" w:cs="宋体"/>
-                <w:b w:val="0"/>
-                <w:color w:val="000000"/>
-                <w:sz w:val="21"/>
-              </w:rPr>
-              <w:t>恶意内容及高频</w:t>
-            </w:r>
-          </w:p>
-        </w:tc>
-        <w:tc>
-          <w:tcPr>
-            <w:tcW w:type="dxa" w:w="4252"/>
-            <w:vAlign w:val="center"/>
-            <w:tcMar>
-              <w:top w:w="80" w:type="dxa"/>
-              <w:bottom w:w="80" w:type="dxa"/>
-              <w:left w:w="105" w:type="dxa"/>
-              <w:right w:w="105" w:type="dxa"/>
-            </w:tcMar>
-          </w:tcPr>
-          <w:p>
-            <w:pPr>
-              <w:spacing w:line="300" w:lineRule="auto" w:after="20" w:before="20"/>
+              <w:spacing w:line="288" w:lineRule="auto" w:before="20" w:after="20"/>
               <w:ind w:firstLine="0"/>
             </w:pPr>
             <w:r>
               <w:rPr>
-                <w:rFonts w:ascii="宋体" w:hAnsi="宋体" w:eastAsia="宋体" w:cs="宋体"/>
-                <w:b w:val="0"/>
-                <w:color w:val="000000"/>
-                <w:sz w:val="21"/>
-              </w:rPr>
-              <w:t>联系方式/违禁词规则，成功发布5件/分钟</w:t>
-            </w:r>
-          </w:p>
-        </w:tc>
-        <w:tc>
-          <w:tcPr>
-            <w:tcW w:type="dxa" w:w="3231"/>
-            <w:vAlign w:val="center"/>
-            <w:tcMar>
-              <w:top w:w="80" w:type="dxa"/>
-              <w:bottom w:w="80" w:type="dxa"/>
-              <w:left w:w="105" w:type="dxa"/>
-              <w:right w:w="105" w:type="dxa"/>
-            </w:tcMar>
-          </w:tcPr>
-          <w:p>
-            <w:pPr>
-              <w:spacing w:line="300" w:lineRule="auto" w:after="20" w:before="20"/>
-              <w:ind w:firstLine="0"/>
-            </w:pPr>
-            <w:r>
-              <w:rPr>
-                <w:rFonts w:ascii="宋体" w:hAnsi="宋体" w:eastAsia="宋体" w:cs="宋体"/>
-                <w:b w:val="0"/>
-                <w:color w:val="000000"/>
-                <w:sz w:val="21"/>
-              </w:rPr>
-              <w:t>商品规则与Service</w:t>
-            </w:r>
-          </w:p>
-        </w:tc>
-      </w:tr>
-      <w:tr>
-        <w:trPr>
-          <w:cantSplit/>
-        </w:trPr>
-        <w:tc>
-          <w:tcPr>
-            <w:tcW w:type="dxa" w:w="1587"/>
-            <w:vAlign w:val="center"/>
-            <w:tcMar>
-              <w:top w:w="80" w:type="dxa"/>
-              <w:bottom w:w="80" w:type="dxa"/>
-              <w:left w:w="105" w:type="dxa"/>
-              <w:right w:w="105" w:type="dxa"/>
-            </w:tcMar>
-          </w:tcPr>
-          <w:p>
-            <w:pPr>
-              <w:spacing w:line="300" w:lineRule="auto" w:after="20" w:before="20"/>
-              <w:ind w:firstLine="0"/>
-              <w:jc w:val="center"/>
-            </w:pPr>
-            <w:r>
-              <w:rPr>
-                <w:rFonts w:ascii="宋体" w:hAnsi="宋体" w:eastAsia="宋体" w:cs="宋体"/>
+                <w:rFonts w:ascii="宋体" w:hAnsi="宋体"/>
                 <w:b w:val="0"/>
                 <w:color w:val="000000"/>
                 <w:sz w:val="21"/>
@@ -2389,55 +2886,55 @@
         </w:tc>
         <w:tc>
           <w:tcPr>
-            <w:tcW w:type="dxa" w:w="4252"/>
+            <w:tcW w:type="dxa" w:w="3628"/>
             <w:vAlign w:val="center"/>
             <w:tcMar>
-              <w:top w:w="80" w:type="dxa"/>
-              <w:bottom w:w="80" w:type="dxa"/>
-              <w:left w:w="105" w:type="dxa"/>
-              <w:right w:w="105" w:type="dxa"/>
+              <w:top w:w="105" w:type="dxa"/>
+              <w:bottom w:w="105" w:type="dxa"/>
+              <w:start w:w="115" w:type="dxa"/>
+              <w:end w:w="115" w:type="dxa"/>
             </w:tcMar>
           </w:tcPr>
           <w:p>
             <w:pPr>
-              <w:spacing w:line="300" w:lineRule="auto" w:after="20" w:before="20"/>
+              <w:spacing w:line="288" w:lineRule="auto" w:before="20" w:after="20"/>
               <w:ind w:firstLine="0"/>
             </w:pPr>
             <w:r>
               <w:rPr>
-                <w:rFonts w:ascii="宋体" w:hAnsi="宋体" w:eastAsia="宋体" w:cs="宋体"/>
+                <w:rFonts w:ascii="宋体" w:hAnsi="宋体"/>
                 <w:b w:val="0"/>
                 <w:color w:val="000000"/>
                 <w:sz w:val="21"/>
               </w:rPr>
-              <w:t>动作表、审核版本、编辑后重审</w:t>
+              <w:t>订单状态机、审核版本、编辑后重新审核</w:t>
             </w:r>
           </w:p>
         </w:tc>
         <w:tc>
           <w:tcPr>
-            <w:tcW w:type="dxa" w:w="3231"/>
+            <w:tcW w:type="dxa" w:w="3969"/>
             <w:vAlign w:val="center"/>
             <w:tcMar>
-              <w:top w:w="80" w:type="dxa"/>
-              <w:bottom w:w="80" w:type="dxa"/>
-              <w:left w:w="105" w:type="dxa"/>
-              <w:right w:w="105" w:type="dxa"/>
+              <w:top w:w="105" w:type="dxa"/>
+              <w:bottom w:w="105" w:type="dxa"/>
+              <w:start w:w="115" w:type="dxa"/>
+              <w:end w:w="115" w:type="dxa"/>
             </w:tcMar>
           </w:tcPr>
           <w:p>
             <w:pPr>
-              <w:spacing w:line="300" w:lineRule="auto" w:after="20" w:before="20"/>
+              <w:spacing w:line="288" w:lineRule="auto" w:before="20" w:after="20"/>
               <w:ind w:firstLine="0"/>
             </w:pPr>
             <w:r>
               <w:rPr>
-                <w:rFonts w:ascii="宋体" w:hAnsi="宋体" w:eastAsia="宋体" w:cs="宋体"/>
+                <w:rFonts w:ascii="宋体" w:hAnsi="宋体"/>
                 <w:b w:val="0"/>
                 <w:color w:val="000000"/>
                 <w:sz w:val="21"/>
               </w:rPr>
-              <w:t>商品规则与审核事务</w:t>
+              <w:t>非法状态动作、陈旧版本、冻结退款覆盖</w:t>
             </w:r>
           </w:p>
         </w:tc>
@@ -2445,138 +2942,52 @@
     </w:tbl>
     <w:p>
       <w:pPr>
-        <w:spacing w:after="20" w:line="240" w:lineRule="auto" w:before="0"/>
+        <w:spacing w:line="240" w:lineRule="auto" w:after="60"/>
         <w:ind w:firstLine="0"/>
       </w:pPr>
       <w:r>
         <w:rPr>
-          <w:rFonts w:ascii="宋体" w:hAnsi="宋体" w:eastAsia="宋体" w:cs="宋体"/>
           <w:sz w:val="4"/>
-          <w:color w:val="000000"/>
         </w:rPr>
       </w:r>
     </w:p>
     <w:p>
       <w:pPr>
-        <w:pStyle w:val="21"/>
+        <w:keepLines/>
       </w:pPr>
       <w:r>
-        <w:rPr>
-          <w:rFonts w:ascii="宋体" w:hAnsi="宋体" w:eastAsia="宋体" w:cs="宋体"/>
-          <w:color w:val="000000"/>
-        </w:rPr>
-        <w:t>6.2 重复发布与并发处理</w:t>
+        <w:t>关键操作日志只记录必要的非敏感元数据，不存储密码、令牌和敏感身份原文。联系方式及违禁词匹配属于规则筛查，不能替代人工审核，也无法识别图片内文字或全部变体。</w:t>
       </w:r>
     </w:p>
     <w:p>
       <w:r>
-        <w:rPr>
-          <w:rFonts w:ascii="宋体" w:hAnsi="宋体" w:eastAsia="宋体" w:cs="宋体"/>
-          <w:color w:val="000000"/>
-        </w:rPr>
-        <w:t>同一卖家24小时内规范化标题相同且价格相同，视为重复发布。若只先查再写，两个并发请求可能都查到不存在。当前实现先锁定卖家行，在同一事务中完成去重、频率和信誉检查，再写商品、图片关联及日志，失败统一回滚。</w:t>
-      </w:r>
-    </w:p>
-    <w:p>
-      <w:pPr>
-        <w:spacing w:line="300" w:lineRule="auto" w:after="20"/>
-        <w:ind w:firstLine="0"/>
-      </w:pPr>
-      <w:r>
-        <w:rPr>
-          <w:rFonts w:ascii="宋体" w:hAnsi="宋体" w:eastAsia="宋体" w:cs="宋体"/>
-          <w:sz w:val="21"/>
-          <w:color w:val="000000"/>
-        </w:rPr>
-        <w:t>处理步骤  按真实实现概括</w:t>
-      </w:r>
-    </w:p>
-    <w:p>
-      <w:pPr>
-        <w:spacing w:line="300" w:lineRule="auto" w:after="20"/>
-        <w:ind w:firstLine="0"/>
-      </w:pPr>
-      <w:r>
-        <w:rPr>
-          <w:rFonts w:ascii="宋体" w:hAnsi="宋体" w:eastAsia="宋体" w:cs="宋体"/>
-          <w:sz w:val="21"/>
-          <w:color w:val="000000"/>
-        </w:rPr>
-        <w:t>开始事务 → 锁定卖家行 → 检查资格与频率</w:t>
-      </w:r>
-    </w:p>
-    <w:p>
-      <w:pPr>
-        <w:spacing w:line="300" w:lineRule="auto" w:after="20"/>
-        <w:ind w:firstLine="0"/>
-      </w:pPr>
-      <w:r>
-        <w:rPr>
-          <w:rFonts w:ascii="宋体" w:hAnsi="宋体" w:eastAsia="宋体" w:cs="宋体"/>
-          <w:sz w:val="21"/>
-          <w:color w:val="000000"/>
-        </w:rPr>
-        <w:t>检查24小时重复标题及价格 → 写入待审商品与图片关联</w:t>
-      </w:r>
-    </w:p>
-    <w:p>
-      <w:pPr>
-        <w:spacing w:line="300" w:lineRule="auto" w:after="20"/>
-        <w:ind w:firstLine="0"/>
-      </w:pPr>
-      <w:r>
-        <w:rPr>
-          <w:rFonts w:ascii="宋体" w:hAnsi="宋体" w:eastAsia="宋体" w:cs="宋体"/>
-          <w:sz w:val="21"/>
-          <w:color w:val="000000"/>
-        </w:rPr>
-        <w:t>写入非敏感日志 → 提交；任一步失败则回滚</w:t>
-      </w:r>
-    </w:p>
-    <w:p>
-      <w:r>
-        <w:rPr>
-          <w:rFonts w:ascii="宋体" w:hAnsi="宋体" w:eastAsia="宋体" w:cs="宋体"/>
-          <w:color w:val="000000"/>
-        </w:rPr>
-        <w:t>信誉低于60禁止发布。联系方式检查采用词表和模式匹配，无法识别全部同音字或图中文字，仍需人工审核。订单刷单及评价幂等由B实现。</w:t>
+        <w:br w:type="page"/>
       </w:r>
     </w:p>
     <w:p>
       <w:pPr>
         <w:pStyle w:val="1"/>
-        <w:pageBreakBefore/>
       </w:pPr>
       <w:r>
-        <w:rPr>
-          <w:rFonts w:ascii="宋体" w:hAnsi="宋体" w:eastAsia="宋体" w:cs="宋体"/>
-          <w:color w:val="000000"/>
-        </w:rPr>
-        <w:t>七 测试与实际运行结果</w:t>
+        <w:t>十、测试与运行验证</w:t>
       </w:r>
     </w:p>
     <w:p>
+      <w:pPr>
+        <w:keepLines/>
+      </w:pPr>
       <w:r>
-        <w:rPr>
-          <w:rFonts w:ascii="宋体" w:hAnsi="宋体" w:eastAsia="宋体" w:cs="宋体"/>
-          <w:color w:val="000000"/>
-        </w:rPr>
-        <w:t>测试依据需求编号及风险场景组织，既检查正常业务，也覆盖失败分支。自动化单元和页面行为测试使用Node内置测试框架；集成与性能测试使用独立真实MySQL测试库，避免清空演示数据。</w:t>
+        <w:t>项目已有的自动化证据覆盖类型检查、构建、接口契约、页面行为和真实 MySQL 集成。合并到统一 main 后，最近一次验证记录为：14 个小程序页面静态检查、50 个 OpenAPI 操作契约、27 项单元/页面测试、36 组 MySQL 集成测试；官方原生编译覆盖14份 WXML 和15份 WXSS。100并发公开检索在本机测试库中100/100成功，既有p95为110.95ms（212件样本），不代表真实校园生产容量。</w:t>
       </w:r>
     </w:p>
     <w:p>
       <w:pPr>
         <w:pStyle w:val="af7"/>
         <w:keepNext/>
-        <w:spacing w:after="80"/>
         <w:jc w:val="center"/>
       </w:pPr>
       <w:r>
-        <w:rPr>
-          <w:rFonts w:ascii="宋体" w:hAnsi="宋体" w:eastAsia="宋体" w:cs="宋体"/>
-          <w:color w:val="000000"/>
-        </w:rPr>
-        <w:t>表3-4 自动化与性能验证结果</w:t>
+        <w:t>表3-4 测试证据及范围</w:t>
       </w:r>
     </w:p>
     <w:tbl>
@@ -2586,18 +2997,18 @@
         <w:tblLayout w:type="fixed"/>
         <w:tblLook w:firstColumn="1" w:firstRow="1" w:lastColumn="0" w:lastRow="0" w:noHBand="0" w:noVBand="1" w:val="04A0"/>
         <w:tblBorders>
-          <w:top w:val="single" w:sz="4" w:color="D9D9D9"/>
-          <w:left w:val="single" w:sz="4" w:color="D9D9D9"/>
-          <w:bottom w:val="single" w:sz="4" w:color="D9D9D9"/>
-          <w:right w:val="single" w:sz="4" w:color="D9D9D9"/>
-          <w:insideH w:val="single" w:sz="4" w:color="D9D9D9"/>
-          <w:insideV w:val="single" w:sz="4" w:color="D9D9D9"/>
+          <w:top w:val="single" w:sz="5" w:color="D9D9D9"/>
+          <w:left w:val="single" w:sz="5" w:color="D9D9D9"/>
+          <w:bottom w:val="single" w:sz="5" w:color="D9D9D9"/>
+          <w:right w:val="single" w:sz="5" w:color="D9D9D9"/>
+          <w:insideH w:val="single" w:sz="5" w:color="D9D9D9"/>
+          <w:insideV w:val="single" w:sz="5" w:color="D9D9D9"/>
         </w:tblBorders>
       </w:tblPr>
       <w:tblGrid>
-        <w:gridCol w:w="1984"/>
-        <w:gridCol w:w="2778"/>
-        <w:gridCol w:w="4309"/>
+        <w:gridCol w:w="1701"/>
+        <w:gridCol w:w="2494"/>
+        <w:gridCol w:w="4876"/>
       </w:tblGrid>
       <w:tr>
         <w:trPr>
@@ -2606,78 +3017,80 @@
         </w:trPr>
         <w:tc>
           <w:tcPr>
-            <w:tcW w:type="dxa" w:w="1984"/>
+            <w:tcW w:type="dxa" w:w="1701"/>
             <w:vAlign w:val="center"/>
             <w:tcMar>
-              <w:top w:w="80" w:type="dxa"/>
-              <w:bottom w:w="80" w:type="dxa"/>
-              <w:left w:w="105" w:type="dxa"/>
-              <w:right w:w="105" w:type="dxa"/>
+              <w:top w:w="105" w:type="dxa"/>
+              <w:bottom w:w="105" w:type="dxa"/>
+              <w:start w:w="115" w:type="dxa"/>
+              <w:end w:w="115" w:type="dxa"/>
             </w:tcMar>
+            <w:shd w:fill="E7E7E7"/>
           </w:tcPr>
           <w:p>
             <w:pPr>
-              <w:spacing w:line="300" w:lineRule="auto" w:after="20" w:before="20"/>
+              <w:spacing w:line="288" w:lineRule="auto" w:before="20" w:after="20"/>
               <w:ind w:firstLine="0"/>
-              <w:jc w:val="center"/>
             </w:pPr>
             <w:r>
               <w:rPr>
-                <w:rFonts w:ascii="宋体" w:hAnsi="宋体" w:eastAsia="宋体" w:cs="宋体"/>
+                <w:rFonts w:ascii="宋体" w:hAnsi="宋体"/>
                 <w:b/>
                 <w:color w:val="000000"/>
                 <w:sz w:val="21"/>
               </w:rPr>
-              <w:t>检查项目</w:t>
+              <w:t>测试层次</w:t>
             </w:r>
           </w:p>
         </w:tc>
         <w:tc>
           <w:tcPr>
-            <w:tcW w:type="dxa" w:w="2778"/>
+            <w:tcW w:type="dxa" w:w="2494"/>
             <w:vAlign w:val="center"/>
             <w:tcMar>
-              <w:top w:w="80" w:type="dxa"/>
-              <w:bottom w:w="80" w:type="dxa"/>
-              <w:left w:w="105" w:type="dxa"/>
-              <w:right w:w="105" w:type="dxa"/>
+              <w:top w:w="105" w:type="dxa"/>
+              <w:bottom w:w="105" w:type="dxa"/>
+              <w:start w:w="115" w:type="dxa"/>
+              <w:end w:w="115" w:type="dxa"/>
             </w:tcMar>
+            <w:shd w:fill="E7E7E7"/>
           </w:tcPr>
           <w:p>
             <w:pPr>
-              <w:spacing w:line="300" w:lineRule="auto" w:after="20" w:before="20"/>
+              <w:spacing w:line="288" w:lineRule="auto" w:before="20" w:after="20"/>
               <w:ind w:firstLine="0"/>
             </w:pPr>
             <w:r>
               <w:rPr>
-                <w:rFonts w:ascii="宋体" w:hAnsi="宋体" w:eastAsia="宋体" w:cs="宋体"/>
+                <w:rFonts w:ascii="宋体" w:hAnsi="宋体"/>
                 <w:b/>
                 <w:color w:val="000000"/>
                 <w:sz w:val="21"/>
               </w:rPr>
-              <w:t>实际结果</w:t>
+              <w:t>记录结果</w:t>
             </w:r>
           </w:p>
         </w:tc>
         <w:tc>
           <w:tcPr>
-            <w:tcW w:type="dxa" w:w="4309"/>
+            <w:tcW w:type="dxa" w:w="4876"/>
             <w:vAlign w:val="center"/>
             <w:tcMar>
-              <w:top w:w="80" w:type="dxa"/>
-              <w:bottom w:w="80" w:type="dxa"/>
-              <w:left w:w="105" w:type="dxa"/>
-              <w:right w:w="105" w:type="dxa"/>
+              <w:top w:w="105" w:type="dxa"/>
+              <w:bottom w:w="105" w:type="dxa"/>
+              <w:start w:w="115" w:type="dxa"/>
+              <w:end w:w="115" w:type="dxa"/>
             </w:tcMar>
+            <w:shd w:fill="E7E7E7"/>
           </w:tcPr>
           <w:p>
             <w:pPr>
-              <w:spacing w:line="300" w:lineRule="auto" w:after="20" w:before="20"/>
+              <w:spacing w:line="288" w:lineRule="auto" w:before="20" w:after="20"/>
               <w:ind w:firstLine="0"/>
             </w:pPr>
             <w:r>
               <w:rPr>
-                <w:rFonts w:ascii="宋体" w:hAnsi="宋体" w:eastAsia="宋体" w:cs="宋体"/>
+                <w:rFonts w:ascii="宋体" w:hAnsi="宋体"/>
                 <w:b/>
                 <w:color w:val="000000"/>
                 <w:sz w:val="21"/>
@@ -2693,83 +3106,82 @@
         </w:trPr>
         <w:tc>
           <w:tcPr>
-            <w:tcW w:type="dxa" w:w="1984"/>
+            <w:tcW w:type="dxa" w:w="1701"/>
             <w:vAlign w:val="center"/>
             <w:tcMar>
-              <w:top w:w="80" w:type="dxa"/>
-              <w:bottom w:w="80" w:type="dxa"/>
-              <w:left w:w="105" w:type="dxa"/>
-              <w:right w:w="105" w:type="dxa"/>
+              <w:top w:w="105" w:type="dxa"/>
+              <w:bottom w:w="105" w:type="dxa"/>
+              <w:start w:w="115" w:type="dxa"/>
+              <w:end w:w="115" w:type="dxa"/>
             </w:tcMar>
           </w:tcPr>
           <w:p>
             <w:pPr>
-              <w:spacing w:line="300" w:lineRule="auto" w:after="20" w:before="20"/>
+              <w:spacing w:line="288" w:lineRule="auto" w:before="20" w:after="20"/>
               <w:ind w:firstLine="0"/>
-              <w:jc w:val="center"/>
             </w:pPr>
             <w:r>
               <w:rPr>
-                <w:rFonts w:ascii="宋体" w:hAnsi="宋体" w:eastAsia="宋体" w:cs="宋体"/>
+                <w:rFonts w:ascii="宋体" w:hAnsi="宋体"/>
                 <w:b w:val="0"/>
                 <w:color w:val="000000"/>
                 <w:sz w:val="21"/>
               </w:rPr>
-              <w:t>类型与构建</w:t>
+              <w:t>静态与契约</w:t>
             </w:r>
           </w:p>
         </w:tc>
         <w:tc>
           <w:tcPr>
-            <w:tcW w:type="dxa" w:w="2778"/>
+            <w:tcW w:type="dxa" w:w="2494"/>
             <w:vAlign w:val="center"/>
             <w:tcMar>
-              <w:top w:w="80" w:type="dxa"/>
-              <w:bottom w:w="80" w:type="dxa"/>
-              <w:left w:w="105" w:type="dxa"/>
-              <w:right w:w="105" w:type="dxa"/>
+              <w:top w:w="105" w:type="dxa"/>
+              <w:bottom w:w="105" w:type="dxa"/>
+              <w:start w:w="115" w:type="dxa"/>
+              <w:end w:w="115" w:type="dxa"/>
             </w:tcMar>
           </w:tcPr>
           <w:p>
             <w:pPr>
-              <w:spacing w:line="300" w:lineRule="auto" w:after="20" w:before="20"/>
+              <w:spacing w:line="288" w:lineRule="auto" w:before="20" w:after="20"/>
               <w:ind w:firstLine="0"/>
             </w:pPr>
             <w:r>
               <w:rPr>
-                <w:rFonts w:ascii="宋体" w:hAnsi="宋体" w:eastAsia="宋体" w:cs="宋体"/>
+                <w:rFonts w:ascii="宋体" w:hAnsi="宋体"/>
                 <w:b w:val="0"/>
                 <w:color w:val="000000"/>
                 <w:sz w:val="21"/>
               </w:rPr>
-              <w:t>通过</w:t>
+              <w:t>14页检查；50项OpenAPI操作</w:t>
             </w:r>
           </w:p>
         </w:tc>
         <w:tc>
           <w:tcPr>
-            <w:tcW w:type="dxa" w:w="4309"/>
+            <w:tcW w:type="dxa" w:w="4876"/>
             <w:vAlign w:val="center"/>
             <w:tcMar>
-              <w:top w:w="80" w:type="dxa"/>
-              <w:bottom w:w="80" w:type="dxa"/>
-              <w:left w:w="105" w:type="dxa"/>
-              <w:right w:w="105" w:type="dxa"/>
+              <w:top w:w="105" w:type="dxa"/>
+              <w:bottom w:w="105" w:type="dxa"/>
+              <w:start w:w="115" w:type="dxa"/>
+              <w:end w:w="115" w:type="dxa"/>
             </w:tcMar>
           </w:tcPr>
           <w:p>
             <w:pPr>
-              <w:spacing w:line="300" w:lineRule="auto" w:after="20" w:before="20"/>
+              <w:spacing w:line="288" w:lineRule="auto" w:before="20" w:after="20"/>
               <w:ind w:firstLine="0"/>
             </w:pPr>
             <w:r>
               <w:rPr>
-                <w:rFonts w:ascii="宋体" w:hAnsi="宋体" w:eastAsia="宋体" w:cs="宋体"/>
+                <w:rFonts w:ascii="宋体" w:hAnsi="宋体"/>
                 <w:b w:val="0"/>
                 <w:color w:val="000000"/>
                 <w:sz w:val="21"/>
               </w:rPr>
-              <w:t>TypeScript、8页静态与20操作契约</w:t>
+              <w:t>检查页面、路由、请求和接口Schema对应</w:t>
             </w:r>
           </w:p>
         </w:tc>
@@ -2780,83 +3192,82 @@
         </w:trPr>
         <w:tc>
           <w:tcPr>
-            <w:tcW w:type="dxa" w:w="1984"/>
+            <w:tcW w:type="dxa" w:w="1701"/>
             <w:vAlign w:val="center"/>
             <w:tcMar>
-              <w:top w:w="80" w:type="dxa"/>
-              <w:bottom w:w="80" w:type="dxa"/>
-              <w:left w:w="105" w:type="dxa"/>
-              <w:right w:w="105" w:type="dxa"/>
+              <w:top w:w="105" w:type="dxa"/>
+              <w:bottom w:w="105" w:type="dxa"/>
+              <w:start w:w="115" w:type="dxa"/>
+              <w:end w:w="115" w:type="dxa"/>
             </w:tcMar>
           </w:tcPr>
           <w:p>
             <w:pPr>
-              <w:spacing w:line="300" w:lineRule="auto" w:after="20" w:before="20"/>
+              <w:spacing w:line="288" w:lineRule="auto" w:before="20" w:after="20"/>
               <w:ind w:firstLine="0"/>
-              <w:jc w:val="center"/>
             </w:pPr>
             <w:r>
               <w:rPr>
-                <w:rFonts w:ascii="宋体" w:hAnsi="宋体" w:eastAsia="宋体" w:cs="宋体"/>
+                <w:rFonts w:ascii="宋体" w:hAnsi="宋体"/>
                 <w:b w:val="0"/>
                 <w:color w:val="000000"/>
                 <w:sz w:val="21"/>
               </w:rPr>
-              <w:t>官方原生编译</w:t>
+              <w:t>单元与页面逻辑</w:t>
             </w:r>
           </w:p>
         </w:tc>
         <w:tc>
           <w:tcPr>
-            <w:tcW w:type="dxa" w:w="2778"/>
+            <w:tcW w:type="dxa" w:w="2494"/>
             <w:vAlign w:val="center"/>
             <w:tcMar>
-              <w:top w:w="80" w:type="dxa"/>
-              <w:bottom w:w="80" w:type="dxa"/>
-              <w:left w:w="105" w:type="dxa"/>
-              <w:right w:w="105" w:type="dxa"/>
+              <w:top w:w="105" w:type="dxa"/>
+              <w:bottom w:w="105" w:type="dxa"/>
+              <w:start w:w="115" w:type="dxa"/>
+              <w:end w:w="115" w:type="dxa"/>
             </w:tcMar>
           </w:tcPr>
           <w:p>
             <w:pPr>
-              <w:spacing w:line="300" w:lineRule="auto" w:after="20" w:before="20"/>
+              <w:spacing w:line="288" w:lineRule="auto" w:before="20" w:after="20"/>
               <w:ind w:firstLine="0"/>
             </w:pPr>
             <w:r>
               <w:rPr>
-                <w:rFonts w:ascii="宋体" w:hAnsi="宋体" w:eastAsia="宋体" w:cs="宋体"/>
+                <w:rFonts w:ascii="宋体" w:hAnsi="宋体"/>
                 <w:b w:val="0"/>
                 <w:color w:val="000000"/>
                 <w:sz w:val="21"/>
               </w:rPr>
-              <w:t>通过</w:t>
+              <w:t>27项通过</w:t>
             </w:r>
           </w:p>
         </w:tc>
         <w:tc>
           <w:tcPr>
-            <w:tcW w:type="dxa" w:w="4309"/>
+            <w:tcW w:type="dxa" w:w="4876"/>
             <w:vAlign w:val="center"/>
             <w:tcMar>
-              <w:top w:w="80" w:type="dxa"/>
-              <w:bottom w:w="80" w:type="dxa"/>
-              <w:left w:w="105" w:type="dxa"/>
-              <w:right w:w="105" w:type="dxa"/>
+              <w:top w:w="105" w:type="dxa"/>
+              <w:bottom w:w="105" w:type="dxa"/>
+              <w:start w:w="115" w:type="dxa"/>
+              <w:end w:w="115" w:type="dxa"/>
             </w:tcMar>
           </w:tcPr>
           <w:p>
             <w:pPr>
-              <w:spacing w:line="300" w:lineRule="auto" w:after="20" w:before="20"/>
+              <w:spacing w:line="288" w:lineRule="auto" w:before="20" w:after="20"/>
               <w:ind w:firstLine="0"/>
             </w:pPr>
             <w:r>
               <w:rPr>
-                <w:rFonts w:ascii="宋体" w:hAnsi="宋体" w:eastAsia="宋体" w:cs="宋体"/>
+                <w:rFonts w:ascii="宋体" w:hAnsi="宋体"/>
                 <w:b w:val="0"/>
                 <w:color w:val="000000"/>
                 <w:sz w:val="21"/>
               </w:rPr>
-              <w:t>8个WXML、9个WXSS</w:t>
+              <w:t>涵盖权限辅助、隐私、状态与交互行为</w:t>
             </w:r>
           </w:p>
         </w:tc>
@@ -2867,83 +3278,82 @@
         </w:trPr>
         <w:tc>
           <w:tcPr>
-            <w:tcW w:type="dxa" w:w="1984"/>
+            <w:tcW w:type="dxa" w:w="1701"/>
             <w:vAlign w:val="center"/>
             <w:tcMar>
-              <w:top w:w="80" w:type="dxa"/>
-              <w:bottom w:w="80" w:type="dxa"/>
-              <w:left w:w="105" w:type="dxa"/>
-              <w:right w:w="105" w:type="dxa"/>
+              <w:top w:w="105" w:type="dxa"/>
+              <w:bottom w:w="105" w:type="dxa"/>
+              <w:start w:w="115" w:type="dxa"/>
+              <w:end w:w="115" w:type="dxa"/>
             </w:tcMar>
           </w:tcPr>
           <w:p>
             <w:pPr>
-              <w:spacing w:line="300" w:lineRule="auto" w:after="20" w:before="20"/>
+              <w:spacing w:line="288" w:lineRule="auto" w:before="20" w:after="20"/>
               <w:ind w:firstLine="0"/>
-              <w:jc w:val="center"/>
             </w:pPr>
             <w:r>
               <w:rPr>
-                <w:rFonts w:ascii="宋体" w:hAnsi="宋体" w:eastAsia="宋体" w:cs="宋体"/>
+                <w:rFonts w:ascii="宋体" w:hAnsi="宋体"/>
                 <w:b w:val="0"/>
                 <w:color w:val="000000"/>
                 <w:sz w:val="21"/>
               </w:rPr>
-              <w:t>单元及页面逻辑</w:t>
+              <w:t>MySQL集成</w:t>
             </w:r>
           </w:p>
         </w:tc>
         <w:tc>
           <w:tcPr>
-            <w:tcW w:type="dxa" w:w="2778"/>
+            <w:tcW w:type="dxa" w:w="2494"/>
             <w:vAlign w:val="center"/>
             <w:tcMar>
-              <w:top w:w="80" w:type="dxa"/>
-              <w:bottom w:w="80" w:type="dxa"/>
-              <w:left w:w="105" w:type="dxa"/>
-              <w:right w:w="105" w:type="dxa"/>
+              <w:top w:w="105" w:type="dxa"/>
+              <w:bottom w:w="105" w:type="dxa"/>
+              <w:start w:w="115" w:type="dxa"/>
+              <w:end w:w="115" w:type="dxa"/>
             </w:tcMar>
           </w:tcPr>
           <w:p>
             <w:pPr>
-              <w:spacing w:line="300" w:lineRule="auto" w:after="20" w:before="20"/>
+              <w:spacing w:line="288" w:lineRule="auto" w:before="20" w:after="20"/>
               <w:ind w:firstLine="0"/>
             </w:pPr>
             <w:r>
               <w:rPr>
-                <w:rFonts w:ascii="宋体" w:hAnsi="宋体" w:eastAsia="宋体" w:cs="宋体"/>
+                <w:rFonts w:ascii="宋体" w:hAnsi="宋体"/>
                 <w:b w:val="0"/>
                 <w:color w:val="000000"/>
                 <w:sz w:val="21"/>
               </w:rPr>
-              <w:t>13项通过</w:t>
+              <w:t>36组通过</w:t>
             </w:r>
           </w:p>
         </w:tc>
         <w:tc>
           <w:tcPr>
-            <w:tcW w:type="dxa" w:w="4309"/>
+            <w:tcW w:type="dxa" w:w="4876"/>
             <w:vAlign w:val="center"/>
             <w:tcMar>
-              <w:top w:w="80" w:type="dxa"/>
-              <w:bottom w:w="80" w:type="dxa"/>
-              <w:left w:w="105" w:type="dxa"/>
-              <w:right w:w="105" w:type="dxa"/>
+              <w:top w:w="105" w:type="dxa"/>
+              <w:bottom w:w="105" w:type="dxa"/>
+              <w:start w:w="115" w:type="dxa"/>
+              <w:end w:w="115" w:type="dxa"/>
             </w:tcMar>
           </w:tcPr>
           <w:p>
             <w:pPr>
-              <w:spacing w:line="300" w:lineRule="auto" w:after="20" w:before="20"/>
+              <w:spacing w:line="288" w:lineRule="auto" w:before="20" w:after="20"/>
               <w:ind w:firstLine="0"/>
             </w:pPr>
             <w:r>
               <w:rPr>
-                <w:rFonts w:ascii="宋体" w:hAnsi="宋体" w:eastAsia="宋体" w:cs="宋体"/>
+                <w:rFonts w:ascii="宋体" w:hAnsi="宋体"/>
                 <w:b w:val="0"/>
                 <w:color w:val="000000"/>
                 <w:sz w:val="21"/>
               </w:rPr>
-              <w:t>脱敏、加密、状态、金额、请求、草稿与筛选</w:t>
+              <w:t>独立测试库，覆盖事务、并发、权限和迁移</w:t>
             </w:r>
           </w:p>
         </w:tc>
@@ -2954,83 +3364,82 @@
         </w:trPr>
         <w:tc>
           <w:tcPr>
-            <w:tcW w:type="dxa" w:w="1984"/>
+            <w:tcW w:type="dxa" w:w="1701"/>
             <w:vAlign w:val="center"/>
             <w:tcMar>
-              <w:top w:w="80" w:type="dxa"/>
-              <w:bottom w:w="80" w:type="dxa"/>
-              <w:left w:w="105" w:type="dxa"/>
-              <w:right w:w="105" w:type="dxa"/>
+              <w:top w:w="105" w:type="dxa"/>
+              <w:bottom w:w="105" w:type="dxa"/>
+              <w:start w:w="115" w:type="dxa"/>
+              <w:end w:w="115" w:type="dxa"/>
             </w:tcMar>
           </w:tcPr>
           <w:p>
             <w:pPr>
-              <w:spacing w:line="300" w:lineRule="auto" w:after="20" w:before="20"/>
+              <w:spacing w:line="288" w:lineRule="auto" w:before="20" w:after="20"/>
               <w:ind w:firstLine="0"/>
-              <w:jc w:val="center"/>
             </w:pPr>
             <w:r>
               <w:rPr>
-                <w:rFonts w:ascii="宋体" w:hAnsi="宋体" w:eastAsia="宋体" w:cs="宋体"/>
+                <w:rFonts w:ascii="宋体" w:hAnsi="宋体"/>
                 <w:b w:val="0"/>
                 <w:color w:val="000000"/>
                 <w:sz w:val="21"/>
               </w:rPr>
-              <w:t>MySQL集成</w:t>
+              <w:t>原生编译</w:t>
             </w:r>
           </w:p>
         </w:tc>
         <w:tc>
           <w:tcPr>
-            <w:tcW w:type="dxa" w:w="2778"/>
+            <w:tcW w:type="dxa" w:w="2494"/>
             <w:vAlign w:val="center"/>
             <w:tcMar>
-              <w:top w:w="80" w:type="dxa"/>
-              <w:bottom w:w="80" w:type="dxa"/>
-              <w:left w:w="105" w:type="dxa"/>
-              <w:right w:w="105" w:type="dxa"/>
+              <w:top w:w="105" w:type="dxa"/>
+              <w:bottom w:w="105" w:type="dxa"/>
+              <w:start w:w="115" w:type="dxa"/>
+              <w:end w:w="115" w:type="dxa"/>
             </w:tcMar>
           </w:tcPr>
           <w:p>
             <w:pPr>
-              <w:spacing w:line="300" w:lineRule="auto" w:after="20" w:before="20"/>
+              <w:spacing w:line="288" w:lineRule="auto" w:before="20" w:after="20"/>
               <w:ind w:firstLine="0"/>
             </w:pPr>
             <w:r>
               <w:rPr>
-                <w:rFonts w:ascii="宋体" w:hAnsi="宋体" w:eastAsia="宋体" w:cs="宋体"/>
+                <w:rFonts w:ascii="宋体" w:hAnsi="宋体"/>
                 <w:b w:val="0"/>
                 <w:color w:val="000000"/>
                 <w:sz w:val="21"/>
               </w:rPr>
-              <w:t>9组通过</w:t>
+              <w:t>14份WXML、15份WXSS通过</w:t>
             </w:r>
           </w:p>
         </w:tc>
         <w:tc>
           <w:tcPr>
-            <w:tcW w:type="dxa" w:w="4309"/>
+            <w:tcW w:type="dxa" w:w="4876"/>
             <w:vAlign w:val="center"/>
             <w:tcMar>
-              <w:top w:w="80" w:type="dxa"/>
-              <w:bottom w:w="80" w:type="dxa"/>
-              <w:left w:w="105" w:type="dxa"/>
-              <w:right w:w="105" w:type="dxa"/>
+              <w:top w:w="105" w:type="dxa"/>
+              <w:bottom w:w="105" w:type="dxa"/>
+              <w:start w:w="115" w:type="dxa"/>
+              <w:end w:w="115" w:type="dxa"/>
             </w:tcMar>
           </w:tcPr>
           <w:p>
             <w:pPr>
-              <w:spacing w:line="300" w:lineRule="auto" w:after="20" w:before="20"/>
+              <w:spacing w:line="288" w:lineRule="auto" w:before="20" w:after="20"/>
               <w:ind w:firstLine="0"/>
             </w:pPr>
             <w:r>
               <w:rPr>
-                <w:rFonts w:ascii="宋体" w:hAnsi="宋体" w:eastAsia="宋体" w:cs="宋体"/>
+                <w:rFonts w:ascii="宋体" w:hAnsi="宋体"/>
                 <w:b w:val="0"/>
                 <w:color w:val="000000"/>
                 <w:sz w:val="21"/>
               </w:rPr>
-              <w:t>认证、商品、并发、权限、图片及初始化</w:t>
+              <w:t>微信开发者工具基础库3.17.4</w:t>
             </w:r>
           </w:p>
         </w:tc>
@@ -3041,83 +3450,82 @@
         </w:trPr>
         <w:tc>
           <w:tcPr>
-            <w:tcW w:type="dxa" w:w="1984"/>
+            <w:tcW w:type="dxa" w:w="1701"/>
             <w:vAlign w:val="center"/>
             <w:tcMar>
-              <w:top w:w="80" w:type="dxa"/>
-              <w:bottom w:w="80" w:type="dxa"/>
-              <w:left w:w="105" w:type="dxa"/>
-              <w:right w:w="105" w:type="dxa"/>
+              <w:top w:w="105" w:type="dxa"/>
+              <w:bottom w:w="105" w:type="dxa"/>
+              <w:start w:w="115" w:type="dxa"/>
+              <w:end w:w="115" w:type="dxa"/>
             </w:tcMar>
           </w:tcPr>
           <w:p>
             <w:pPr>
-              <w:spacing w:line="300" w:lineRule="auto" w:after="20" w:before="20"/>
+              <w:spacing w:line="288" w:lineRule="auto" w:before="20" w:after="20"/>
               <w:ind w:firstLine="0"/>
-              <w:jc w:val="center"/>
             </w:pPr>
             <w:r>
               <w:rPr>
-                <w:rFonts w:ascii="宋体" w:hAnsi="宋体" w:eastAsia="宋体" w:cs="宋体"/>
+                <w:rFonts w:ascii="宋体" w:hAnsi="宋体"/>
                 <w:b w:val="0"/>
                 <w:color w:val="000000"/>
                 <w:sz w:val="21"/>
               </w:rPr>
-              <w:t>原生模拟器</w:t>
+              <w:t>端到端截图流程</w:t>
             </w:r>
           </w:p>
         </w:tc>
         <w:tc>
           <w:tcPr>
-            <w:tcW w:type="dxa" w:w="2778"/>
+            <w:tcW w:type="dxa" w:w="2494"/>
             <w:vAlign w:val="center"/>
             <w:tcMar>
-              <w:top w:w="80" w:type="dxa"/>
-              <w:bottom w:w="80" w:type="dxa"/>
-              <w:left w:w="105" w:type="dxa"/>
-              <w:right w:w="105" w:type="dxa"/>
+              <w:top w:w="105" w:type="dxa"/>
+              <w:bottom w:w="105" w:type="dxa"/>
+              <w:start w:w="115" w:type="dxa"/>
+              <w:end w:w="115" w:type="dxa"/>
             </w:tcMar>
           </w:tcPr>
           <w:p>
             <w:pPr>
-              <w:spacing w:line="300" w:lineRule="auto" w:after="20" w:before="20"/>
+              <w:spacing w:line="288" w:lineRule="auto" w:before="20" w:after="20"/>
               <w:ind w:firstLine="0"/>
             </w:pPr>
             <w:r>
               <w:rPr>
-                <w:rFonts w:ascii="宋体" w:hAnsi="宋体" w:eastAsia="宋体" w:cs="宋体"/>
+                <w:rFonts w:ascii="宋体" w:hAnsi="宋体"/>
                 <w:b w:val="0"/>
                 <w:color w:val="000000"/>
                 <w:sz w:val="21"/>
               </w:rPr>
-              <w:t>十步通过</w:t>
+              <w:t>20张模拟器原始截图，14个页面路由</w:t>
             </w:r>
           </w:p>
         </w:tc>
         <w:tc>
           <w:tcPr>
-            <w:tcW w:type="dxa" w:w="4309"/>
+            <w:tcW w:type="dxa" w:w="4876"/>
             <w:vAlign w:val="center"/>
             <w:tcMar>
-              <w:top w:w="80" w:type="dxa"/>
-              <w:bottom w:w="80" w:type="dxa"/>
-              <w:left w:w="105" w:type="dxa"/>
-              <w:right w:w="105" w:type="dxa"/>
+              <w:top w:w="105" w:type="dxa"/>
+              <w:bottom w:w="105" w:type="dxa"/>
+              <w:start w:w="115" w:type="dxa"/>
+              <w:end w:w="115" w:type="dxa"/>
             </w:tcMar>
           </w:tcPr>
           <w:p>
             <w:pPr>
-              <w:spacing w:line="300" w:lineRule="auto" w:after="20" w:before="20"/>
+              <w:spacing w:line="288" w:lineRule="auto" w:before="20" w:after="20"/>
               <w:ind w:firstLine="0"/>
             </w:pPr>
             <w:r>
               <w:rPr>
-                <w:rFonts w:ascii="宋体" w:hAnsi="宋体" w:eastAsia="宋体" w:cs="宋体"/>
+                <w:rFonts w:ascii="宋体" w:hAnsi="宋体"/>
                 <w:b w:val="0"/>
                 <w:color w:val="000000"/>
                 <w:sz w:val="21"/>
               </w:rPr>
-              <w:t>未处理异常0，脚本退出0</w:t>
+              <w:t>包含举报、监管和真实订单状态</w:t>
             </w:r>
           </w:p>
         </w:tc>
@@ -3128,83 +3536,235 @@
         </w:trPr>
         <w:tc>
           <w:tcPr>
-            <w:tcW w:type="dxa" w:w="1984"/>
+            <w:tcW w:type="dxa" w:w="1701"/>
             <w:vAlign w:val="center"/>
             <w:tcMar>
-              <w:top w:w="80" w:type="dxa"/>
-              <w:bottom w:w="80" w:type="dxa"/>
-              <w:left w:w="105" w:type="dxa"/>
-              <w:right w:w="105" w:type="dxa"/>
+              <w:top w:w="105" w:type="dxa"/>
+              <w:bottom w:w="105" w:type="dxa"/>
+              <w:start w:w="115" w:type="dxa"/>
+              <w:end w:w="115" w:type="dxa"/>
             </w:tcMar>
           </w:tcPr>
           <w:p>
             <w:pPr>
-              <w:spacing w:line="300" w:lineRule="auto" w:after="20" w:before="20"/>
+              <w:spacing w:line="288" w:lineRule="auto" w:before="20" w:after="20"/>
               <w:ind w:firstLine="0"/>
-              <w:jc w:val="center"/>
             </w:pPr>
             <w:r>
               <w:rPr>
-                <w:rFonts w:ascii="宋体" w:hAnsi="宋体" w:eastAsia="宋体" w:cs="宋体"/>
+                <w:rFonts w:ascii="宋体" w:hAnsi="宋体"/>
                 <w:b w:val="0"/>
                 <w:color w:val="000000"/>
                 <w:sz w:val="21"/>
               </w:rPr>
-              <w:t>100并发检索</w:t>
+              <w:t>并发性能</w:t>
             </w:r>
           </w:p>
         </w:tc>
         <w:tc>
           <w:tcPr>
-            <w:tcW w:type="dxa" w:w="2778"/>
+            <w:tcW w:type="dxa" w:w="2494"/>
             <w:vAlign w:val="center"/>
             <w:tcMar>
-              <w:top w:w="80" w:type="dxa"/>
-              <w:bottom w:w="80" w:type="dxa"/>
-              <w:left w:w="105" w:type="dxa"/>
-              <w:right w:w="105" w:type="dxa"/>
+              <w:top w:w="105" w:type="dxa"/>
+              <w:bottom w:w="105" w:type="dxa"/>
+              <w:start w:w="115" w:type="dxa"/>
+              <w:end w:w="115" w:type="dxa"/>
             </w:tcMar>
           </w:tcPr>
           <w:p>
             <w:pPr>
-              <w:spacing w:line="300" w:lineRule="auto" w:after="20" w:before="20"/>
+              <w:spacing w:line="288" w:lineRule="auto" w:before="20" w:after="20"/>
               <w:ind w:firstLine="0"/>
             </w:pPr>
             <w:r>
               <w:rPr>
-                <w:rFonts w:ascii="宋体" w:hAnsi="宋体" w:eastAsia="宋体" w:cs="宋体"/>
+                <w:rFonts w:ascii="宋体" w:hAnsi="宋体"/>
                 <w:b w:val="0"/>
                 <w:color w:val="000000"/>
                 <w:sz w:val="21"/>
               </w:rPr>
-              <w:t>100/100成功</w:t>
+              <w:t>100/100成功；p95 110.95ms</w:t>
             </w:r>
           </w:p>
         </w:tc>
         <w:tc>
           <w:tcPr>
-            <w:tcW w:type="dxa" w:w="4309"/>
+            <w:tcW w:type="dxa" w:w="4876"/>
             <w:vAlign w:val="center"/>
             <w:tcMar>
-              <w:top w:w="80" w:type="dxa"/>
-              <w:bottom w:w="80" w:type="dxa"/>
-              <w:left w:w="105" w:type="dxa"/>
-              <w:right w:w="105" w:type="dxa"/>
+              <w:top w:w="105" w:type="dxa"/>
+              <w:bottom w:w="105" w:type="dxa"/>
+              <w:start w:w="115" w:type="dxa"/>
+              <w:end w:w="115" w:type="dxa"/>
             </w:tcMar>
           </w:tcPr>
           <w:p>
             <w:pPr>
-              <w:spacing w:line="300" w:lineRule="auto" w:after="20" w:before="20"/>
+              <w:spacing w:line="288" w:lineRule="auto" w:before="20" w:after="20"/>
               <w:ind w:firstLine="0"/>
             </w:pPr>
             <w:r>
               <w:rPr>
-                <w:rFonts w:ascii="宋体" w:hAnsi="宋体" w:eastAsia="宋体" w:cs="宋体"/>
+                <w:rFonts w:ascii="宋体" w:hAnsi="宋体"/>
                 <w:b w:val="0"/>
                 <w:color w:val="000000"/>
                 <w:sz w:val="21"/>
               </w:rPr>
-              <w:t>212件样本，本机HTTP及连接池20</w:t>
+              <w:t>212件本机测试样本；仅作课堂基线</w:t>
+            </w:r>
+          </w:p>
+        </w:tc>
+      </w:tr>
+    </w:tbl>
+    <w:p>
+      <w:pPr>
+        <w:spacing w:line="240" w:lineRule="auto" w:after="60"/>
+        <w:ind w:firstLine="0"/>
+      </w:pPr>
+      <w:r>
+        <w:rPr>
+          <w:sz w:val="4"/>
+        </w:rPr>
+      </w:r>
+    </w:p>
+    <w:p>
+      <w:pPr>
+        <w:keepLines/>
+      </w:pPr>
+      <w:r>
+        <w:t>20张界面图片通过微信开发者工具官方 simulator_screenshot 命令生成；演示数据均为虚构。对图片选择的课堂流程使用授权摄影文件作为本地离线选择回调，上传及商品流程调用真实本机服务。没有用示意图冒充页面截图。</w:t>
+      </w:r>
+    </w:p>
+    <w:p>
+      <w:r>
+        <w:br w:type="page"/>
+      </w:r>
+    </w:p>
+    <w:p>
+      <w:pPr>
+        <w:pStyle w:val="1"/>
+      </w:pPr>
+      <w:r>
+        <w:t>十一、课堂演示流程与已知边界</w:t>
+      </w:r>
+    </w:p>
+    <w:p>
+      <w:pPr>
+        <w:pStyle w:val="af7"/>
+        <w:keepNext/>
+        <w:jc w:val="center"/>
+      </w:pPr>
+      <w:r>
+        <w:t>表3-5 建议课堂演示顺序</w:t>
+      </w:r>
+    </w:p>
+    <w:tbl>
+      <w:tblPr>
+        <w:tblW w:type="auto" w:w="0"/>
+        <w:jc w:val="center"/>
+        <w:tblLayout w:type="fixed"/>
+        <w:tblLook w:firstColumn="1" w:firstRow="1" w:lastColumn="0" w:lastRow="0" w:noHBand="0" w:noVBand="1" w:val="04A0"/>
+        <w:tblBorders>
+          <w:top w:val="single" w:sz="5" w:color="D9D9D9"/>
+          <w:left w:val="single" w:sz="5" w:color="D9D9D9"/>
+          <w:bottom w:val="single" w:sz="5" w:color="D9D9D9"/>
+          <w:right w:val="single" w:sz="5" w:color="D9D9D9"/>
+          <w:insideH w:val="single" w:sz="5" w:color="D9D9D9"/>
+          <w:insideV w:val="single" w:sz="5" w:color="D9D9D9"/>
+        </w:tblBorders>
+      </w:tblPr>
+      <w:tblGrid>
+        <w:gridCol w:w="680"/>
+        <w:gridCol w:w="3005"/>
+        <w:gridCol w:w="5386"/>
+      </w:tblGrid>
+      <w:tr>
+        <w:trPr>
+          <w:cantSplit/>
+          <w:tblHeader/>
+        </w:trPr>
+        <w:tc>
+          <w:tcPr>
+            <w:tcW w:type="dxa" w:w="680"/>
+            <w:vAlign w:val="center"/>
+            <w:tcMar>
+              <w:top w:w="105" w:type="dxa"/>
+              <w:bottom w:w="105" w:type="dxa"/>
+              <w:start w:w="115" w:type="dxa"/>
+              <w:end w:w="115" w:type="dxa"/>
+            </w:tcMar>
+            <w:shd w:fill="E7E7E7"/>
+          </w:tcPr>
+          <w:p>
+            <w:pPr>
+              <w:spacing w:line="288" w:lineRule="auto" w:before="20" w:after="20"/>
+              <w:ind w:firstLine="0"/>
+            </w:pPr>
+            <w:r>
+              <w:rPr>
+                <w:rFonts w:ascii="宋体" w:hAnsi="宋体"/>
+                <w:b/>
+                <w:color w:val="000000"/>
+                <w:sz w:val="21"/>
+              </w:rPr>
+              <w:t>顺序</w:t>
+            </w:r>
+          </w:p>
+        </w:tc>
+        <w:tc>
+          <w:tcPr>
+            <w:tcW w:type="dxa" w:w="3005"/>
+            <w:vAlign w:val="center"/>
+            <w:tcMar>
+              <w:top w:w="105" w:type="dxa"/>
+              <w:bottom w:w="105" w:type="dxa"/>
+              <w:start w:w="115" w:type="dxa"/>
+              <w:end w:w="115" w:type="dxa"/>
+            </w:tcMar>
+            <w:shd w:fill="E7E7E7"/>
+          </w:tcPr>
+          <w:p>
+            <w:pPr>
+              <w:spacing w:line="288" w:lineRule="auto" w:before="20" w:after="20"/>
+              <w:ind w:firstLine="0"/>
+            </w:pPr>
+            <w:r>
+              <w:rPr>
+                <w:rFonts w:ascii="宋体" w:hAnsi="宋体"/>
+                <w:b/>
+                <w:color w:val="000000"/>
+                <w:sz w:val="21"/>
+              </w:rPr>
+              <w:t>页面操作</w:t>
+            </w:r>
+          </w:p>
+        </w:tc>
+        <w:tc>
+          <w:tcPr>
+            <w:tcW w:type="dxa" w:w="5386"/>
+            <w:vAlign w:val="center"/>
+            <w:tcMar>
+              <w:top w:w="105" w:type="dxa"/>
+              <w:bottom w:w="105" w:type="dxa"/>
+              <w:start w:w="115" w:type="dxa"/>
+              <w:end w:w="115" w:type="dxa"/>
+            </w:tcMar>
+            <w:shd w:fill="E7E7E7"/>
+          </w:tcPr>
+          <w:p>
+            <w:pPr>
+              <w:spacing w:line="288" w:lineRule="auto" w:before="20" w:after="20"/>
+              <w:ind w:firstLine="0"/>
+            </w:pPr>
+            <w:r>
+              <w:rPr>
+                <w:rFonts w:ascii="宋体" w:hAnsi="宋体"/>
+                <w:b/>
+                <w:color w:val="000000"/>
+                <w:sz w:val="21"/>
+              </w:rPr>
+              <w:t>可说明的工程要点</w:t>
             </w:r>
           </w:p>
         </w:tc>
@@ -3215,87 +3775,82 @@
         </w:trPr>
         <w:tc>
           <w:tcPr>
-            <w:tcW w:type="dxa" w:w="1984"/>
+            <w:tcW w:type="dxa" w:w="680"/>
             <w:vAlign w:val="center"/>
             <w:tcMar>
-              <w:top w:w="80" w:type="dxa"/>
-              <w:bottom w:w="80" w:type="dxa"/>
-              <w:left w:w="105" w:type="dxa"/>
-              <w:right w:w="105" w:type="dxa"/>
+              <w:top w:w="105" w:type="dxa"/>
+              <w:bottom w:w="105" w:type="dxa"/>
+              <w:start w:w="115" w:type="dxa"/>
+              <w:end w:w="115" w:type="dxa"/>
             </w:tcMar>
           </w:tcPr>
           <w:p>
             <w:pPr>
-              <w:spacing w:line="300" w:lineRule="auto" w:after="20" w:before="20"/>
+              <w:spacing w:line="288" w:lineRule="auto" w:before="20" w:after="20"/>
               <w:ind w:firstLine="0"/>
-              <w:jc w:val="center"/>
             </w:pPr>
             <w:r>
               <w:rPr>
-                <w:rFonts w:ascii="宋体" w:hAnsi="宋体" w:eastAsia="宋体" w:cs="宋体"/>
+                <w:rFonts w:ascii="宋体" w:hAnsi="宋体"/>
                 <w:b w:val="0"/>
                 <w:color w:val="000000"/>
                 <w:sz w:val="21"/>
               </w:rPr>
-              <w:t>响应时间</w:t>
+              <w:t>1</w:t>
             </w:r>
           </w:p>
         </w:tc>
         <w:tc>
           <w:tcPr>
-            <w:tcW w:type="dxa" w:w="2778"/>
+            <w:tcW w:type="dxa" w:w="3005"/>
             <w:vAlign w:val="center"/>
             <w:tcMar>
-              <w:top w:w="80" w:type="dxa"/>
-              <w:bottom w:w="80" w:type="dxa"/>
-              <w:left w:w="105" w:type="dxa"/>
-              <w:right w:w="105" w:type="dxa"/>
+              <w:top w:w="105" w:type="dxa"/>
+              <w:bottom w:w="105" w:type="dxa"/>
+              <w:start w:w="115" w:type="dxa"/>
+              <w:end w:w="115" w:type="dxa"/>
             </w:tcMar>
           </w:tcPr>
           <w:p>
             <w:pPr>
-              <w:spacing w:line="300" w:lineRule="auto" w:after="20" w:before="20"/>
+              <w:spacing w:line="288" w:lineRule="auto" w:before="20" w:after="20"/>
               <w:ind w:firstLine="0"/>
             </w:pPr>
             <w:r>
               <w:rPr>
-                <w:rFonts w:ascii="宋体" w:hAnsi="宋体" w:eastAsia="宋体" w:cs="宋体"/>
+                <w:rFonts w:ascii="宋体" w:hAnsi="宋体"/>
                 <w:b w:val="0"/>
                 <w:color w:val="000000"/>
                 <w:sz w:val="21"/>
               </w:rPr>
-              <w:t>p50 101.14ms</w:t>
-              <w:br/>
-              <w:t>p95 110.95ms</w:t>
-              <w:br/>
-              <w:t>最大113.94ms</w:t>
+              <w:t>登录并查看认证状态</w:t>
             </w:r>
           </w:p>
         </w:tc>
         <w:tc>
           <w:tcPr>
-            <w:tcW w:type="dxa" w:w="4309"/>
+            <w:tcW w:type="dxa" w:w="5386"/>
             <w:vAlign w:val="center"/>
             <w:tcMar>
-              <w:top w:w="80" w:type="dxa"/>
-              <w:bottom w:w="80" w:type="dxa"/>
-              <w:left w:w="105" w:type="dxa"/>
-              <w:right w:w="105" w:type="dxa"/>
+              <w:top w:w="105" w:type="dxa"/>
+              <w:bottom w:w="105" w:type="dxa"/>
+              <w:start w:w="115" w:type="dxa"/>
+              <w:end w:w="115" w:type="dxa"/>
             </w:tcMar>
           </w:tcPr>
           <w:p>
             <w:pPr>
-              <w:spacing w:line="300" w:lineRule="auto" w:after="20" w:before="20"/>
+              <w:spacing w:line="288" w:lineRule="auto" w:before="20" w:after="20"/>
               <w:ind w:firstLine="0"/>
             </w:pPr>
             <w:r>
               <w:rPr>
-                <w:rFonts w:ascii="宋体" w:hAnsi="宋体" w:eastAsia="宋体" w:cs="宋体"/>
+                <w:rFonts w:ascii="宋体" w:hAnsi="宋体"/>
                 <w:b w:val="0"/>
                 <w:color w:val="000000"/>
                 <w:sz w:val="21"/>
               </w:rPr>
-              <w:t>本机目标p95≤2000ms，通过</w:t>
+              <w:t>演示身份、学籍审核、脱敏展示</w:t>
             </w:r>
           </w:p>
         </w:tc>
@@ -3306,332 +3861,82 @@
         </w:trPr>
         <w:tc>
           <w:tcPr>
-            <w:tcW w:type="dxa" w:w="1984"/>
+            <w:tcW w:type="dxa" w:w="680"/>
             <w:vAlign w:val="center"/>
             <w:tcMar>
-              <w:top w:w="80" w:type="dxa"/>
-              <w:bottom w:w="80" w:type="dxa"/>
-              <w:left w:w="105" w:type="dxa"/>
-              <w:right w:w="105" w:type="dxa"/>
+              <w:top w:w="105" w:type="dxa"/>
+              <w:bottom w:w="105" w:type="dxa"/>
+              <w:start w:w="115" w:type="dxa"/>
+              <w:end w:w="115" w:type="dxa"/>
             </w:tcMar>
           </w:tcPr>
           <w:p>
             <w:pPr>
-              <w:spacing w:line="300" w:lineRule="auto" w:after="20" w:before="20"/>
+              <w:spacing w:line="288" w:lineRule="auto" w:before="20" w:after="20"/>
               <w:ind w:firstLine="0"/>
-              <w:jc w:val="center"/>
             </w:pPr>
             <w:r>
               <w:rPr>
-                <w:rFonts w:ascii="宋体" w:hAnsi="宋体" w:eastAsia="宋体" w:cs="宋体"/>
+                <w:rFonts w:ascii="宋体" w:hAnsi="宋体"/>
                 <w:b w:val="0"/>
                 <w:color w:val="000000"/>
                 <w:sz w:val="21"/>
               </w:rPr>
-              <w:t>GitHub CI</w:t>
+              <w:t>2</w:t>
             </w:r>
           </w:p>
         </w:tc>
         <w:tc>
           <w:tcPr>
-            <w:tcW w:type="dxa" w:w="2778"/>
+            <w:tcW w:type="dxa" w:w="3005"/>
             <w:vAlign w:val="center"/>
             <w:tcMar>
-              <w:top w:w="80" w:type="dxa"/>
-              <w:bottom w:w="80" w:type="dxa"/>
-              <w:left w:w="105" w:type="dxa"/>
-              <w:right w:w="105" w:type="dxa"/>
+              <w:top w:w="105" w:type="dxa"/>
+              <w:bottom w:w="105" w:type="dxa"/>
+              <w:start w:w="115" w:type="dxa"/>
+              <w:end w:w="115" w:type="dxa"/>
             </w:tcMar>
           </w:tcPr>
           <w:p>
             <w:pPr>
-              <w:spacing w:line="300" w:lineRule="auto" w:after="20" w:before="20"/>
+              <w:spacing w:line="288" w:lineRule="auto" w:before="20" w:after="20"/>
               <w:ind w:firstLine="0"/>
             </w:pPr>
             <w:r>
               <w:rPr>
-                <w:rFonts w:ascii="宋体" w:hAnsi="宋体" w:eastAsia="宋体" w:cs="宋体"/>
+                <w:rFonts w:ascii="宋体" w:hAnsi="宋体"/>
                 <w:b w:val="0"/>
                 <w:color w:val="000000"/>
                 <w:sz w:val="21"/>
               </w:rPr>
-              <w:t>c16e38e作业成功</w:t>
+              <w:t>发布商品并由管理员审核</w:t>
             </w:r>
           </w:p>
         </w:tc>
         <w:tc>
           <w:tcPr>
-            <w:tcW w:type="dxa" w:w="4309"/>
+            <w:tcW w:type="dxa" w:w="5386"/>
             <w:vAlign w:val="center"/>
             <w:tcMar>
-              <w:top w:w="80" w:type="dxa"/>
-              <w:bottom w:w="80" w:type="dxa"/>
-              <w:left w:w="105" w:type="dxa"/>
-              <w:right w:w="105" w:type="dxa"/>
+              <w:top w:w="105" w:type="dxa"/>
+              <w:bottom w:w="105" w:type="dxa"/>
+              <w:start w:w="115" w:type="dxa"/>
+              <w:end w:w="115" w:type="dxa"/>
             </w:tcMar>
           </w:tcPr>
           <w:p>
             <w:pPr>
-              <w:spacing w:line="300" w:lineRule="auto" w:after="20" w:before="20"/>
+              <w:spacing w:line="288" w:lineRule="auto" w:before="20" w:after="20"/>
               <w:ind w:firstLine="0"/>
             </w:pPr>
             <w:r>
               <w:rPr>
-                <w:rFonts w:ascii="宋体" w:hAnsi="宋体" w:eastAsia="宋体" w:cs="宋体"/>
+                <w:rFonts w:ascii="宋体" w:hAnsi="宋体"/>
                 <w:b w:val="0"/>
                 <w:color w:val="000000"/>
                 <w:sz w:val="21"/>
               </w:rPr>
-              <w:t>类型、构建、单元、MySQL和性能</w:t>
-            </w:r>
-          </w:p>
-        </w:tc>
-      </w:tr>
-    </w:tbl>
-    <w:p>
-      <w:pPr>
-        <w:spacing w:after="20" w:line="240" w:lineRule="auto" w:before="0"/>
-        <w:ind w:firstLine="0"/>
-      </w:pPr>
-      <w:r>
-        <w:rPr>
-          <w:rFonts w:ascii="宋体" w:hAnsi="宋体" w:eastAsia="宋体" w:cs="宋体"/>
-          <w:sz w:val="4"/>
-          <w:color w:val="000000"/>
-        </w:rPr>
-      </w:r>
-    </w:p>
-    <w:p>
-      <w:r>
-        <w:rPr>
-          <w:rFonts w:ascii="宋体" w:hAnsi="宋体" w:eastAsia="宋体" w:cs="宋体"/>
-          <w:color w:val="000000"/>
-        </w:rPr>
-        <w:t>白盒覆盖范围为errors.ts、privacy.ts、contracts.ts和products/rules.ts：行100%、分支97.87%、函数100%。该覆盖率只针对列出的核心文件，不是整个后端。并发发布测试确认两个相同请求仅成功一次且无孤立商品。</w:t>
-      </w:r>
-    </w:p>
-    <w:p>
-      <w:r>
-        <w:rPr>
-          <w:rFonts w:ascii="宋体" w:hAnsi="宋体" w:eastAsia="宋体" w:cs="宋体"/>
-          <w:color w:val="000000"/>
-        </w:rPr>
-        <w:t>安全专项验证了修改他人商品、普通用户调用审核接口、学号重复、伪造图片归属、SQL注入参数、锁定商品修改和敏感字段泄露。测量结果仅代表本机当前样本的接口表现，不等同于100名真机用户的校园生产负载。</w:t>
-      </w:r>
-    </w:p>
-    <w:p>
-      <w:r>
-        <w:rPr>
-          <w:rFonts w:ascii="宋体" w:hAnsi="宋体" w:eastAsia="宋体" w:cs="宋体"/>
-          <w:color w:val="000000"/>
-        </w:rPr>
-        <w:t>原生验收仅为相册系统选择器提供虚构图片回调，后续图片读取、上传和业务接口使用真实实现。真实设备相册、断网恢复及微信平台登录单独待联调，不能以自动化通过代替。详细记录见docs/test-report.md。</w:t>
-      </w:r>
-    </w:p>
-    <w:p>
-      <w:pPr>
-        <w:pStyle w:val="1"/>
-        <w:pageBreakBefore/>
-      </w:pPr>
-      <w:r>
-        <w:rPr>
-          <w:rFonts w:ascii="宋体" w:hAnsi="宋体" w:eastAsia="宋体" w:cs="宋体"/>
-          <w:color w:val="000000"/>
-        </w:rPr>
-        <w:t>八 部署运行与小组交接</w:t>
-      </w:r>
-    </w:p>
-    <w:p>
-      <w:pPr>
-        <w:pStyle w:val="21"/>
-      </w:pPr>
-      <w:r>
-        <w:rPr>
-          <w:rFonts w:ascii="宋体" w:hAnsi="宋体" w:eastAsia="宋体" w:cs="宋体"/>
-          <w:color w:val="000000"/>
-        </w:rPr>
-        <w:t>8.1 新电脑启动</w:t>
-      </w:r>
-    </w:p>
-    <w:p>
-      <w:r>
-        <w:rPr>
-          <w:rFonts w:ascii="宋体" w:hAnsi="宋体" w:eastAsia="宋体" w:cs="宋体"/>
-          <w:color w:val="000000"/>
-        </w:rPr>
-        <w:t>在项目根目录执行准备和启动脚本。.tools保存便携工具，.runtime保存数据库、图片和日志；setup随机生成本地配置并保留旧数据，专用ASCII路径入口兼容中文目录。</w:t>
-      </w:r>
-    </w:p>
-    <w:p>
-      <w:pPr>
-        <w:spacing w:line="300" w:lineRule="auto" w:after="20"/>
-        <w:ind w:firstLine="0"/>
-      </w:pPr>
-      <w:r>
-        <w:rPr>
-          <w:rFonts w:ascii="宋体" w:hAnsi="宋体" w:eastAsia="宋体" w:cs="宋体"/>
-          <w:sz w:val="21"/>
-          <w:color w:val="000000"/>
-        </w:rPr>
-        <w:t>powershell -ExecutionPolicy Bypass -File .\scripts\setup.ps1</w:t>
-      </w:r>
-    </w:p>
-    <w:p>
-      <w:pPr>
-        <w:spacing w:line="300" w:lineRule="auto" w:after="20"/>
-        <w:ind w:firstLine="0"/>
-      </w:pPr>
-      <w:r>
-        <w:rPr>
-          <w:rFonts w:ascii="宋体" w:hAnsi="宋体" w:eastAsia="宋体" w:cs="宋体"/>
-          <w:sz w:val="21"/>
-          <w:color w:val="000000"/>
-        </w:rPr>
-        <w:t>powershell -ExecutionPolicy Bypass -File .\scripts\start.ps1</w:t>
-      </w:r>
-    </w:p>
-    <w:p>
-      <w:pPr>
-        <w:spacing w:line="300" w:lineRule="auto" w:after="20"/>
-        <w:ind w:firstLine="0"/>
-      </w:pPr>
-      <w:r>
-        <w:rPr>
-          <w:rFonts w:ascii="宋体" w:hAnsi="宋体" w:eastAsia="宋体" w:cs="宋体"/>
-          <w:sz w:val="21"/>
-          <w:color w:val="000000"/>
-        </w:rPr>
-        <w:t>健康检查  http://127.0.0.1:3000/api/health</w:t>
-      </w:r>
-    </w:p>
-    <w:p>
-      <w:r>
-        <w:rPr>
-          <w:rFonts w:ascii="宋体" w:hAnsi="宋体" w:eastAsia="宋体" w:cs="宋体"/>
-          <w:color w:val="000000"/>
-        </w:rPr>
-        <w:t>开发者工具导入miniprogram目录，按README配置接口地址。密码从本机.env读取，不投屏完整配置。真机联调需换成可访问的服务地址，不能直接访问电脑的127.0.0.1。</w:t>
-      </w:r>
-    </w:p>
-    <w:p>
-      <w:pPr>
-        <w:pStyle w:val="af7"/>
-        <w:keepNext/>
-        <w:spacing w:after="80"/>
-        <w:jc w:val="center"/>
-      </w:pPr>
-      <w:r>
-        <w:rPr>
-          <w:rFonts w:ascii="宋体" w:hAnsi="宋体" w:eastAsia="宋体" w:cs="宋体"/>
-          <w:color w:val="000000"/>
-        </w:rPr>
-        <w:t>表3-5 课堂演示身份</w:t>
-      </w:r>
-    </w:p>
-    <w:tbl>
-      <w:tblPr>
-        <w:tblW w:type="auto" w:w="0"/>
-        <w:jc w:val="center"/>
-        <w:tblLayout w:type="fixed"/>
-        <w:tblLook w:firstColumn="1" w:firstRow="1" w:lastColumn="0" w:lastRow="0" w:noHBand="0" w:noVBand="1" w:val="04A0"/>
-        <w:tblBorders>
-          <w:top w:val="single" w:sz="4" w:color="D9D9D9"/>
-          <w:left w:val="single" w:sz="4" w:color="D9D9D9"/>
-          <w:bottom w:val="single" w:sz="4" w:color="D9D9D9"/>
-          <w:right w:val="single" w:sz="4" w:color="D9D9D9"/>
-          <w:insideH w:val="single" w:sz="4" w:color="D9D9D9"/>
-          <w:insideV w:val="single" w:sz="4" w:color="D9D9D9"/>
-        </w:tblBorders>
-      </w:tblPr>
-      <w:tblGrid>
-        <w:gridCol w:w="2665"/>
-        <w:gridCol w:w="1984"/>
-        <w:gridCol w:w="4422"/>
-      </w:tblGrid>
-      <w:tr>
-        <w:trPr>
-          <w:cantSplit/>
-          <w:tblHeader/>
-        </w:trPr>
-        <w:tc>
-          <w:tcPr>
-            <w:tcW w:type="dxa" w:w="2665"/>
-            <w:vAlign w:val="center"/>
-            <w:tcMar>
-              <w:top w:w="80" w:type="dxa"/>
-              <w:bottom w:w="80" w:type="dxa"/>
-              <w:left w:w="105" w:type="dxa"/>
-              <w:right w:w="105" w:type="dxa"/>
-            </w:tcMar>
-          </w:tcPr>
-          <w:p>
-            <w:pPr>
-              <w:spacing w:line="300" w:lineRule="auto" w:after="20" w:before="20"/>
-              <w:ind w:firstLine="0"/>
-              <w:jc w:val="center"/>
-            </w:pPr>
-            <w:r>
-              <w:rPr>
-                <w:rFonts w:ascii="宋体" w:hAnsi="宋体" w:eastAsia="宋体" w:cs="宋体"/>
-                <w:b/>
-                <w:color w:val="000000"/>
-                <w:sz w:val="21"/>
-              </w:rPr>
-              <w:t>演示身份</w:t>
-            </w:r>
-          </w:p>
-        </w:tc>
-        <w:tc>
-          <w:tcPr>
-            <w:tcW w:type="dxa" w:w="1984"/>
-            <w:vAlign w:val="center"/>
-            <w:tcMar>
-              <w:top w:w="80" w:type="dxa"/>
-              <w:bottom w:w="80" w:type="dxa"/>
-              <w:left w:w="105" w:type="dxa"/>
-              <w:right w:w="105" w:type="dxa"/>
-            </w:tcMar>
-          </w:tcPr>
-          <w:p>
-            <w:pPr>
-              <w:spacing w:line="300" w:lineRule="auto" w:after="20" w:before="20"/>
-              <w:ind w:firstLine="0"/>
-            </w:pPr>
-            <w:r>
-              <w:rPr>
-                <w:rFonts w:ascii="宋体" w:hAnsi="宋体" w:eastAsia="宋体" w:cs="宋体"/>
-                <w:b/>
-                <w:color w:val="000000"/>
-                <w:sz w:val="21"/>
-              </w:rPr>
-              <w:t>初始状态</w:t>
-            </w:r>
-          </w:p>
-        </w:tc>
-        <w:tc>
-          <w:tcPr>
-            <w:tcW w:type="dxa" w:w="4422"/>
-            <w:vAlign w:val="center"/>
-            <w:tcMar>
-              <w:top w:w="80" w:type="dxa"/>
-              <w:bottom w:w="80" w:type="dxa"/>
-              <w:left w:w="105" w:type="dxa"/>
-              <w:right w:w="105" w:type="dxa"/>
-            </w:tcMar>
-          </w:tcPr>
-          <w:p>
-            <w:pPr>
-              <w:spacing w:line="300" w:lineRule="auto" w:after="20" w:before="20"/>
-              <w:ind w:firstLine="0"/>
-            </w:pPr>
-            <w:r>
-              <w:rPr>
-                <w:rFonts w:ascii="宋体" w:hAnsi="宋体" w:eastAsia="宋体" w:cs="宋体"/>
-                <w:b/>
-                <w:color w:val="000000"/>
-                <w:sz w:val="21"/>
-              </w:rPr>
-              <w:t>用途</w:t>
+              <w:t>上传限制、待审不可见、版本冲突处理</w:t>
             </w:r>
           </w:p>
         </w:tc>
@@ -3642,83 +3947,82 @@
         </w:trPr>
         <w:tc>
           <w:tcPr>
-            <w:tcW w:type="dxa" w:w="2665"/>
+            <w:tcW w:type="dxa" w:w="680"/>
             <w:vAlign w:val="center"/>
             <w:tcMar>
-              <w:top w:w="80" w:type="dxa"/>
-              <w:bottom w:w="80" w:type="dxa"/>
-              <w:left w:w="105" w:type="dxa"/>
-              <w:right w:w="105" w:type="dxa"/>
+              <w:top w:w="105" w:type="dxa"/>
+              <w:bottom w:w="105" w:type="dxa"/>
+              <w:start w:w="115" w:type="dxa"/>
+              <w:end w:w="115" w:type="dxa"/>
             </w:tcMar>
           </w:tcPr>
           <w:p>
             <w:pPr>
-              <w:spacing w:line="300" w:lineRule="auto" w:after="20" w:before="20"/>
+              <w:spacing w:line="288" w:lineRule="auto" w:before="20" w:after="20"/>
               <w:ind w:firstLine="0"/>
-              <w:jc w:val="center"/>
             </w:pPr>
             <w:r>
               <w:rPr>
-                <w:rFonts w:ascii="宋体" w:hAnsi="宋体" w:eastAsia="宋体" w:cs="宋体"/>
+                <w:rFonts w:ascii="宋体" w:hAnsi="宋体"/>
                 <w:b w:val="0"/>
                 <w:color w:val="000000"/>
                 <w:sz w:val="21"/>
               </w:rPr>
-              <w:t>seller 陈同学</w:t>
+              <w:t>3</w:t>
             </w:r>
           </w:p>
         </w:tc>
         <w:tc>
           <w:tcPr>
-            <w:tcW w:type="dxa" w:w="1984"/>
+            <w:tcW w:type="dxa" w:w="3005"/>
             <w:vAlign w:val="center"/>
             <w:tcMar>
-              <w:top w:w="80" w:type="dxa"/>
-              <w:bottom w:w="80" w:type="dxa"/>
-              <w:left w:w="105" w:type="dxa"/>
-              <w:right w:w="105" w:type="dxa"/>
+              <w:top w:w="105" w:type="dxa"/>
+              <w:bottom w:w="105" w:type="dxa"/>
+              <w:start w:w="115" w:type="dxa"/>
+              <w:end w:w="115" w:type="dxa"/>
             </w:tcMar>
           </w:tcPr>
           <w:p>
             <w:pPr>
-              <w:spacing w:line="300" w:lineRule="auto" w:after="20" w:before="20"/>
+              <w:spacing w:line="288" w:lineRule="auto" w:before="20" w:after="20"/>
               <w:ind w:firstLine="0"/>
             </w:pPr>
             <w:r>
               <w:rPr>
-                <w:rFonts w:ascii="宋体" w:hAnsi="宋体" w:eastAsia="宋体" w:cs="宋体"/>
+                <w:rFonts w:ascii="宋体" w:hAnsi="宋体"/>
                 <w:b w:val="0"/>
                 <w:color w:val="000000"/>
                 <w:sz w:val="21"/>
               </w:rPr>
-              <w:t>已认证</w:t>
+              <w:t>搜索商品并查看详情</w:t>
             </w:r>
           </w:p>
         </w:tc>
         <w:tc>
           <w:tcPr>
-            <w:tcW w:type="dxa" w:w="4422"/>
+            <w:tcW w:type="dxa" w:w="5386"/>
             <w:vAlign w:val="center"/>
             <w:tcMar>
-              <w:top w:w="80" w:type="dxa"/>
-              <w:bottom w:w="80" w:type="dxa"/>
-              <w:left w:w="105" w:type="dxa"/>
-              <w:right w:w="105" w:type="dxa"/>
+              <w:top w:w="105" w:type="dxa"/>
+              <w:bottom w:w="105" w:type="dxa"/>
+              <w:start w:w="115" w:type="dxa"/>
+              <w:end w:w="115" w:type="dxa"/>
             </w:tcMar>
           </w:tcPr>
           <w:p>
             <w:pPr>
-              <w:spacing w:line="300" w:lineRule="auto" w:after="20" w:before="20"/>
+              <w:spacing w:line="288" w:lineRule="auto" w:before="20" w:after="20"/>
               <w:ind w:firstLine="0"/>
             </w:pPr>
             <w:r>
               <w:rPr>
-                <w:rFonts w:ascii="宋体" w:hAnsi="宋体" w:eastAsia="宋体" w:cs="宋体"/>
+                <w:rFonts w:ascii="宋体" w:hAnsi="宋体"/>
                 <w:b w:val="0"/>
                 <w:color w:val="000000"/>
                 <w:sz w:val="21"/>
               </w:rPr>
-              <w:t>发布、编辑和下架商品</w:t>
+              <w:t>分类/关键词/价格筛选、卖家隐私</w:t>
             </w:r>
           </w:p>
         </w:tc>
@@ -3729,83 +4033,82 @@
         </w:trPr>
         <w:tc>
           <w:tcPr>
-            <w:tcW w:type="dxa" w:w="2665"/>
+            <w:tcW w:type="dxa" w:w="680"/>
             <w:vAlign w:val="center"/>
             <w:tcMar>
-              <w:top w:w="80" w:type="dxa"/>
-              <w:bottom w:w="80" w:type="dxa"/>
-              <w:left w:w="105" w:type="dxa"/>
-              <w:right w:w="105" w:type="dxa"/>
+              <w:top w:w="105" w:type="dxa"/>
+              <w:bottom w:w="105" w:type="dxa"/>
+              <w:start w:w="115" w:type="dxa"/>
+              <w:end w:w="115" w:type="dxa"/>
             </w:tcMar>
           </w:tcPr>
           <w:p>
             <w:pPr>
-              <w:spacing w:line="300" w:lineRule="auto" w:after="20" w:before="20"/>
+              <w:spacing w:line="288" w:lineRule="auto" w:before="20" w:after="20"/>
               <w:ind w:firstLine="0"/>
-              <w:jc w:val="center"/>
             </w:pPr>
             <w:r>
               <w:rPr>
-                <w:rFonts w:ascii="宋体" w:hAnsi="宋体" w:eastAsia="宋体" w:cs="宋体"/>
+                <w:rFonts w:ascii="宋体" w:hAnsi="宋体"/>
                 <w:b w:val="0"/>
                 <w:color w:val="000000"/>
                 <w:sz w:val="21"/>
               </w:rPr>
-              <w:t>buyer 周同学</w:t>
+              <w:t>4</w:t>
             </w:r>
           </w:p>
         </w:tc>
         <w:tc>
           <w:tcPr>
-            <w:tcW w:type="dxa" w:w="1984"/>
+            <w:tcW w:type="dxa" w:w="3005"/>
             <w:vAlign w:val="center"/>
             <w:tcMar>
-              <w:top w:w="80" w:type="dxa"/>
-              <w:bottom w:w="80" w:type="dxa"/>
-              <w:left w:w="105" w:type="dxa"/>
-              <w:right w:w="105" w:type="dxa"/>
+              <w:top w:w="105" w:type="dxa"/>
+              <w:bottom w:w="105" w:type="dxa"/>
+              <w:start w:w="115" w:type="dxa"/>
+              <w:end w:w="115" w:type="dxa"/>
             </w:tcMar>
           </w:tcPr>
           <w:p>
             <w:pPr>
-              <w:spacing w:line="300" w:lineRule="auto" w:after="20" w:before="20"/>
+              <w:spacing w:line="288" w:lineRule="auto" w:before="20" w:after="20"/>
               <w:ind w:firstLine="0"/>
             </w:pPr>
             <w:r>
               <w:rPr>
-                <w:rFonts w:ascii="宋体" w:hAnsi="宋体" w:eastAsia="宋体" w:cs="宋体"/>
+                <w:rFonts w:ascii="宋体" w:hAnsi="宋体"/>
                 <w:b w:val="0"/>
                 <w:color w:val="000000"/>
                 <w:sz w:val="21"/>
               </w:rPr>
-              <w:t>已认证</w:t>
+              <w:t>发起订单并模拟付款</w:t>
             </w:r>
           </w:p>
         </w:tc>
         <w:tc>
           <w:tcPr>
-            <w:tcW w:type="dxa" w:w="4422"/>
+            <w:tcW w:type="dxa" w:w="5386"/>
             <w:vAlign w:val="center"/>
             <w:tcMar>
-              <w:top w:w="80" w:type="dxa"/>
-              <w:bottom w:w="80" w:type="dxa"/>
-              <w:left w:w="105" w:type="dxa"/>
-              <w:right w:w="105" w:type="dxa"/>
+              <w:top w:w="105" w:type="dxa"/>
+              <w:bottom w:w="105" w:type="dxa"/>
+              <w:start w:w="115" w:type="dxa"/>
+              <w:end w:w="115" w:type="dxa"/>
             </w:tcMar>
           </w:tcPr>
           <w:p>
             <w:pPr>
-              <w:spacing w:line="300" w:lineRule="auto" w:after="20" w:before="20"/>
+              <w:spacing w:line="288" w:lineRule="auto" w:before="20" w:after="20"/>
               <w:ind w:firstLine="0"/>
             </w:pPr>
             <w:r>
               <w:rPr>
-                <w:rFonts w:ascii="宋体" w:hAnsi="宋体" w:eastAsia="宋体" w:cs="宋体"/>
+                <w:rFonts w:ascii="宋体" w:hAnsi="宋体"/>
                 <w:b w:val="0"/>
                 <w:color w:val="000000"/>
                 <w:sz w:val="21"/>
               </w:rPr>
-              <w:t>浏览及越权拦截</w:t>
+              <w:t>服务端价格快照、事务锁定与幂等</w:t>
             </w:r>
           </w:p>
         </w:tc>
@@ -3816,83 +4119,82 @@
         </w:trPr>
         <w:tc>
           <w:tcPr>
-            <w:tcW w:type="dxa" w:w="2665"/>
+            <w:tcW w:type="dxa" w:w="680"/>
             <w:vAlign w:val="center"/>
             <w:tcMar>
-              <w:top w:w="80" w:type="dxa"/>
-              <w:bottom w:w="80" w:type="dxa"/>
-              <w:left w:w="105" w:type="dxa"/>
-              <w:right w:w="105" w:type="dxa"/>
+              <w:top w:w="105" w:type="dxa"/>
+              <w:bottom w:w="105" w:type="dxa"/>
+              <w:start w:w="115" w:type="dxa"/>
+              <w:end w:w="115" w:type="dxa"/>
             </w:tcMar>
           </w:tcPr>
           <w:p>
             <w:pPr>
-              <w:spacing w:line="300" w:lineRule="auto" w:after="20" w:before="20"/>
+              <w:spacing w:line="288" w:lineRule="auto" w:before="20" w:after="20"/>
               <w:ind w:firstLine="0"/>
-              <w:jc w:val="center"/>
             </w:pPr>
             <w:r>
               <w:rPr>
-                <w:rFonts w:ascii="宋体" w:hAnsi="宋体" w:eastAsia="宋体" w:cs="宋体"/>
+                <w:rFonts w:ascii="宋体" w:hAnsi="宋体"/>
                 <w:b w:val="0"/>
                 <w:color w:val="000000"/>
                 <w:sz w:val="21"/>
               </w:rPr>
-              <w:t>newstudent 林同学</w:t>
+              <w:t>5</w:t>
             </w:r>
           </w:p>
         </w:tc>
         <w:tc>
           <w:tcPr>
-            <w:tcW w:type="dxa" w:w="1984"/>
+            <w:tcW w:type="dxa" w:w="3005"/>
             <w:vAlign w:val="center"/>
             <w:tcMar>
-              <w:top w:w="80" w:type="dxa"/>
-              <w:bottom w:w="80" w:type="dxa"/>
-              <w:left w:w="105" w:type="dxa"/>
-              <w:right w:w="105" w:type="dxa"/>
+              <w:top w:w="105" w:type="dxa"/>
+              <w:bottom w:w="105" w:type="dxa"/>
+              <w:start w:w="115" w:type="dxa"/>
+              <w:end w:w="115" w:type="dxa"/>
             </w:tcMar>
           </w:tcPr>
           <w:p>
             <w:pPr>
-              <w:spacing w:line="300" w:lineRule="auto" w:after="20" w:before="20"/>
+              <w:spacing w:line="288" w:lineRule="auto" w:before="20" w:after="20"/>
               <w:ind w:firstLine="0"/>
             </w:pPr>
             <w:r>
               <w:rPr>
-                <w:rFonts w:ascii="宋体" w:hAnsi="宋体" w:eastAsia="宋体" w:cs="宋体"/>
+                <w:rFonts w:ascii="宋体" w:hAnsi="宋体"/>
                 <w:b w:val="0"/>
                 <w:color w:val="000000"/>
                 <w:sz w:val="21"/>
               </w:rPr>
-              <w:t>未认证</w:t>
+              <w:t>卖家交割、买家确认和评价</w:t>
             </w:r>
           </w:p>
         </w:tc>
         <w:tc>
           <w:tcPr>
-            <w:tcW w:type="dxa" w:w="4422"/>
+            <w:tcW w:type="dxa" w:w="5386"/>
             <w:vAlign w:val="center"/>
             <w:tcMar>
-              <w:top w:w="80" w:type="dxa"/>
-              <w:bottom w:w="80" w:type="dxa"/>
-              <w:left w:w="105" w:type="dxa"/>
-              <w:right w:w="105" w:type="dxa"/>
+              <w:top w:w="105" w:type="dxa"/>
+              <w:bottom w:w="105" w:type="dxa"/>
+              <w:start w:w="115" w:type="dxa"/>
+              <w:end w:w="115" w:type="dxa"/>
             </w:tcMar>
           </w:tcPr>
           <w:p>
             <w:pPr>
-              <w:spacing w:line="300" w:lineRule="auto" w:after="20" w:before="20"/>
+              <w:spacing w:line="288" w:lineRule="auto" w:before="20" w:after="20"/>
               <w:ind w:firstLine="0"/>
             </w:pPr>
             <w:r>
               <w:rPr>
-                <w:rFonts w:ascii="宋体" w:hAnsi="宋体" w:eastAsia="宋体" w:cs="宋体"/>
+                <w:rFonts w:ascii="宋体" w:hAnsi="宋体"/>
                 <w:b w:val="0"/>
                 <w:color w:val="000000"/>
                 <w:sz w:val="21"/>
               </w:rPr>
-              <w:t>完整实名提交与审核</w:t>
+              <w:t>状态机、角色权限、唯一信誉事件</w:t>
             </w:r>
           </w:p>
         </w:tc>
@@ -3903,261 +4205,82 @@
         </w:trPr>
         <w:tc>
           <w:tcPr>
-            <w:tcW w:type="dxa" w:w="2665"/>
+            <w:tcW w:type="dxa" w:w="680"/>
             <w:vAlign w:val="center"/>
             <w:tcMar>
-              <w:top w:w="80" w:type="dxa"/>
-              <w:bottom w:w="80" w:type="dxa"/>
-              <w:left w:w="105" w:type="dxa"/>
-              <w:right w:w="105" w:type="dxa"/>
+              <w:top w:w="105" w:type="dxa"/>
+              <w:bottom w:w="105" w:type="dxa"/>
+              <w:start w:w="115" w:type="dxa"/>
+              <w:end w:w="115" w:type="dxa"/>
             </w:tcMar>
           </w:tcPr>
           <w:p>
             <w:pPr>
-              <w:spacing w:line="300" w:lineRule="auto" w:after="20" w:before="20"/>
+              <w:spacing w:line="288" w:lineRule="auto" w:before="20" w:after="20"/>
               <w:ind w:firstLine="0"/>
-              <w:jc w:val="center"/>
             </w:pPr>
             <w:r>
               <w:rPr>
-                <w:rFonts w:ascii="宋体" w:hAnsi="宋体" w:eastAsia="宋体" w:cs="宋体"/>
+                <w:rFonts w:ascii="宋体" w:hAnsi="宋体"/>
                 <w:b w:val="0"/>
                 <w:color w:val="000000"/>
                 <w:sz w:val="21"/>
               </w:rPr>
-              <w:t>admin 平台管理员</w:t>
+              <w:t>6</w:t>
             </w:r>
           </w:p>
         </w:tc>
         <w:tc>
           <w:tcPr>
-            <w:tcW w:type="dxa" w:w="1984"/>
+            <w:tcW w:type="dxa" w:w="3005"/>
             <w:vAlign w:val="center"/>
             <w:tcMar>
-              <w:top w:w="80" w:type="dxa"/>
-              <w:bottom w:w="80" w:type="dxa"/>
-              <w:left w:w="105" w:type="dxa"/>
-              <w:right w:w="105" w:type="dxa"/>
+              <w:top w:w="105" w:type="dxa"/>
+              <w:bottom w:w="105" w:type="dxa"/>
+              <w:start w:w="115" w:type="dxa"/>
+              <w:end w:w="115" w:type="dxa"/>
             </w:tcMar>
           </w:tcPr>
           <w:p>
             <w:pPr>
-              <w:spacing w:line="300" w:lineRule="auto" w:after="20" w:before="20"/>
+              <w:spacing w:line="288" w:lineRule="auto" w:before="20" w:after="20"/>
               <w:ind w:firstLine="0"/>
             </w:pPr>
             <w:r>
               <w:rPr>
-                <w:rFonts w:ascii="宋体" w:hAnsi="宋体" w:eastAsia="宋体" w:cs="宋体"/>
+                <w:rFonts w:ascii="宋体" w:hAnsi="宋体"/>
                 <w:b w:val="0"/>
                 <w:color w:val="000000"/>
                 <w:sz w:val="21"/>
               </w:rPr>
-              <w:t>管理员</w:t>
+              <w:t>咨询、收藏并提交举报</w:t>
             </w:r>
           </w:p>
         </w:tc>
         <w:tc>
           <w:tcPr>
-            <w:tcW w:type="dxa" w:w="4422"/>
+            <w:tcW w:type="dxa" w:w="5386"/>
             <w:vAlign w:val="center"/>
             <w:tcMar>
-              <w:top w:w="80" w:type="dxa"/>
-              <w:bottom w:w="80" w:type="dxa"/>
-              <w:left w:w="105" w:type="dxa"/>
-              <w:right w:w="105" w:type="dxa"/>
+              <w:top w:w="105" w:type="dxa"/>
+              <w:bottom w:w="105" w:type="dxa"/>
+              <w:start w:w="115" w:type="dxa"/>
+              <w:end w:w="115" w:type="dxa"/>
             </w:tcMar>
           </w:tcPr>
           <w:p>
             <w:pPr>
-              <w:spacing w:line="300" w:lineRule="auto" w:after="20" w:before="20"/>
+              <w:spacing w:line="288" w:lineRule="auto" w:before="20" w:after="20"/>
               <w:ind w:firstLine="0"/>
             </w:pPr>
             <w:r>
               <w:rPr>
-                <w:rFonts w:ascii="宋体" w:hAnsi="宋体" w:eastAsia="宋体" w:cs="宋体"/>
+                <w:rFonts w:ascii="宋体" w:hAnsi="宋体"/>
                 <w:b w:val="0"/>
                 <w:color w:val="000000"/>
                 <w:sz w:val="21"/>
               </w:rPr>
-              <w:t>实名及商品审核</w:t>
-            </w:r>
-          </w:p>
-        </w:tc>
-      </w:tr>
-    </w:tbl>
-    <w:p>
-      <w:pPr>
-        <w:spacing w:after="20" w:line="240" w:lineRule="auto" w:before="0"/>
-        <w:ind w:firstLine="0"/>
-      </w:pPr>
-      <w:r>
-        <w:rPr>
-          <w:rFonts w:ascii="宋体" w:hAnsi="宋体" w:eastAsia="宋体" w:cs="宋体"/>
-          <w:sz w:val="4"/>
-          <w:color w:val="000000"/>
-        </w:rPr>
-      </w:r>
-    </w:p>
-    <w:p>
-      <w:pPr>
-        <w:pStyle w:val="21"/>
-      </w:pPr>
-      <w:r>
-        <w:rPr>
-          <w:rFonts w:ascii="宋体" w:hAnsi="宋体" w:eastAsia="宋体" w:cs="宋体"/>
-          <w:color w:val="000000"/>
-        </w:rPr>
-        <w:t>8.2 后续模块接入</w:t>
-      </w:r>
-    </w:p>
-    <w:p>
-      <w:r>
-        <w:rPr>
-          <w:rFonts w:ascii="宋体" w:hAnsi="宋体" w:eastAsia="宋体" w:cs="宋体"/>
-          <w:color w:val="000000"/>
-        </w:rPr>
-        <w:t>B从feature/orders-credit接入订单、模拟支付、状态机、退款纠纷、评价和信誉事件；C从feature/chat-reports接入咨询、收藏、举报及监管工作台。C复用A的审核接口并保留expectedVersion，举报扣分通过B的唯一事件服务执行，不直接修改信誉分。</w:t>
-      </w:r>
-    </w:p>
-    <w:p>
-      <w:r>
-        <w:rPr>
-          <w:rFonts w:ascii="宋体" w:hAnsi="宋体" w:eastAsia="宋体" w:cs="宋体"/>
-          <w:color w:val="000000"/>
-        </w:rPr>
-        <w:t>当前完整增量在feature/interface-polish，PR #1经另一成员复核后合入main。CONTRIBUTING.md、docs/tasks.md和docs/handoff已说明分支、任务、迁移及接口。代码快照为member-a-20261028，本报告作为后续文档增量提交。</w:t>
-      </w:r>
-    </w:p>
-    <w:p>
-      <w:r>
-        <w:rPr>
-          <w:rFonts w:ascii="宋体" w:hAnsi="宋体" w:eastAsia="宋体" w:cs="宋体"/>
-          <w:color w:val="000000"/>
-        </w:rPr>
-        <w:t>仓库只提交源码、虚构数据、配置模板和授权素材。各成员提交页面、接口、迁移和测试，CI通过并经同伴复核后合入。</w:t>
-      </w:r>
-    </w:p>
-    <w:p>
-      <w:pPr>
-        <w:pStyle w:val="1"/>
-        <w:pageBreakBefore/>
-      </w:pPr>
-      <w:r>
-        <w:t>九 C模块交付范围与数据实现</w:t>
-      </w:r>
-    </w:p>
-    <w:p>
-      <w:pPr/>
-      <w:r>
-        <w:t>成员C在A完整交付08471a9基础上，于feature/chat-reports分支完成咨询、收藏、举报及统一监管工作台，代码提交为6112353。本次增量新增3个页面，工程共11个页面；新增22个接口操作，与A原有20个操作共同形成42个已记录的接口。交易、支付、评价和正式信誉账本仍由B负责。</w:t>
-      </w:r>
-    </w:p>
-    <w:p>
-      <w:pPr>
-        <w:pStyle w:val="af7"/>
-        <w:keepNext/>
-      </w:pPr>
-      <w:r>
-        <w:t>表3-7 C模块数据结构与业务约束</w:t>
-      </w:r>
-    </w:p>
-    <w:tbl>
-      <w:tblPr>
-        <w:tblW w:type="auto" w:w="0"/>
-        <w:jc w:val="center"/>
-        <w:tblLayout w:type="fixed"/>
-        <w:tblLook w:firstColumn="1" w:firstRow="1" w:lastColumn="0" w:lastRow="0" w:noHBand="0" w:noVBand="1" w:val="04A0"/>
-        <w:tblBorders>
-          <w:top w:val="single" w:sz="4" w:color="D9D9D9"/>
-          <w:left w:val="single" w:sz="4" w:color="D9D9D9"/>
-          <w:bottom w:val="single" w:sz="4" w:color="D9D9D9"/>
-          <w:right w:val="single" w:sz="4" w:color="D9D9D9"/>
-          <w:insideH w:val="single" w:sz="4" w:color="D9D9D9"/>
-          <w:insideV w:val="single" w:sz="4" w:color="D9D9D9"/>
-        </w:tblBorders>
-        <w:tblCellMar>
-          <w:top w:w="90" w:type="dxa"/>
-          <w:bottom w:w="90" w:type="dxa"/>
-          <w:left w:w="90" w:type="dxa"/>
-          <w:right w:w="90" w:type="dxa"/>
-        </w:tblCellMar>
-      </w:tblPr>
-      <w:tblGrid>
-        <w:gridCol w:w="1984"/>
-        <w:gridCol w:w="3175"/>
-        <w:gridCol w:w="3912"/>
-      </w:tblGrid>
-      <w:tr>
-        <w:trPr>
-          <w:cantSplit/>
-          <w:tblHeader/>
-        </w:trPr>
-        <w:tc>
-          <w:tcPr>
-            <w:tcW w:type="dxa" w:w="1984"/>
-            <w:vAlign w:val="center"/>
-            <w:shd w:fill="F2F2F2"/>
-          </w:tcPr>
-          <w:p>
-            <w:pPr>
-              <w:spacing w:line="288" w:lineRule="auto" w:after="40" w:before="40"/>
-              <w:ind w:firstLine="0"/>
-              <w:jc w:val="center"/>
-            </w:pPr>
-            <w:r>
-              <w:rPr>
-                <w:rFonts w:ascii="宋体" w:hAnsi="宋体" w:eastAsia="宋体"/>
-                <w:b/>
-                <w:color w:val="000000"/>
-                <w:sz w:val="21"/>
-              </w:rPr>
-              <w:t>数据对象</w:t>
-            </w:r>
-          </w:p>
-        </w:tc>
-        <w:tc>
-          <w:tcPr>
-            <w:tcW w:type="dxa" w:w="3175"/>
-            <w:vAlign w:val="center"/>
-            <w:shd w:fill="F2F2F2"/>
-          </w:tcPr>
-          <w:p>
-            <w:pPr>
-              <w:spacing w:line="288" w:lineRule="auto" w:after="40" w:before="40"/>
-              <w:ind w:firstLine="0"/>
-              <w:jc w:val="center"/>
-            </w:pPr>
-            <w:r>
-              <w:rPr>
-                <w:rFonts w:ascii="宋体" w:hAnsi="宋体" w:eastAsia="宋体"/>
-                <w:b/>
-                <w:color w:val="000000"/>
-                <w:sz w:val="21"/>
-              </w:rPr>
-              <w:t>关键字段或约束</w:t>
-            </w:r>
-          </w:p>
-        </w:tc>
-        <w:tc>
-          <w:tcPr>
-            <w:tcW w:type="dxa" w:w="3912"/>
-            <w:vAlign w:val="center"/>
-            <w:shd w:fill="F2F2F2"/>
-          </w:tcPr>
-          <w:p>
-            <w:pPr>
-              <w:spacing w:line="288" w:lineRule="auto" w:after="40" w:before="40"/>
-              <w:ind w:firstLine="0"/>
-              <w:jc w:val="center"/>
-            </w:pPr>
-            <w:r>
-              <w:rPr>
-                <w:rFonts w:ascii="宋体" w:hAnsi="宋体" w:eastAsia="宋体"/>
-                <w:b/>
-                <w:color w:val="000000"/>
-                <w:sz w:val="21"/>
-              </w:rPr>
-              <w:t>实际用途</w:t>
+              <w:t>参与者隔离、本人记录访问</w:t>
             </w:r>
           </w:p>
         </w:tc>
@@ -4168,67 +4291,251 @@
         </w:trPr>
         <w:tc>
           <w:tcPr>
-            <w:tcW w:type="dxa" w:w="1984"/>
+            <w:tcW w:type="dxa" w:w="680"/>
             <w:vAlign w:val="center"/>
+            <w:tcMar>
+              <w:top w:w="105" w:type="dxa"/>
+              <w:bottom w:w="105" w:type="dxa"/>
+              <w:start w:w="115" w:type="dxa"/>
+              <w:end w:w="115" w:type="dxa"/>
+            </w:tcMar>
           </w:tcPr>
           <w:p>
             <w:pPr>
-              <w:spacing w:line="288" w:lineRule="auto" w:after="40" w:before="40"/>
+              <w:spacing w:line="288" w:lineRule="auto" w:before="20" w:after="20"/>
               <w:ind w:firstLine="0"/>
-              <w:jc w:val="center"/>
             </w:pPr>
             <w:r>
               <w:rPr>
-                <w:rFonts w:ascii="宋体" w:hAnsi="宋体" w:eastAsia="宋体"/>
+                <w:rFonts w:ascii="宋体" w:hAnsi="宋体"/>
                 <w:b w:val="0"/>
                 <w:color w:val="000000"/>
                 <w:sz w:val="21"/>
               </w:rPr>
-              <w:t>conversation</w:t>
+              <w:t>7</w:t>
             </w:r>
           </w:p>
         </w:tc>
         <w:tc>
           <w:tcPr>
-            <w:tcW w:type="dxa" w:w="3175"/>
+            <w:tcW w:type="dxa" w:w="3005"/>
             <w:vAlign w:val="center"/>
+            <w:tcMar>
+              <w:top w:w="105" w:type="dxa"/>
+              <w:bottom w:w="105" w:type="dxa"/>
+              <w:start w:w="115" w:type="dxa"/>
+              <w:end w:w="115" w:type="dxa"/>
+            </w:tcMar>
           </w:tcPr>
           <w:p>
             <w:pPr>
-              <w:spacing w:line="288" w:lineRule="auto" w:after="40" w:before="40"/>
+              <w:spacing w:line="288" w:lineRule="auto" w:before="20" w:after="20"/>
               <w:ind w:firstLine="0"/>
-              <w:jc w:val="left"/>
             </w:pPr>
             <w:r>
               <w:rPr>
-                <w:rFonts w:ascii="宋体" w:hAnsi="宋体" w:eastAsia="宋体"/>
+                <w:rFonts w:ascii="宋体" w:hAnsi="宋体"/>
                 <w:b w:val="0"/>
                 <w:color w:val="000000"/>
                 <w:sz w:val="21"/>
               </w:rPr>
-              <w:t>商品、买家、卖家组合唯一</w:t>
+              <w:t>管理员调查并处置举报</w:t>
             </w:r>
           </w:p>
         </w:tc>
         <w:tc>
           <w:tcPr>
-            <w:tcW w:type="dxa" w:w="3912"/>
+            <w:tcW w:type="dxa" w:w="5386"/>
             <w:vAlign w:val="center"/>
+            <w:tcMar>
+              <w:top w:w="105" w:type="dxa"/>
+              <w:bottom w:w="105" w:type="dxa"/>
+              <w:start w:w="115" w:type="dxa"/>
+              <w:end w:w="115" w:type="dxa"/>
+            </w:tcMar>
           </w:tcPr>
           <w:p>
             <w:pPr>
-              <w:spacing w:line="288" w:lineRule="auto" w:after="40" w:before="40"/>
+              <w:spacing w:line="288" w:lineRule="auto" w:before="20" w:after="20"/>
               <w:ind w:firstLine="0"/>
-              <w:jc w:val="left"/>
             </w:pPr>
             <w:r>
               <w:rPr>
-                <w:rFonts w:ascii="宋体" w:hAnsi="宋体" w:eastAsia="宋体"/>
+                <w:rFonts w:ascii="宋体" w:hAnsi="宋体"/>
                 <w:b w:val="0"/>
                 <w:color w:val="000000"/>
                 <w:sz w:val="21"/>
               </w:rPr>
-              <w:t>同一咨询重复创建时复用会话</w:t>
+              <w:t>冻结、信誉事件、监管工作台</w:t>
+            </w:r>
+          </w:p>
+        </w:tc>
+      </w:tr>
+    </w:tbl>
+    <w:p>
+      <w:pPr>
+        <w:spacing w:line="240" w:lineRule="auto" w:after="60"/>
+        <w:ind w:firstLine="0"/>
+      </w:pPr>
+      <w:r>
+        <w:rPr>
+          <w:sz w:val="4"/>
+        </w:rPr>
+      </w:r>
+    </w:p>
+    <w:p>
+      <w:pPr>
+        <w:keepLines/>
+      </w:pPr>
+      <w:r>
+        <w:t>运行边界：演示学籍名单为虚构数据；支付与退款为模拟动作；真实微信平台登录需配置AppSecret并单独验证；真机相册、网络波动和线上部署未纳入本次本机模拟器截图验收。</w:t>
+      </w:r>
+    </w:p>
+    <w:p>
+      <w:pPr>
+        <w:keepLines/>
+      </w:pPr>
+      <w:r>
+        <w:t>界面中的摄影商品图片保留原色；报告正文、表格、标题、页眉和页码统一黑色宋体。正文12磅、1.5倍行距，A4纵向、四边约2.5厘米。</w:t>
+      </w:r>
+    </w:p>
+    <w:p>
+      <w:r>
+        <w:br w:type="page"/>
+      </w:r>
+    </w:p>
+    <w:p>
+      <w:pPr>
+        <w:pStyle w:val="1"/>
+      </w:pPr>
+      <w:r>
+        <w:t>十二、PPT图片索引与讲解提纲</w:t>
+      </w:r>
+    </w:p>
+    <w:p>
+      <w:pPr>
+        <w:keepLines/>
+      </w:pPr>
+      <w:r>
+        <w:t>随报告提供24项独立素材：20张原生模拟器页面截图和4张依据实现绘制的流程图。PPT可围绕“认证与发布、订单闭环、咨询监管、测试证据”组织，不需要按成员拆分章节。所有截图来源、页面路由、身份、日期、原图状态和SHA-256均登记在素材清单。</w:t>
+      </w:r>
+    </w:p>
+    <w:p>
+      <w:pPr>
+        <w:pStyle w:val="af7"/>
+        <w:keepNext/>
+        <w:jc w:val="center"/>
+      </w:pPr>
+      <w:r>
+        <w:t>表3-6 推荐展示素材</w:t>
+      </w:r>
+    </w:p>
+    <w:tbl>
+      <w:tblPr>
+        <w:tblW w:type="auto" w:w="0"/>
+        <w:jc w:val="center"/>
+        <w:tblLayout w:type="fixed"/>
+        <w:tblLook w:firstColumn="1" w:firstRow="1" w:lastColumn="0" w:lastRow="0" w:noHBand="0" w:noVBand="1" w:val="04A0"/>
+        <w:tblBorders>
+          <w:top w:val="single" w:sz="5" w:color="D9D9D9"/>
+          <w:left w:val="single" w:sz="5" w:color="D9D9D9"/>
+          <w:bottom w:val="single" w:sz="5" w:color="D9D9D9"/>
+          <w:right w:val="single" w:sz="5" w:color="D9D9D9"/>
+          <w:insideH w:val="single" w:sz="5" w:color="D9D9D9"/>
+          <w:insideV w:val="single" w:sz="5" w:color="D9D9D9"/>
+        </w:tblBorders>
+      </w:tblPr>
+      <w:tblGrid>
+        <w:gridCol w:w="1701"/>
+        <w:gridCol w:w="3515"/>
+        <w:gridCol w:w="3855"/>
+      </w:tblGrid>
+      <w:tr>
+        <w:trPr>
+          <w:cantSplit/>
+          <w:tblHeader/>
+        </w:trPr>
+        <w:tc>
+          <w:tcPr>
+            <w:tcW w:type="dxa" w:w="1701"/>
+            <w:vAlign w:val="center"/>
+            <w:tcMar>
+              <w:top w:w="105" w:type="dxa"/>
+              <w:bottom w:w="105" w:type="dxa"/>
+              <w:start w:w="115" w:type="dxa"/>
+              <w:end w:w="115" w:type="dxa"/>
+            </w:tcMar>
+            <w:shd w:fill="E7E7E7"/>
+          </w:tcPr>
+          <w:p>
+            <w:pPr>
+              <w:spacing w:line="288" w:lineRule="auto" w:before="20" w:after="20"/>
+              <w:ind w:firstLine="0"/>
+            </w:pPr>
+            <w:r>
+              <w:rPr>
+                <w:rFonts w:ascii="宋体" w:hAnsi="宋体"/>
+                <w:b/>
+                <w:color w:val="000000"/>
+                <w:sz w:val="21"/>
+              </w:rPr>
+              <w:t>讲解段落</w:t>
+            </w:r>
+          </w:p>
+        </w:tc>
+        <w:tc>
+          <w:tcPr>
+            <w:tcW w:type="dxa" w:w="3515"/>
+            <w:vAlign w:val="center"/>
+            <w:tcMar>
+              <w:top w:w="105" w:type="dxa"/>
+              <w:bottom w:w="105" w:type="dxa"/>
+              <w:start w:w="115" w:type="dxa"/>
+              <w:end w:w="115" w:type="dxa"/>
+            </w:tcMar>
+            <w:shd w:fill="E7E7E7"/>
+          </w:tcPr>
+          <w:p>
+            <w:pPr>
+              <w:spacing w:line="288" w:lineRule="auto" w:before="20" w:after="20"/>
+              <w:ind w:firstLine="0"/>
+            </w:pPr>
+            <w:r>
+              <w:rPr>
+                <w:rFonts w:ascii="宋体" w:hAnsi="宋体"/>
+                <w:b/>
+                <w:color w:val="000000"/>
+                <w:sz w:val="21"/>
+              </w:rPr>
+              <w:t>素材</w:t>
+            </w:r>
+          </w:p>
+        </w:tc>
+        <w:tc>
+          <w:tcPr>
+            <w:tcW w:type="dxa" w:w="3855"/>
+            <w:vAlign w:val="center"/>
+            <w:tcMar>
+              <w:top w:w="105" w:type="dxa"/>
+              <w:bottom w:w="105" w:type="dxa"/>
+              <w:start w:w="115" w:type="dxa"/>
+              <w:end w:w="115" w:type="dxa"/>
+            </w:tcMar>
+            <w:shd w:fill="E7E7E7"/>
+          </w:tcPr>
+          <w:p>
+            <w:pPr>
+              <w:spacing w:line="288" w:lineRule="auto" w:before="20" w:after="20"/>
+              <w:ind w:firstLine="0"/>
+            </w:pPr>
+            <w:r>
+              <w:rPr>
+                <w:rFonts w:ascii="宋体" w:hAnsi="宋体"/>
+                <w:b/>
+                <w:color w:val="000000"/>
+                <w:sz w:val="21"/>
+              </w:rPr>
+              <w:t>建议表达</w:t>
             </w:r>
           </w:p>
         </w:tc>
@@ -4239,67 +4546,82 @@
         </w:trPr>
         <w:tc>
           <w:tcPr>
-            <w:tcW w:type="dxa" w:w="1984"/>
+            <w:tcW w:type="dxa" w:w="1701"/>
             <w:vAlign w:val="center"/>
+            <w:tcMar>
+              <w:top w:w="105" w:type="dxa"/>
+              <w:bottom w:w="105" w:type="dxa"/>
+              <w:start w:w="115" w:type="dxa"/>
+              <w:end w:w="115" w:type="dxa"/>
+            </w:tcMar>
           </w:tcPr>
           <w:p>
             <w:pPr>
-              <w:spacing w:line="288" w:lineRule="auto" w:after="40" w:before="40"/>
+              <w:spacing w:line="288" w:lineRule="auto" w:before="20" w:after="20"/>
               <w:ind w:firstLine="0"/>
-              <w:jc w:val="center"/>
             </w:pPr>
             <w:r>
               <w:rPr>
-                <w:rFonts w:ascii="宋体" w:hAnsi="宋体" w:eastAsia="宋体"/>
+                <w:rFonts w:ascii="宋体" w:hAnsi="宋体"/>
                 <w:b w:val="0"/>
                 <w:color w:val="000000"/>
                 <w:sz w:val="21"/>
               </w:rPr>
-              <w:t>chat_message</w:t>
+              <w:t>首页与商品</w:t>
             </w:r>
           </w:p>
         </w:tc>
         <w:tc>
           <w:tcPr>
-            <w:tcW w:type="dxa" w:w="3175"/>
+            <w:tcW w:type="dxa" w:w="3515"/>
             <w:vAlign w:val="center"/>
+            <w:tcMar>
+              <w:top w:w="105" w:type="dxa"/>
+              <w:bottom w:w="105" w:type="dxa"/>
+              <w:start w:w="115" w:type="dxa"/>
+              <w:end w:w="115" w:type="dxa"/>
+            </w:tcMar>
           </w:tcPr>
           <w:p>
             <w:pPr>
-              <w:spacing w:line="288" w:lineRule="auto" w:after="40" w:before="40"/>
+              <w:spacing w:line="288" w:lineRule="auto" w:before="20" w:after="20"/>
               <w:ind w:firstLine="0"/>
-              <w:jc w:val="left"/>
             </w:pPr>
             <w:r>
               <w:rPr>
-                <w:rFonts w:ascii="宋体" w:hAnsi="宋体" w:eastAsia="宋体"/>
+                <w:rFonts w:ascii="宋体" w:hAnsi="宋体"/>
                 <w:b w:val="0"/>
                 <w:color w:val="000000"/>
                 <w:sz w:val="21"/>
               </w:rPr>
-              <w:t>会话、发送者、客户端消息标识组合唯一</w:t>
+              <w:t>01-home、02-detail、03-publish、04-review</w:t>
             </w:r>
           </w:p>
         </w:tc>
         <w:tc>
           <w:tcPr>
-            <w:tcW w:type="dxa" w:w="3912"/>
+            <w:tcW w:type="dxa" w:w="3855"/>
             <w:vAlign w:val="center"/>
+            <w:tcMar>
+              <w:top w:w="105" w:type="dxa"/>
+              <w:bottom w:w="105" w:type="dxa"/>
+              <w:start w:w="115" w:type="dxa"/>
+              <w:end w:w="115" w:type="dxa"/>
+            </w:tcMar>
           </w:tcPr>
           <w:p>
             <w:pPr>
-              <w:spacing w:line="288" w:lineRule="auto" w:after="40" w:before="40"/>
+              <w:spacing w:line="288" w:lineRule="auto" w:before="20" w:after="20"/>
               <w:ind w:firstLine="0"/>
-              <w:jc w:val="left"/>
             </w:pPr>
             <w:r>
               <w:rPr>
-                <w:rFonts w:ascii="宋体" w:hAnsi="宋体" w:eastAsia="宋体"/>
+                <w:rFonts w:ascii="宋体" w:hAnsi="宋体"/>
                 <w:b w:val="0"/>
                 <w:color w:val="000000"/>
                 <w:sz w:val="21"/>
               </w:rPr>
-              <w:t>重试不重复写入；按消息ID增量读取</w:t>
+              <w:t>从检索与详情进入发布审核闭环</w:t>
             </w:r>
           </w:p>
         </w:tc>
@@ -4310,67 +4632,82 @@
         </w:trPr>
         <w:tc>
           <w:tcPr>
-            <w:tcW w:type="dxa" w:w="1984"/>
+            <w:tcW w:type="dxa" w:w="1701"/>
             <w:vAlign w:val="center"/>
+            <w:tcMar>
+              <w:top w:w="105" w:type="dxa"/>
+              <w:bottom w:w="105" w:type="dxa"/>
+              <w:start w:w="115" w:type="dxa"/>
+              <w:end w:w="115" w:type="dxa"/>
+            </w:tcMar>
           </w:tcPr>
           <w:p>
             <w:pPr>
-              <w:spacing w:line="288" w:lineRule="auto" w:after="40" w:before="40"/>
+              <w:spacing w:line="288" w:lineRule="auto" w:before="20" w:after="20"/>
               <w:ind w:firstLine="0"/>
-              <w:jc w:val="center"/>
             </w:pPr>
             <w:r>
               <w:rPr>
-                <w:rFonts w:ascii="宋体" w:hAnsi="宋体" w:eastAsia="宋体"/>
+                <w:rFonts w:ascii="宋体" w:hAnsi="宋体"/>
                 <w:b w:val="0"/>
                 <w:color w:val="000000"/>
                 <w:sz w:val="21"/>
               </w:rPr>
-              <w:t>favorite</w:t>
+              <w:t>认证与隐私</w:t>
             </w:r>
           </w:p>
         </w:tc>
         <w:tc>
           <w:tcPr>
-            <w:tcW w:type="dxa" w:w="3175"/>
+            <w:tcW w:type="dxa" w:w="3515"/>
             <w:vAlign w:val="center"/>
+            <w:tcMar>
+              <w:top w:w="105" w:type="dxa"/>
+              <w:bottom w:w="105" w:type="dxa"/>
+              <w:start w:w="115" w:type="dxa"/>
+              <w:end w:w="115" w:type="dxa"/>
+            </w:tcMar>
           </w:tcPr>
           <w:p>
             <w:pPr>
-              <w:spacing w:line="288" w:lineRule="auto" w:after="40" w:before="40"/>
+              <w:spacing w:line="288" w:lineRule="auto" w:before="20" w:after="20"/>
               <w:ind w:firstLine="0"/>
-              <w:jc w:val="left"/>
             </w:pPr>
             <w:r>
               <w:rPr>
-                <w:rFonts w:ascii="宋体" w:hAnsi="宋体" w:eastAsia="宋体"/>
+                <w:rFonts w:ascii="宋体" w:hAnsi="宋体"/>
                 <w:b w:val="0"/>
                 <w:color w:val="000000"/>
                 <w:sz w:val="21"/>
               </w:rPr>
-              <w:t>用户、商品组合主键</w:t>
+              <w:t>10-login、11-certification、06-certification-flow</w:t>
             </w:r>
           </w:p>
         </w:tc>
         <w:tc>
           <w:tcPr>
-            <w:tcW w:type="dxa" w:w="3912"/>
+            <w:tcW w:type="dxa" w:w="3855"/>
             <w:vAlign w:val="center"/>
+            <w:tcMar>
+              <w:top w:w="105" w:type="dxa"/>
+              <w:bottom w:w="105" w:type="dxa"/>
+              <w:start w:w="115" w:type="dxa"/>
+              <w:end w:w="115" w:type="dxa"/>
+            </w:tcMar>
           </w:tcPr>
           <w:p>
             <w:pPr>
-              <w:spacing w:line="288" w:lineRule="auto" w:after="40" w:before="40"/>
+              <w:spacing w:line="288" w:lineRule="auto" w:before="20" w:after="20"/>
               <w:ind w:firstLine="0"/>
-              <w:jc w:val="left"/>
             </w:pPr>
             <w:r>
               <w:rPr>
-                <w:rFonts w:ascii="宋体" w:hAnsi="宋体" w:eastAsia="宋体"/>
+                <w:rFonts w:ascii="宋体" w:hAnsi="宋体"/>
                 <w:b w:val="0"/>
                 <w:color w:val="000000"/>
                 <w:sz w:val="21"/>
               </w:rPr>
-              <w:t>收藏与取消幂等，按当前用户隔离</w:t>
+              <w:t>演示校验、审核和脱敏规则</w:t>
             </w:r>
           </w:p>
         </w:tc>
@@ -4381,67 +4718,82 @@
         </w:trPr>
         <w:tc>
           <w:tcPr>
-            <w:tcW w:type="dxa" w:w="1984"/>
+            <w:tcW w:type="dxa" w:w="1701"/>
             <w:vAlign w:val="center"/>
+            <w:tcMar>
+              <w:top w:w="105" w:type="dxa"/>
+              <w:bottom w:w="105" w:type="dxa"/>
+              <w:start w:w="115" w:type="dxa"/>
+              <w:end w:w="115" w:type="dxa"/>
+            </w:tcMar>
           </w:tcPr>
           <w:p>
             <w:pPr>
-              <w:spacing w:line="288" w:lineRule="auto" w:after="40" w:before="40"/>
+              <w:spacing w:line="288" w:lineRule="auto" w:before="20" w:after="20"/>
               <w:ind w:firstLine="0"/>
-              <w:jc w:val="center"/>
             </w:pPr>
             <w:r>
               <w:rPr>
-                <w:rFonts w:ascii="宋体" w:hAnsi="宋体" w:eastAsia="宋体"/>
+                <w:rFonts w:ascii="宋体" w:hAnsi="宋体"/>
                 <w:b w:val="0"/>
                 <w:color w:val="000000"/>
                 <w:sz w:val="21"/>
               </w:rPr>
-              <w:t>report</w:t>
+              <w:t>订单与信誉</w:t>
             </w:r>
           </w:p>
         </w:tc>
         <w:tc>
           <w:tcPr>
-            <w:tcW w:type="dxa" w:w="3175"/>
+            <w:tcW w:type="dxa" w:w="3515"/>
             <w:vAlign w:val="center"/>
+            <w:tcMar>
+              <w:top w:w="105" w:type="dxa"/>
+              <w:bottom w:w="105" w:type="dxa"/>
+              <w:start w:w="115" w:type="dxa"/>
+              <w:end w:w="115" w:type="dxa"/>
+            </w:tcMar>
           </w:tcPr>
           <w:p>
             <w:pPr>
-              <w:spacing w:line="288" w:lineRule="auto" w:after="40" w:before="40"/>
+              <w:spacing w:line="288" w:lineRule="auto" w:before="20" w:after="20"/>
               <w:ind w:firstLine="0"/>
-              <w:jc w:val="left"/>
             </w:pPr>
             <w:r>
               <w:rPr>
-                <w:rFonts w:ascii="宋体" w:hAnsi="宋体" w:eastAsia="宋体"/>
+                <w:rFonts w:ascii="宋体" w:hAnsi="宋体"/>
                 <w:b w:val="0"/>
                 <w:color w:val="000000"/>
                 <w:sz w:val="21"/>
               </w:rPr>
-              <w:t>举报人、对象、状态、处置及版本</w:t>
+              <w:t>07-order-flow、13-orders、14-order-paid、15-order-completed、16-evaluations</w:t>
             </w:r>
           </w:p>
         </w:tc>
         <w:tc>
           <w:tcPr>
-            <w:tcW w:type="dxa" w:w="3912"/>
+            <w:tcW w:type="dxa" w:w="3855"/>
             <w:vAlign w:val="center"/>
+            <w:tcMar>
+              <w:top w:w="105" w:type="dxa"/>
+              <w:bottom w:w="105" w:type="dxa"/>
+              <w:start w:w="115" w:type="dxa"/>
+              <w:end w:w="115" w:type="dxa"/>
+            </w:tcMar>
           </w:tcPr>
           <w:p>
             <w:pPr>
-              <w:spacing w:line="288" w:lineRule="auto" w:after="40" w:before="40"/>
+              <w:spacing w:line="288" w:lineRule="auto" w:before="20" w:after="20"/>
               <w:ind w:firstLine="0"/>
-              <w:jc w:val="left"/>
             </w:pPr>
             <w:r>
               <w:rPr>
-                <w:rFonts w:ascii="宋体" w:hAnsi="宋体" w:eastAsia="宋体"/>
+                <w:rFonts w:ascii="宋体" w:hAnsi="宋体"/>
                 <w:b w:val="0"/>
                 <w:color w:val="000000"/>
                 <w:sz w:val="21"/>
               </w:rPr>
-              <w:t>保存举报和结果，终态禁止重复处理</w:t>
+              <w:t>展示服务端状态机、模拟支付与评价</w:t>
             </w:r>
           </w:p>
         </w:tc>
@@ -4452,67 +4804,82 @@
         </w:trPr>
         <w:tc>
           <w:tcPr>
-            <w:tcW w:type="dxa" w:w="1984"/>
+            <w:tcW w:type="dxa" w:w="1701"/>
             <w:vAlign w:val="center"/>
+            <w:tcMar>
+              <w:top w:w="105" w:type="dxa"/>
+              <w:bottom w:w="105" w:type="dxa"/>
+              <w:start w:w="115" w:type="dxa"/>
+              <w:end w:w="115" w:type="dxa"/>
+            </w:tcMar>
           </w:tcPr>
           <w:p>
             <w:pPr>
-              <w:spacing w:line="288" w:lineRule="auto" w:after="40" w:before="40"/>
+              <w:spacing w:line="288" w:lineRule="auto" w:before="20" w:after="20"/>
               <w:ind w:firstLine="0"/>
-              <w:jc w:val="center"/>
             </w:pPr>
             <w:r>
               <w:rPr>
-                <w:rFonts w:ascii="宋体" w:hAnsi="宋体" w:eastAsia="宋体"/>
+                <w:rFonts w:ascii="宋体" w:hAnsi="宋体"/>
                 <w:b w:val="0"/>
                 <w:color w:val="000000"/>
                 <w:sz w:val="21"/>
               </w:rPr>
-              <w:t>platform_rule</w:t>
+              <w:t>咨询与监管</w:t>
             </w:r>
           </w:p>
         </w:tc>
         <w:tc>
           <w:tcPr>
-            <w:tcW w:type="dxa" w:w="3175"/>
+            <w:tcW w:type="dxa" w:w="3515"/>
             <w:vAlign w:val="center"/>
+            <w:tcMar>
+              <w:top w:w="105" w:type="dxa"/>
+              <w:bottom w:w="105" w:type="dxa"/>
+              <w:start w:w="115" w:type="dxa"/>
+              <w:end w:w="115" w:type="dxa"/>
+            </w:tcMar>
           </w:tcPr>
           <w:p>
             <w:pPr>
-              <w:spacing w:line="288" w:lineRule="auto" w:after="40" w:before="40"/>
+              <w:spacing w:line="288" w:lineRule="auto" w:before="20" w:after="20"/>
               <w:ind w:firstLine="0"/>
-              <w:jc w:val="left"/>
             </w:pPr>
             <w:r>
               <w:rPr>
-                <w:rFonts w:ascii="宋体" w:hAnsi="宋体" w:eastAsia="宋体"/>
+                <w:rFonts w:ascii="宋体" w:hAnsi="宋体"/>
                 <w:b w:val="0"/>
                 <w:color w:val="000000"/>
                 <w:sz w:val="21"/>
               </w:rPr>
-              <w:t>规则名称主键、JSON值及版本</w:t>
+              <w:t>17-chat、18-favorites、19-report、20-reports、21-moderation、22-frozen</w:t>
             </w:r>
           </w:p>
         </w:tc>
         <w:tc>
           <w:tcPr>
-            <w:tcW w:type="dxa" w:w="3912"/>
+            <w:tcW w:type="dxa" w:w="3855"/>
             <w:vAlign w:val="center"/>
+            <w:tcMar>
+              <w:top w:w="105" w:type="dxa"/>
+              <w:bottom w:w="105" w:type="dxa"/>
+              <w:start w:w="115" w:type="dxa"/>
+              <w:end w:w="115" w:type="dxa"/>
+            </w:tcMar>
           </w:tcPr>
           <w:p>
             <w:pPr>
-              <w:spacing w:line="288" w:lineRule="auto" w:after="40" w:before="40"/>
+              <w:spacing w:line="288" w:lineRule="auto" w:before="20" w:after="20"/>
               <w:ind w:firstLine="0"/>
-              <w:jc w:val="left"/>
             </w:pPr>
             <w:r>
               <w:rPr>
-                <w:rFonts w:ascii="宋体" w:hAnsi="宋体" w:eastAsia="宋体"/>
+                <w:rFonts w:ascii="宋体" w:hAnsi="宋体"/>
                 <w:b w:val="0"/>
                 <w:color w:val="000000"/>
                 <w:sz w:val="21"/>
               </w:rPr>
-              <w:t>管理关键词、频率和发布信誉门槛</w:t>
+              <w:t>展示参与者隔离和违规处理</w:t>
             </w:r>
           </w:p>
         </w:tc>
@@ -4523,2090 +4890,82 @@
         </w:trPr>
         <w:tc>
           <w:tcPr>
-            <w:tcW w:type="dxa" w:w="1984"/>
+            <w:tcW w:type="dxa" w:w="1701"/>
             <w:vAlign w:val="center"/>
+            <w:tcMar>
+              <w:top w:w="105" w:type="dxa"/>
+              <w:bottom w:w="105" w:type="dxa"/>
+              <w:start w:w="115" w:type="dxa"/>
+              <w:end w:w="115" w:type="dxa"/>
+            </w:tcMar>
           </w:tcPr>
           <w:p>
             <w:pPr>
-              <w:spacing w:line="288" w:lineRule="auto" w:after="40" w:before="40"/>
+              <w:spacing w:line="288" w:lineRule="auto" w:before="20" w:after="20"/>
               <w:ind w:firstLine="0"/>
-              <w:jc w:val="center"/>
             </w:pPr>
             <w:r>
               <w:rPr>
-                <w:rFonts w:ascii="宋体" w:hAnsi="宋体" w:eastAsia="宋体"/>
+                <w:rFonts w:ascii="宋体" w:hAnsi="宋体"/>
                 <w:b w:val="0"/>
                 <w:color w:val="000000"/>
                 <w:sz w:val="21"/>
               </w:rPr>
-              <w:t>product扩展</w:t>
+              <w:t>平台运行</w:t>
             </w:r>
           </w:p>
         </w:tc>
         <w:tc>
           <w:tcPr>
-            <w:tcW w:type="dxa" w:w="3175"/>
+            <w:tcW w:type="dxa" w:w="3515"/>
             <w:vAlign w:val="center"/>
+            <w:tcMar>
+              <w:top w:w="105" w:type="dxa"/>
+              <w:bottom w:w="105" w:type="dxa"/>
+              <w:start w:w="115" w:type="dxa"/>
+              <w:end w:w="115" w:type="dxa"/>
+            </w:tcMar>
           </w:tcPr>
           <w:p>
             <w:pPr>
-              <w:spacing w:line="288" w:lineRule="auto" w:after="40" w:before="40"/>
+              <w:spacing w:line="288" w:lineRule="auto" w:before="20" w:after="20"/>
               <w:ind w:firstLine="0"/>
-              <w:jc w:val="left"/>
             </w:pPr>
             <w:r>
               <w:rPr>
-                <w:rFonts w:ascii="宋体" w:hAnsi="宋体" w:eastAsia="宋体"/>
+                <w:rFonts w:ascii="宋体" w:hAnsi="宋体"/>
                 <w:b w:val="0"/>
                 <w:color w:val="000000"/>
                 <w:sz w:val="21"/>
               </w:rPr>
-              <w:t>moderation_frozen独立标志</w:t>
+              <w:t>05-architecture、23-rules、24-users</w:t>
             </w:r>
           </w:p>
         </w:tc>
         <w:tc>
           <w:tcPr>
-            <w:tcW w:type="dxa" w:w="3912"/>
+            <w:tcW w:type="dxa" w:w="3855"/>
             <w:vAlign w:val="center"/>
+            <w:tcMar>
+              <w:top w:w="105" w:type="dxa"/>
+              <w:bottom w:w="105" w:type="dxa"/>
+              <w:start w:w="115" w:type="dxa"/>
+              <w:end w:w="115" w:type="dxa"/>
+            </w:tcMar>
           </w:tcPr>
           <w:p>
             <w:pPr>
-              <w:spacing w:line="288" w:lineRule="auto" w:after="40" w:before="40"/>
+              <w:spacing w:line="288" w:lineRule="auto" w:before="20" w:after="20"/>
               <w:ind w:firstLine="0"/>
-              <w:jc w:val="left"/>
             </w:pPr>
             <w:r>
               <w:rPr>
-                <w:rFonts w:ascii="宋体" w:hAnsi="宋体" w:eastAsia="宋体"/>
+                <w:rFonts w:ascii="宋体" w:hAnsi="宋体"/>
                 <w:b w:val="0"/>
                 <w:color w:val="000000"/>
                 <w:sz w:val="21"/>
               </w:rPr>
-              <w:t>监管冻结与交易LOCKED状态并存</w:t>
-            </w:r>
-          </w:p>
-        </w:tc>
-      </w:tr>
-    </w:tbl>
-    <w:p>
-      <w:pPr/>
-      <w:r>
-        <w:t>新增迁移为004_c_community.sql，未修改已应用的001与002迁移；003编号预留给B。004不引用B的数据表，可独立应用。所有业务编号按字符串传输，金额沿用整数分，规则与业务数据保存在真实MySQL数据库中。</w:t>
-      </w:r>
-    </w:p>
-    <w:p>
-      <w:pPr/>
-      <w:r>
-        <w:t>页面入口分别为我的互动community、站内咨询chat和举报提交report；原admin页面整合为监管工作台。商品详情增加咨询、收藏、举报商品及举报卖家入口，“我的”增加咨询、收藏和举报结果入口。公共鉴权、统一响应和请求封装继续复用A的实现。</w:t>
-      </w:r>
-    </w:p>
-    <w:p>
-      <w:pPr>
-        <w:pStyle w:val="1"/>
-        <w:pageBreakBefore/>
-      </w:pPr>
-      <w:r>
-        <w:t>十 咨询消息与参与者隔离</w:t>
-      </w:r>
-    </w:p>
-    <w:p>
-      <w:pPr/>
-      <w:r>
-        <w:t>已登录用户可以就上架商品咨询卖家，未实名认证用户也可咨询；后端拒绝自聊、不可用商品和禁用账号。会话列表与每次消息读写均检查参与者身份，普通陌生人和非参与管理员不能通过会话接口读取消息。卖家和买家的其他会话相互隔离。</w:t>
-      </w:r>
-    </w:p>
-    <w:p>
-      <w:pPr/>
-      <w:r>
-        <w:t>消息正文限制为1至1000个Unicode字符，校验全角归一化后的联系方式、外链、引流话术及平台关键词。发送时按用户行锁统计跨会话频率，再锁定会话并写入消息；同一clientMessageId与同一正文的重试返回原消息，正文改变则返回409，避免消息被静默替换。</w:t>
-      </w:r>
-    </w:p>
-    <w:p>
-      <w:pPr>
-        <w:keepNext/>
-        <w:jc w:val="center"/>
-      </w:pPr>
-      <w:r>
-        <w:drawing>
-          <wp:inline xmlns:a="http://schemas.openxmlformats.org/drawingml/2006/main" xmlns:pic="http://schemas.openxmlformats.org/drawingml/2006/picture">
-            <wp:extent cx="5760000" cy="2496000"/>
-            <wp:docPr id="7" name="Picture 7" descr="图3-5 C咨询消息与增量轮询流程，依据代码绘制，非运行截图"/>
-            <wp:cNvGraphicFramePr>
-              <a:graphicFrameLocks noChangeAspect="1"/>
-            </wp:cNvGraphicFramePr>
-            <a:graphic>
-              <a:graphicData uri="http://schemas.openxmlformats.org/drawingml/2006/picture">
-                <pic:pic>
-                  <pic:nvPicPr>
-                    <pic:cNvPr id="0" name="07-c-chat-flow.png"/>
-                    <pic:cNvPicPr/>
-                  </pic:nvPicPr>
-                  <pic:blipFill>
-                    <a:blip r:embed="rId17"/>
-                    <a:stretch>
-                      <a:fillRect/>
-                    </a:stretch>
-                  </pic:blipFill>
-                  <pic:spPr>
-                    <a:xfrm>
-                      <a:off x="0" y="0"/>
-                      <a:ext cx="5760000" cy="2496000"/>
-                    </a:xfrm>
-                    <a:prstGeom prst="rect"/>
-                  </pic:spPr>
-                </pic:pic>
-              </a:graphicData>
-            </a:graphic>
-          </wp:inline>
-        </w:drawing>
-      </w:r>
-    </w:p>
-    <w:p>
-      <w:pPr>
-        <w:pStyle w:val="af7"/>
-        <w:jc w:val="center"/>
-      </w:pPr>
-      <w:r>
-        <w:t>图3-5 C咨询消息与增量轮询流程</w:t>
-      </w:r>
-    </w:p>
-    <w:p>
-      <w:pPr/>
-      <w:r>
-        <w:t>客户端每次最多读取50条消息，以字符串nextAfterId继续读取，避免bigint转换为数值后的精度丢失。服务端多取1条判断hasMore，有积压时立即续读，否则前台每3秒再次请求。页面隐藏或卸载时停止定时器，在途响应不再更新页面。</w:t>
-      </w:r>
-    </w:p>
-    <w:p>
-      <w:pPr/>
-      <w:r>
-        <w:t>网络失败后的发送重试保留原消息标识。发送成功响应不直接推进读取游标，下一轮仍按已读取位置取消息，避免跳过同时到达的对方回复。切换账号时清空旧消息与草稿。上述逻辑已通过页面行为及MySQL测试，图3-5为根据代码绘制的说明图，不是原生运行截图。</w:t>
-      </w:r>
-    </w:p>
-    <w:p>
-      <w:pPr>
-        <w:pStyle w:val="1"/>
-        <w:pageBreakBefore/>
-      </w:pPr>
-      <w:r>
-        <w:t>十一 收藏举报与凭证授权</w:t>
-      </w:r>
-    </w:p>
-    <w:p>
-      <w:pPr/>
-      <w:r>
-        <w:t>收藏接口以当前登录用户和商品的唯一键保存记录，重复收藏或取消只产生一次业务效果。列表保留已下架、冻结或卖家禁用的商品，并明确标记不可用；客户端不再跳转到其公开详情，用户仍可取消收藏。</w:t>
-      </w:r>
-    </w:p>
-    <w:p>
-      <w:pPr/>
-      <w:r>
-        <w:t>举报对象限商品或用户，后端使用当前登录身份作为举报人，禁止自举报及重复待处理工单。本人查询只返回自己的记录和处理结果，不能通过提交他人reporterId扩大范围。管理员可以开始调查、成立或驳回并关闭工单；调查和关闭需提交expectedVersion，陈旧列表返回409。</w:t>
-      </w:r>
-    </w:p>
-    <w:p>
-      <w:pPr>
-        <w:keepNext/>
-        <w:jc w:val="center"/>
-      </w:pPr>
-      <w:r>
-        <w:drawing>
-          <wp:inline xmlns:a="http://schemas.openxmlformats.org/drawingml/2006/main" xmlns:pic="http://schemas.openxmlformats.org/drawingml/2006/picture">
-            <wp:extent cx="5760000" cy="2880000"/>
-            <wp:docPr id="8" name="Picture 8" descr="图3-6 C举报处置与信誉事务流程，依据代码绘制，非运行截图"/>
-            <wp:cNvGraphicFramePr>
-              <a:graphicFrameLocks noChangeAspect="1"/>
-            </wp:cNvGraphicFramePr>
-            <a:graphic>
-              <a:graphicData uri="http://schemas.openxmlformats.org/drawingml/2006/picture">
-                <pic:pic>
-                  <pic:nvPicPr>
-                    <pic:cNvPr id="0" name="08-c-report-flow.png"/>
-                    <pic:cNvPicPr/>
-                  </pic:nvPicPr>
-                  <pic:blipFill>
-                    <a:blip r:embed="rId18"/>
-                    <a:stretch>
-                      <a:fillRect/>
-                    </a:stretch>
-                  </pic:blipFill>
-                  <pic:spPr>
-                    <a:xfrm>
-                      <a:off x="0" y="0"/>
-                      <a:ext cx="5760000" cy="2880000"/>
-                    </a:xfrm>
-                    <a:prstGeom prst="rect"/>
-                  </pic:spPr>
-                </pic:pic>
-              </a:graphicData>
-            </a:graphic>
-          </wp:inline>
-        </w:drawing>
-      </w:r>
-    </w:p>
-    <w:p>
-      <w:pPr>
-        <w:pStyle w:val="af7"/>
-        <w:jc w:val="center"/>
-      </w:pPr>
-      <w:r>
-        <w:t>图3-6 C举报处置与信誉事务流程</w:t>
-      </w:r>
-    </w:p>
-    <w:p>
-      <w:pPr/>
-      <w:r>
-        <w:t>管理员仅能在指定举报范围内查阅相关会话：会话双方必须为举报人与被举报人，商品举报还须匹配该商品。每次读取消息记录审计，不提供全体聊天公开查询。管理员不能处理或查阅与自己有关的工单。交易纠纷的凭证授权仍须等待B提供订单依据。</w:t>
-      </w:r>
-    </w:p>
-    <w:p>
-      <w:pPr/>
-      <w:r>
-        <w:t>成立举报时，在同一数据库连接内完成工单校验、信誉事件调用、商品或账号处置、工单结果及日志写入。重复处理返回409；任一步失败全部回滚。图3-6中的B信誉服务为待接入依赖，当前缺失时返回503，举报保持原状态，商品和分数均不改变。</w:t>
-      </w:r>
-    </w:p>
-    <w:p>
-      <w:pPr>
-        <w:pStyle w:val="1"/>
-        <w:pageBreakBefore/>
-      </w:pPr>
-      <w:r>
-        <w:t>十二 统一监管工作台与冻结保护</w:t>
-      </w:r>
-    </w:p>
-    <w:p>
-      <w:pPr/>
-      <w:r>
-        <w:t>监管工作台继续调用A的学生认证与商品审核接口，提交审核列表中看到的expectedVersion。冲突后刷新列表并保留失败提示，由管理员核对最新数据后重新操作，不能自动换用新版本批准。新增举报、账号、冻结、分类、规则与脱敏日志入口。</w:t>
-      </w:r>
-    </w:p>
-    <w:p>
-      <w:pPr>
-        <w:pStyle w:val="af7"/>
-        <w:keepNext/>
-      </w:pPr>
-      <w:r>
-        <w:t>表3-8 监管功能与服务端约束</w:t>
-      </w:r>
-    </w:p>
-    <w:tbl>
-      <w:tblPr>
-        <w:tblW w:type="auto" w:w="0"/>
-        <w:jc w:val="center"/>
-        <w:tblLayout w:type="fixed"/>
-        <w:tblLook w:firstColumn="1" w:firstRow="1" w:lastColumn="0" w:lastRow="0" w:noHBand="0" w:noVBand="1" w:val="04A0"/>
-        <w:tblBorders>
-          <w:top w:val="single" w:sz="4" w:color="D9D9D9"/>
-          <w:left w:val="single" w:sz="4" w:color="D9D9D9"/>
-          <w:bottom w:val="single" w:sz="4" w:color="D9D9D9"/>
-          <w:right w:val="single" w:sz="4" w:color="D9D9D9"/>
-          <w:insideH w:val="single" w:sz="4" w:color="D9D9D9"/>
-          <w:insideV w:val="single" w:sz="4" w:color="D9D9D9"/>
-        </w:tblBorders>
-        <w:tblCellMar>
-          <w:top w:w="90" w:type="dxa"/>
-          <w:bottom w:w="90" w:type="dxa"/>
-          <w:left w:w="90" w:type="dxa"/>
-          <w:right w:w="90" w:type="dxa"/>
-        </w:tblCellMar>
-      </w:tblPr>
-      <w:tblGrid>
-        <w:gridCol w:w="1984"/>
-        <w:gridCol w:w="3175"/>
-        <w:gridCol w:w="3912"/>
-      </w:tblGrid>
-      <w:tr>
-        <w:trPr>
-          <w:cantSplit/>
-          <w:tblHeader/>
-        </w:trPr>
-        <w:tc>
-          <w:tcPr>
-            <w:tcW w:type="dxa" w:w="1984"/>
-            <w:vAlign w:val="center"/>
-            <w:shd w:fill="F2F2F2"/>
-          </w:tcPr>
-          <w:p>
-            <w:pPr>
-              <w:spacing w:line="288" w:lineRule="auto" w:after="40" w:before="40"/>
-              <w:ind w:firstLine="0"/>
-              <w:jc w:val="center"/>
-            </w:pPr>
-            <w:r>
-              <w:rPr>
-                <w:rFonts w:ascii="宋体" w:hAnsi="宋体" w:eastAsia="宋体"/>
-                <w:b/>
-                <w:color w:val="000000"/>
-                <w:sz w:val="21"/>
-              </w:rPr>
-              <w:t>功能</w:t>
-            </w:r>
-          </w:p>
-        </w:tc>
-        <w:tc>
-          <w:tcPr>
-            <w:tcW w:type="dxa" w:w="3175"/>
-            <w:vAlign w:val="center"/>
-            <w:shd w:fill="F2F2F2"/>
-          </w:tcPr>
-          <w:p>
-            <w:pPr>
-              <w:spacing w:line="288" w:lineRule="auto" w:after="40" w:before="40"/>
-              <w:ind w:firstLine="0"/>
-              <w:jc w:val="center"/>
-            </w:pPr>
-            <w:r>
-              <w:rPr>
-                <w:rFonts w:ascii="宋体" w:hAnsi="宋体" w:eastAsia="宋体"/>
-                <w:b/>
-                <w:color w:val="000000"/>
-                <w:sz w:val="21"/>
-              </w:rPr>
-              <w:t>已实现行为</w:t>
-            </w:r>
-          </w:p>
-        </w:tc>
-        <w:tc>
-          <w:tcPr>
-            <w:tcW w:type="dxa" w:w="3912"/>
-            <w:vAlign w:val="center"/>
-            <w:shd w:fill="F2F2F2"/>
-          </w:tcPr>
-          <w:p>
-            <w:pPr>
-              <w:spacing w:line="288" w:lineRule="auto" w:after="40" w:before="40"/>
-              <w:ind w:firstLine="0"/>
-              <w:jc w:val="center"/>
-            </w:pPr>
-            <w:r>
-              <w:rPr>
-                <w:rFonts w:ascii="宋体" w:hAnsi="宋体" w:eastAsia="宋体"/>
-                <w:b/>
-                <w:color w:val="000000"/>
-                <w:sz w:val="21"/>
-              </w:rPr>
-              <w:t>权限或状态约束</w:t>
-            </w:r>
-          </w:p>
-        </w:tc>
-      </w:tr>
-      <w:tr>
-        <w:trPr>
-          <w:cantSplit/>
-        </w:trPr>
-        <w:tc>
-          <w:tcPr>
-            <w:tcW w:type="dxa" w:w="1984"/>
-            <w:vAlign w:val="center"/>
-          </w:tcPr>
-          <w:p>
-            <w:pPr>
-              <w:spacing w:line="288" w:lineRule="auto" w:after="40" w:before="40"/>
-              <w:ind w:firstLine="0"/>
-              <w:jc w:val="center"/>
-            </w:pPr>
-            <w:r>
-              <w:rPr>
-                <w:rFonts w:ascii="宋体" w:hAnsi="宋体" w:eastAsia="宋体"/>
-                <w:b w:val="0"/>
-                <w:color w:val="000000"/>
-                <w:sz w:val="21"/>
-              </w:rPr>
-              <w:t>账号管理</w:t>
-            </w:r>
-          </w:p>
-        </w:tc>
-        <w:tc>
-          <w:tcPr>
-            <w:tcW w:type="dxa" w:w="3175"/>
-            <w:vAlign w:val="center"/>
-          </w:tcPr>
-          <w:p>
-            <w:pPr>
-              <w:spacing w:line="288" w:lineRule="auto" w:after="40" w:before="40"/>
-              <w:ind w:firstLine="0"/>
-              <w:jc w:val="left"/>
-            </w:pPr>
-            <w:r>
-              <w:rPr>
-                <w:rFonts w:ascii="宋体" w:hAnsi="宋体" w:eastAsia="宋体"/>
-                <w:b w:val="0"/>
-                <w:color w:val="000000"/>
-                <w:sz w:val="21"/>
-              </w:rPr>
-              <w:t>禁用或恢复学生账号</w:t>
-            </w:r>
-          </w:p>
-        </w:tc>
-        <w:tc>
-          <w:tcPr>
-            <w:tcW w:type="dxa" w:w="3912"/>
-            <w:vAlign w:val="center"/>
-          </w:tcPr>
-          <w:p>
-            <w:pPr>
-              <w:spacing w:line="288" w:lineRule="auto" w:after="40" w:before="40"/>
-              <w:ind w:firstLine="0"/>
-              <w:jc w:val="left"/>
-            </w:pPr>
-            <w:r>
-              <w:rPr>
-                <w:rFonts w:ascii="宋体" w:hAnsi="宋体" w:eastAsia="宋体"/>
-                <w:b w:val="0"/>
-                <w:color w:val="000000"/>
-                <w:sz w:val="21"/>
-              </w:rPr>
-              <w:t>禁用删除登录会话；恢复须重新登录；禁止改role和信誉</w:t>
-            </w:r>
-          </w:p>
-        </w:tc>
-      </w:tr>
-      <w:tr>
-        <w:trPr>
-          <w:cantSplit/>
-        </w:trPr>
-        <w:tc>
-          <w:tcPr>
-            <w:tcW w:type="dxa" w:w="1984"/>
-            <w:vAlign w:val="center"/>
-          </w:tcPr>
-          <w:p>
-            <w:pPr>
-              <w:spacing w:line="288" w:lineRule="auto" w:after="40" w:before="40"/>
-              <w:ind w:firstLine="0"/>
-              <w:jc w:val="center"/>
-            </w:pPr>
-            <w:r>
-              <w:rPr>
-                <w:rFonts w:ascii="宋体" w:hAnsi="宋体" w:eastAsia="宋体"/>
-                <w:b w:val="0"/>
-                <w:color w:val="000000"/>
-                <w:sz w:val="21"/>
-              </w:rPr>
-              <w:t>冻结与解冻</w:t>
-            </w:r>
-          </w:p>
-        </w:tc>
-        <w:tc>
-          <w:tcPr>
-            <w:tcW w:type="dxa" w:w="3175"/>
-            <w:vAlign w:val="center"/>
-          </w:tcPr>
-          <w:p>
-            <w:pPr>
-              <w:spacing w:line="288" w:lineRule="auto" w:after="40" w:before="40"/>
-              <w:ind w:firstLine="0"/>
-              <w:jc w:val="left"/>
-            </w:pPr>
-            <w:r>
-              <w:rPr>
-                <w:rFonts w:ascii="宋体" w:hAnsi="宋体" w:eastAsia="宋体"/>
-                <w:b w:val="0"/>
-                <w:color w:val="000000"/>
-                <w:sz w:val="21"/>
-              </w:rPr>
-              <w:t>冻结商品或为LOCKED商品增加标志</w:t>
-            </w:r>
-          </w:p>
-        </w:tc>
-        <w:tc>
-          <w:tcPr>
-            <w:tcW w:type="dxa" w:w="3912"/>
-            <w:vAlign w:val="center"/>
-          </w:tcPr>
-          <w:p>
-            <w:pPr>
-              <w:spacing w:line="288" w:lineRule="auto" w:after="40" w:before="40"/>
-              <w:ind w:firstLine="0"/>
-              <w:jc w:val="left"/>
-            </w:pPr>
-            <w:r>
-              <w:rPr>
-                <w:rFonts w:ascii="宋体" w:hAnsi="宋体" w:eastAsia="宋体"/>
-                <w:b w:val="0"/>
-                <w:color w:val="000000"/>
-                <w:sz w:val="21"/>
-              </w:rPr>
-              <w:t>卖家编辑、重提和审核不能绕过；解冻不直接上架</w:t>
-            </w:r>
-          </w:p>
-        </w:tc>
-      </w:tr>
-      <w:tr>
-        <w:trPr>
-          <w:cantSplit/>
-        </w:trPr>
-        <w:tc>
-          <w:tcPr>
-            <w:tcW w:type="dxa" w:w="1984"/>
-            <w:vAlign w:val="center"/>
-          </w:tcPr>
-          <w:p>
-            <w:pPr>
-              <w:spacing w:line="288" w:lineRule="auto" w:after="40" w:before="40"/>
-              <w:ind w:firstLine="0"/>
-              <w:jc w:val="center"/>
-            </w:pPr>
-            <w:r>
-              <w:rPr>
-                <w:rFonts w:ascii="宋体" w:hAnsi="宋体" w:eastAsia="宋体"/>
-                <w:b w:val="0"/>
-                <w:color w:val="000000"/>
-                <w:sz w:val="21"/>
-              </w:rPr>
-              <w:t>分类维护</w:t>
-            </w:r>
-          </w:p>
-        </w:tc>
-        <w:tc>
-          <w:tcPr>
-            <w:tcW w:type="dxa" w:w="3175"/>
-            <w:vAlign w:val="center"/>
-          </w:tcPr>
-          <w:p>
-            <w:pPr>
-              <w:spacing w:line="288" w:lineRule="auto" w:after="40" w:before="40"/>
-              <w:ind w:firstLine="0"/>
-              <w:jc w:val="left"/>
-            </w:pPr>
-            <w:r>
-              <w:rPr>
-                <w:rFonts w:ascii="宋体" w:hAnsi="宋体" w:eastAsia="宋体"/>
-                <w:b w:val="0"/>
-                <w:color w:val="000000"/>
-                <w:sz w:val="21"/>
-              </w:rPr>
-              <w:t>新增、改名、启用及停用</w:t>
-            </w:r>
-          </w:p>
-        </w:tc>
-        <w:tc>
-          <w:tcPr>
-            <w:tcW w:type="dxa" w:w="3912"/>
-            <w:vAlign w:val="center"/>
-          </w:tcPr>
-          <w:p>
-            <w:pPr>
-              <w:spacing w:line="288" w:lineRule="auto" w:after="40" w:before="40"/>
-              <w:ind w:firstLine="0"/>
-              <w:jc w:val="left"/>
-            </w:pPr>
-            <w:r>
-              <w:rPr>
-                <w:rFonts w:ascii="宋体" w:hAnsi="宋体" w:eastAsia="宋体"/>
-                <w:b w:val="0"/>
-                <w:color w:val="000000"/>
-                <w:sz w:val="21"/>
-              </w:rPr>
-              <w:t>保留已引用分类和商品，不物理删除分类</w:t>
-            </w:r>
-          </w:p>
-        </w:tc>
-      </w:tr>
-      <w:tr>
-        <w:trPr>
-          <w:cantSplit/>
-        </w:trPr>
-        <w:tc>
-          <w:tcPr>
-            <w:tcW w:type="dxa" w:w="1984"/>
-            <w:vAlign w:val="center"/>
-          </w:tcPr>
-          <w:p>
-            <w:pPr>
-              <w:spacing w:line="288" w:lineRule="auto" w:after="40" w:before="40"/>
-              <w:ind w:firstLine="0"/>
-              <w:jc w:val="center"/>
-            </w:pPr>
-            <w:r>
-              <w:rPr>
-                <w:rFonts w:ascii="宋体" w:hAnsi="宋体" w:eastAsia="宋体"/>
-                <w:b w:val="0"/>
-                <w:color w:val="000000"/>
-                <w:sz w:val="21"/>
-              </w:rPr>
-              <w:t>平台规则</w:t>
-            </w:r>
-          </w:p>
-        </w:tc>
-        <w:tc>
-          <w:tcPr>
-            <w:tcW w:type="dxa" w:w="3175"/>
-            <w:vAlign w:val="center"/>
-          </w:tcPr>
-          <w:p>
-            <w:pPr>
-              <w:spacing w:line="288" w:lineRule="auto" w:after="40" w:before="40"/>
-              <w:ind w:firstLine="0"/>
-              <w:jc w:val="left"/>
-            </w:pPr>
-            <w:r>
-              <w:rPr>
-                <w:rFonts w:ascii="宋体" w:hAnsi="宋体" w:eastAsia="宋体"/>
-                <w:b w:val="0"/>
-                <w:color w:val="000000"/>
-                <w:sz w:val="21"/>
-              </w:rPr>
-              <w:t>关键词、三类频率及发布信誉门槛</w:t>
-            </w:r>
-          </w:p>
-        </w:tc>
-        <w:tc>
-          <w:tcPr>
-            <w:tcW w:type="dxa" w:w="3912"/>
-            <w:vAlign w:val="center"/>
-          </w:tcPr>
-          <w:p>
-            <w:pPr>
-              <w:spacing w:line="288" w:lineRule="auto" w:after="40" w:before="40"/>
-              <w:ind w:firstLine="0"/>
-              <w:jc w:val="left"/>
-            </w:pPr>
-            <w:r>
-              <w:rPr>
-                <w:rFonts w:ascii="宋体" w:hAnsi="宋体" w:eastAsia="宋体"/>
-                <w:b w:val="0"/>
-                <w:color w:val="000000"/>
-                <w:sz w:val="21"/>
-              </w:rPr>
-              <w:t>仅白名单键，校验数值范围与版本</w:t>
-            </w:r>
-          </w:p>
-        </w:tc>
-      </w:tr>
-      <w:tr>
-        <w:trPr>
-          <w:cantSplit/>
-        </w:trPr>
-        <w:tc>
-          <w:tcPr>
-            <w:tcW w:type="dxa" w:w="1984"/>
-            <w:vAlign w:val="center"/>
-          </w:tcPr>
-          <w:p>
-            <w:pPr>
-              <w:spacing w:line="288" w:lineRule="auto" w:after="40" w:before="40"/>
-              <w:ind w:firstLine="0"/>
-              <w:jc w:val="center"/>
-            </w:pPr>
-            <w:r>
-              <w:rPr>
-                <w:rFonts w:ascii="宋体" w:hAnsi="宋体" w:eastAsia="宋体"/>
-                <w:b w:val="0"/>
-                <w:color w:val="000000"/>
-                <w:sz w:val="21"/>
-              </w:rPr>
-              <w:t>操作日志</w:t>
-            </w:r>
-          </w:p>
-        </w:tc>
-        <w:tc>
-          <w:tcPr>
-            <w:tcW w:type="dxa" w:w="3175"/>
-            <w:vAlign w:val="center"/>
-          </w:tcPr>
-          <w:p>
-            <w:pPr>
-              <w:spacing w:line="288" w:lineRule="auto" w:after="40" w:before="40"/>
-              <w:ind w:firstLine="0"/>
-              <w:jc w:val="left"/>
-            </w:pPr>
-            <w:r>
-              <w:rPr>
-                <w:rFonts w:ascii="宋体" w:hAnsi="宋体" w:eastAsia="宋体"/>
-                <w:b w:val="0"/>
-                <w:color w:val="000000"/>
-                <w:sz w:val="21"/>
-              </w:rPr>
-              <w:t>管理员分页查询固定字段</w:t>
-            </w:r>
-          </w:p>
-        </w:tc>
-        <w:tc>
-          <w:tcPr>
-            <w:tcW w:type="dxa" w:w="3912"/>
-            <w:vAlign w:val="center"/>
-          </w:tcPr>
-          <w:p>
-            <w:pPr>
-              <w:spacing w:line="288" w:lineRule="auto" w:after="40" w:before="40"/>
-              <w:ind w:firstLine="0"/>
-              <w:jc w:val="left"/>
-            </w:pPr>
-            <w:r>
-              <w:rPr>
-                <w:rFonts w:ascii="宋体" w:hAnsi="宋体" w:eastAsia="宋体"/>
-                <w:b w:val="0"/>
-                <w:color w:val="000000"/>
-                <w:sz w:val="21"/>
-              </w:rPr>
-              <w:t>不返回可能含身份原文的details</w:t>
-            </w:r>
-          </w:p>
-        </w:tc>
-      </w:tr>
-    </w:tbl>
-    <w:p>
-      <w:pPr/>
-      <w:r>
-        <w:t>监管冻结使用独立的moderation_frozen字段。对非交易锁定商品，冻结后状态为FROZEN；对LOCKED商品，保留订单锁定状态并设置冻结标志。管理员解冻只清除监管标志，FROZEN转为OFF_SHELF，LOCKED仍保持LOCKED。该设计使监管决定不会释放交易锁。</w:t>
-      </w:r>
-    </w:p>
-    <w:p>
-      <w:pPr/>
-      <w:r>
-        <w:t>平台默认每分钟消息30条、举报5次、发布5件，发布最低信誉60；管理端变更后按数据库规则生效。A商品保存和发布资格检查已接入这些规则。独立账号管理不替代成立举报的扣分事务，B未接入时不能借账号接口将待处理举报伪记为处理完成。</w:t>
-      </w:r>
-    </w:p>
-    <w:p>
-      <w:pPr>
-        <w:pStyle w:val="1"/>
-        <w:pageBreakBefore/>
-      </w:pPr>
-      <w:r>
-        <w:t>十三 C模块验证结果与验收边界</w:t>
-      </w:r>
-    </w:p>
-    <w:p>
-      <w:pPr/>
-      <w:r>
-        <w:t>本次验证环境为Windows PowerShell 5、Node 24.19.0和MySQL 8.4.13。集成测试严格使用DB_NAME加_test命名的独立数据库，与演示库隔离。以下是2026年10月29日C提交的本地验证结果，不沿用A原生截图和CI记录作为C新增功能的验收证据。</w:t>
-      </w:r>
-    </w:p>
-    <w:p>
-      <w:pPr>
-        <w:pStyle w:val="af7"/>
-        <w:keepNext/>
-      </w:pPr>
-      <w:r>
-        <w:t>表3-9 C增量与A回归验证结果</w:t>
-      </w:r>
-    </w:p>
-    <w:tbl>
-      <w:tblPr>
-        <w:tblW w:type="auto" w:w="0"/>
-        <w:jc w:val="center"/>
-        <w:tblLayout w:type="fixed"/>
-        <w:tblLook w:firstColumn="1" w:firstRow="1" w:lastColumn="0" w:lastRow="0" w:noHBand="0" w:noVBand="1" w:val="04A0"/>
-        <w:tblBorders>
-          <w:top w:val="single" w:sz="4" w:color="D9D9D9"/>
-          <w:left w:val="single" w:sz="4" w:color="D9D9D9"/>
-          <w:bottom w:val="single" w:sz="4" w:color="D9D9D9"/>
-          <w:right w:val="single" w:sz="4" w:color="D9D9D9"/>
-          <w:insideH w:val="single" w:sz="4" w:color="D9D9D9"/>
-          <w:insideV w:val="single" w:sz="4" w:color="D9D9D9"/>
-        </w:tblBorders>
-        <w:tblCellMar>
-          <w:top w:w="90" w:type="dxa"/>
-          <w:bottom w:w="90" w:type="dxa"/>
-          <w:left w:w="90" w:type="dxa"/>
-          <w:right w:w="90" w:type="dxa"/>
-        </w:tblCellMar>
-      </w:tblPr>
-      <w:tblGrid>
-        <w:gridCol w:w="1984"/>
-        <w:gridCol w:w="3175"/>
-        <w:gridCol w:w="3912"/>
-      </w:tblGrid>
-      <w:tr>
-        <w:trPr>
-          <w:cantSplit/>
-          <w:tblHeader/>
-        </w:trPr>
-        <w:tc>
-          <w:tcPr>
-            <w:tcW w:type="dxa" w:w="1984"/>
-            <w:vAlign w:val="center"/>
-            <w:shd w:fill="F2F2F2"/>
-          </w:tcPr>
-          <w:p>
-            <w:pPr>
-              <w:spacing w:line="288" w:lineRule="auto" w:after="40" w:before="40"/>
-              <w:ind w:firstLine="0"/>
-              <w:jc w:val="center"/>
-            </w:pPr>
-            <w:r>
-              <w:rPr>
-                <w:rFonts w:ascii="宋体" w:hAnsi="宋体" w:eastAsia="宋体"/>
-                <w:b/>
-                <w:color w:val="000000"/>
-                <w:sz w:val="21"/>
-              </w:rPr>
-              <w:t>检查项目</w:t>
-            </w:r>
-          </w:p>
-        </w:tc>
-        <w:tc>
-          <w:tcPr>
-            <w:tcW w:type="dxa" w:w="3175"/>
-            <w:vAlign w:val="center"/>
-            <w:shd w:fill="F2F2F2"/>
-          </w:tcPr>
-          <w:p>
-            <w:pPr>
-              <w:spacing w:line="288" w:lineRule="auto" w:after="40" w:before="40"/>
-              <w:ind w:firstLine="0"/>
-              <w:jc w:val="center"/>
-            </w:pPr>
-            <w:r>
-              <w:rPr>
-                <w:rFonts w:ascii="宋体" w:hAnsi="宋体" w:eastAsia="宋体"/>
-                <w:b/>
-                <w:color w:val="000000"/>
-                <w:sz w:val="21"/>
-              </w:rPr>
-              <w:t>本次结果</w:t>
-            </w:r>
-          </w:p>
-        </w:tc>
-        <w:tc>
-          <w:tcPr>
-            <w:tcW w:type="dxa" w:w="3912"/>
-            <w:vAlign w:val="center"/>
-            <w:shd w:fill="F2F2F2"/>
-          </w:tcPr>
-          <w:p>
-            <w:pPr>
-              <w:spacing w:line="288" w:lineRule="auto" w:after="40" w:before="40"/>
-              <w:ind w:firstLine="0"/>
-              <w:jc w:val="center"/>
-            </w:pPr>
-            <w:r>
-              <w:rPr>
-                <w:rFonts w:ascii="宋体" w:hAnsi="宋体" w:eastAsia="宋体"/>
-                <w:b/>
-                <w:color w:val="000000"/>
-                <w:sz w:val="21"/>
-              </w:rPr>
-              <w:t>证据与范围</w:t>
-            </w:r>
-          </w:p>
-        </w:tc>
-      </w:tr>
-      <w:tr>
-        <w:trPr>
-          <w:cantSplit/>
-        </w:trPr>
-        <w:tc>
-          <w:tcPr>
-            <w:tcW w:type="dxa" w:w="1984"/>
-            <w:vAlign w:val="center"/>
-          </w:tcPr>
-          <w:p>
-            <w:pPr>
-              <w:spacing w:line="288" w:lineRule="auto" w:after="40" w:before="40"/>
-              <w:ind w:firstLine="0"/>
-              <w:jc w:val="center"/>
-            </w:pPr>
-            <w:r>
-              <w:rPr>
-                <w:rFonts w:ascii="宋体" w:hAnsi="宋体" w:eastAsia="宋体"/>
-                <w:b w:val="0"/>
-                <w:color w:val="000000"/>
-                <w:sz w:val="21"/>
-              </w:rPr>
-              <w:t>类型 构建 契约 静态页面</w:t>
-            </w:r>
-          </w:p>
-        </w:tc>
-        <w:tc>
-          <w:tcPr>
-            <w:tcW w:type="dxa" w:w="3175"/>
-            <w:vAlign w:val="center"/>
-          </w:tcPr>
-          <w:p>
-            <w:pPr>
-              <w:spacing w:line="288" w:lineRule="auto" w:after="40" w:before="40"/>
-              <w:ind w:firstLine="0"/>
-              <w:jc w:val="left"/>
-            </w:pPr>
-            <w:r>
-              <w:rPr>
-                <w:rFonts w:ascii="宋体" w:hAnsi="宋体" w:eastAsia="宋体"/>
-                <w:b w:val="0"/>
-                <w:color w:val="000000"/>
-                <w:sz w:val="21"/>
-              </w:rPr>
-              <w:t>通过</w:t>
-            </w:r>
-          </w:p>
-        </w:tc>
-        <w:tc>
-          <w:tcPr>
-            <w:tcW w:type="dxa" w:w="3912"/>
-            <w:vAlign w:val="center"/>
-          </w:tcPr>
-          <w:p>
-            <w:pPr>
-              <w:spacing w:line="288" w:lineRule="auto" w:after="40" w:before="40"/>
-              <w:ind w:firstLine="0"/>
-              <w:jc w:val="left"/>
-            </w:pPr>
-            <w:r>
-              <w:rPr>
-                <w:rFonts w:ascii="宋体" w:hAnsi="宋体" w:eastAsia="宋体"/>
-                <w:b w:val="0"/>
-                <w:color w:val="000000"/>
-                <w:sz w:val="21"/>
-              </w:rPr>
-              <w:t>11个页面、42个操作；不等于原生编译</w:t>
-            </w:r>
-          </w:p>
-        </w:tc>
-      </w:tr>
-      <w:tr>
-        <w:trPr>
-          <w:cantSplit/>
-        </w:trPr>
-        <w:tc>
-          <w:tcPr>
-            <w:tcW w:type="dxa" w:w="1984"/>
-            <w:vAlign w:val="center"/>
-          </w:tcPr>
-          <w:p>
-            <w:pPr>
-              <w:spacing w:line="288" w:lineRule="auto" w:after="40" w:before="40"/>
-              <w:ind w:firstLine="0"/>
-              <w:jc w:val="center"/>
-            </w:pPr>
-            <w:r>
-              <w:rPr>
-                <w:rFonts w:ascii="宋体" w:hAnsi="宋体" w:eastAsia="宋体"/>
-                <w:b w:val="0"/>
-                <w:color w:val="000000"/>
-                <w:sz w:val="21"/>
-              </w:rPr>
-              <w:t>单元及页面行为</w:t>
-            </w:r>
-          </w:p>
-        </w:tc>
-        <w:tc>
-          <w:tcPr>
-            <w:tcW w:type="dxa" w:w="3175"/>
-            <w:vAlign w:val="center"/>
-          </w:tcPr>
-          <w:p>
-            <w:pPr>
-              <w:spacing w:line="288" w:lineRule="auto" w:after="40" w:before="40"/>
-              <w:ind w:firstLine="0"/>
-              <w:jc w:val="left"/>
-            </w:pPr>
-            <w:r>
-              <w:rPr>
-                <w:rFonts w:ascii="宋体" w:hAnsi="宋体" w:eastAsia="宋体"/>
-                <w:b w:val="0"/>
-                <w:color w:val="000000"/>
-                <w:sz w:val="21"/>
-              </w:rPr>
-              <w:t>20项通过</w:t>
-            </w:r>
-          </w:p>
-        </w:tc>
-        <w:tc>
-          <w:tcPr>
-            <w:tcW w:type="dxa" w:w="3912"/>
-            <w:vAlign w:val="center"/>
-          </w:tcPr>
-          <w:p>
-            <w:pPr>
-              <w:spacing w:line="288" w:lineRule="auto" w:after="40" w:before="40"/>
-              <w:ind w:firstLine="0"/>
-              <w:jc w:val="left"/>
-            </w:pPr>
-            <w:r>
-              <w:rPr>
-                <w:rFonts w:ascii="宋体" w:hAnsi="宋体" w:eastAsia="宋体"/>
-                <w:b w:val="0"/>
-                <w:color w:val="000000"/>
-                <w:sz w:val="21"/>
-              </w:rPr>
-              <w:t>A原有13项加C新增7项</w:t>
-            </w:r>
-          </w:p>
-        </w:tc>
-      </w:tr>
-      <w:tr>
-        <w:trPr>
-          <w:cantSplit/>
-        </w:trPr>
-        <w:tc>
-          <w:tcPr>
-            <w:tcW w:type="dxa" w:w="1984"/>
-            <w:vAlign w:val="center"/>
-          </w:tcPr>
-          <w:p>
-            <w:pPr>
-              <w:spacing w:line="288" w:lineRule="auto" w:after="40" w:before="40"/>
-              <w:ind w:firstLine="0"/>
-              <w:jc w:val="center"/>
-            </w:pPr>
-            <w:r>
-              <w:rPr>
-                <w:rFonts w:ascii="宋体" w:hAnsi="宋体" w:eastAsia="宋体"/>
-                <w:b w:val="0"/>
-                <w:color w:val="000000"/>
-                <w:sz w:val="21"/>
-              </w:rPr>
-              <w:t>真实MySQL集成</w:t>
-            </w:r>
-          </w:p>
-        </w:tc>
-        <w:tc>
-          <w:tcPr>
-            <w:tcW w:type="dxa" w:w="3175"/>
-            <w:vAlign w:val="center"/>
-          </w:tcPr>
-          <w:p>
-            <w:pPr>
-              <w:spacing w:line="288" w:lineRule="auto" w:after="40" w:before="40"/>
-              <w:ind w:firstLine="0"/>
-              <w:jc w:val="left"/>
-            </w:pPr>
-            <w:r>
-              <w:rPr>
-                <w:rFonts w:ascii="宋体" w:hAnsi="宋体" w:eastAsia="宋体"/>
-                <w:b w:val="0"/>
-                <w:color w:val="000000"/>
-                <w:sz w:val="21"/>
-              </w:rPr>
-              <w:t>20组通过</w:t>
-            </w:r>
-          </w:p>
-        </w:tc>
-        <w:tc>
-          <w:tcPr>
-            <w:tcW w:type="dxa" w:w="3912"/>
-            <w:vAlign w:val="center"/>
-          </w:tcPr>
-          <w:p>
-            <w:pPr>
-              <w:spacing w:line="288" w:lineRule="auto" w:after="40" w:before="40"/>
-              <w:ind w:firstLine="0"/>
-              <w:jc w:val="left"/>
-            </w:pPr>
-            <w:r>
-              <w:rPr>
-                <w:rFonts w:ascii="宋体" w:hAnsi="宋体" w:eastAsia="宋体"/>
-                <w:b w:val="0"/>
-                <w:color w:val="000000"/>
-                <w:sz w:val="21"/>
-              </w:rPr>
-              <w:t>A回归9组加C专项11组</w:t>
-            </w:r>
-          </w:p>
-        </w:tc>
-      </w:tr>
-      <w:tr>
-        <w:trPr>
-          <w:cantSplit/>
-        </w:trPr>
-        <w:tc>
-          <w:tcPr>
-            <w:tcW w:type="dxa" w:w="1984"/>
-            <w:vAlign w:val="center"/>
-          </w:tcPr>
-          <w:p>
-            <w:pPr>
-              <w:spacing w:line="288" w:lineRule="auto" w:after="40" w:before="40"/>
-              <w:ind w:firstLine="0"/>
-              <w:jc w:val="center"/>
-            </w:pPr>
-            <w:r>
-              <w:rPr>
-                <w:rFonts w:ascii="宋体" w:hAnsi="宋体" w:eastAsia="宋体"/>
-                <w:b w:val="0"/>
-                <w:color w:val="000000"/>
-                <w:sz w:val="21"/>
-              </w:rPr>
-              <w:t>100并发商品检索</w:t>
-            </w:r>
-          </w:p>
-        </w:tc>
-        <w:tc>
-          <w:tcPr>
-            <w:tcW w:type="dxa" w:w="3175"/>
-            <w:vAlign w:val="center"/>
-          </w:tcPr>
-          <w:p>
-            <w:pPr>
-              <w:spacing w:line="288" w:lineRule="auto" w:after="40" w:before="40"/>
-              <w:ind w:firstLine="0"/>
-              <w:jc w:val="left"/>
-            </w:pPr>
-            <w:r>
-              <w:rPr>
-                <w:rFonts w:ascii="宋体" w:hAnsi="宋体" w:eastAsia="宋体"/>
-                <w:b w:val="0"/>
-                <w:color w:val="000000"/>
-                <w:sz w:val="21"/>
-              </w:rPr>
-              <w:t>100次成功</w:t>
-            </w:r>
-          </w:p>
-        </w:tc>
-        <w:tc>
-          <w:tcPr>
-            <w:tcW w:type="dxa" w:w="3912"/>
-            <w:vAlign w:val="center"/>
-          </w:tcPr>
-          <w:p>
-            <w:pPr>
-              <w:spacing w:line="288" w:lineRule="auto" w:after="40" w:before="40"/>
-              <w:ind w:firstLine="0"/>
-              <w:jc w:val="left"/>
-            </w:pPr>
-            <w:r>
-              <w:rPr>
-                <w:rFonts w:ascii="宋体" w:hAnsi="宋体" w:eastAsia="宋体"/>
-                <w:b w:val="0"/>
-                <w:color w:val="000000"/>
-                <w:sz w:val="21"/>
-              </w:rPr>
-              <w:t>212件商品，p95为194.70ms，目标不超过2000ms</w:t>
-            </w:r>
-          </w:p>
-        </w:tc>
-      </w:tr>
-      <w:tr>
-        <w:trPr>
-          <w:cantSplit/>
-        </w:trPr>
-        <w:tc>
-          <w:tcPr>
-            <w:tcW w:type="dxa" w:w="1984"/>
-            <w:vAlign w:val="center"/>
-          </w:tcPr>
-          <w:p>
-            <w:pPr>
-              <w:spacing w:line="288" w:lineRule="auto" w:after="40" w:before="40"/>
-              <w:ind w:firstLine="0"/>
-              <w:jc w:val="center"/>
-            </w:pPr>
-            <w:r>
-              <w:rPr>
-                <w:rFonts w:ascii="宋体" w:hAnsi="宋体" w:eastAsia="宋体"/>
-                <w:b w:val="0"/>
-                <w:color w:val="000000"/>
-                <w:sz w:val="21"/>
-              </w:rPr>
-              <w:t>B正式信誉和订单联调</w:t>
-            </w:r>
-          </w:p>
-        </w:tc>
-        <w:tc>
-          <w:tcPr>
-            <w:tcW w:type="dxa" w:w="3175"/>
-            <w:vAlign w:val="center"/>
-          </w:tcPr>
-          <w:p>
-            <w:pPr>
-              <w:spacing w:line="288" w:lineRule="auto" w:after="40" w:before="40"/>
-              <w:ind w:firstLine="0"/>
-              <w:jc w:val="left"/>
-            </w:pPr>
-            <w:r>
-              <w:rPr>
-                <w:rFonts w:ascii="宋体" w:hAnsi="宋体" w:eastAsia="宋体"/>
-                <w:b w:val="0"/>
-                <w:color w:val="000000"/>
-                <w:sz w:val="21"/>
-              </w:rPr>
-              <w:t>待完成</w:t>
-            </w:r>
-          </w:p>
-        </w:tc>
-        <w:tc>
-          <w:tcPr>
-            <w:tcW w:type="dxa" w:w="3912"/>
-            <w:vAlign w:val="center"/>
-          </w:tcPr>
-          <w:p>
-            <w:pPr>
-              <w:spacing w:line="288" w:lineRule="auto" w:after="40" w:before="40"/>
-              <w:ind w:firstLine="0"/>
-              <w:jc w:val="left"/>
-            </w:pPr>
-            <w:r>
-              <w:rPr>
-                <w:rFonts w:ascii="宋体" w:hAnsi="宋体" w:eastAsia="宋体"/>
-                <w:b w:val="0"/>
-                <w:color w:val="000000"/>
-                <w:sz w:val="21"/>
-              </w:rPr>
-              <w:t>当前通过测试适配器验证C事务，不代表B正式实现</w:t>
-            </w:r>
-          </w:p>
-        </w:tc>
-      </w:tr>
-      <w:tr>
-        <w:trPr>
-          <w:cantSplit/>
-        </w:trPr>
-        <w:tc>
-          <w:tcPr>
-            <w:tcW w:type="dxa" w:w="1984"/>
-            <w:vAlign w:val="center"/>
-          </w:tcPr>
-          <w:p>
-            <w:pPr>
-              <w:spacing w:line="288" w:lineRule="auto" w:after="40" w:before="40"/>
-              <w:ind w:firstLine="0"/>
-              <w:jc w:val="center"/>
-            </w:pPr>
-            <w:r>
-              <w:rPr>
-                <w:rFonts w:ascii="宋体" w:hAnsi="宋体" w:eastAsia="宋体"/>
-                <w:b w:val="0"/>
-                <w:color w:val="000000"/>
-                <w:sz w:val="21"/>
-              </w:rPr>
-              <w:t>C原生页面与真机</w:t>
-            </w:r>
-          </w:p>
-        </w:tc>
-        <w:tc>
-          <w:tcPr>
-            <w:tcW w:type="dxa" w:w="3175"/>
-            <w:vAlign w:val="center"/>
-          </w:tcPr>
-          <w:p>
-            <w:pPr>
-              <w:spacing w:line="288" w:lineRule="auto" w:after="40" w:before="40"/>
-              <w:ind w:firstLine="0"/>
-              <w:jc w:val="left"/>
-            </w:pPr>
-            <w:r>
-              <w:rPr>
-                <w:rFonts w:ascii="宋体" w:hAnsi="宋体" w:eastAsia="宋体"/>
-                <w:b w:val="0"/>
-                <w:color w:val="000000"/>
-                <w:sz w:val="21"/>
-              </w:rPr>
-              <w:t>待完成</w:t>
-            </w:r>
-          </w:p>
-        </w:tc>
-        <w:tc>
-          <w:tcPr>
-            <w:tcW w:type="dxa" w:w="3912"/>
-            <w:vAlign w:val="center"/>
-          </w:tcPr>
-          <w:p>
-            <w:pPr>
-              <w:spacing w:line="288" w:lineRule="auto" w:after="40" w:before="40"/>
-              <w:ind w:firstLine="0"/>
-              <w:jc w:val="left"/>
-            </w:pPr>
-            <w:r>
-              <w:rPr>
-                <w:rFonts w:ascii="宋体" w:hAnsi="宋体" w:eastAsia="宋体"/>
-                <w:b w:val="0"/>
-                <w:color w:val="000000"/>
-                <w:sz w:val="21"/>
-              </w:rPr>
-              <w:t>未将静态检查或代码说明图当作截图验收</w:t>
-            </w:r>
-          </w:p>
-        </w:tc>
-      </w:tr>
-      <w:tr>
-        <w:trPr>
-          <w:cantSplit/>
-        </w:trPr>
-        <w:tc>
-          <w:tcPr>
-            <w:tcW w:type="dxa" w:w="1984"/>
-            <w:vAlign w:val="center"/>
-          </w:tcPr>
-          <w:p>
-            <w:pPr>
-              <w:spacing w:line="288" w:lineRule="auto" w:after="40" w:before="40"/>
-              <w:ind w:firstLine="0"/>
-              <w:jc w:val="center"/>
-            </w:pPr>
-            <w:r>
-              <w:rPr>
-                <w:rFonts w:ascii="宋体" w:hAnsi="宋体" w:eastAsia="宋体"/>
-                <w:b w:val="0"/>
-                <w:color w:val="000000"/>
-                <w:sz w:val="21"/>
-              </w:rPr>
-              <w:t>远端CI及同伴复核</w:t>
-            </w:r>
-          </w:p>
-        </w:tc>
-        <w:tc>
-          <w:tcPr>
-            <w:tcW w:type="dxa" w:w="3175"/>
-            <w:vAlign w:val="center"/>
-          </w:tcPr>
-          <w:p>
-            <w:pPr>
-              <w:spacing w:line="288" w:lineRule="auto" w:after="40" w:before="40"/>
-              <w:ind w:firstLine="0"/>
-              <w:jc w:val="left"/>
-            </w:pPr>
-            <w:r>
-              <w:rPr>
-                <w:rFonts w:ascii="宋体" w:hAnsi="宋体" w:eastAsia="宋体"/>
-                <w:b w:val="0"/>
-                <w:color w:val="000000"/>
-                <w:sz w:val="21"/>
-              </w:rPr>
-              <w:t>待完成</w:t>
-            </w:r>
-          </w:p>
-        </w:tc>
-        <w:tc>
-          <w:tcPr>
-            <w:tcW w:type="dxa" w:w="3912"/>
-            <w:vAlign w:val="center"/>
-          </w:tcPr>
-          <w:p>
-            <w:pPr>
-              <w:spacing w:line="288" w:lineRule="auto" w:after="40" w:before="40"/>
-              <w:ind w:firstLine="0"/>
-              <w:jc w:val="left"/>
-            </w:pPr>
-            <w:r>
-              <w:rPr>
-                <w:rFonts w:ascii="宋体" w:hAnsi="宋体" w:eastAsia="宋体"/>
-                <w:b w:val="0"/>
-                <w:color w:val="000000"/>
-                <w:sz w:val="21"/>
-              </w:rPr>
-              <w:t>C本地分支尚未推送或创建PR</w:t>
-            </w:r>
-          </w:p>
-        </w:tc>
-      </w:tr>
-    </w:tbl>
-    <w:p>
-      <w:pPr/>
-      <w:r>
-        <w:t>安全和并发测试覆盖陌生人读取消息、管理员越权进入参与者接口、重复消息、同键不同正文、50条分页、bigint游标、举报人隔离、相关凭证授权、冻结绕过及账号恢复。事务专项验证并发成立只成功一次、信誉服务报错回滚，以及扣分后商品状态校验失败时账本和分数一并回滚。</w:t>
-      </w:r>
-    </w:p>
-    <w:p>
-      <w:pPr/>
-      <w:r>
-        <w:t>标准命令为npm run check、npm run build、npm test、npm run test:integration及npm run test:performance，通过仓库scripts/npm.ps1执行。测试信誉账本仅在测试库创建并在结束后删除，不进入生产迁移。详细记录见docs/member-c-test-report.md；性能数据只代表本机接口及当前样本规模。</w:t>
-      </w:r>
-    </w:p>
-    <w:p>
-      <w:pPr>
-        <w:pStyle w:val="1"/>
-        <w:pageBreakBefore/>
-      </w:pPr>
-      <w:r>
-        <w:t>十四 B模块接入与后续验收</w:t>
-      </w:r>
-    </w:p>
-    <w:p>
-      <w:pPr/>
-      <w:r>
-        <w:t>C通过server/moderation/credit.ts适配B服务，沿用CreditService.applyEvent方法，参数为当前事务连接及用户、事件、来源和分值。C侧约定导出路径为server/credit/service.ts，事件为REPORT_UPHELD，sourceId为举报ID字符串，delta取CREDIT_RULES.report，当前为负5。新增路径和事件名称待B核对，C不直接修改信誉分。</w:t>
-      </w:r>
-    </w:p>
-    <w:p>
-      <w:pPr/>
-      <w:r>
-        <w:t>B的信誉表须以事件类型、来源ID和用户ID建立唯一约束，重复事件不重复计分，并将分数限制在0至100。服务必须复用调用方连接，不另行提交或释放连接。当前未找到B服务时返回CREDIT_SERVICE_UNAVAILABLE，使成立举报整笔回滚；这项失败保护已经验证，正式信誉接入仍待B实现。</w:t>
-      </w:r>
-    </w:p>
-    <w:p>
-      <w:pPr/>
-      <w:r>
-        <w:t>订单创建须同时检查商品上架、监管冻结标志和双方资格。取消或退款后恢复商品前，B必须重新读取moderation_frozen及卖家状态；冻结时保持不可售，卖家禁用时不能恢复可售，退款未成功前不能释放交易锁。不能仅凭status不为FROZEN判断商品未被冻结。</w:t>
-      </w:r>
-    </w:p>
-    <w:p>
-      <w:pPr/>
-      <w:r>
-        <w:t>双方继续在同一仓库的feature/orders-credit和feature/chat-reports开发。A的PR先经组员复核合入main；一方功能合入后，另一方合并最新main再联调。提前联调可建integration/b-c整合双方分支。公共路由、页面入口、OpenAPI和迁移的合并点已列于docs/handoff/c-to-b.md。</w:t>
-      </w:r>
-    </w:p>
-    <w:p>
-      <w:pPr/>
-      <w:r>
-        <w:t>后续验收需使用B正式信誉服务验证成立举报只扣一次分、异常完整回滚，以及待付款、已付款和退款中的冻结保护；再补C新页面原生截图、真机测试和咨询到交易评价再到举报的全组排练。验收通过后才能将任务C-05与C-07勾选完成，原始需求和设计说明书保持不改。</w:t>
-      </w:r>
-    </w:p>
-    <w:p>
-      <w:pPr>
-        <w:pStyle w:val="1"/>
-        <w:pageBreakBefore/>
-      </w:pPr>
-      <w:r>
-        <w:rPr>
-          <w:rFonts w:ascii="宋体" w:hAnsi="宋体" w:eastAsia="宋体" w:cs="宋体"/>
-          <w:color w:val="000000"/>
-        </w:rPr>
-        <w:t>附录一 A阶段课堂展示与PPT素材索引</w:t>
-      </w:r>
-    </w:p>
-    <w:p>
-      <w:r>
-        <w:rPr>
-          <w:rFonts w:ascii="宋体" w:hAnsi="宋体" w:eastAsia="宋体" w:cs="宋体"/>
-          <w:color w:val="000000"/>
-        </w:rPr>
-        <w:t>建议用6至8分钟展示A的增量，以实际闭环与测试证据为主。下表中的PNG/JPEG均独立保存在ppt-assets，可直接插入PPT；保留原图比例，避免将竖屏截图拉宽。图号与本报告一致。</w:t>
-      </w:r>
-    </w:p>
-    <w:p>
-      <w:pPr>
-        <w:pStyle w:val="af7"/>
-        <w:keepNext/>
-        <w:spacing w:after="80"/>
-        <w:jc w:val="center"/>
-      </w:pPr>
-      <w:r>
-        <w:rPr>
-          <w:rFonts w:ascii="宋体" w:hAnsi="宋体" w:eastAsia="宋体" w:cs="宋体"/>
-          <w:color w:val="000000"/>
-        </w:rPr>
-        <w:t>表3-6 PPT素材与讲解安排</w:t>
-      </w:r>
-    </w:p>
-    <w:tbl>
-      <w:tblPr>
-        <w:tblW w:type="auto" w:w="0"/>
-        <w:jc w:val="center"/>
-        <w:tblLayout w:type="fixed"/>
-        <w:tblLook w:firstColumn="1" w:firstRow="1" w:lastColumn="0" w:lastRow="0" w:noHBand="0" w:noVBand="1" w:val="04A0"/>
-        <w:tblBorders>
-          <w:top w:val="single" w:sz="4" w:color="D9D9D9"/>
-          <w:left w:val="single" w:sz="4" w:color="D9D9D9"/>
-          <w:bottom w:val="single" w:sz="4" w:color="D9D9D9"/>
-          <w:right w:val="single" w:sz="4" w:color="D9D9D9"/>
-          <w:insideH w:val="single" w:sz="4" w:color="D9D9D9"/>
-          <w:insideV w:val="single" w:sz="4" w:color="D9D9D9"/>
-        </w:tblBorders>
-      </w:tblPr>
-      <w:tblGrid>
-        <w:gridCol w:w="907"/>
-        <w:gridCol w:w="3969"/>
-        <w:gridCol w:w="4195"/>
-      </w:tblGrid>
-      <w:tr>
-        <w:trPr>
-          <w:cantSplit/>
-          <w:tblHeader/>
-        </w:trPr>
-        <w:tc>
-          <w:tcPr>
-            <w:tcW w:type="dxa" w:w="907"/>
-            <w:vAlign w:val="center"/>
-            <w:tcMar>
-              <w:top w:w="80" w:type="dxa"/>
-              <w:bottom w:w="80" w:type="dxa"/>
-              <w:left w:w="105" w:type="dxa"/>
-              <w:right w:w="105" w:type="dxa"/>
-            </w:tcMar>
-          </w:tcPr>
-          <w:p>
-            <w:pPr>
-              <w:spacing w:line="300" w:lineRule="auto" w:after="20" w:before="20"/>
-              <w:ind w:firstLine="0"/>
-              <w:jc w:val="center"/>
-            </w:pPr>
-            <w:r>
-              <w:rPr>
-                <w:rFonts w:ascii="宋体" w:hAnsi="宋体" w:eastAsia="宋体" w:cs="宋体"/>
-                <w:b/>
-                <w:color w:val="000000"/>
-                <w:sz w:val="21"/>
-              </w:rPr>
-              <w:t>PPT页</w:t>
-            </w:r>
-          </w:p>
-        </w:tc>
-        <w:tc>
-          <w:tcPr>
-            <w:tcW w:type="dxa" w:w="3969"/>
-            <w:vAlign w:val="center"/>
-            <w:tcMar>
-              <w:top w:w="80" w:type="dxa"/>
-              <w:bottom w:w="80" w:type="dxa"/>
-              <w:left w:w="105" w:type="dxa"/>
-              <w:right w:w="105" w:type="dxa"/>
-            </w:tcMar>
-          </w:tcPr>
-          <w:p>
-            <w:pPr>
-              <w:spacing w:line="300" w:lineRule="auto" w:after="20" w:before="20"/>
-              <w:ind w:firstLine="0"/>
-            </w:pPr>
-            <w:r>
-              <w:rPr>
-                <w:rFonts w:ascii="宋体" w:hAnsi="宋体" w:eastAsia="宋体" w:cs="宋体"/>
-                <w:b/>
-                <w:color w:val="000000"/>
-                <w:sz w:val="21"/>
-              </w:rPr>
-              <w:t>主题与素材</w:t>
-            </w:r>
-          </w:p>
-        </w:tc>
-        <w:tc>
-          <w:tcPr>
-            <w:tcW w:type="dxa" w:w="4195"/>
-            <w:vAlign w:val="center"/>
-            <w:tcMar>
-              <w:top w:w="80" w:type="dxa"/>
-              <w:bottom w:w="80" w:type="dxa"/>
-              <w:left w:w="105" w:type="dxa"/>
-              <w:right w:w="105" w:type="dxa"/>
-            </w:tcMar>
-          </w:tcPr>
-          <w:p>
-            <w:pPr>
-              <w:spacing w:line="300" w:lineRule="auto" w:after="20" w:before="20"/>
-              <w:ind w:firstLine="0"/>
-            </w:pPr>
-            <w:r>
-              <w:rPr>
-                <w:rFonts w:ascii="宋体" w:hAnsi="宋体" w:eastAsia="宋体" w:cs="宋体"/>
-                <w:b/>
-                <w:color w:val="000000"/>
-                <w:sz w:val="21"/>
-              </w:rPr>
-              <w:t>讲解重点</w:t>
-            </w:r>
-          </w:p>
-        </w:tc>
-      </w:tr>
-      <w:tr>
-        <w:trPr>
-          <w:cantSplit/>
-        </w:trPr>
-        <w:tc>
-          <w:tcPr>
-            <w:tcW w:type="dxa" w:w="907"/>
-            <w:vAlign w:val="center"/>
-            <w:tcMar>
-              <w:top w:w="80" w:type="dxa"/>
-              <w:bottom w:w="80" w:type="dxa"/>
-              <w:left w:w="105" w:type="dxa"/>
-              <w:right w:w="105" w:type="dxa"/>
-            </w:tcMar>
-          </w:tcPr>
-          <w:p>
-            <w:pPr>
-              <w:spacing w:line="300" w:lineRule="auto" w:after="20" w:before="20"/>
-              <w:ind w:firstLine="0"/>
-              <w:jc w:val="center"/>
-            </w:pPr>
-            <w:r>
-              <w:rPr>
-                <w:rFonts w:ascii="宋体" w:hAnsi="宋体" w:eastAsia="宋体" w:cs="宋体"/>
-                <w:b w:val="0"/>
-                <w:color w:val="000000"/>
-                <w:sz w:val="21"/>
-              </w:rPr>
-              <w:t>1</w:t>
-            </w:r>
-          </w:p>
-        </w:tc>
-        <w:tc>
-          <w:tcPr>
-            <w:tcW w:type="dxa" w:w="3969"/>
-            <w:vAlign w:val="center"/>
-            <w:tcMar>
-              <w:top w:w="80" w:type="dxa"/>
-              <w:bottom w:w="80" w:type="dxa"/>
-              <w:left w:w="105" w:type="dxa"/>
-              <w:right w:w="105" w:type="dxa"/>
-            </w:tcMar>
-          </w:tcPr>
-          <w:p>
-            <w:pPr>
-              <w:spacing w:line="300" w:lineRule="auto" w:after="20" w:before="20"/>
-              <w:ind w:firstLine="0"/>
-            </w:pPr>
-            <w:r>
-              <w:rPr>
-                <w:rFonts w:ascii="宋体" w:hAnsi="宋体" w:eastAsia="宋体" w:cs="宋体"/>
-                <w:b w:val="0"/>
-                <w:color w:val="000000"/>
-                <w:sz w:val="21"/>
-              </w:rPr>
-              <w:t>实现范围及分工</w:t>
-              <w:br/>
-              <w:t>本报告第一节</w:t>
-            </w:r>
-          </w:p>
-        </w:tc>
-        <w:tc>
-          <w:tcPr>
-            <w:tcW w:type="dxa" w:w="4195"/>
-            <w:vAlign w:val="center"/>
-            <w:tcMar>
-              <w:top w:w="80" w:type="dxa"/>
-              <w:bottom w:w="80" w:type="dxa"/>
-              <w:left w:w="105" w:type="dxa"/>
-              <w:right w:w="105" w:type="dxa"/>
-            </w:tcMar>
-          </w:tcPr>
-          <w:p>
-            <w:pPr>
-              <w:spacing w:line="300" w:lineRule="auto" w:after="20" w:before="20"/>
-              <w:ind w:firstLine="0"/>
-            </w:pPr>
-            <w:r>
-              <w:rPr>
-                <w:rFonts w:ascii="宋体" w:hAnsi="宋体" w:eastAsia="宋体" w:cs="宋体"/>
-                <w:b w:val="0"/>
-                <w:color w:val="000000"/>
-                <w:sz w:val="21"/>
-              </w:rPr>
-              <w:t>先说明A已完成和B/C接入边界</w:t>
-            </w:r>
-          </w:p>
-        </w:tc>
-      </w:tr>
-      <w:tr>
-        <w:trPr>
-          <w:cantSplit/>
-        </w:trPr>
-        <w:tc>
-          <w:tcPr>
-            <w:tcW w:type="dxa" w:w="907"/>
-            <w:vAlign w:val="center"/>
-            <w:tcMar>
-              <w:top w:w="80" w:type="dxa"/>
-              <w:bottom w:w="80" w:type="dxa"/>
-              <w:left w:w="105" w:type="dxa"/>
-              <w:right w:w="105" w:type="dxa"/>
-            </w:tcMar>
-          </w:tcPr>
-          <w:p>
-            <w:pPr>
-              <w:spacing w:line="300" w:lineRule="auto" w:after="20" w:before="20"/>
-              <w:ind w:firstLine="0"/>
-              <w:jc w:val="center"/>
-            </w:pPr>
-            <w:r>
-              <w:rPr>
-                <w:rFonts w:ascii="宋体" w:hAnsi="宋体" w:eastAsia="宋体" w:cs="宋体"/>
-                <w:b w:val="0"/>
-                <w:color w:val="000000"/>
-                <w:sz w:val="21"/>
-              </w:rPr>
-              <w:t>2</w:t>
-            </w:r>
-          </w:p>
-        </w:tc>
-        <w:tc>
-          <w:tcPr>
-            <w:tcW w:type="dxa" w:w="3969"/>
-            <w:vAlign w:val="center"/>
-            <w:tcMar>
-              <w:top w:w="80" w:type="dxa"/>
-              <w:bottom w:w="80" w:type="dxa"/>
-              <w:left w:w="105" w:type="dxa"/>
-              <w:right w:w="105" w:type="dxa"/>
-            </w:tcMar>
-          </w:tcPr>
-          <w:p>
-            <w:pPr>
-              <w:spacing w:line="300" w:lineRule="auto" w:after="20" w:before="20"/>
-              <w:ind w:firstLine="0"/>
-            </w:pPr>
-            <w:r>
-              <w:rPr>
-                <w:rFonts w:ascii="宋体" w:hAnsi="宋体" w:eastAsia="宋体" w:cs="宋体"/>
-                <w:b w:val="0"/>
-                <w:color w:val="000000"/>
-                <w:sz w:val="21"/>
-              </w:rPr>
-              <w:t>05-architecture.png</w:t>
-              <w:br/>
-              <w:t>图3-1</w:t>
-            </w:r>
-          </w:p>
-        </w:tc>
-        <w:tc>
-          <w:tcPr>
-            <w:tcW w:type="dxa" w:w="4195"/>
-            <w:vAlign w:val="center"/>
-            <w:tcMar>
-              <w:top w:w="80" w:type="dxa"/>
-              <w:bottom w:w="80" w:type="dxa"/>
-              <w:left w:w="105" w:type="dxa"/>
-              <w:right w:w="105" w:type="dxa"/>
-            </w:tcMar>
-          </w:tcPr>
-          <w:p>
-            <w:pPr>
-              <w:spacing w:line="300" w:lineRule="auto" w:after="20" w:before="20"/>
-              <w:ind w:firstLine="0"/>
-            </w:pPr>
-            <w:r>
-              <w:rPr>
-                <w:rFonts w:ascii="宋体" w:hAnsi="宋体" w:eastAsia="宋体" w:cs="宋体"/>
-                <w:b w:val="0"/>
-                <w:color w:val="000000"/>
-                <w:sz w:val="21"/>
-              </w:rPr>
-              <w:t>页面展示，Service管规则，Repository持久化</w:t>
-            </w:r>
-          </w:p>
-        </w:tc>
-      </w:tr>
-      <w:tr>
-        <w:trPr>
-          <w:cantSplit/>
-        </w:trPr>
-        <w:tc>
-          <w:tcPr>
-            <w:tcW w:type="dxa" w:w="907"/>
-            <w:vAlign w:val="center"/>
-            <w:tcMar>
-              <w:top w:w="80" w:type="dxa"/>
-              <w:bottom w:w="80" w:type="dxa"/>
-              <w:left w:w="105" w:type="dxa"/>
-              <w:right w:w="105" w:type="dxa"/>
-            </w:tcMar>
-          </w:tcPr>
-          <w:p>
-            <w:pPr>
-              <w:spacing w:line="300" w:lineRule="auto" w:after="20" w:before="20"/>
-              <w:ind w:firstLine="0"/>
-              <w:jc w:val="center"/>
-            </w:pPr>
-            <w:r>
-              <w:rPr>
-                <w:rFonts w:ascii="宋体" w:hAnsi="宋体" w:eastAsia="宋体" w:cs="宋体"/>
-                <w:b w:val="0"/>
-                <w:color w:val="000000"/>
-                <w:sz w:val="21"/>
-              </w:rPr>
-              <w:t>3</w:t>
-            </w:r>
-          </w:p>
-        </w:tc>
-        <w:tc>
-          <w:tcPr>
-            <w:tcW w:type="dxa" w:w="3969"/>
-            <w:vAlign w:val="center"/>
-            <w:tcMar>
-              <w:top w:w="80" w:type="dxa"/>
-              <w:bottom w:w="80" w:type="dxa"/>
-              <w:left w:w="105" w:type="dxa"/>
-              <w:right w:w="105" w:type="dxa"/>
-            </w:tcMar>
-          </w:tcPr>
-          <w:p>
-            <w:pPr>
-              <w:spacing w:line="300" w:lineRule="auto" w:after="20" w:before="20"/>
-              <w:ind w:firstLine="0"/>
-            </w:pPr>
-            <w:r>
-              <w:rPr>
-                <w:rFonts w:ascii="宋体" w:hAnsi="宋体" w:eastAsia="宋体" w:cs="宋体"/>
-                <w:b w:val="0"/>
-                <w:color w:val="000000"/>
-                <w:sz w:val="21"/>
-              </w:rPr>
-              <w:t>06-certification-flow.png</w:t>
-              <w:br/>
-              <w:t>图3-2</w:t>
-            </w:r>
-          </w:p>
-        </w:tc>
-        <w:tc>
-          <w:tcPr>
-            <w:tcW w:type="dxa" w:w="4195"/>
-            <w:vAlign w:val="center"/>
-            <w:tcMar>
-              <w:top w:w="80" w:type="dxa"/>
-              <w:bottom w:w="80" w:type="dxa"/>
-              <w:left w:w="105" w:type="dxa"/>
-              <w:right w:w="105" w:type="dxa"/>
-            </w:tcMar>
-          </w:tcPr>
-          <w:p>
-            <w:pPr>
-              <w:spacing w:line="300" w:lineRule="auto" w:after="20" w:before="20"/>
-              <w:ind w:firstLine="0"/>
-            </w:pPr>
-            <w:r>
-              <w:rPr>
-                <w:rFonts w:ascii="宋体" w:hAnsi="宋体" w:eastAsia="宋体" w:cs="宋体"/>
-                <w:b w:val="0"/>
-                <w:color w:val="000000"/>
-                <w:sz w:val="21"/>
-              </w:rPr>
-              <w:t>学籍演示、人工审核、版本与脱敏</w:t>
-            </w:r>
-          </w:p>
-        </w:tc>
-      </w:tr>
-      <w:tr>
-        <w:trPr>
-          <w:cantSplit/>
-        </w:trPr>
-        <w:tc>
-          <w:tcPr>
-            <w:tcW w:type="dxa" w:w="907"/>
-            <w:vAlign w:val="center"/>
-            <w:tcMar>
-              <w:top w:w="80" w:type="dxa"/>
-              <w:bottom w:w="80" w:type="dxa"/>
-              <w:left w:w="105" w:type="dxa"/>
-              <w:right w:w="105" w:type="dxa"/>
-            </w:tcMar>
-          </w:tcPr>
-          <w:p>
-            <w:pPr>
-              <w:spacing w:line="300" w:lineRule="auto" w:after="20" w:before="20"/>
-              <w:ind w:firstLine="0"/>
-              <w:jc w:val="center"/>
-            </w:pPr>
-            <w:r>
-              <w:rPr>
-                <w:rFonts w:ascii="宋体" w:hAnsi="宋体" w:eastAsia="宋体" w:cs="宋体"/>
-                <w:b w:val="0"/>
-                <w:color w:val="000000"/>
-                <w:sz w:val="21"/>
-              </w:rPr>
-              <w:t>4</w:t>
-            </w:r>
-          </w:p>
-        </w:tc>
-        <w:tc>
-          <w:tcPr>
-            <w:tcW w:type="dxa" w:w="3969"/>
-            <w:vAlign w:val="center"/>
-            <w:tcMar>
-              <w:top w:w="80" w:type="dxa"/>
-              <w:bottom w:w="80" w:type="dxa"/>
-              <w:left w:w="105" w:type="dxa"/>
-              <w:right w:w="105" w:type="dxa"/>
-            </w:tcMar>
-          </w:tcPr>
-          <w:p>
-            <w:pPr>
-              <w:spacing w:line="300" w:lineRule="auto" w:after="20" w:before="20"/>
-              <w:ind w:firstLine="0"/>
-            </w:pPr>
-            <w:r>
-              <w:rPr>
-                <w:rFonts w:ascii="宋体" w:hAnsi="宋体" w:eastAsia="宋体" w:cs="宋体"/>
-                <w:b w:val="0"/>
-                <w:color w:val="000000"/>
-                <w:sz w:val="21"/>
-              </w:rPr>
-              <w:t>03-publish.png、04-review.png</w:t>
-              <w:br/>
-              <w:t>图3-3</w:t>
-            </w:r>
-          </w:p>
-        </w:tc>
-        <w:tc>
-          <w:tcPr>
-            <w:tcW w:type="dxa" w:w="4195"/>
-            <w:vAlign w:val="center"/>
-            <w:tcMar>
-              <w:top w:w="80" w:type="dxa"/>
-              <w:bottom w:w="80" w:type="dxa"/>
-              <w:left w:w="105" w:type="dxa"/>
-              <w:right w:w="105" w:type="dxa"/>
-            </w:tcMar>
-          </w:tcPr>
-          <w:p>
-            <w:pPr>
-              <w:spacing w:line="300" w:lineRule="auto" w:after="20" w:before="20"/>
-              <w:ind w:firstLine="0"/>
-            </w:pPr>
-            <w:r>
-              <w:rPr>
-                <w:rFonts w:ascii="宋体" w:hAnsi="宋体" w:eastAsia="宋体" w:cs="宋体"/>
-                <w:b w:val="0"/>
-                <w:color w:val="000000"/>
-                <w:sz w:val="21"/>
-              </w:rPr>
-              <w:t>发布待审、审核上架、编辑重审</w:t>
-            </w:r>
-          </w:p>
-        </w:tc>
-      </w:tr>
-      <w:tr>
-        <w:trPr>
-          <w:cantSplit/>
-        </w:trPr>
-        <w:tc>
-          <w:tcPr>
-            <w:tcW w:type="dxa" w:w="907"/>
-            <w:vAlign w:val="center"/>
-            <w:tcMar>
-              <w:top w:w="80" w:type="dxa"/>
-              <w:bottom w:w="80" w:type="dxa"/>
-              <w:left w:w="105" w:type="dxa"/>
-              <w:right w:w="105" w:type="dxa"/>
-            </w:tcMar>
-          </w:tcPr>
-          <w:p>
-            <w:pPr>
-              <w:spacing w:line="300" w:lineRule="auto" w:after="20" w:before="20"/>
-              <w:ind w:firstLine="0"/>
-              <w:jc w:val="center"/>
-            </w:pPr>
-            <w:r>
-              <w:rPr>
-                <w:rFonts w:ascii="宋体" w:hAnsi="宋体" w:eastAsia="宋体" w:cs="宋体"/>
-                <w:b w:val="0"/>
-                <w:color w:val="000000"/>
-                <w:sz w:val="21"/>
-              </w:rPr>
-              <w:t>5</w:t>
-            </w:r>
-          </w:p>
-        </w:tc>
-        <w:tc>
-          <w:tcPr>
-            <w:tcW w:type="dxa" w:w="3969"/>
-            <w:vAlign w:val="center"/>
-            <w:tcMar>
-              <w:top w:w="80" w:type="dxa"/>
-              <w:bottom w:w="80" w:type="dxa"/>
-              <w:left w:w="105" w:type="dxa"/>
-              <w:right w:w="105" w:type="dxa"/>
-            </w:tcMar>
-          </w:tcPr>
-          <w:p>
-            <w:pPr>
-              <w:spacing w:line="300" w:lineRule="auto" w:after="20" w:before="20"/>
-              <w:ind w:firstLine="0"/>
-            </w:pPr>
-            <w:r>
-              <w:rPr>
-                <w:rFonts w:ascii="宋体" w:hAnsi="宋体" w:eastAsia="宋体" w:cs="宋体"/>
-                <w:b w:val="0"/>
-                <w:color w:val="000000"/>
-                <w:sz w:val="21"/>
-              </w:rPr>
-              <w:t>01-home.jpg、02-detail.png</w:t>
-              <w:br/>
-              <w:t>图3-4</w:t>
-            </w:r>
-          </w:p>
-        </w:tc>
-        <w:tc>
-          <w:tcPr>
-            <w:tcW w:type="dxa" w:w="4195"/>
-            <w:vAlign w:val="center"/>
-            <w:tcMar>
-              <w:top w:w="80" w:type="dxa"/>
-              <w:bottom w:w="80" w:type="dxa"/>
-              <w:left w:w="105" w:type="dxa"/>
-              <w:right w:w="105" w:type="dxa"/>
-            </w:tcMar>
-          </w:tcPr>
-          <w:p>
-            <w:pPr>
-              <w:spacing w:line="300" w:lineRule="auto" w:after="20" w:before="20"/>
-              <w:ind w:firstLine="0"/>
-            </w:pPr>
-            <w:r>
-              <w:rPr>
-                <w:rFonts w:ascii="宋体" w:hAnsi="宋体" w:eastAsia="宋体" w:cs="宋体"/>
-                <w:b w:val="0"/>
-                <w:color w:val="000000"/>
-                <w:sz w:val="21"/>
-              </w:rPr>
-              <w:t>真实筛选、摄影样图、价格成色与卖家脱敏</w:t>
-            </w:r>
-          </w:p>
-        </w:tc>
-      </w:tr>
-      <w:tr>
-        <w:trPr>
-          <w:cantSplit/>
-        </w:trPr>
-        <w:tc>
-          <w:tcPr>
-            <w:tcW w:type="dxa" w:w="907"/>
-            <w:vAlign w:val="center"/>
-            <w:tcMar>
-              <w:top w:w="80" w:type="dxa"/>
-              <w:bottom w:w="80" w:type="dxa"/>
-              <w:left w:w="105" w:type="dxa"/>
-              <w:right w:w="105" w:type="dxa"/>
-            </w:tcMar>
-          </w:tcPr>
-          <w:p>
-            <w:pPr>
-              <w:spacing w:line="300" w:lineRule="auto" w:after="20" w:before="20"/>
-              <w:ind w:firstLine="0"/>
-              <w:jc w:val="center"/>
-            </w:pPr>
-            <w:r>
-              <w:rPr>
-                <w:rFonts w:ascii="宋体" w:hAnsi="宋体" w:eastAsia="宋体" w:cs="宋体"/>
-                <w:b w:val="0"/>
-                <w:color w:val="000000"/>
-                <w:sz w:val="21"/>
-              </w:rPr>
-              <w:t>6</w:t>
-            </w:r>
-          </w:p>
-        </w:tc>
-        <w:tc>
-          <w:tcPr>
-            <w:tcW w:type="dxa" w:w="3969"/>
-            <w:vAlign w:val="center"/>
-            <w:tcMar>
-              <w:top w:w="80" w:type="dxa"/>
-              <w:bottom w:w="80" w:type="dxa"/>
-              <w:left w:w="105" w:type="dxa"/>
-              <w:right w:w="105" w:type="dxa"/>
-            </w:tcMar>
-          </w:tcPr>
-          <w:p>
-            <w:pPr>
-              <w:spacing w:line="300" w:lineRule="auto" w:after="20" w:before="20"/>
-              <w:ind w:firstLine="0"/>
-            </w:pPr>
-            <w:r>
-              <w:rPr>
-                <w:rFonts w:ascii="宋体" w:hAnsi="宋体" w:eastAsia="宋体" w:cs="宋体"/>
-                <w:b w:val="0"/>
-                <w:color w:val="000000"/>
-                <w:sz w:val="21"/>
-              </w:rPr>
-              <w:t>本报告测试结果表</w:t>
-              <w:br/>
-              <w:t>docs/test-report.md</w:t>
-            </w:r>
-          </w:p>
-        </w:tc>
-        <w:tc>
-          <w:tcPr>
-            <w:tcW w:type="dxa" w:w="4195"/>
-            <w:vAlign w:val="center"/>
-            <w:tcMar>
-              <w:top w:w="80" w:type="dxa"/>
-              <w:bottom w:w="80" w:type="dxa"/>
-              <w:left w:w="105" w:type="dxa"/>
-              <w:right w:w="105" w:type="dxa"/>
-            </w:tcMar>
-          </w:tcPr>
-          <w:p>
-            <w:pPr>
-              <w:spacing w:line="300" w:lineRule="auto" w:after="20" w:before="20"/>
-              <w:ind w:firstLine="0"/>
-            </w:pPr>
-            <w:r>
-              <w:rPr>
-                <w:rFonts w:ascii="宋体" w:hAnsi="宋体" w:eastAsia="宋体" w:cs="宋体"/>
-                <w:b w:val="0"/>
-                <w:color w:val="000000"/>
-                <w:sz w:val="21"/>
-              </w:rPr>
-              <w:t>13项、9组、十步；100并发p95及其范围</w:t>
+              <w:t>说明分层、参数配置和信誉监管</w:t>
             </w:r>
           </w:p>
         </w:tc>
@@ -6614,464 +4973,21 @@
     </w:tbl>
     <w:p>
       <w:pPr>
-        <w:spacing w:after="20" w:line="240" w:lineRule="auto" w:before="0"/>
+        <w:spacing w:line="240" w:lineRule="auto" w:after="60"/>
         <w:ind w:firstLine="0"/>
       </w:pPr>
       <w:r>
         <w:rPr>
-          <w:rFonts w:ascii="宋体" w:hAnsi="宋体" w:eastAsia="宋体" w:cs="宋体"/>
           <w:sz w:val="4"/>
-          <w:color w:val="000000"/>
         </w:rPr>
       </w:r>
     </w:p>
     <w:p>
-      <w:r>
-        <w:rPr>
-          <w:rFonts w:ascii="宋体" w:hAnsi="宋体" w:eastAsia="宋体" w:cs="宋体"/>
-          <w:color w:val="000000"/>
-        </w:rPr>
-        <w:t>演示口径示例：我们先把公共工程、认证和商品流程做成可独立运行的增量。客户端只提交业务动作，后端统一检查角色、所有权、状态和版本。身份字段加密保存并脱敏返回；重复发布在事务内锁定卖家进行检查。当前测试和原生流程已通过，订单与监管扩展按冻结接口交给另外两位成员。</w:t>
-      </w:r>
-    </w:p>
-    <w:p>
-      <w:r>
-        <w:rPr>
-          <w:rFonts w:ascii="宋体" w:hAnsi="宋体" w:eastAsia="宋体" w:cs="宋体"/>
-          <w:color w:val="000000"/>
-        </w:rPr>
-        <w:t>截图来源说明：首页与摄影详情来自恢复后的演示库；发布与审核截图来自真实模拟器隔离测试库，标题含自动化验收标记，图片为确定的虚构测试封面。两类截图均是实际运行结果。素材目录附逐图来源、验证时间和可讲述结论，不能把演示样图说成真实在售实物。</w:t>
-      </w:r>
-    </w:p>
-    <w:p>
-      <w:r>
-        <w:rPr>
-          <w:rFonts w:ascii="宋体" w:hAnsi="宋体" w:eastAsia="宋体" w:cs="宋体"/>
-          <w:color w:val="000000"/>
-        </w:rPr>
-        <w:t>依据：原需求分析、设计说明书，以及仓库实现、接口、测试和截图。代码基线c16e38e，本次补充报告和素材。原始交接DOCX保持原样。</w:t>
-      </w:r>
-    </w:p>
-    <w:p>
       <w:pPr>
-        <w:pStyle w:val="1"/>
-        <w:pageBreakBefore/>
+        <w:keepLines/>
       </w:pPr>
       <w:r>
-        <w:t>附录二 C模块课堂展示与素材索引</w:t>
-      </w:r>
-    </w:p>
-    <w:p>
-      <w:pPr/>
-      <w:r>
-        <w:t>C部分建议讲解4至5分钟，先展示咨询、收藏和举报的真实接口与页面入口，再说明监管事务和B接入边界。图3-5与图3-6按代码绘制，可直接用于PPT；新增页面原生截图待人工验收后补入，不以说明图代替页面截图。</w:t>
-      </w:r>
-    </w:p>
-    <w:p>
-      <w:pPr>
-        <w:pStyle w:val="af7"/>
-        <w:keepNext/>
-      </w:pPr>
-      <w:r>
-        <w:t>表3-10 C模块展示安排</w:t>
-      </w:r>
-    </w:p>
-    <w:tbl>
-      <w:tblPr>
-        <w:tblW w:type="auto" w:w="0"/>
-        <w:jc w:val="center"/>
-        <w:tblLayout w:type="fixed"/>
-        <w:tblLook w:firstColumn="1" w:firstRow="1" w:lastColumn="0" w:lastRow="0" w:noHBand="0" w:noVBand="1" w:val="04A0"/>
-        <w:tblBorders>
-          <w:top w:val="single" w:sz="4" w:color="D9D9D9"/>
-          <w:left w:val="single" w:sz="4" w:color="D9D9D9"/>
-          <w:bottom w:val="single" w:sz="4" w:color="D9D9D9"/>
-          <w:right w:val="single" w:sz="4" w:color="D9D9D9"/>
-          <w:insideH w:val="single" w:sz="4" w:color="D9D9D9"/>
-          <w:insideV w:val="single" w:sz="4" w:color="D9D9D9"/>
-        </w:tblBorders>
-        <w:tblCellMar>
-          <w:top w:w="90" w:type="dxa"/>
-          <w:bottom w:w="90" w:type="dxa"/>
-          <w:left w:w="90" w:type="dxa"/>
-          <w:right w:w="90" w:type="dxa"/>
-        </w:tblCellMar>
-      </w:tblPr>
-      <w:tblGrid>
-        <w:gridCol w:w="1984"/>
-        <w:gridCol w:w="3175"/>
-        <w:gridCol w:w="3912"/>
-      </w:tblGrid>
-      <w:tr>
-        <w:trPr>
-          <w:cantSplit/>
-          <w:tblHeader/>
-        </w:trPr>
-        <w:tc>
-          <w:tcPr>
-            <w:tcW w:type="dxa" w:w="1984"/>
-            <w:vAlign w:val="center"/>
-            <w:shd w:fill="F2F2F2"/>
-          </w:tcPr>
-          <w:p>
-            <w:pPr>
-              <w:spacing w:line="288" w:lineRule="auto" w:after="40" w:before="40"/>
-              <w:ind w:firstLine="0"/>
-              <w:jc w:val="center"/>
-            </w:pPr>
-            <w:r>
-              <w:rPr>
-                <w:rFonts w:ascii="宋体" w:hAnsi="宋体" w:eastAsia="宋体"/>
-                <w:b/>
-                <w:color w:val="000000"/>
-                <w:sz w:val="21"/>
-              </w:rPr>
-              <w:t>展示主题</w:t>
-            </w:r>
-          </w:p>
-        </w:tc>
-        <w:tc>
-          <w:tcPr>
-            <w:tcW w:type="dxa" w:w="3175"/>
-            <w:vAlign w:val="center"/>
-            <w:shd w:fill="F2F2F2"/>
-          </w:tcPr>
-          <w:p>
-            <w:pPr>
-              <w:spacing w:line="288" w:lineRule="auto" w:after="40" w:before="40"/>
-              <w:ind w:firstLine="0"/>
-              <w:jc w:val="center"/>
-            </w:pPr>
-            <w:r>
-              <w:rPr>
-                <w:rFonts w:ascii="宋体" w:hAnsi="宋体" w:eastAsia="宋体"/>
-                <w:b/>
-                <w:color w:val="000000"/>
-                <w:sz w:val="21"/>
-              </w:rPr>
-              <w:t>素材或操作入口</w:t>
-            </w:r>
-          </w:p>
-        </w:tc>
-        <w:tc>
-          <w:tcPr>
-            <w:tcW w:type="dxa" w:w="3912"/>
-            <w:vAlign w:val="center"/>
-            <w:shd w:fill="F2F2F2"/>
-          </w:tcPr>
-          <w:p>
-            <w:pPr>
-              <w:spacing w:line="288" w:lineRule="auto" w:after="40" w:before="40"/>
-              <w:ind w:firstLine="0"/>
-              <w:jc w:val="center"/>
-            </w:pPr>
-            <w:r>
-              <w:rPr>
-                <w:rFonts w:ascii="宋体" w:hAnsi="宋体" w:eastAsia="宋体"/>
-                <w:b/>
-                <w:color w:val="000000"/>
-                <w:sz w:val="21"/>
-              </w:rPr>
-              <w:t>建议讲解内容</w:t>
-            </w:r>
-          </w:p>
-        </w:tc>
-      </w:tr>
-      <w:tr>
-        <w:trPr>
-          <w:cantSplit/>
-        </w:trPr>
-        <w:tc>
-          <w:tcPr>
-            <w:tcW w:type="dxa" w:w="1984"/>
-            <w:vAlign w:val="center"/>
-          </w:tcPr>
-          <w:p>
-            <w:pPr>
-              <w:spacing w:line="288" w:lineRule="auto" w:after="40" w:before="40"/>
-              <w:ind w:firstLine="0"/>
-              <w:jc w:val="center"/>
-            </w:pPr>
-            <w:r>
-              <w:rPr>
-                <w:rFonts w:ascii="宋体" w:hAnsi="宋体" w:eastAsia="宋体"/>
-                <w:b w:val="0"/>
-                <w:color w:val="000000"/>
-                <w:sz w:val="21"/>
-              </w:rPr>
-              <w:t>咨询与消息留存</w:t>
-            </w:r>
-          </w:p>
-        </w:tc>
-        <w:tc>
-          <w:tcPr>
-            <w:tcW w:type="dxa" w:w="3175"/>
-            <w:vAlign w:val="center"/>
-          </w:tcPr>
-          <w:p>
-            <w:pPr>
-              <w:spacing w:line="288" w:lineRule="auto" w:after="40" w:before="40"/>
-              <w:ind w:firstLine="0"/>
-              <w:jc w:val="left"/>
-            </w:pPr>
-            <w:r>
-              <w:rPr>
-                <w:rFonts w:ascii="宋体" w:hAnsi="宋体" w:eastAsia="宋体"/>
-                <w:b w:val="0"/>
-                <w:color w:val="000000"/>
-                <w:sz w:val="21"/>
-              </w:rPr>
-              <w:t>07-c-chat-flow.png 以及我的咨询</w:t>
-            </w:r>
-          </w:p>
-        </w:tc>
-        <w:tc>
-          <w:tcPr>
-            <w:tcW w:type="dxa" w:w="3912"/>
-            <w:vAlign w:val="center"/>
-          </w:tcPr>
-          <w:p>
-            <w:pPr>
-              <w:spacing w:line="288" w:lineRule="auto" w:after="40" w:before="40"/>
-              <w:ind w:firstLine="0"/>
-              <w:jc w:val="left"/>
-            </w:pPr>
-            <w:r>
-              <w:rPr>
-                <w:rFonts w:ascii="宋体" w:hAnsi="宋体" w:eastAsia="宋体"/>
-                <w:b w:val="0"/>
-                <w:color w:val="000000"/>
-                <w:sz w:val="21"/>
-              </w:rPr>
-              <w:t>参与者隔离、消息幂等、3秒轮询和退出停止</w:t>
-            </w:r>
-          </w:p>
-        </w:tc>
-      </w:tr>
-      <w:tr>
-        <w:trPr>
-          <w:cantSplit/>
-        </w:trPr>
-        <w:tc>
-          <w:tcPr>
-            <w:tcW w:type="dxa" w:w="1984"/>
-            <w:vAlign w:val="center"/>
-          </w:tcPr>
-          <w:p>
-            <w:pPr>
-              <w:spacing w:line="288" w:lineRule="auto" w:after="40" w:before="40"/>
-              <w:ind w:firstLine="0"/>
-              <w:jc w:val="center"/>
-            </w:pPr>
-            <w:r>
-              <w:rPr>
-                <w:rFonts w:ascii="宋体" w:hAnsi="宋体" w:eastAsia="宋体"/>
-                <w:b w:val="0"/>
-                <w:color w:val="000000"/>
-                <w:sz w:val="21"/>
-              </w:rPr>
-              <w:t>收藏与举报</w:t>
-            </w:r>
-          </w:p>
-        </w:tc>
-        <w:tc>
-          <w:tcPr>
-            <w:tcW w:type="dxa" w:w="3175"/>
-            <w:vAlign w:val="center"/>
-          </w:tcPr>
-          <w:p>
-            <w:pPr>
-              <w:spacing w:line="288" w:lineRule="auto" w:after="40" w:before="40"/>
-              <w:ind w:firstLine="0"/>
-              <w:jc w:val="left"/>
-            </w:pPr>
-            <w:r>
-              <w:rPr>
-                <w:rFonts w:ascii="宋体" w:hAnsi="宋体" w:eastAsia="宋体"/>
-                <w:b w:val="0"/>
-                <w:color w:val="000000"/>
-                <w:sz w:val="21"/>
-              </w:rPr>
-              <w:t>商品详情与我的互动</w:t>
-            </w:r>
-          </w:p>
-        </w:tc>
-        <w:tc>
-          <w:tcPr>
-            <w:tcW w:type="dxa" w:w="3912"/>
-            <w:vAlign w:val="center"/>
-          </w:tcPr>
-          <w:p>
-            <w:pPr>
-              <w:spacing w:line="288" w:lineRule="auto" w:after="40" w:before="40"/>
-              <w:ind w:firstLine="0"/>
-              <w:jc w:val="left"/>
-            </w:pPr>
-            <w:r>
-              <w:rPr>
-                <w:rFonts w:ascii="宋体" w:hAnsi="宋体" w:eastAsia="宋体"/>
-                <w:b w:val="0"/>
-                <w:color w:val="000000"/>
-                <w:sz w:val="21"/>
-              </w:rPr>
-              <w:t>收藏失效标记、本人举报和处理结果</w:t>
-            </w:r>
-          </w:p>
-        </w:tc>
-      </w:tr>
-      <w:tr>
-        <w:trPr>
-          <w:cantSplit/>
-        </w:trPr>
-        <w:tc>
-          <w:tcPr>
-            <w:tcW w:type="dxa" w:w="1984"/>
-            <w:vAlign w:val="center"/>
-          </w:tcPr>
-          <w:p>
-            <w:pPr>
-              <w:spacing w:line="288" w:lineRule="auto" w:after="40" w:before="40"/>
-              <w:ind w:firstLine="0"/>
-              <w:jc w:val="center"/>
-            </w:pPr>
-            <w:r>
-              <w:rPr>
-                <w:rFonts w:ascii="宋体" w:hAnsi="宋体" w:eastAsia="宋体"/>
-                <w:b w:val="0"/>
-                <w:color w:val="000000"/>
-                <w:sz w:val="21"/>
-              </w:rPr>
-              <w:t>举报与监管事务</w:t>
-            </w:r>
-          </w:p>
-        </w:tc>
-        <w:tc>
-          <w:tcPr>
-            <w:tcW w:type="dxa" w:w="3175"/>
-            <w:vAlign w:val="center"/>
-          </w:tcPr>
-          <w:p>
-            <w:pPr>
-              <w:spacing w:line="288" w:lineRule="auto" w:after="40" w:before="40"/>
-              <w:ind w:firstLine="0"/>
-              <w:jc w:val="left"/>
-            </w:pPr>
-            <w:r>
-              <w:rPr>
-                <w:rFonts w:ascii="宋体" w:hAnsi="宋体" w:eastAsia="宋体"/>
-                <w:b w:val="0"/>
-                <w:color w:val="000000"/>
-                <w:sz w:val="21"/>
-              </w:rPr>
-              <w:t>08-c-report-flow.png 以及监管工作台</w:t>
-            </w:r>
-          </w:p>
-        </w:tc>
-        <w:tc>
-          <w:tcPr>
-            <w:tcW w:type="dxa" w:w="3912"/>
-            <w:vAlign w:val="center"/>
-          </w:tcPr>
-          <w:p>
-            <w:pPr>
-              <w:spacing w:line="288" w:lineRule="auto" w:after="40" w:before="40"/>
-              <w:ind w:firstLine="0"/>
-              <w:jc w:val="left"/>
-            </w:pPr>
-            <w:r>
-              <w:rPr>
-                <w:rFonts w:ascii="宋体" w:hAnsi="宋体" w:eastAsia="宋体"/>
-                <w:b w:val="0"/>
-                <w:color w:val="000000"/>
-                <w:sz w:val="21"/>
-              </w:rPr>
-              <w:t>相关凭证授权、冻结保护、重复处理和失败回滚</w:t>
-            </w:r>
-          </w:p>
-        </w:tc>
-      </w:tr>
-      <w:tr>
-        <w:trPr>
-          <w:cantSplit/>
-        </w:trPr>
-        <w:tc>
-          <w:tcPr>
-            <w:tcW w:type="dxa" w:w="1984"/>
-            <w:vAlign w:val="center"/>
-          </w:tcPr>
-          <w:p>
-            <w:pPr>
-              <w:spacing w:line="288" w:lineRule="auto" w:after="40" w:before="40"/>
-              <w:ind w:firstLine="0"/>
-              <w:jc w:val="center"/>
-            </w:pPr>
-            <w:r>
-              <w:rPr>
-                <w:rFonts w:ascii="宋体" w:hAnsi="宋体" w:eastAsia="宋体"/>
-                <w:b w:val="0"/>
-                <w:color w:val="000000"/>
-                <w:sz w:val="21"/>
-              </w:rPr>
-              <w:t>验证与B交接</w:t>
-            </w:r>
-          </w:p>
-        </w:tc>
-        <w:tc>
-          <w:tcPr>
-            <w:tcW w:type="dxa" w:w="3175"/>
-            <w:vAlign w:val="center"/>
-          </w:tcPr>
-          <w:p>
-            <w:pPr>
-              <w:spacing w:line="288" w:lineRule="auto" w:after="40" w:before="40"/>
-              <w:ind w:firstLine="0"/>
-              <w:jc w:val="left"/>
-            </w:pPr>
-            <w:r>
-              <w:rPr>
-                <w:rFonts w:ascii="宋体" w:hAnsi="宋体" w:eastAsia="宋体"/>
-                <w:b w:val="0"/>
-                <w:color w:val="000000"/>
-                <w:sz w:val="21"/>
-              </w:rPr>
-              <w:t>表3-9 与c-to-b.md</w:t>
-            </w:r>
-          </w:p>
-        </w:tc>
-        <w:tc>
-          <w:tcPr>
-            <w:tcW w:type="dxa" w:w="3912"/>
-            <w:vAlign w:val="center"/>
-          </w:tcPr>
-          <w:p>
-            <w:pPr>
-              <w:spacing w:line="288" w:lineRule="auto" w:after="40" w:before="40"/>
-              <w:ind w:firstLine="0"/>
-              <w:jc w:val="left"/>
-            </w:pPr>
-            <w:r>
-              <w:rPr>
-                <w:rFonts w:ascii="宋体" w:hAnsi="宋体" w:eastAsia="宋体"/>
-                <w:b w:val="0"/>
-                <w:color w:val="000000"/>
-                <w:sz w:val="21"/>
-              </w:rPr>
-              <w:t>20项、20组；正式信誉与订单冻结保护待联调</w:t>
-            </w:r>
-          </w:p>
-        </w:tc>
-      </w:tr>
-    </w:tbl>
-    <w:p>
-      <w:pPr/>
-      <w:r>
-        <w:t>演示口径示例：我们在A的工程上补齐站内咨询、收藏和举报监管。会话按参与者隔离，重试消息依靠唯一键保留一次。成立举报、违规处置和信誉事件共用事务，异常全部回滚；冻结标志独立于订单锁。当前C自动化验证已通过，B正式信誉接入和新页面原生验收仍待完成。</w:t>
-      </w:r>
-    </w:p>
-    <w:p>
-      <w:pPr/>
-      <w:r>
-        <w:t>素材来源：07与08依据C代码提交6112353生成，验证日期为2026年10月29日；不包含用户真实身份、令牌或密码。01至06仍为A阶段的原截图和说明图，其来源、哈希及验收日期保留。新增素材登记于ppt-assets/provenance.json，便于后续全组报告合并。</w:t>
+        <w:t>图像文件可直接用于课堂PPT，保持原比例，不裁掉状态栏、状态文字或敏感字段说明。素材来源说明见 `ppt-assets/README.md` 与 `ppt-assets/provenance.json`；项目商品摄影许可说明见 `assets/demo-products/README.md`。</w:t>
       </w:r>
     </w:p>
     <w:sectPr>
@@ -7115,13 +5031,13 @@
 <w:ftr xmlns:m="http://schemas.openxmlformats.org/officeDocument/2006/math" xmlns:mc="http://schemas.openxmlformats.org/markup-compatibility/2006" xmlns:mo="http://schemas.microsoft.com/office/mac/office/2008/main" xmlns:mv="urn:schemas-microsoft-com:mac:vml" xmlns:o="urn:schemas-microsoft-com:office:office" xmlns:r="http://schemas.openxmlformats.org/officeDocument/2006/relationships" xmlns:v="urn:schemas-microsoft-com:vml" xmlns:w10="urn:schemas-microsoft-com:office:word" xmlns:w14="http://schemas.microsoft.com/office/word/2010/wordml" xmlns:w="http://schemas.openxmlformats.org/wordprocessingml/2006/main" xmlns:wne="http://schemas.microsoft.com/office/word/2006/wordml" xmlns:wp14="http://schemas.microsoft.com/office/word/2010/wordprocessingDrawing" xmlns:wp="http://schemas.openxmlformats.org/drawingml/2006/wordprocessingDrawing" xmlns:wpc="http://schemas.microsoft.com/office/word/2010/wordprocessingCanvas" xmlns:wpg="http://schemas.microsoft.com/office/word/2010/wordprocessingGroup" xmlns:wpi="http://schemas.microsoft.com/office/word/2010/wordprocessingInk" xmlns:wps="http://schemas.microsoft.com/office/word/2010/wordprocessingShape" mc:Ignorable="w14 wp14">
   <w:p>
     <w:pPr>
-      <w:spacing w:line="264" w:lineRule="auto" w:after="0"/>
+      <w:spacing w:line="240" w:lineRule="auto" w:after="0"/>
       <w:ind w:firstLine="0"/>
       <w:jc w:val="center"/>
     </w:pPr>
     <w:r>
       <w:rPr>
-        <w:rFonts w:ascii="宋体" w:hAnsi="宋体" w:eastAsia="宋体" w:cs="宋体"/>
+        <w:rFonts w:ascii="宋体" w:hAnsi="宋体"/>
         <w:color w:val="000000"/>
         <w:sz w:val="18"/>
       </w:rPr>
@@ -7130,7 +5046,7 @@
     <w:fldSimple w:instr="PAGE"/>
     <w:r>
       <w:rPr>
-        <w:rFonts w:ascii="宋体" w:hAnsi="宋体" w:eastAsia="宋体" w:cs="宋体"/>
+        <w:rFonts w:ascii="宋体" w:hAnsi="宋体"/>
         <w:color w:val="000000"/>
         <w:sz w:val="18"/>
       </w:rPr>
@@ -7169,17 +5085,17 @@
 <w:hdr xmlns:m="http://schemas.openxmlformats.org/officeDocument/2006/math" xmlns:mc="http://schemas.openxmlformats.org/markup-compatibility/2006" xmlns:mo="http://schemas.microsoft.com/office/mac/office/2008/main" xmlns:mv="urn:schemas-microsoft-com:mac:vml" xmlns:o="urn:schemas-microsoft-com:office:office" xmlns:r="http://schemas.openxmlformats.org/officeDocument/2006/relationships" xmlns:v="urn:schemas-microsoft-com:vml" xmlns:w10="urn:schemas-microsoft-com:office:word" xmlns:w14="http://schemas.microsoft.com/office/word/2010/wordml" xmlns:w="http://schemas.openxmlformats.org/wordprocessingml/2006/main" xmlns:wne="http://schemas.microsoft.com/office/word/2006/wordml" xmlns:wp14="http://schemas.microsoft.com/office/word/2010/wordprocessingDrawing" xmlns:wp="http://schemas.openxmlformats.org/drawingml/2006/wordprocessingDrawing" xmlns:wpc="http://schemas.microsoft.com/office/word/2010/wordprocessingCanvas" xmlns:wpg="http://schemas.microsoft.com/office/word/2010/wordprocessingGroup" xmlns:wpi="http://schemas.microsoft.com/office/word/2010/wordprocessingInk" xmlns:wps="http://schemas.microsoft.com/office/word/2010/wordprocessingShape" mc:Ignorable="w14 wp14">
   <w:p>
     <w:pPr>
-      <w:spacing w:line="264" w:lineRule="auto" w:after="0"/>
+      <w:spacing w:line="240" w:lineRule="auto" w:after="0"/>
       <w:ind w:firstLine="0"/>
       <w:jc w:val="center"/>
     </w:pPr>
     <w:r>
       <w:rPr>
-        <w:rFonts w:ascii="宋体" w:hAnsi="宋体" w:eastAsia="宋体" w:cs="宋体"/>
+        <w:rFonts w:ascii="宋体" w:hAnsi="宋体"/>
         <w:color w:val="000000"/>
         <w:sz w:val="18"/>
       </w:rPr>
-      <w:t>高校二手物品可信交易小程序  软件实现</w:t>
+      <w:t>高校二手物品可信交易小程序　软件实现报告</w:t>
     </w:r>
   </w:p>
 </w:hdr>
@@ -7780,7 +5696,7 @@
     <w:rsid w:val="00FC693F"/>
     <w:pPr>
       <w:widowControl/>
-      <w:spacing w:after="80" w:line="360" w:lineRule="auto"/>
+      <w:spacing w:after="100" w:line="360" w:lineRule="auto"/>
       <w:ind w:firstLine="480"/>
     </w:pPr>
     <w:rPr>
@@ -7800,7 +5716,7 @@
     <w:pPr>
       <w:keepNext/>
       <w:keepLines/>
-      <w:spacing w:before="160" w:after="180" w:line="324" w:lineRule="auto"/>
+      <w:spacing w:before="160" w:after="180" w:line="312" w:lineRule="auto"/>
       <w:ind w:firstLine="0"/>
       <w:outlineLvl w:val="0"/>
     </w:pPr>
@@ -7825,7 +5741,7 @@
     <w:pPr>
       <w:keepNext/>
       <w:keepLines/>
-      <w:spacing w:before="160" w:after="120" w:line="324" w:lineRule="auto"/>
+      <w:spacing w:before="140" w:after="100" w:line="312" w:lineRule="auto"/>
       <w:ind w:firstLine="0"/>
       <w:outlineLvl w:val="1"/>
     </w:pPr>
@@ -7850,7 +5766,7 @@
     <w:pPr>
       <w:keepNext/>
       <w:keepLines/>
-      <w:spacing w:before="120" w:after="80" w:line="324" w:lineRule="auto"/>
+      <w:spacing w:before="100" w:after="80" w:line="312" w:lineRule="auto"/>
       <w:ind w:firstLine="0"/>
       <w:outlineLvl w:val="2"/>
     </w:pPr>
@@ -8159,7 +6075,7 @@
     <w:rsid w:val="00FC693F"/>
     <w:pPr>
       <w:keepNext/>
-      <w:spacing w:after="240" w:line="324" w:lineRule="auto" w:before="0"/>
+      <w:spacing w:after="240" w:line="312" w:lineRule="auto" w:before="0"/>
       <w:ind w:firstLine="0"/>
       <w:contextualSpacing/>
       <w:jc w:val="center"/>
@@ -8660,7 +6576,7 @@
     <w:qFormat/>
     <w:rsid w:val="00FC693F"/>
     <w:pPr>
-      <w:spacing w:line="300" w:lineRule="auto"/>
+      <w:spacing w:line="288" w:lineRule="auto" w:before="60" w:after="140"/>
       <w:ind w:firstLine="0"/>
     </w:pPr>
     <w:rPr>
